--- a/public/templates-bap/bap-toko.docx
+++ b/public/templates-bap/bap-toko.docx
@@ -1,5 +1,68 @@
 
-<file path=word/document.xml><?xml version="1.0" encoding="utf-8"?>
+<file path=customXml\item1.xml><?xml version="1.0" encoding="utf-8"?>
+<b:Sources xmlns:b="http://schemas.openxmlformats.org/officeDocument/2006/bibliography" xmlns="http://schemas.openxmlformats.org/officeDocument/2006/bibliography" SelectedStyle="\APASixthEditionOfficeOnline.xsl" StyleName="APA" Version="6"/>
+</file>
+
+<file path=customXml\itemProps1.xml><?xml version="1.0" encoding="utf-8"?>
+<ds:datastoreItem xmlns:ds="http://schemas.openxmlformats.org/officeDocument/2006/customXml" ds:itemID="{F7DA46E9-07F8-4649-9DE7-024B1579CC56}">
+  <ds:schemaRefs>
+    <ds:schemaRef ds:uri="http://schemas.openxmlformats.org/officeDocument/2006/bibliography"/>
+  </ds:schemaRefs>
+</ds:datastoreItem>
+</file>
+
+<file path=docProps\app.xml><?xml version="1.0" encoding="utf-8"?>
+<Properties xmlns="http://schemas.openxmlformats.org/officeDocument/2006/extended-properties" xmlns:vt="http://schemas.openxmlformats.org/officeDocument/2006/docPropsVTypes">
+  <Template>Normal.dotm</Template>
+  <TotalTime>377</TotalTime>
+  <Pages>5</Pages>
+  <Words>654</Words>
+  <Characters>3734</Characters>
+  <Application>Microsoft Office Word</Application>
+  <DocSecurity>0</DocSecurity>
+  <Lines>31</Lines>
+  <Paragraphs>8</Paragraphs>
+  <ScaleCrop>false</ScaleCrop>
+  <HeadingPairs>
+    <vt:vector size="2" baseType="variant">
+      <vt:variant>
+        <vt:lpstr>Title</vt:lpstr>
+      </vt:variant>
+      <vt:variant>
+        <vt:i4>1</vt:i4>
+      </vt:variant>
+    </vt:vector>
+  </HeadingPairs>
+  <TitlesOfParts>
+    <vt:vector size="1" baseType="lpstr">
+      <vt:lpstr/>
+    </vt:vector>
+  </TitlesOfParts>
+  <Company/>
+  <LinksUpToDate>false</LinksUpToDate>
+  <CharactersWithSpaces>4380</CharactersWithSpaces>
+  <SharedDoc>false</SharedDoc>
+  <HyperlinksChanged>false</HyperlinksChanged>
+  <AppVersion>16.0000</AppVersion>
+</Properties>
+</file>
+
+<file path=docProps\core.xml><?xml version="1.0" encoding="utf-8"?>
+<cp:coreProperties xmlns:cp="http://schemas.openxmlformats.org/package/2006/metadata/core-properties" xmlns:dc="http://purl.org/dc/elements/1.1/" xmlns:dcterms="http://purl.org/dc/terms/" xmlns:dcmitype="http://purl.org/dc/dcmitype/" xmlns:xsi="http://www.w3.org/2001/XMLSchema-instance">
+  <dc:title/>
+  <dc:subject/>
+  <dc:creator>DLH SRAGEN</dc:creator>
+  <cp:keywords/>
+  <dc:description/>
+  <cp:lastModifiedBy>Irfan Delix</cp:lastModifiedBy>
+  <cp:revision>34</cp:revision>
+  <cp:lastPrinted>2026-04-20T02:53:00Z</cp:lastPrinted>
+  <dcterms:created xsi:type="dcterms:W3CDTF">2026-04-02T06:11:00Z</dcterms:created>
+  <dcterms:modified xsi:type="dcterms:W3CDTF">2026-07-15T20:51:00Z</dcterms:modified>
+</cp:coreProperties>
+</file>
+
+<file path=word\document.xml><?xml version="1.0" encoding="utf-8"?>
 <w:document xmlns:wpc="http://schemas.microsoft.com/office/word/2010/wordprocessingCanvas" xmlns:cx="http://schemas.microsoft.com/office/drawing/2014/chartex" xmlns:cx1="http://schemas.microsoft.com/office/drawing/2015/9/8/chartex" xmlns:cx2="http://schemas.microsoft.com/office/drawing/2015/10/21/chartex" xmlns:cx3="http://schemas.microsoft.com/office/drawing/2016/5/9/chartex" xmlns:cx4="http://schemas.microsoft.com/office/drawing/2016/5/10/chartex" xmlns:cx5="http://schemas.microsoft.com/office/drawing/2016/5/11/chartex" xmlns:cx6="http://schemas.microsoft.com/office/drawing/2016/5/12/chartex" xmlns:cx7="http://schemas.microsoft.com/office/drawing/2016/5/13/chartex" xmlns:cx8="http://schemas.microsoft.com/office/drawing/2016/5/14/chartex" xmlns:mc="http://schemas.openxmlformats.org/markup-compatibility/2006" xmlns:aink="http://schemas.microsoft.com/office/drawing/2016/ink" xmlns:am3d="http://schemas.microsoft.com/office/drawing/2017/model3d" xmlns:o="urn:schemas-microsoft-com:office:office" xmlns:oel="http://schemas.microsoft.com/office/2019/extlst" xmlns:r="http://schemas.openxmlformats.org/officeDocument/2006/relationships" xmlns:m="http://schemas.openxmlformats.org/officeDocument/2006/math" xmlns:v="urn:schemas-microsoft-com:vml" xmlns:wp14="http://schemas.microsoft.com/office/word/2010/wordprocessingDrawing" xmlns:wp="http://schemas.openxmlformats.org/drawingml/2006/wordprocessingDrawing" xmlns:w10="urn:schemas-microsoft-com:office:word" xmlns:w="http://schemas.openxmlformats.org/wordprocessingml/2006/main" xmlns:w14="http://schemas.microsoft.com/office/word/2010/wordml" xmlns:w15="http://schemas.microsoft.com/office/word/2012/wordml" xmlns:w16cex="http://schemas.microsoft.com/office/word/2018/wordml/cex" xmlns:w16cid="http://schemas.microsoft.com/office/word/2016/wordml/cid" xmlns:w16="http://schemas.microsoft.com/office/word/2018/wordml" xmlns:w16sdtdh="http://schemas.microsoft.com/office/word/2020/wordml/sdtdatahash" xmlns:w16se="http://schemas.microsoft.com/office/word/2015/wordml/symex" xmlns:wpg="http://schemas.microsoft.com/office/word/2010/wordprocessingGroup" xmlns:wpi="http://schemas.microsoft.com/office/word/2010/wordprocessingInk" xmlns:wne="http://schemas.microsoft.com/office/word/2006/wordml" xmlns:wps="http://schemas.microsoft.com/office/word/2010/wordprocessingShape" mc:Ignorable="w14 w15 w16se w16cid w16 w16cex w16sdtdh wp14">
   <w:body>
     <w:tbl>
@@ -167,7 +230,6 @@
               </w:rPr>
               <w:t xml:space="preserve">Jl. </w:t>
             </w:r>
-            <w:proofErr w:type="spellStart"/>
             <w:r>
               <w:rPr>
                 <w:rFonts w:ascii="Arial" w:hAnsi="Arial" w:cs="Arial"/>
@@ -175,7 +237,6 @@
               </w:rPr>
               <w:t>Ronggowarsito</w:t>
             </w:r>
-            <w:proofErr w:type="spellEnd"/>
             <w:r>
               <w:rPr>
                 <w:rFonts w:ascii="Arial" w:hAnsi="Arial" w:cs="Arial"/>
@@ -183,7 +244,6 @@
               </w:rPr>
               <w:t xml:space="preserve"> No.18b, </w:t>
             </w:r>
-            <w:proofErr w:type="spellStart"/>
             <w:r>
               <w:rPr>
                 <w:rFonts w:ascii="Arial" w:hAnsi="Arial" w:cs="Arial"/>
@@ -191,7 +251,6 @@
               </w:rPr>
               <w:t>Sragen</w:t>
             </w:r>
-            <w:proofErr w:type="spellEnd"/>
             <w:r>
               <w:rPr>
                 <w:rFonts w:ascii="Arial" w:hAnsi="Arial" w:cs="Arial"/>
@@ -199,7 +258,6 @@
               </w:rPr>
               <w:t xml:space="preserve"> </w:t>
             </w:r>
-            <w:proofErr w:type="spellStart"/>
             <w:r>
               <w:rPr>
                 <w:rFonts w:ascii="Arial" w:hAnsi="Arial" w:cs="Arial"/>
@@ -207,7 +265,6 @@
               </w:rPr>
               <w:t>Wetan</w:t>
             </w:r>
-            <w:proofErr w:type="spellEnd"/>
             <w:r>
               <w:rPr>
                 <w:rFonts w:ascii="Arial" w:hAnsi="Arial" w:cs="Arial"/>
@@ -215,7 +272,6 @@
               </w:rPr>
               <w:t xml:space="preserve">, </w:t>
             </w:r>
-            <w:proofErr w:type="spellStart"/>
             <w:r>
               <w:rPr>
                 <w:rFonts w:ascii="Arial" w:hAnsi="Arial" w:cs="Arial"/>
@@ -223,7 +279,6 @@
               </w:rPr>
               <w:t>Sragen</w:t>
             </w:r>
-            <w:proofErr w:type="spellEnd"/>
             <w:r>
               <w:rPr>
                 <w:rFonts w:ascii="Arial" w:hAnsi="Arial" w:cs="Arial"/>
@@ -231,7 +286,6 @@
               </w:rPr>
               <w:t xml:space="preserve">, </w:t>
             </w:r>
-            <w:proofErr w:type="spellStart"/>
             <w:r>
               <w:rPr>
                 <w:rFonts w:ascii="Arial" w:hAnsi="Arial" w:cs="Arial"/>
@@ -239,7 +293,6 @@
               </w:rPr>
               <w:t>Jawa</w:t>
             </w:r>
-            <w:proofErr w:type="spellEnd"/>
             <w:r>
               <w:rPr>
                 <w:rFonts w:ascii="Arial" w:hAnsi="Arial" w:cs="Arial"/>
@@ -347,7 +400,6 @@
         </w:rPr>
         <w:t xml:space="preserve">                                              </w:t>
       </w:r>
-      <w:proofErr w:type="spellStart"/>
       <w:r>
         <w:rPr>
           <w:rFonts w:ascii="Arial Nova Cond" w:hAnsi="Arial Nova Cond"/>
@@ -356,7 +408,6 @@
         </w:rPr>
         <w:t>Nomor</w:t>
       </w:r>
-      <w:proofErr w:type="spellEnd"/>
       <w:r>
         <w:rPr>
           <w:rFonts w:ascii="Arial Nova Cond" w:hAnsi="Arial Nova Cond"/>
@@ -397,7 +448,6 @@
         </w:rPr>
         <w:t>{</w:t>
       </w:r>
-      <w:proofErr w:type="spellStart"/>
       <w:r>
         <w:rPr>
           <w:rFonts w:ascii="Arial Nova Cond" w:hAnsi="Arial Nova Cond"/>
@@ -406,7 +456,6 @@
         </w:rPr>
         <w:t>tahun_ini</w:t>
       </w:r>
-      <w:proofErr w:type="spellEnd"/>
       <w:r>
         <w:rPr>
           <w:rFonts w:ascii="Arial Nova Cond" w:hAnsi="Arial Nova Cond"/>
@@ -445,7 +494,6 @@
         </w:rPr>
         <w:t xml:space="preserve">Pada </w:t>
       </w:r>
-      <w:proofErr w:type="spellStart"/>
       <w:r>
         <w:rPr>
           <w:rFonts w:ascii="Arial Nova Cond" w:hAnsi="Arial Nova Cond"/>
@@ -454,7 +502,6 @@
         </w:rPr>
         <w:t>hari</w:t>
       </w:r>
-      <w:proofErr w:type="spellEnd"/>
       <w:r>
         <w:rPr>
           <w:rFonts w:ascii="Arial Nova Cond" w:hAnsi="Arial Nova Cond"/>
@@ -463,7 +510,6 @@
         </w:rPr>
         <w:t xml:space="preserve"> </w:t>
       </w:r>
-      <w:proofErr w:type="spellStart"/>
       <w:r>
         <w:rPr>
           <w:rFonts w:ascii="Arial Nova Cond" w:hAnsi="Arial Nova Cond"/>
@@ -472,7 +518,6 @@
         </w:rPr>
         <w:t>ini</w:t>
       </w:r>
-      <w:proofErr w:type="spellEnd"/>
       <w:r>
         <w:rPr>
           <w:rFonts w:ascii="Arial Nova Cond" w:hAnsi="Arial Nova Cond"/>
@@ -489,7 +534,6 @@
         </w:rPr>
         <w:t>{</w:t>
       </w:r>
-      <w:proofErr w:type="spellStart"/>
       <w:r>
         <w:rPr>
           <w:rFonts w:ascii="Arial Nova Cond" w:hAnsi="Arial Nova Cond"/>
@@ -498,7 +542,6 @@
         </w:rPr>
         <w:t>hari_ini_nama</w:t>
       </w:r>
-      <w:proofErr w:type="spellEnd"/>
       <w:r>
         <w:rPr>
           <w:rFonts w:ascii="Arial Nova Cond" w:hAnsi="Arial Nova Cond"/>
@@ -515,7 +558,6 @@
         </w:rPr>
         <w:t xml:space="preserve">, </w:t>
       </w:r>
-      <w:proofErr w:type="spellStart"/>
       <w:r>
         <w:rPr>
           <w:rFonts w:ascii="Arial Nova Cond" w:hAnsi="Arial Nova Cond"/>
@@ -524,7 +566,6 @@
         </w:rPr>
         <w:t>tanggal</w:t>
       </w:r>
-      <w:proofErr w:type="spellEnd"/>
       <w:r>
         <w:rPr>
           <w:rFonts w:ascii="Arial Nova Cond" w:hAnsi="Arial Nova Cond"/>
@@ -541,7 +582,6 @@
         </w:rPr>
         <w:t>{</w:t>
       </w:r>
-      <w:proofErr w:type="spellStart"/>
       <w:r>
         <w:rPr>
           <w:rFonts w:ascii="Arial Nova Cond" w:hAnsi="Arial Nova Cond"/>
@@ -550,7 +590,6 @@
         </w:rPr>
         <w:t>hari_ini_tanggal_terbilang</w:t>
       </w:r>
-      <w:proofErr w:type="spellEnd"/>
       <w:r>
         <w:rPr>
           <w:rFonts w:ascii="Arial Nova Cond" w:hAnsi="Arial Nova Cond"/>
@@ -567,7 +606,6 @@
         </w:rPr>
         <w:t xml:space="preserve"> </w:t>
       </w:r>
-      <w:proofErr w:type="spellStart"/>
       <w:r>
         <w:rPr>
           <w:rFonts w:ascii="Arial Nova Cond" w:hAnsi="Arial Nova Cond"/>
@@ -576,7 +614,6 @@
         </w:rPr>
         <w:t>bulan</w:t>
       </w:r>
-      <w:proofErr w:type="spellEnd"/>
       <w:r>
         <w:rPr>
           <w:rFonts w:ascii="Arial Nova Cond" w:hAnsi="Arial Nova Cond"/>
@@ -593,7 +630,6 @@
         </w:rPr>
         <w:t>{</w:t>
       </w:r>
-      <w:proofErr w:type="spellStart"/>
       <w:r>
         <w:rPr>
           <w:rFonts w:ascii="Arial Nova Cond" w:hAnsi="Arial Nova Cond"/>
@@ -602,7 +638,6 @@
         </w:rPr>
         <w:t>hari_ini_bulan</w:t>
       </w:r>
-      <w:proofErr w:type="spellEnd"/>
       <w:r>
         <w:rPr>
           <w:rFonts w:ascii="Arial Nova Cond" w:hAnsi="Arial Nova Cond"/>
@@ -621,7 +656,6 @@
         </w:rPr>
         <w:t xml:space="preserve"> </w:t>
       </w:r>
-      <w:proofErr w:type="spellStart"/>
       <w:r>
         <w:rPr>
           <w:rFonts w:ascii="Arial Nova Cond" w:hAnsi="Arial Nova Cond"/>
@@ -630,7 +664,6 @@
         </w:rPr>
         <w:t>tahun</w:t>
       </w:r>
-      <w:proofErr w:type="spellEnd"/>
       <w:r>
         <w:rPr>
           <w:rFonts w:ascii="Arial Nova Cond" w:hAnsi="Arial Nova Cond"/>
@@ -647,7 +680,6 @@
         </w:rPr>
         <w:t>{</w:t>
       </w:r>
-      <w:proofErr w:type="spellStart"/>
       <w:r>
         <w:rPr>
           <w:rFonts w:ascii="Arial Nova Cond" w:hAnsi="Arial Nova Cond"/>
@@ -656,7 +688,6 @@
         </w:rPr>
         <w:t>hari_ini_tahun_terbilang</w:t>
       </w:r>
-      <w:proofErr w:type="spellEnd"/>
       <w:r>
         <w:rPr>
           <w:rFonts w:ascii="Arial Nova Cond" w:hAnsi="Arial Nova Cond"/>
@@ -675,7 +706,6 @@
         </w:rPr>
         <w:t xml:space="preserve"> </w:t>
       </w:r>
-      <w:proofErr w:type="spellStart"/>
       <w:r>
         <w:rPr>
           <w:rFonts w:ascii="Arial Nova Cond" w:hAnsi="Arial Nova Cond"/>
@@ -684,7 +714,6 @@
         </w:rPr>
         <w:t>pukul</w:t>
       </w:r>
-      <w:proofErr w:type="spellEnd"/>
       <w:r>
         <w:rPr>
           <w:rFonts w:ascii="Arial Nova Cond" w:hAnsi="Arial Nova Cond"/>
@@ -701,7 +730,6 @@
         </w:rPr>
         <w:t>{</w:t>
       </w:r>
-      <w:proofErr w:type="spellStart"/>
       <w:r>
         <w:rPr>
           <w:rFonts w:ascii="Arial Nova Cond" w:hAnsi="Arial Nova Cond"/>
@@ -710,7 +738,6 @@
         </w:rPr>
         <w:t>waktu_pengawasan</w:t>
       </w:r>
-      <w:proofErr w:type="spellEnd"/>
       <w:r>
         <w:rPr>
           <w:rFonts w:ascii="Arial Nova Cond" w:hAnsi="Arial Nova Cond"/>
@@ -727,7 +754,6 @@
         </w:rPr>
         <w:t xml:space="preserve">WIB, di </w:t>
       </w:r>
-      <w:proofErr w:type="spellStart"/>
       <w:r>
         <w:rPr>
           <w:rFonts w:ascii="Arial Nova Cond" w:hAnsi="Arial Nova Cond"/>
@@ -736,7 +762,6 @@
         </w:rPr>
         <w:t>lokasi</w:t>
       </w:r>
-      <w:proofErr w:type="spellEnd"/>
       <w:r>
         <w:rPr>
           <w:rFonts w:ascii="Arial Nova Cond" w:hAnsi="Arial Nova Cond"/>
@@ -753,7 +778,6 @@
         </w:rPr>
         <w:t>{</w:t>
       </w:r>
-      <w:proofErr w:type="spellStart"/>
       <w:r>
         <w:rPr>
           <w:rFonts w:ascii="Arial Nova Cond" w:hAnsi="Arial Nova Cond"/>
@@ -762,7 +786,6 @@
         </w:rPr>
         <w:t>nama_badan_usaha_kegiatan</w:t>
       </w:r>
-      <w:proofErr w:type="spellEnd"/>
       <w:r>
         <w:rPr>
           <w:rFonts w:ascii="Arial Nova Cond" w:hAnsi="Arial Nova Cond"/>
@@ -787,7 +810,6 @@
         </w:rPr>
         <w:t>{</w:t>
       </w:r>
-      <w:proofErr w:type="spellStart"/>
       <w:r>
         <w:rPr>
           <w:rFonts w:ascii="Arial Nova Cond" w:hAnsi="Arial Nova Cond"/>
@@ -796,7 +818,6 @@
         </w:rPr>
         <w:t>alamat_lokasi</w:t>
       </w:r>
-      <w:proofErr w:type="spellEnd"/>
       <w:r>
         <w:rPr>
           <w:rFonts w:ascii="Arial Nova Cond" w:hAnsi="Arial Nova Cond"/>
@@ -813,7 +834,6 @@
         </w:rPr>
         <w:t xml:space="preserve">, </w:t>
       </w:r>
-      <w:proofErr w:type="spellStart"/>
       <w:r>
         <w:rPr>
           <w:rFonts w:ascii="Arial Nova Cond" w:hAnsi="Arial Nova Cond"/>
@@ -822,7 +842,6 @@
         </w:rPr>
         <w:t>telah</w:t>
       </w:r>
-      <w:proofErr w:type="spellEnd"/>
       <w:r>
         <w:rPr>
           <w:rFonts w:ascii="Arial Nova Cond" w:hAnsi="Arial Nova Cond"/>
@@ -831,7 +850,6 @@
         </w:rPr>
         <w:t xml:space="preserve"> </w:t>
       </w:r>
-      <w:proofErr w:type="spellStart"/>
       <w:r>
         <w:rPr>
           <w:rFonts w:ascii="Arial Nova Cond" w:hAnsi="Arial Nova Cond"/>
@@ -840,7 +858,6 @@
         </w:rPr>
         <w:t>dilakukan</w:t>
       </w:r>
-      <w:proofErr w:type="spellEnd"/>
       <w:r>
         <w:rPr>
           <w:rFonts w:ascii="Arial Nova Cond" w:hAnsi="Arial Nova Cond"/>
@@ -849,7 +866,6 @@
         </w:rPr>
         <w:t xml:space="preserve"> </w:t>
       </w:r>
-      <w:proofErr w:type="spellStart"/>
       <w:r>
         <w:rPr>
           <w:rFonts w:ascii="Arial Nova Cond" w:hAnsi="Arial Nova Cond"/>
@@ -858,7 +874,6 @@
         </w:rPr>
         <w:t>penandatanganan</w:t>
       </w:r>
-      <w:proofErr w:type="spellEnd"/>
       <w:r>
         <w:rPr>
           <w:rFonts w:ascii="Arial Nova Cond" w:hAnsi="Arial Nova Cond"/>
@@ -867,7 +882,6 @@
         </w:rPr>
         <w:t xml:space="preserve"> </w:t>
       </w:r>
-      <w:proofErr w:type="spellStart"/>
       <w:r>
         <w:rPr>
           <w:rFonts w:ascii="Arial Nova Cond" w:hAnsi="Arial Nova Cond"/>
@@ -876,7 +890,6 @@
         </w:rPr>
         <w:t>berita</w:t>
       </w:r>
-      <w:proofErr w:type="spellEnd"/>
       <w:r>
         <w:rPr>
           <w:rFonts w:ascii="Arial Nova Cond" w:hAnsi="Arial Nova Cond"/>
@@ -885,7 +898,6 @@
         </w:rPr>
         <w:t xml:space="preserve"> acara </w:t>
       </w:r>
-      <w:proofErr w:type="spellStart"/>
       <w:r>
         <w:rPr>
           <w:rFonts w:ascii="Arial Nova Cond" w:hAnsi="Arial Nova Cond"/>
@@ -894,7 +906,6 @@
         </w:rPr>
         <w:t>pengawasan</w:t>
       </w:r>
-      <w:proofErr w:type="spellEnd"/>
       <w:r>
         <w:rPr>
           <w:rFonts w:ascii="Arial Nova Cond" w:hAnsi="Arial Nova Cond"/>
@@ -903,7 +914,6 @@
         </w:rPr>
         <w:t xml:space="preserve"> </w:t>
       </w:r>
-      <w:proofErr w:type="spellStart"/>
       <w:r>
         <w:rPr>
           <w:rFonts w:ascii="Arial Nova Cond" w:hAnsi="Arial Nova Cond"/>
@@ -920,7 +930,6 @@
         </w:rPr>
         <w:t>ingkungan</w:t>
       </w:r>
-      <w:proofErr w:type="spellEnd"/>
       <w:r>
         <w:rPr>
           <w:rFonts w:ascii="Arial Nova Cond" w:hAnsi="Arial Nova Cond"/>
@@ -929,7 +938,6 @@
         </w:rPr>
         <w:t xml:space="preserve"> </w:t>
       </w:r>
-      <w:proofErr w:type="spellStart"/>
       <w:r>
         <w:rPr>
           <w:rFonts w:ascii="Arial Nova Cond" w:hAnsi="Arial Nova Cond"/>
@@ -946,7 +954,6 @@
         </w:rPr>
         <w:t>idup</w:t>
       </w:r>
-      <w:proofErr w:type="spellEnd"/>
       <w:r>
         <w:rPr>
           <w:rFonts w:ascii="Arial Nova Cond" w:hAnsi="Arial Nova Cond"/>
@@ -955,7 +962,6 @@
         </w:rPr>
         <w:t xml:space="preserve"> </w:t>
       </w:r>
-      <w:proofErr w:type="spellStart"/>
       <w:r>
         <w:rPr>
           <w:rFonts w:ascii="Arial Nova Cond" w:hAnsi="Arial Nova Cond"/>
@@ -964,7 +970,6 @@
         </w:rPr>
         <w:t>terhadap</w:t>
       </w:r>
-      <w:proofErr w:type="spellEnd"/>
       <w:r>
         <w:rPr>
           <w:rFonts w:ascii="Arial Nova Cond" w:hAnsi="Arial Nova Cond"/>
@@ -981,7 +986,6 @@
         </w:rPr>
         <w:t>{</w:t>
       </w:r>
-      <w:proofErr w:type="spellStart"/>
       <w:r>
         <w:rPr>
           <w:rFonts w:ascii="Arial Nova Cond" w:hAnsi="Arial Nova Cond"/>
@@ -990,7 +994,6 @@
         </w:rPr>
         <w:t>nama_badan_usaha_kegiatan</w:t>
       </w:r>
-      <w:proofErr w:type="spellEnd"/>
       <w:r>
         <w:rPr>
           <w:rFonts w:ascii="Arial Nova Cond" w:hAnsi="Arial Nova Cond"/>
@@ -999,7 +1002,6 @@
         </w:rPr>
         <w:t xml:space="preserve">} </w:t>
       </w:r>
-      <w:proofErr w:type="spellStart"/>
       <w:r>
         <w:rPr>
           <w:rFonts w:ascii="Arial Nova Cond" w:hAnsi="Arial Nova Cond"/>
@@ -1008,7 +1010,6 @@
         </w:rPr>
         <w:t>dengan</w:t>
       </w:r>
-      <w:proofErr w:type="spellEnd"/>
       <w:r>
         <w:rPr>
           <w:rFonts w:ascii="Arial Nova Cond" w:hAnsi="Arial Nova Cond"/>
@@ -1017,7 +1018,6 @@
         </w:rPr>
         <w:t xml:space="preserve"> </w:t>
       </w:r>
-      <w:proofErr w:type="spellStart"/>
       <w:r>
         <w:rPr>
           <w:rFonts w:ascii="Arial Nova Cond" w:hAnsi="Arial Nova Cond"/>
@@ -1026,7 +1026,6 @@
         </w:rPr>
         <w:t>hasil</w:t>
       </w:r>
-      <w:proofErr w:type="spellEnd"/>
       <w:r>
         <w:rPr>
           <w:rFonts w:ascii="Arial Nova Cond" w:hAnsi="Arial Nova Cond"/>
@@ -1035,7 +1034,6 @@
         </w:rPr>
         <w:t xml:space="preserve"> </w:t>
       </w:r>
-      <w:proofErr w:type="spellStart"/>
       <w:r>
         <w:rPr>
           <w:rFonts w:ascii="Arial Nova Cond" w:hAnsi="Arial Nova Cond"/>
@@ -1044,7 +1042,6 @@
         </w:rPr>
         <w:t>sebagai</w:t>
       </w:r>
-      <w:proofErr w:type="spellEnd"/>
       <w:r>
         <w:rPr>
           <w:rFonts w:ascii="Arial Nova Cond" w:hAnsi="Arial Nova Cond"/>
@@ -1053,7 +1050,6 @@
         </w:rPr>
         <w:t xml:space="preserve"> </w:t>
       </w:r>
-      <w:proofErr w:type="spellStart"/>
       <w:r>
         <w:rPr>
           <w:rFonts w:ascii="Arial Nova Cond" w:hAnsi="Arial Nova Cond"/>
@@ -1062,7 +1058,6 @@
         </w:rPr>
         <w:t>berikut</w:t>
       </w:r>
-      <w:proofErr w:type="spellEnd"/>
       <w:r>
         <w:rPr>
           <w:rFonts w:ascii="Arial Nova Cond" w:hAnsi="Arial Nova Cond"/>
@@ -1101,7 +1096,6 @@
         </w:rPr>
         <w:t xml:space="preserve">A. </w:t>
       </w:r>
-      <w:proofErr w:type="spellStart"/>
       <w:r>
         <w:rPr>
           <w:rFonts w:ascii="Arial Nova Cond" w:hAnsi="Arial Nova Cond"/>
@@ -1110,7 +1104,6 @@
         </w:rPr>
         <w:t>Identitas</w:t>
       </w:r>
-      <w:proofErr w:type="spellEnd"/>
       <w:r>
         <w:rPr>
           <w:rFonts w:ascii="Arial Nova Cond" w:hAnsi="Arial Nova Cond"/>
@@ -1135,7 +1128,6 @@
         </w:rPr>
         <w:t xml:space="preserve"> </w:t>
       </w:r>
-      <w:proofErr w:type="spellStart"/>
       <w:r>
         <w:rPr>
           <w:rFonts w:ascii="Arial Nova Cond" w:hAnsi="Arial Nova Cond"/>
@@ -1144,7 +1136,6 @@
         </w:rPr>
         <w:t>Pengawas</w:t>
       </w:r>
-      <w:proofErr w:type="spellEnd"/>
       <w:r>
         <w:rPr>
           <w:rFonts w:ascii="Arial Nova Cond" w:hAnsi="Arial Nova Cond"/>
@@ -1153,7 +1144,6 @@
         </w:rPr>
         <w:t xml:space="preserve"> </w:t>
       </w:r>
-      <w:proofErr w:type="spellStart"/>
       <w:r>
         <w:rPr>
           <w:rFonts w:ascii="Arial Nova Cond" w:hAnsi="Arial Nova Cond"/>
@@ -1162,7 +1152,6 @@
         </w:rPr>
         <w:t>Lingkungan</w:t>
       </w:r>
-      <w:proofErr w:type="spellEnd"/>
       <w:r>
         <w:rPr>
           <w:rFonts w:ascii="Arial Nova Cond" w:hAnsi="Arial Nova Cond"/>
@@ -1171,7 +1160,6 @@
         </w:rPr>
         <w:t xml:space="preserve"> </w:t>
       </w:r>
-      <w:proofErr w:type="spellStart"/>
       <w:r>
         <w:rPr>
           <w:rFonts w:ascii="Arial Nova Cond" w:hAnsi="Arial Nova Cond"/>
@@ -1180,7 +1168,6 @@
         </w:rPr>
         <w:t>Hidup</w:t>
       </w:r>
-      <w:proofErr w:type="spellEnd"/>
     </w:p>
     <w:tbl>
       <w:tblPr>
@@ -1218,7 +1205,6 @@
               </w:rPr>
               <w:t>{#tim_penilai_lengkap} {</w:t>
             </w:r>
-            <w:proofErr w:type="spellStart"/>
             <w:r>
               <w:rPr>
                 <w:rFonts w:ascii="Arial Nova Cond" w:hAnsi="Arial Nova Cond"/>
@@ -1227,7 +1213,6 @@
               </w:rPr>
               <w:t>nomor_urut</w:t>
             </w:r>
-            <w:proofErr w:type="spellEnd"/>
             <w:r>
               <w:rPr>
                 <w:rFonts w:ascii="Arial Nova Cond" w:hAnsi="Arial Nova Cond"/>
@@ -1307,7 +1292,6 @@
                 <w:szCs w:val="24"/>
               </w:rPr>
             </w:pPr>
-            <w:proofErr w:type="spellStart"/>
             <w:r>
               <w:rPr>
                 <w:rFonts w:ascii="Arial Nova Cond" w:hAnsi="Arial Nova Cond"/>
@@ -1316,7 +1300,6 @@
               </w:rPr>
               <w:t>Instansi</w:t>
             </w:r>
-            <w:proofErr w:type="spellEnd"/>
             <w:r>
               <w:rPr>
                 <w:rFonts w:ascii="Arial Nova Cond" w:hAnsi="Arial Nova Cond"/>
@@ -1443,7 +1426,6 @@
               </w:rPr>
               <w:t>{</w:t>
             </w:r>
-            <w:proofErr w:type="spellStart"/>
             <w:r>
               <w:rPr>
                 <w:rFonts w:ascii="Arial Nova Cond" w:hAnsi="Arial Nova Cond"/>
@@ -1452,7 +1434,6 @@
               </w:rPr>
               <w:t>nama</w:t>
             </w:r>
-            <w:proofErr w:type="spellEnd"/>
             <w:r>
               <w:rPr>
                 <w:rFonts w:ascii="Arial Nova Cond" w:hAnsi="Arial Nova Cond"/>
@@ -1497,7 +1478,6 @@
               </w:rPr>
               <w:t>{</w:t>
             </w:r>
-            <w:proofErr w:type="spellStart"/>
             <w:r>
               <w:rPr>
                 <w:rFonts w:ascii="Arial Nova Cond" w:hAnsi="Arial Nova Cond"/>
@@ -1506,7 +1486,6 @@
               </w:rPr>
               <w:t>pangkat_golongan</w:t>
             </w:r>
-            <w:proofErr w:type="spellEnd"/>
             <w:r>
               <w:rPr>
                 <w:rFonts w:ascii="Arial Nova Cond" w:hAnsi="Arial Nova Cond"/>
@@ -1533,7 +1512,6 @@
               </w:rPr>
               <w:t>{</w:t>
             </w:r>
-            <w:proofErr w:type="spellStart"/>
             <w:r>
               <w:rPr>
                 <w:rFonts w:ascii="Arial Nova Cond" w:hAnsi="Arial Nova Cond"/>
@@ -1542,7 +1520,6 @@
               </w:rPr>
               <w:t>jabatan</w:t>
             </w:r>
-            <w:proofErr w:type="spellEnd"/>
             <w:r>
               <w:rPr>
                 <w:rFonts w:ascii="Arial Nova Cond" w:hAnsi="Arial Nova Cond"/>
@@ -1569,7 +1546,6 @@
               </w:rPr>
               <w:t xml:space="preserve">Dinas </w:t>
             </w:r>
-            <w:proofErr w:type="spellStart"/>
             <w:r>
               <w:rPr>
                 <w:rFonts w:ascii="Arial Nova Cond" w:hAnsi="Arial Nova Cond"/>
@@ -1578,7 +1554,6 @@
               </w:rPr>
               <w:t>Lingkungan</w:t>
             </w:r>
-            <w:proofErr w:type="spellEnd"/>
             <w:r>
               <w:rPr>
                 <w:rFonts w:ascii="Arial Nova Cond" w:hAnsi="Arial Nova Cond"/>
@@ -1587,7 +1562,6 @@
               </w:rPr>
               <w:t xml:space="preserve"> </w:t>
             </w:r>
-            <w:proofErr w:type="spellStart"/>
             <w:r>
               <w:rPr>
                 <w:rFonts w:ascii="Arial Nova Cond" w:hAnsi="Arial Nova Cond"/>
@@ -1596,7 +1570,6 @@
               </w:rPr>
               <w:t>Hidup</w:t>
             </w:r>
-            <w:proofErr w:type="spellEnd"/>
             <w:r>
               <w:rPr>
                 <w:rFonts w:ascii="Arial Nova Cond" w:hAnsi="Arial Nova Cond"/>
@@ -1605,7 +1578,6 @@
               </w:rPr>
               <w:t xml:space="preserve"> </w:t>
             </w:r>
-            <w:proofErr w:type="spellStart"/>
             <w:r>
               <w:rPr>
                 <w:rFonts w:ascii="Arial Nova Cond" w:hAnsi="Arial Nova Cond"/>
@@ -1614,7 +1586,6 @@
               </w:rPr>
               <w:t>Kabupaten</w:t>
             </w:r>
-            <w:proofErr w:type="spellEnd"/>
             <w:r>
               <w:rPr>
                 <w:rFonts w:ascii="Arial Nova Cond" w:hAnsi="Arial Nova Cond"/>
@@ -1623,7 +1594,6 @@
               </w:rPr>
               <w:t xml:space="preserve"> </w:t>
             </w:r>
-            <w:proofErr w:type="spellStart"/>
             <w:r>
               <w:rPr>
                 <w:rFonts w:ascii="Arial Nova Cond" w:hAnsi="Arial Nova Cond"/>
@@ -1632,7 +1602,6 @@
               </w:rPr>
               <w:t>Sragen</w:t>
             </w:r>
-            <w:proofErr w:type="spellEnd"/>
           </w:p>
           <w:p>
             <w:pPr>
@@ -1651,7 +1620,6 @@
               </w:rPr>
               <w:t>{/</w:t>
             </w:r>
-            <w:proofErr w:type="spellStart"/>
             <w:r>
               <w:rPr>
                 <w:rFonts w:ascii="Arial Nova Cond" w:hAnsi="Arial Nova Cond"/>
@@ -1660,7 +1628,6 @@
               </w:rPr>
               <w:t>tim_penilai_lengkap</w:t>
             </w:r>
-            <w:proofErr w:type="spellEnd"/>
             <w:r>
               <w:rPr>
                 <w:rFonts w:ascii="Arial Nova Cond" w:hAnsi="Arial Nova Cond"/>
@@ -1829,7 +1796,6 @@
               </w:rPr>
               <w:t>{</w:t>
             </w:r>
-            <w:proofErr w:type="spellStart"/>
             <w:r>
               <w:rPr>
                 <w:rFonts w:ascii="Arial Nova Cond" w:hAnsi="Arial Nova Cond"/>
@@ -1838,7 +1804,6 @@
               </w:rPr>
               <w:t>nama_badan_usaha_kegiatan</w:t>
             </w:r>
-            <w:proofErr w:type="spellEnd"/>
             <w:r>
               <w:rPr>
                 <w:rFonts w:ascii="Arial Nova Cond" w:hAnsi="Arial Nova Cond"/>
@@ -1963,7 +1928,6 @@
               </w:rPr>
               <w:t>{</w:t>
             </w:r>
-            <w:proofErr w:type="spellStart"/>
             <w:r>
               <w:rPr>
                 <w:rFonts w:ascii="Arial Nova Cond" w:hAnsi="Arial Nova Cond"/>
@@ -1972,7 +1936,6 @@
               </w:rPr>
               <w:t>kbli</w:t>
             </w:r>
-            <w:proofErr w:type="spellEnd"/>
             <w:r>
               <w:rPr>
                 <w:rFonts w:ascii="Arial Nova Cond" w:hAnsi="Arial Nova Cond"/>
@@ -2021,7 +1984,6 @@
                 <w:szCs w:val="24"/>
               </w:rPr>
             </w:pPr>
-            <w:proofErr w:type="spellStart"/>
             <w:r>
               <w:rPr>
                 <w:rFonts w:ascii="Arial Nova Cond" w:hAnsi="Arial Nova Cond"/>
@@ -2030,7 +1992,6 @@
               </w:rPr>
               <w:t>Tahun</w:t>
             </w:r>
-            <w:proofErr w:type="spellEnd"/>
             <w:r>
               <w:rPr>
                 <w:rFonts w:ascii="Arial Nova Cond" w:hAnsi="Arial Nova Cond"/>
@@ -2039,7 +2000,6 @@
               </w:rPr>
               <w:t xml:space="preserve"> </w:t>
             </w:r>
-            <w:proofErr w:type="spellStart"/>
             <w:r>
               <w:rPr>
                 <w:rFonts w:ascii="Arial Nova Cond" w:hAnsi="Arial Nova Cond"/>
@@ -2048,7 +2008,6 @@
               </w:rPr>
               <w:t>beroperasi</w:t>
             </w:r>
-            <w:proofErr w:type="spellEnd"/>
           </w:p>
         </w:tc>
         <w:tc>
@@ -2095,7 +2054,6 @@
               </w:rPr>
               <w:t>{</w:t>
             </w:r>
-            <w:proofErr w:type="spellStart"/>
             <w:r>
               <w:rPr>
                 <w:rFonts w:ascii="Arial Nova Cond" w:hAnsi="Arial Nova Cond"/>
@@ -2104,7 +2062,6 @@
               </w:rPr>
               <w:t>tahun_operasi</w:t>
             </w:r>
-            <w:proofErr w:type="spellEnd"/>
             <w:r>
               <w:rPr>
                 <w:rFonts w:ascii="Arial Nova Cond" w:hAnsi="Arial Nova Cond"/>
@@ -2161,7 +2118,6 @@
               </w:rPr>
               <w:t xml:space="preserve">Status </w:t>
             </w:r>
-            <w:proofErr w:type="spellStart"/>
             <w:r>
               <w:rPr>
                 <w:rFonts w:ascii="Arial Nova Cond" w:hAnsi="Arial Nova Cond"/>
@@ -2170,7 +2126,6 @@
               </w:rPr>
               <w:t>permodalan</w:t>
             </w:r>
-            <w:proofErr w:type="spellEnd"/>
           </w:p>
         </w:tc>
         <w:tc>
@@ -2217,7 +2172,6 @@
               </w:rPr>
               <w:t>{</w:t>
             </w:r>
-            <w:proofErr w:type="spellStart"/>
             <w:r>
               <w:rPr>
                 <w:rFonts w:ascii="Arial Nova Cond" w:hAnsi="Arial Nova Cond"/>
@@ -2226,7 +2180,6 @@
               </w:rPr>
               <w:t>status_permodalan</w:t>
             </w:r>
-            <w:proofErr w:type="spellEnd"/>
             <w:r>
               <w:rPr>
                 <w:rFonts w:ascii="Arial Nova Cond" w:hAnsi="Arial Nova Cond"/>
@@ -2283,7 +2236,6 @@
               </w:rPr>
               <w:t xml:space="preserve">Nama </w:t>
             </w:r>
-            <w:proofErr w:type="spellStart"/>
             <w:r>
               <w:rPr>
                 <w:rFonts w:ascii="Arial Nova Cond" w:hAnsi="Arial Nova Cond"/>
@@ -2292,7 +2244,6 @@
               </w:rPr>
               <w:t>penanggung</w:t>
             </w:r>
-            <w:proofErr w:type="spellEnd"/>
             <w:r>
               <w:rPr>
                 <w:rFonts w:ascii="Arial Nova Cond" w:hAnsi="Arial Nova Cond"/>
@@ -2301,7 +2252,6 @@
               </w:rPr>
               <w:t xml:space="preserve"> </w:t>
             </w:r>
-            <w:proofErr w:type="spellStart"/>
             <w:r>
               <w:rPr>
                 <w:rFonts w:ascii="Arial Nova Cond" w:hAnsi="Arial Nova Cond"/>
@@ -2310,7 +2260,6 @@
               </w:rPr>
               <w:t>jawab</w:t>
             </w:r>
-            <w:proofErr w:type="spellEnd"/>
             <w:r>
               <w:rPr>
                 <w:rFonts w:ascii="Arial Nova Cond" w:hAnsi="Arial Nova Cond"/>
@@ -2319,7 +2268,6 @@
               </w:rPr>
               <w:t xml:space="preserve"> Usaha dan/</w:t>
             </w:r>
-            <w:proofErr w:type="spellStart"/>
             <w:r>
               <w:rPr>
                 <w:rFonts w:ascii="Arial Nova Cond" w:hAnsi="Arial Nova Cond"/>
@@ -2328,7 +2276,6 @@
               </w:rPr>
               <w:t>atau</w:t>
             </w:r>
-            <w:proofErr w:type="spellEnd"/>
             <w:r>
               <w:rPr>
                 <w:rFonts w:ascii="Arial Nova Cond" w:hAnsi="Arial Nova Cond"/>
@@ -2337,7 +2284,6 @@
               </w:rPr>
               <w:t xml:space="preserve"> </w:t>
             </w:r>
-            <w:proofErr w:type="spellStart"/>
             <w:r>
               <w:rPr>
                 <w:rFonts w:ascii="Arial Nova Cond" w:hAnsi="Arial Nova Cond"/>
@@ -2346,7 +2292,6 @@
               </w:rPr>
               <w:t>Kegiatan</w:t>
             </w:r>
-            <w:proofErr w:type="spellEnd"/>
           </w:p>
         </w:tc>
         <w:tc>
@@ -2394,7 +2339,6 @@
               </w:rPr>
               <w:t>{</w:t>
             </w:r>
-            <w:proofErr w:type="spellStart"/>
             <w:r>
               <w:rPr>
                 <w:rFonts w:ascii="Arial Nova Cond" w:hAnsi="Arial Nova Cond"/>
@@ -2403,7 +2347,6 @@
               </w:rPr>
               <w:t>pj_nama</w:t>
             </w:r>
-            <w:proofErr w:type="spellEnd"/>
             <w:r>
               <w:rPr>
                 <w:rFonts w:ascii="Arial Nova Cond" w:hAnsi="Arial Nova Cond"/>
@@ -2452,7 +2395,6 @@
                 <w:szCs w:val="24"/>
               </w:rPr>
             </w:pPr>
-            <w:proofErr w:type="spellStart"/>
             <w:r>
               <w:rPr>
                 <w:rFonts w:ascii="Arial Nova Cond" w:hAnsi="Arial Nova Cond"/>
@@ -2461,7 +2403,6 @@
               </w:rPr>
               <w:t>Jabatan</w:t>
             </w:r>
-            <w:proofErr w:type="spellEnd"/>
             <w:r>
               <w:rPr>
                 <w:rFonts w:ascii="Arial Nova Cond" w:hAnsi="Arial Nova Cond"/>
@@ -2470,7 +2411,6 @@
               </w:rPr>
               <w:t xml:space="preserve"> </w:t>
             </w:r>
-            <w:proofErr w:type="spellStart"/>
             <w:r>
               <w:rPr>
                 <w:rFonts w:ascii="Arial Nova Cond" w:hAnsi="Arial Nova Cond"/>
@@ -2479,7 +2419,6 @@
               </w:rPr>
               <w:t>penanggung</w:t>
             </w:r>
-            <w:proofErr w:type="spellEnd"/>
             <w:r>
               <w:rPr>
                 <w:rFonts w:ascii="Arial Nova Cond" w:hAnsi="Arial Nova Cond"/>
@@ -2488,7 +2427,6 @@
               </w:rPr>
               <w:t xml:space="preserve"> </w:t>
             </w:r>
-            <w:proofErr w:type="spellStart"/>
             <w:r>
               <w:rPr>
                 <w:rFonts w:ascii="Arial Nova Cond" w:hAnsi="Arial Nova Cond"/>
@@ -2497,7 +2435,6 @@
               </w:rPr>
               <w:t>jawab</w:t>
             </w:r>
-            <w:proofErr w:type="spellEnd"/>
             <w:r>
               <w:rPr>
                 <w:rFonts w:ascii="Arial Nova Cond" w:hAnsi="Arial Nova Cond"/>
@@ -2506,7 +2443,6 @@
               </w:rPr>
               <w:t xml:space="preserve"> Usaha dan/</w:t>
             </w:r>
-            <w:proofErr w:type="spellStart"/>
             <w:r>
               <w:rPr>
                 <w:rFonts w:ascii="Arial Nova Cond" w:hAnsi="Arial Nova Cond"/>
@@ -2515,7 +2451,6 @@
               </w:rPr>
               <w:t>atau</w:t>
             </w:r>
-            <w:proofErr w:type="spellEnd"/>
             <w:r>
               <w:rPr>
                 <w:rFonts w:ascii="Arial Nova Cond" w:hAnsi="Arial Nova Cond"/>
@@ -2524,7 +2459,6 @@
               </w:rPr>
               <w:t xml:space="preserve"> </w:t>
             </w:r>
-            <w:proofErr w:type="spellStart"/>
             <w:r>
               <w:rPr>
                 <w:rFonts w:ascii="Arial Nova Cond" w:hAnsi="Arial Nova Cond"/>
@@ -2533,7 +2467,6 @@
               </w:rPr>
               <w:t>Kegiatan</w:t>
             </w:r>
-            <w:proofErr w:type="spellEnd"/>
           </w:p>
         </w:tc>
         <w:tc>
@@ -2580,7 +2513,6 @@
               </w:rPr>
               <w:t>{</w:t>
             </w:r>
-            <w:proofErr w:type="spellStart"/>
             <w:r>
               <w:rPr>
                 <w:rFonts w:ascii="Arial Nova Cond" w:hAnsi="Arial Nova Cond"/>
@@ -2589,7 +2521,6 @@
               </w:rPr>
               <w:t>pj_jabatan</w:t>
             </w:r>
-            <w:proofErr w:type="spellEnd"/>
             <w:r>
               <w:rPr>
                 <w:rFonts w:ascii="Arial Nova Cond" w:hAnsi="Arial Nova Cond"/>
@@ -2694,7 +2625,6 @@
               </w:rPr>
               <w:t>{</w:t>
             </w:r>
-            <w:proofErr w:type="spellStart"/>
             <w:r>
               <w:rPr>
                 <w:rFonts w:ascii="Arial Nova Cond" w:hAnsi="Arial Nova Cond"/>
@@ -2703,7 +2633,6 @@
               </w:rPr>
               <w:t>alamat</w:t>
             </w:r>
-            <w:proofErr w:type="spellEnd"/>
             <w:r>
               <w:rPr>
                 <w:rFonts w:ascii="Arial Nova Cond" w:hAnsi="Arial Nova Cond"/>
@@ -2752,7 +2681,6 @@
                 <w:szCs w:val="24"/>
               </w:rPr>
             </w:pPr>
-            <w:proofErr w:type="spellStart"/>
             <w:r>
               <w:rPr>
                 <w:rFonts w:ascii="Arial Nova Cond" w:hAnsi="Arial Nova Cond"/>
@@ -2761,7 +2689,6 @@
               </w:rPr>
               <w:t>Nomor</w:t>
             </w:r>
-            <w:proofErr w:type="spellEnd"/>
             <w:r>
               <w:rPr>
                 <w:rFonts w:ascii="Arial Nova Cond" w:hAnsi="Arial Nova Cond"/>
@@ -2770,7 +2697,6 @@
               </w:rPr>
               <w:t xml:space="preserve"> </w:t>
             </w:r>
-            <w:proofErr w:type="spellStart"/>
             <w:r>
               <w:rPr>
                 <w:rFonts w:ascii="Arial Nova Cond" w:hAnsi="Arial Nova Cond"/>
@@ -2779,7 +2705,6 @@
               </w:rPr>
               <w:t>telepon</w:t>
             </w:r>
-            <w:proofErr w:type="spellEnd"/>
           </w:p>
         </w:tc>
         <w:tc>
@@ -2818,7 +2743,6 @@
               </w:rPr>
               <w:t>{</w:t>
             </w:r>
-            <w:proofErr w:type="spellStart"/>
             <w:r>
               <w:rPr>
                 <w:rFonts w:ascii="Arial Nova Cond" w:hAnsi="Arial Nova Cond"/>
@@ -2827,7 +2751,6 @@
               </w:rPr>
               <w:t>telepon</w:t>
             </w:r>
-            <w:proofErr w:type="spellEnd"/>
             <w:r>
               <w:rPr>
                 <w:rFonts w:ascii="Arial Nova Cond" w:hAnsi="Arial Nova Cond"/>
@@ -2876,7 +2799,6 @@
                 <w:szCs w:val="24"/>
               </w:rPr>
             </w:pPr>
-            <w:proofErr w:type="spellStart"/>
             <w:r>
               <w:rPr>
                 <w:rFonts w:ascii="Arial Nova Cond" w:hAnsi="Arial Nova Cond"/>
@@ -2885,7 +2807,6 @@
               </w:rPr>
               <w:t>Koordinat</w:t>
             </w:r>
-            <w:proofErr w:type="spellEnd"/>
             <w:r>
               <w:rPr>
                 <w:rFonts w:ascii="Arial Nova Cond" w:hAnsi="Arial Nova Cond"/>
@@ -2894,7 +2815,6 @@
               </w:rPr>
               <w:t xml:space="preserve"> </w:t>
             </w:r>
-            <w:proofErr w:type="spellStart"/>
             <w:r>
               <w:rPr>
                 <w:rFonts w:ascii="Arial Nova Cond" w:hAnsi="Arial Nova Cond"/>
@@ -2903,7 +2823,6 @@
               </w:rPr>
               <w:t>lokasi</w:t>
             </w:r>
-            <w:proofErr w:type="spellEnd"/>
             <w:r>
               <w:rPr>
                 <w:rFonts w:ascii="Arial Nova Cond" w:hAnsi="Arial Nova Cond"/>
@@ -2912,7 +2831,6 @@
               </w:rPr>
               <w:t xml:space="preserve"> Usaha dan/</w:t>
             </w:r>
-            <w:proofErr w:type="spellStart"/>
             <w:r>
               <w:rPr>
                 <w:rFonts w:ascii="Arial Nova Cond" w:hAnsi="Arial Nova Cond"/>
@@ -2921,7 +2839,6 @@
               </w:rPr>
               <w:t>atau</w:t>
             </w:r>
-            <w:proofErr w:type="spellEnd"/>
             <w:r>
               <w:rPr>
                 <w:rFonts w:ascii="Arial Nova Cond" w:hAnsi="Arial Nova Cond"/>
@@ -2930,7 +2847,6 @@
               </w:rPr>
               <w:t xml:space="preserve"> </w:t>
             </w:r>
-            <w:proofErr w:type="spellStart"/>
             <w:r>
               <w:rPr>
                 <w:rFonts w:ascii="Arial Nova Cond" w:hAnsi="Arial Nova Cond"/>
@@ -2939,7 +2855,6 @@
               </w:rPr>
               <w:t>Kegiatan</w:t>
             </w:r>
-            <w:proofErr w:type="spellEnd"/>
           </w:p>
         </w:tc>
         <w:tc>
@@ -2987,7 +2902,6 @@
               </w:rPr>
               <w:t>{</w:t>
             </w:r>
-            <w:proofErr w:type="spellStart"/>
             <w:r>
               <w:rPr>
                 <w:rFonts w:ascii="Arial Nova Cond" w:hAnsi="Arial Nova Cond"/>
@@ -2996,7 +2910,6 @@
               </w:rPr>
               <w:t>koordinat</w:t>
             </w:r>
-            <w:proofErr w:type="spellEnd"/>
             <w:r>
               <w:rPr>
                 <w:rFonts w:ascii="Arial Nova Cond" w:hAnsi="Arial Nova Cond"/>
@@ -3123,7 +3036,6 @@
               </w:rPr>
               <w:t>{</w:t>
             </w:r>
-            <w:proofErr w:type="spellStart"/>
             <w:r>
               <w:rPr>
                 <w:rFonts w:ascii="Arial Nova Cond" w:hAnsi="Arial Nova Cond"/>
@@ -3132,7 +3044,6 @@
               </w:rPr>
               <w:t>batas_utara</w:t>
             </w:r>
-            <w:proofErr w:type="spellEnd"/>
             <w:r>
               <w:rPr>
                 <w:rFonts w:ascii="Arial Nova Cond" w:hAnsi="Arial Nova Cond"/>
@@ -3169,7 +3080,6 @@
               </w:rPr>
               <w:t>{</w:t>
             </w:r>
-            <w:proofErr w:type="spellStart"/>
             <w:r>
               <w:rPr>
                 <w:rFonts w:ascii="Arial Nova Cond" w:hAnsi="Arial Nova Cond"/>
@@ -3178,7 +3088,6 @@
               </w:rPr>
               <w:t>batas_timur</w:t>
             </w:r>
-            <w:proofErr w:type="spellEnd"/>
             <w:r>
               <w:rPr>
                 <w:rFonts w:ascii="Arial Nova Cond" w:hAnsi="Arial Nova Cond"/>
@@ -3215,7 +3124,6 @@
               </w:rPr>
               <w:t>{</w:t>
             </w:r>
-            <w:proofErr w:type="spellStart"/>
             <w:r>
               <w:rPr>
                 <w:rFonts w:ascii="Arial Nova Cond" w:hAnsi="Arial Nova Cond"/>
@@ -3224,7 +3132,6 @@
               </w:rPr>
               <w:t>batas_selatan</w:t>
             </w:r>
-            <w:proofErr w:type="spellEnd"/>
             <w:r>
               <w:rPr>
                 <w:rFonts w:ascii="Arial Nova Cond" w:hAnsi="Arial Nova Cond"/>
@@ -3261,7 +3168,6 @@
               </w:rPr>
               <w:t>{</w:t>
             </w:r>
-            <w:proofErr w:type="spellStart"/>
             <w:r>
               <w:rPr>
                 <w:rFonts w:ascii="Arial Nova Cond" w:hAnsi="Arial Nova Cond"/>
@@ -3270,7 +3176,6 @@
               </w:rPr>
               <w:t>batas_barat</w:t>
             </w:r>
-            <w:proofErr w:type="spellEnd"/>
             <w:r>
               <w:rPr>
                 <w:rFonts w:ascii="Arial Nova Cond" w:hAnsi="Arial Nova Cond"/>
@@ -3385,7 +3290,6 @@
               </w:rPr>
               <w:t>{</w:t>
             </w:r>
-            <w:proofErr w:type="spellStart"/>
             <w:r>
               <w:rPr>
                 <w:rFonts w:ascii="Arial Nova Cond" w:hAnsi="Arial Nova Cond"/>
@@ -3394,7 +3298,6 @@
               </w:rPr>
               <w:t>luas_lahan</w:t>
             </w:r>
-            <w:proofErr w:type="spellEnd"/>
             <w:r>
               <w:rPr>
                 <w:rFonts w:ascii="Arial Nova Cond" w:hAnsi="Arial Nova Cond"/>
@@ -3584,7 +3487,6 @@
               </w:rPr>
               <w:t>{</w:t>
             </w:r>
-            <w:proofErr w:type="spellStart"/>
             <w:r>
               <w:rPr>
                 <w:rFonts w:ascii="Arial Nova Cond" w:hAnsi="Arial Nova Cond" w:cs="Arial"/>
@@ -3593,7 +3495,6 @@
               </w:rPr>
               <w:t>kapasitas_kegiatan</w:t>
             </w:r>
-            <w:proofErr w:type="spellEnd"/>
             <w:r>
               <w:rPr>
                 <w:rFonts w:ascii="Arial Nova Cond" w:hAnsi="Arial Nova Cond" w:cs="Arial"/>
@@ -3658,7 +3559,6 @@
                 <w:szCs w:val="24"/>
               </w:rPr>
             </w:pPr>
-            <w:proofErr w:type="spellStart"/>
             <w:r>
               <w:rPr>
                 <w:rFonts w:ascii="Arial Nova Cond" w:hAnsi="Arial Nova Cond"/>
@@ -3667,7 +3567,6 @@
               </w:rPr>
               <w:t>Dokumen</w:t>
             </w:r>
-            <w:proofErr w:type="spellEnd"/>
             <w:r>
               <w:rPr>
                 <w:rFonts w:ascii="Arial Nova Cond" w:hAnsi="Arial Nova Cond"/>
@@ -3676,7 +3575,6 @@
               </w:rPr>
               <w:t xml:space="preserve"> yang </w:t>
             </w:r>
-            <w:proofErr w:type="spellStart"/>
             <w:r>
               <w:rPr>
                 <w:rFonts w:ascii="Arial Nova Cond" w:hAnsi="Arial Nova Cond"/>
@@ -3685,7 +3583,6 @@
               </w:rPr>
               <w:t>dimiliki</w:t>
             </w:r>
-            <w:proofErr w:type="spellEnd"/>
           </w:p>
         </w:tc>
         <w:tc>
@@ -3732,7 +3629,6 @@
               </w:rPr>
               <w:t>{</w:t>
             </w:r>
-            <w:proofErr w:type="spellStart"/>
             <w:r>
               <w:rPr>
                 <w:rFonts w:ascii="Arial Nova Cond" w:hAnsi="Arial Nova Cond"/>
@@ -3741,7 +3637,6 @@
               </w:rPr>
               <w:t>dokumen_dimiliki</w:t>
             </w:r>
-            <w:proofErr w:type="spellEnd"/>
             <w:r>
               <w:rPr>
                 <w:rFonts w:ascii="Arial Nova Cond" w:hAnsi="Arial Nova Cond"/>
@@ -3798,7 +3693,6 @@
                 <w:szCs w:val="24"/>
               </w:rPr>
             </w:pPr>
-            <w:proofErr w:type="spellStart"/>
             <w:r>
               <w:rPr>
                 <w:rFonts w:ascii="Arial Nova Cond" w:hAnsi="Arial Nova Cond"/>
@@ -3807,7 +3701,6 @@
               </w:rPr>
               <w:t>Persetujuan</w:t>
             </w:r>
-            <w:proofErr w:type="spellEnd"/>
             <w:r>
               <w:rPr>
                 <w:rFonts w:ascii="Arial Nova Cond" w:hAnsi="Arial Nova Cond"/>
@@ -3816,7 +3709,6 @@
               </w:rPr>
               <w:t xml:space="preserve"> </w:t>
             </w:r>
-            <w:proofErr w:type="spellStart"/>
             <w:r>
               <w:rPr>
                 <w:rFonts w:ascii="Arial Nova Cond" w:hAnsi="Arial Nova Cond"/>
@@ -3825,7 +3717,6 @@
               </w:rPr>
               <w:t>Lingkungan</w:t>
             </w:r>
-            <w:proofErr w:type="spellEnd"/>
           </w:p>
         </w:tc>
         <w:tc>
@@ -3873,7 +3764,6 @@
               </w:rPr>
               <w:t>{</w:t>
             </w:r>
-            <w:proofErr w:type="spellStart"/>
             <w:r>
               <w:rPr>
                 <w:rFonts w:ascii="Arial Nova Cond" w:hAnsi="Arial Nova Cond"/>
@@ -3882,7 +3772,6 @@
               </w:rPr>
               <w:t>persetujuan_lingkungan</w:t>
             </w:r>
-            <w:proofErr w:type="spellEnd"/>
             <w:r>
               <w:rPr>
                 <w:rFonts w:ascii="Arial Nova Cond" w:hAnsi="Arial Nova Cond"/>
@@ -3931,7 +3820,6 @@
                 <w:szCs w:val="24"/>
               </w:rPr>
             </w:pPr>
-            <w:proofErr w:type="spellStart"/>
             <w:r>
               <w:rPr>
                 <w:rFonts w:ascii="Arial Nova Cond" w:hAnsi="Arial Nova Cond"/>
@@ -3940,7 +3828,6 @@
               </w:rPr>
               <w:t>Teknologi</w:t>
             </w:r>
-            <w:proofErr w:type="spellEnd"/>
             <w:r>
               <w:rPr>
                 <w:rFonts w:ascii="Arial Nova Cond" w:hAnsi="Arial Nova Cond"/>
@@ -3949,7 +3836,6 @@
               </w:rPr>
               <w:t xml:space="preserve"> </w:t>
             </w:r>
-            <w:proofErr w:type="spellStart"/>
             <w:r>
               <w:rPr>
                 <w:rFonts w:ascii="Arial Nova Cond" w:hAnsi="Arial Nova Cond"/>
@@ -3958,7 +3844,6 @@
               </w:rPr>
               <w:t>pengelolaan</w:t>
             </w:r>
-            <w:proofErr w:type="spellEnd"/>
             <w:r>
               <w:rPr>
                 <w:rFonts w:ascii="Arial Nova Cond" w:hAnsi="Arial Nova Cond"/>
@@ -3967,7 +3852,6 @@
               </w:rPr>
               <w:t xml:space="preserve"> </w:t>
             </w:r>
-            <w:proofErr w:type="spellStart"/>
             <w:r>
               <w:rPr>
                 <w:rFonts w:ascii="Arial Nova Cond" w:hAnsi="Arial Nova Cond"/>
@@ -3976,7 +3860,6 @@
               </w:rPr>
               <w:t>Pembuangan</w:t>
             </w:r>
-            <w:proofErr w:type="spellEnd"/>
             <w:r>
               <w:rPr>
                 <w:rFonts w:ascii="Arial Nova Cond" w:hAnsi="Arial Nova Cond"/>
@@ -3985,7 +3868,6 @@
               </w:rPr>
               <w:t xml:space="preserve"> Air </w:t>
             </w:r>
-            <w:proofErr w:type="spellStart"/>
             <w:r>
               <w:rPr>
                 <w:rFonts w:ascii="Arial Nova Cond" w:hAnsi="Arial Nova Cond"/>
@@ -3994,7 +3876,6 @@
               </w:rPr>
               <w:t>Limbah</w:t>
             </w:r>
-            <w:proofErr w:type="spellEnd"/>
           </w:p>
         </w:tc>
         <w:tc>
@@ -4041,7 +3922,6 @@
               </w:rPr>
               <w:t>{</w:t>
             </w:r>
-            <w:proofErr w:type="spellStart"/>
             <w:r>
               <w:rPr>
                 <w:rFonts w:ascii="Arial Nova Cond" w:hAnsi="Arial Nova Cond" w:cs="Arial"/>
@@ -4050,7 +3930,6 @@
               </w:rPr>
               <w:t>teknologi_air_limbah</w:t>
             </w:r>
-            <w:proofErr w:type="spellEnd"/>
             <w:r>
               <w:rPr>
                 <w:rFonts w:ascii="Arial Nova Cond" w:hAnsi="Arial Nova Cond" w:cs="Arial"/>
@@ -4107,7 +3986,6 @@
               </w:rPr>
               <w:t xml:space="preserve">Volume air </w:t>
             </w:r>
-            <w:proofErr w:type="spellStart"/>
             <w:r>
               <w:rPr>
                 <w:rFonts w:ascii="Arial Nova Cond" w:hAnsi="Arial Nova Cond"/>
@@ -4116,7 +3994,6 @@
               </w:rPr>
               <w:t>limbah</w:t>
             </w:r>
-            <w:proofErr w:type="spellEnd"/>
           </w:p>
         </w:tc>
         <w:tc>
@@ -4163,7 +4040,6 @@
               </w:rPr>
               <w:t>{</w:t>
             </w:r>
-            <w:proofErr w:type="spellStart"/>
             <w:r>
               <w:rPr>
                 <w:rFonts w:ascii="Arial Nova Cond" w:hAnsi="Arial Nova Cond"/>
@@ -4172,7 +4048,6 @@
               </w:rPr>
               <w:t>volume_air_limbah</w:t>
             </w:r>
-            <w:proofErr w:type="spellEnd"/>
             <w:r>
               <w:rPr>
                 <w:rFonts w:ascii="Arial Nova Cond" w:hAnsi="Arial Nova Cond"/>
@@ -4222,7 +4097,6 @@
                 <w:szCs w:val="24"/>
               </w:rPr>
             </w:pPr>
-            <w:proofErr w:type="spellStart"/>
             <w:r>
               <w:rPr>
                 <w:rFonts w:ascii="Arial Nova Cond" w:hAnsi="Arial Nova Cond"/>
@@ -4231,7 +4105,6 @@
               </w:rPr>
               <w:t>Pemanfaatan</w:t>
             </w:r>
-            <w:proofErr w:type="spellEnd"/>
             <w:r>
               <w:rPr>
                 <w:rFonts w:ascii="Arial Nova Cond" w:hAnsi="Arial Nova Cond"/>
@@ -4286,7 +4159,6 @@
               </w:rPr>
               <w:t>{</w:t>
             </w:r>
-            <w:proofErr w:type="spellStart"/>
             <w:r>
               <w:rPr>
                 <w:rFonts w:ascii="Arial Nova Cond" w:hAnsi="Arial Nova Cond"/>
@@ -4295,7 +4167,6 @@
               </w:rPr>
               <w:t>pemanfaatan_air_tanah</w:t>
             </w:r>
-            <w:proofErr w:type="spellEnd"/>
             <w:r>
               <w:rPr>
                 <w:rFonts w:ascii="Arial Nova Cond" w:hAnsi="Arial Nova Cond"/>
@@ -4344,7 +4215,6 @@
                 <w:szCs w:val="24"/>
               </w:rPr>
             </w:pPr>
-            <w:proofErr w:type="spellStart"/>
             <w:r>
               <w:rPr>
                 <w:rFonts w:ascii="Arial Nova Cond" w:hAnsi="Arial Nova Cond"/>
@@ -4353,7 +4223,6 @@
               </w:rPr>
               <w:t>Jumlah</w:t>
             </w:r>
-            <w:proofErr w:type="spellEnd"/>
             <w:r>
               <w:rPr>
                 <w:rFonts w:ascii="Arial Nova Cond" w:hAnsi="Arial Nova Cond"/>
@@ -4362,7 +4231,6 @@
               </w:rPr>
               <w:t xml:space="preserve"> </w:t>
             </w:r>
-            <w:proofErr w:type="spellStart"/>
             <w:r>
               <w:rPr>
                 <w:rFonts w:ascii="Arial Nova Cond" w:hAnsi="Arial Nova Cond"/>
@@ -4371,7 +4239,6 @@
               </w:rPr>
               <w:t>Penggunaan</w:t>
             </w:r>
-            <w:proofErr w:type="spellEnd"/>
             <w:r>
               <w:rPr>
                 <w:rFonts w:ascii="Arial Nova Cond" w:hAnsi="Arial Nova Cond"/>
@@ -4380,7 +4247,6 @@
               </w:rPr>
               <w:t xml:space="preserve"> Air </w:t>
             </w:r>
-            <w:proofErr w:type="spellStart"/>
             <w:r>
               <w:rPr>
                 <w:rFonts w:ascii="Arial Nova Cond" w:hAnsi="Arial Nova Cond"/>
@@ -4389,7 +4255,6 @@
               </w:rPr>
               <w:t>Dalam</w:t>
             </w:r>
-            <w:proofErr w:type="spellEnd"/>
             <w:r>
               <w:rPr>
                 <w:rFonts w:ascii="Arial Nova Cond" w:hAnsi="Arial Nova Cond"/>
@@ -4398,7 +4263,6 @@
               </w:rPr>
               <w:t xml:space="preserve"> Satu Hari (m3/</w:t>
             </w:r>
-            <w:proofErr w:type="spellStart"/>
             <w:r>
               <w:rPr>
                 <w:rFonts w:ascii="Arial Nova Cond" w:hAnsi="Arial Nova Cond"/>
@@ -4407,7 +4271,6 @@
               </w:rPr>
               <w:t>hari</w:t>
             </w:r>
-            <w:proofErr w:type="spellEnd"/>
             <w:r>
               <w:rPr>
                 <w:rFonts w:ascii="Arial Nova Cond" w:hAnsi="Arial Nova Cond"/>
@@ -4463,7 +4326,6 @@
               </w:rPr>
               <w:t>{</w:t>
             </w:r>
-            <w:proofErr w:type="spellStart"/>
             <w:r>
               <w:rPr>
                 <w:rFonts w:ascii="Arial Nova Cond" w:hAnsi="Arial Nova Cond"/>
@@ -4472,7 +4334,6 @@
               </w:rPr>
               <w:t>penggunaan_air_liter</w:t>
             </w:r>
-            <w:proofErr w:type="spellEnd"/>
             <w:r>
               <w:rPr>
                 <w:rFonts w:ascii="Arial Nova Cond" w:hAnsi="Arial Nova Cond"/>
@@ -4529,7 +4390,6 @@
                 <w:szCs w:val="24"/>
               </w:rPr>
             </w:pPr>
-            <w:proofErr w:type="spellStart"/>
             <w:r>
               <w:rPr>
                 <w:rFonts w:ascii="Arial Nova Cond" w:hAnsi="Arial Nova Cond"/>
@@ -4538,7 +4398,6 @@
               </w:rPr>
               <w:t>Jumlah</w:t>
             </w:r>
-            <w:proofErr w:type="spellEnd"/>
             <w:r>
               <w:rPr>
                 <w:rFonts w:ascii="Arial Nova Cond" w:hAnsi="Arial Nova Cond"/>
@@ -4547,7 +4406,6 @@
               </w:rPr>
               <w:t xml:space="preserve"> </w:t>
             </w:r>
-            <w:proofErr w:type="spellStart"/>
             <w:r>
               <w:rPr>
                 <w:rFonts w:ascii="Arial Nova Cond" w:hAnsi="Arial Nova Cond"/>
@@ -4556,7 +4414,6 @@
               </w:rPr>
               <w:t>Pekerja</w:t>
             </w:r>
-            <w:proofErr w:type="spellEnd"/>
             <w:r>
               <w:rPr>
                 <w:rFonts w:ascii="Arial Nova Cond" w:hAnsi="Arial Nova Cond"/>
@@ -4565,7 +4422,6 @@
               </w:rPr>
               <w:t xml:space="preserve"> (</w:t>
             </w:r>
-            <w:proofErr w:type="spellStart"/>
             <w:r>
               <w:rPr>
                 <w:rFonts w:ascii="Arial Nova Cond" w:hAnsi="Arial Nova Cond"/>
@@ -4574,7 +4430,6 @@
               </w:rPr>
               <w:t>konstruksi</w:t>
             </w:r>
-            <w:proofErr w:type="spellEnd"/>
             <w:r>
               <w:rPr>
                 <w:rFonts w:ascii="Arial Nova Cond" w:hAnsi="Arial Nova Cond"/>
@@ -4599,7 +4454,6 @@
               </w:rPr>
               <w:t xml:space="preserve"> </w:t>
             </w:r>
-            <w:proofErr w:type="spellStart"/>
             <w:r>
               <w:rPr>
                 <w:rFonts w:ascii="Arial Nova Cond" w:hAnsi="Arial Nova Cond"/>
@@ -4608,7 +4462,6 @@
               </w:rPr>
               <w:t>Penghuni</w:t>
             </w:r>
-            <w:proofErr w:type="spellEnd"/>
             <w:r>
               <w:rPr>
                 <w:rFonts w:ascii="Arial Nova Cond" w:hAnsi="Arial Nova Cond"/>
@@ -4617,7 +4470,6 @@
               </w:rPr>
               <w:t xml:space="preserve"> (</w:t>
             </w:r>
-            <w:proofErr w:type="spellStart"/>
             <w:r>
               <w:rPr>
                 <w:rFonts w:ascii="Arial Nova Cond" w:hAnsi="Arial Nova Cond"/>
@@ -4626,7 +4478,6 @@
               </w:rPr>
               <w:t>Pasca</w:t>
             </w:r>
-            <w:proofErr w:type="spellEnd"/>
             <w:r>
               <w:rPr>
                 <w:rFonts w:ascii="Arial Nova Cond" w:hAnsi="Arial Nova Cond"/>
@@ -4635,7 +4486,6 @@
               </w:rPr>
               <w:t xml:space="preserve"> </w:t>
             </w:r>
-            <w:proofErr w:type="spellStart"/>
             <w:r>
               <w:rPr>
                 <w:rFonts w:ascii="Arial Nova Cond" w:hAnsi="Arial Nova Cond"/>
@@ -4644,7 +4494,6 @@
               </w:rPr>
               <w:t>konstruksi</w:t>
             </w:r>
-            <w:proofErr w:type="spellEnd"/>
             <w:r>
               <w:rPr>
                 <w:rFonts w:ascii="Arial Nova Cond" w:hAnsi="Arial Nova Cond"/>
@@ -4699,7 +4548,6 @@
               </w:rPr>
               <w:t>{</w:t>
             </w:r>
-            <w:proofErr w:type="spellStart"/>
             <w:r>
               <w:rPr>
                 <w:rFonts w:ascii="Arial Nova Cond" w:hAnsi="Arial Nova Cond"/>
@@ -4708,7 +4556,6 @@
               </w:rPr>
               <w:t>jumlah_karyawan_pengunjung</w:t>
             </w:r>
-            <w:proofErr w:type="spellEnd"/>
             <w:r>
               <w:rPr>
                 <w:rFonts w:ascii="Arial Nova Cond" w:hAnsi="Arial Nova Cond"/>
@@ -4773,7 +4620,6 @@
               </w:rPr>
               <w:t xml:space="preserve">Jam Shift </w:t>
             </w:r>
-            <w:proofErr w:type="spellStart"/>
             <w:r>
               <w:rPr>
                 <w:rFonts w:ascii="Arial Nova Cond" w:hAnsi="Arial Nova Cond"/>
@@ -4782,7 +4628,6 @@
               </w:rPr>
               <w:t>Kerja</w:t>
             </w:r>
-            <w:proofErr w:type="spellEnd"/>
             <w:r>
               <w:rPr>
                 <w:rFonts w:ascii="Arial Nova Cond" w:hAnsi="Arial Nova Cond"/>
@@ -4799,7 +4644,6 @@
               </w:rPr>
               <w:t xml:space="preserve"> </w:t>
             </w:r>
-            <w:proofErr w:type="spellStart"/>
             <w:r>
               <w:rPr>
                 <w:rFonts w:ascii="Arial Nova Cond" w:hAnsi="Arial Nova Cond"/>
@@ -4808,7 +4652,6 @@
               </w:rPr>
               <w:t>untuk</w:t>
             </w:r>
-            <w:proofErr w:type="spellEnd"/>
             <w:r>
               <w:rPr>
                 <w:rFonts w:ascii="Arial Nova Cond" w:hAnsi="Arial Nova Cond"/>
@@ -4817,7 +4660,6 @@
               </w:rPr>
               <w:t xml:space="preserve"> </w:t>
             </w:r>
-            <w:proofErr w:type="spellStart"/>
             <w:r>
               <w:rPr>
                 <w:rFonts w:ascii="Arial Nova Cond" w:hAnsi="Arial Nova Cond"/>
@@ -4826,7 +4668,6 @@
               </w:rPr>
               <w:t>pekerjaan</w:t>
             </w:r>
-            <w:proofErr w:type="spellEnd"/>
             <w:r>
               <w:rPr>
                 <w:rFonts w:ascii="Arial Nova Cond" w:hAnsi="Arial Nova Cond"/>
@@ -4835,7 +4676,6 @@
               </w:rPr>
               <w:t xml:space="preserve"> </w:t>
             </w:r>
-            <w:proofErr w:type="spellStart"/>
             <w:r>
               <w:rPr>
                 <w:rFonts w:ascii="Arial Nova Cond" w:hAnsi="Arial Nova Cond"/>
@@ -4844,7 +4684,6 @@
               </w:rPr>
               <w:t>konstruksi</w:t>
             </w:r>
-            <w:proofErr w:type="spellEnd"/>
           </w:p>
         </w:tc>
         <w:tc>
@@ -4892,7 +4731,6 @@
               </w:rPr>
               <w:t>{</w:t>
             </w:r>
-            <w:proofErr w:type="spellStart"/>
             <w:r>
               <w:rPr>
                 <w:rFonts w:ascii="Arial Nova Cond" w:hAnsi="Arial Nova Cond"/>
@@ -4901,7 +4739,6 @@
               </w:rPr>
               <w:t>shift_kerja</w:t>
             </w:r>
-            <w:proofErr w:type="spellEnd"/>
             <w:r>
               <w:rPr>
                 <w:rFonts w:ascii="Arial Nova Cond" w:hAnsi="Arial Nova Cond"/>
@@ -5032,7 +4869,6 @@
               </w:rPr>
               <w:t>{</w:t>
             </w:r>
-            <w:proofErr w:type="spellStart"/>
             <w:r>
               <w:rPr>
                 <w:rFonts w:ascii="Arial Nova Cond" w:hAnsi="Arial Nova Cond"/>
@@ -5041,7 +4877,6 @@
               </w:rPr>
               <w:t>jam_operasional</w:t>
             </w:r>
-            <w:proofErr w:type="spellEnd"/>
             <w:r>
               <w:rPr>
                 <w:rFonts w:ascii="Arial Nova Cond" w:hAnsi="Arial Nova Cond"/>
@@ -5098,7 +4933,6 @@
                 <w:szCs w:val="24"/>
               </w:rPr>
             </w:pPr>
-            <w:proofErr w:type="spellStart"/>
             <w:r>
               <w:rPr>
                 <w:rFonts w:ascii="Arial Nova Cond" w:hAnsi="Arial Nova Cond"/>
@@ -5107,7 +4941,6 @@
               </w:rPr>
               <w:t>Jumlah</w:t>
             </w:r>
-            <w:proofErr w:type="spellEnd"/>
             <w:r>
               <w:rPr>
                 <w:rFonts w:ascii="Arial Nova Cond" w:hAnsi="Arial Nova Cond"/>
@@ -5116,7 +4949,6 @@
               </w:rPr>
               <w:t xml:space="preserve"> </w:t>
             </w:r>
-            <w:proofErr w:type="spellStart"/>
             <w:r>
               <w:rPr>
                 <w:rFonts w:ascii="Arial Nova Cond" w:hAnsi="Arial Nova Cond"/>
@@ -5125,7 +4957,6 @@
               </w:rPr>
               <w:t>hari</w:t>
             </w:r>
-            <w:proofErr w:type="spellEnd"/>
             <w:r>
               <w:rPr>
                 <w:rFonts w:ascii="Arial Nova Cond" w:hAnsi="Arial Nova Cond"/>
@@ -5134,7 +4965,6 @@
               </w:rPr>
               <w:t xml:space="preserve"> </w:t>
             </w:r>
-            <w:proofErr w:type="spellStart"/>
             <w:r>
               <w:rPr>
                 <w:rFonts w:ascii="Arial Nova Cond" w:hAnsi="Arial Nova Cond"/>
@@ -5143,7 +4973,6 @@
               </w:rPr>
               <w:t>kerja</w:t>
             </w:r>
-            <w:proofErr w:type="spellEnd"/>
             <w:r>
               <w:rPr>
                 <w:rFonts w:ascii="Arial Nova Cond" w:hAnsi="Arial Nova Cond"/>
@@ -5152,7 +4981,6 @@
               </w:rPr>
               <w:t xml:space="preserve"> </w:t>
             </w:r>
-            <w:proofErr w:type="spellStart"/>
             <w:r>
               <w:rPr>
                 <w:rFonts w:ascii="Arial Nova Cond" w:hAnsi="Arial Nova Cond"/>
@@ -5161,7 +4989,6 @@
               </w:rPr>
               <w:t>dalam</w:t>
             </w:r>
-            <w:proofErr w:type="spellEnd"/>
             <w:r>
               <w:rPr>
                 <w:rFonts w:ascii="Arial Nova Cond" w:hAnsi="Arial Nova Cond"/>
@@ -5170,7 +4997,6 @@
               </w:rPr>
               <w:t xml:space="preserve"> 1 </w:t>
             </w:r>
-            <w:proofErr w:type="spellStart"/>
             <w:r>
               <w:rPr>
                 <w:rFonts w:ascii="Arial Nova Cond" w:hAnsi="Arial Nova Cond"/>
@@ -5179,7 +5005,6 @@
               </w:rPr>
               <w:t>minggu</w:t>
             </w:r>
-            <w:proofErr w:type="spellEnd"/>
           </w:p>
         </w:tc>
         <w:tc>
@@ -5226,7 +5051,6 @@
               </w:rPr>
               <w:t>{</w:t>
             </w:r>
-            <w:proofErr w:type="spellStart"/>
             <w:r>
               <w:rPr>
                 <w:rFonts w:ascii="Arial Nova Cond" w:hAnsi="Arial Nova Cond"/>
@@ -5235,7 +5059,6 @@
               </w:rPr>
               <w:t>hari_kerja_minggu</w:t>
             </w:r>
-            <w:proofErr w:type="spellEnd"/>
             <w:r>
               <w:rPr>
                 <w:rFonts w:ascii="Arial Nova Cond" w:hAnsi="Arial Nova Cond"/>
@@ -5292,7 +5115,6 @@
               </w:rPr>
               <w:t xml:space="preserve">Riwayat </w:t>
             </w:r>
-            <w:proofErr w:type="spellStart"/>
             <w:r>
               <w:rPr>
                 <w:rFonts w:ascii="Arial Nova Cond" w:hAnsi="Arial Nova Cond"/>
@@ -5301,7 +5123,6 @@
               </w:rPr>
               <w:t>ketaatan</w:t>
             </w:r>
-            <w:proofErr w:type="spellEnd"/>
           </w:p>
         </w:tc>
         <w:tc>
@@ -5348,7 +5169,6 @@
               </w:rPr>
               <w:t>{</w:t>
             </w:r>
-            <w:proofErr w:type="spellStart"/>
             <w:r>
               <w:rPr>
                 <w:rFonts w:ascii="Arial Nova Cond" w:hAnsi="Arial Nova Cond"/>
@@ -5357,7 +5177,6 @@
               </w:rPr>
               <w:t>riwayat_ketaatan</w:t>
             </w:r>
-            <w:proofErr w:type="spellEnd"/>
             <w:r>
               <w:rPr>
                 <w:rFonts w:ascii="Arial Nova Cond" w:hAnsi="Arial Nova Cond"/>
@@ -5406,7 +5225,6 @@
                 <w:szCs w:val="24"/>
               </w:rPr>
             </w:pPr>
-            <w:proofErr w:type="spellStart"/>
             <w:r>
               <w:rPr>
                 <w:rFonts w:ascii="Arial Nova Cond" w:hAnsi="Arial Nova Cond"/>
@@ -5415,7 +5233,6 @@
               </w:rPr>
               <w:t>Inspeksi</w:t>
             </w:r>
-            <w:proofErr w:type="spellEnd"/>
             <w:r>
               <w:rPr>
                 <w:rFonts w:ascii="Arial Nova Cond" w:hAnsi="Arial Nova Cond"/>
@@ -5424,7 +5241,6 @@
               </w:rPr>
               <w:t xml:space="preserve"> </w:t>
             </w:r>
-            <w:proofErr w:type="spellStart"/>
             <w:r>
               <w:rPr>
                 <w:rFonts w:ascii="Arial Nova Cond" w:hAnsi="Arial Nova Cond"/>
@@ -5433,7 +5249,6 @@
               </w:rPr>
               <w:t>Terakhir</w:t>
             </w:r>
-            <w:proofErr w:type="spellEnd"/>
           </w:p>
         </w:tc>
         <w:tc>
@@ -5480,7 +5295,6 @@
               </w:rPr>
               <w:t>{</w:t>
             </w:r>
-            <w:proofErr w:type="spellStart"/>
             <w:r>
               <w:rPr>
                 <w:rFonts w:ascii="Arial Nova Cond" w:hAnsi="Arial Nova Cond"/>
@@ -5489,7 +5303,6 @@
               </w:rPr>
               <w:t>inspeksi_terakhir</w:t>
             </w:r>
-            <w:proofErr w:type="spellEnd"/>
             <w:r>
               <w:rPr>
                 <w:rFonts w:ascii="Arial Nova Cond" w:hAnsi="Arial Nova Cond"/>
@@ -5529,7 +5342,6 @@
         </w:rPr>
         <w:t xml:space="preserve">C. Hasil </w:t>
       </w:r>
-      <w:proofErr w:type="spellStart"/>
       <w:r>
         <w:rPr>
           <w:rFonts w:ascii="Arial Nova Cond" w:hAnsi="Arial Nova Cond"/>
@@ -5538,7 +5350,6 @@
         </w:rPr>
         <w:t>Pengawasan</w:t>
       </w:r>
-      <w:proofErr w:type="spellEnd"/>
     </w:p>
     <w:p>
       <w:pPr>
@@ -5558,7 +5369,6 @@
         </w:rPr>
         <w:t xml:space="preserve">1.  </w:t>
       </w:r>
-      <w:proofErr w:type="spellStart"/>
       <w:r>
         <w:rPr>
           <w:rFonts w:ascii="Arial Nova Cond" w:hAnsi="Arial Nova Cond"/>
@@ -5567,7 +5377,6 @@
         </w:rPr>
         <w:t>Persetujuan</w:t>
       </w:r>
-      <w:proofErr w:type="spellEnd"/>
       <w:r>
         <w:rPr>
           <w:rFonts w:ascii="Arial Nova Cond" w:hAnsi="Arial Nova Cond"/>
@@ -5576,7 +5385,6 @@
         </w:rPr>
         <w:t xml:space="preserve"> </w:t>
       </w:r>
-      <w:proofErr w:type="spellStart"/>
       <w:r>
         <w:rPr>
           <w:rFonts w:ascii="Arial Nova Cond" w:hAnsi="Arial Nova Cond"/>
@@ -5585,7 +5393,6 @@
         </w:rPr>
         <w:t>Lingkungan</w:t>
       </w:r>
-      <w:proofErr w:type="spellEnd"/>
     </w:p>
     <w:p>
       <w:pPr>
@@ -5656,7 +5463,6 @@
         </w:rPr>
         <w:t>{/</w:t>
       </w:r>
-      <w:proofErr w:type="spellStart"/>
       <w:r>
         <w:rPr>
           <w:rFonts w:ascii="Arial Nova Cond" w:hAnsi="Arial Nova Cond"/>
@@ -5665,7 +5471,6 @@
         </w:rPr>
         <w:t>dokumen_izin</w:t>
       </w:r>
-      <w:proofErr w:type="spellEnd"/>
       <w:r>
         <w:rPr>
           <w:rFonts w:ascii="Arial Nova Cond" w:hAnsi="Arial Nova Cond"/>
@@ -5693,7 +5498,6 @@
         </w:rPr>
         <w:t xml:space="preserve">2.  </w:t>
       </w:r>
-      <w:proofErr w:type="spellStart"/>
       <w:r>
         <w:rPr>
           <w:rFonts w:ascii="Arial Nova Cond" w:hAnsi="Arial Nova Cond"/>
@@ -5702,7 +5506,6 @@
         </w:rPr>
         <w:t>Pemeriksaan</w:t>
       </w:r>
-      <w:proofErr w:type="spellEnd"/>
       <w:r>
         <w:rPr>
           <w:rFonts w:ascii="Arial Nova Cond" w:hAnsi="Arial Nova Cond"/>
@@ -5711,7 +5514,6 @@
         </w:rPr>
         <w:t xml:space="preserve"> </w:t>
       </w:r>
-      <w:proofErr w:type="spellStart"/>
       <w:r>
         <w:rPr>
           <w:rFonts w:ascii="Arial Nova Cond" w:hAnsi="Arial Nova Cond"/>
@@ -5720,7 +5522,6 @@
         </w:rPr>
         <w:t>Pengelolaan</w:t>
       </w:r>
-      <w:proofErr w:type="spellEnd"/>
       <w:r>
         <w:rPr>
           <w:rFonts w:ascii="Arial Nova Cond" w:hAnsi="Arial Nova Cond"/>
@@ -5737,7 +5538,6 @@
         </w:rPr>
         <w:t xml:space="preserve">Air </w:t>
       </w:r>
-      <w:proofErr w:type="spellStart"/>
       <w:r>
         <w:rPr>
           <w:rFonts w:ascii="Arial Nova Cond" w:hAnsi="Arial Nova Cond"/>
@@ -5746,7 +5546,6 @@
         </w:rPr>
         <w:t>Limbah</w:t>
       </w:r>
-      <w:proofErr w:type="spellEnd"/>
       <w:r>
         <w:rPr>
           <w:rFonts w:ascii="Arial Nova Cond" w:hAnsi="Arial Nova Cond"/>
@@ -5755,7 +5554,6 @@
         </w:rPr>
         <w:t xml:space="preserve"> </w:t>
       </w:r>
-      <w:proofErr w:type="spellStart"/>
       <w:r>
         <w:rPr>
           <w:rFonts w:ascii="Arial Nova Cond" w:hAnsi="Arial Nova Cond"/>
@@ -5764,7 +5562,6 @@
         </w:rPr>
         <w:t>domestik</w:t>
       </w:r>
-      <w:proofErr w:type="spellEnd"/>
     </w:p>
     <w:tbl>
       <w:tblPr>
@@ -5832,7 +5629,6 @@
               </w:rPr>
               <w:t xml:space="preserve">Point </w:t>
             </w:r>
-            <w:proofErr w:type="spellStart"/>
             <w:r>
               <w:rPr>
                 <w:rFonts w:ascii="Arial Nova Cond" w:hAnsi="Arial Nova Cond"/>
@@ -5843,7 +5639,6 @@
               </w:rPr>
               <w:t>Pemeriksaan</w:t>
             </w:r>
-            <w:proofErr w:type="spellEnd"/>
           </w:p>
         </w:tc>
         <w:tc>
@@ -5861,7 +5656,6 @@
                 <w:szCs w:val="24"/>
               </w:rPr>
             </w:pPr>
-            <w:proofErr w:type="spellStart"/>
             <w:r>
               <w:rPr>
                 <w:rFonts w:ascii="Arial Nova Cond" w:hAnsi="Arial Nova Cond"/>
@@ -5872,7 +5666,6 @@
               </w:rPr>
               <w:t>Kondisi</w:t>
             </w:r>
-            <w:proofErr w:type="spellEnd"/>
             <w:r>
               <w:rPr>
                 <w:rFonts w:ascii="Arial Nova Cond" w:hAnsi="Arial Nova Cond"/>
@@ -5883,7 +5676,6 @@
               </w:rPr>
               <w:t xml:space="preserve"> </w:t>
             </w:r>
-            <w:proofErr w:type="spellStart"/>
             <w:r>
               <w:rPr>
                 <w:rFonts w:ascii="Arial Nova Cond" w:hAnsi="Arial Nova Cond"/>
@@ -5894,7 +5686,6 @@
               </w:rPr>
               <w:t>Eksisting</w:t>
             </w:r>
-            <w:proofErr w:type="spellEnd"/>
           </w:p>
         </w:tc>
         <w:tc>
@@ -5912,7 +5703,6 @@
                 <w:szCs w:val="24"/>
               </w:rPr>
             </w:pPr>
-            <w:proofErr w:type="spellStart"/>
             <w:r>
               <w:rPr>
                 <w:rFonts w:ascii="Arial Nova Cond" w:hAnsi="Arial Nova Cond"/>
@@ -5923,7 +5713,6 @@
               </w:rPr>
               <w:t>Keterangan</w:t>
             </w:r>
-            <w:proofErr w:type="spellEnd"/>
           </w:p>
         </w:tc>
       </w:tr>
@@ -5971,7 +5760,6 @@
                 <w:szCs w:val="24"/>
               </w:rPr>
             </w:pPr>
-            <w:proofErr w:type="spellStart"/>
             <w:r>
               <w:rPr>
                 <w:rFonts w:ascii="Arial Nova Cond" w:hAnsi="Arial Nova Cond"/>
@@ -5980,7 +5768,6 @@
               </w:rPr>
               <w:t>Sumber</w:t>
             </w:r>
-            <w:proofErr w:type="spellEnd"/>
             <w:r>
               <w:rPr>
                 <w:rFonts w:ascii="Arial Nova Cond" w:hAnsi="Arial Nova Cond"/>
@@ -5989,7 +5776,6 @@
               </w:rPr>
               <w:t xml:space="preserve"> </w:t>
             </w:r>
-            <w:proofErr w:type="spellStart"/>
             <w:r>
               <w:rPr>
                 <w:rFonts w:ascii="Arial Nova Cond" w:hAnsi="Arial Nova Cond"/>
@@ -5998,7 +5784,6 @@
               </w:rPr>
               <w:t>limbah</w:t>
             </w:r>
-            <w:proofErr w:type="spellEnd"/>
           </w:p>
         </w:tc>
         <w:tc>
@@ -6022,7 +5807,6 @@
               </w:rPr>
               <w:t>{</w:t>
             </w:r>
-            <w:proofErr w:type="spellStart"/>
             <w:r>
               <w:rPr>
                 <w:rFonts w:ascii="Arial Nova Cond" w:hAnsi="Arial Nova Cond"/>
@@ -6031,7 +5815,6 @@
               </w:rPr>
               <w:t>air_sumber</w:t>
             </w:r>
-            <w:proofErr w:type="spellEnd"/>
             <w:r>
               <w:rPr>
                 <w:rFonts w:ascii="Arial Nova Cond" w:hAnsi="Arial Nova Cond"/>
@@ -6062,7 +5845,6 @@
               </w:rPr>
               <w:t>{</w:t>
             </w:r>
-            <w:proofErr w:type="spellStart"/>
             <w:r>
               <w:rPr>
                 <w:rFonts w:ascii="Arial Nova Cond" w:hAnsi="Arial Nova Cond"/>
@@ -6071,7 +5853,6 @@
               </w:rPr>
               <w:t>ket_air_sumber</w:t>
             </w:r>
-            <w:proofErr w:type="spellEnd"/>
             <w:r>
               <w:rPr>
                 <w:rFonts w:ascii="Arial Nova Cond" w:hAnsi="Arial Nova Cond"/>
@@ -6119,7 +5900,6 @@
                 <w:szCs w:val="24"/>
               </w:rPr>
             </w:pPr>
-            <w:proofErr w:type="spellStart"/>
             <w:r>
               <w:rPr>
                 <w:rFonts w:ascii="Arial Nova Cond" w:hAnsi="Arial Nova Cond"/>
@@ -6128,7 +5908,6 @@
               </w:rPr>
               <w:t>Kondisi</w:t>
             </w:r>
-            <w:proofErr w:type="spellEnd"/>
             <w:r>
               <w:rPr>
                 <w:rFonts w:ascii="Arial Nova Cond" w:hAnsi="Arial Nova Cond"/>
@@ -6137,7 +5916,6 @@
               </w:rPr>
               <w:t xml:space="preserve"> </w:t>
             </w:r>
-            <w:proofErr w:type="spellStart"/>
             <w:r>
               <w:rPr>
                 <w:rFonts w:ascii="Arial Nova Cond" w:hAnsi="Arial Nova Cond"/>
@@ -6146,7 +5924,6 @@
               </w:rPr>
               <w:t>fisik</w:t>
             </w:r>
-            <w:proofErr w:type="spellEnd"/>
             <w:r>
               <w:rPr>
                 <w:rFonts w:ascii="Arial Nova Cond" w:hAnsi="Arial Nova Cond"/>
@@ -6155,7 +5932,6 @@
               </w:rPr>
               <w:t xml:space="preserve"> </w:t>
             </w:r>
-            <w:proofErr w:type="spellStart"/>
             <w:r>
               <w:rPr>
                 <w:rFonts w:ascii="Arial Nova Cond" w:hAnsi="Arial Nova Cond"/>
@@ -6164,7 +5940,6 @@
               </w:rPr>
               <w:t>septictank</w:t>
             </w:r>
-            <w:proofErr w:type="spellEnd"/>
             <w:r>
               <w:rPr>
                 <w:rFonts w:ascii="Arial Nova Cond" w:hAnsi="Arial Nova Cond"/>
@@ -6173,7 +5948,6 @@
               </w:rPr>
               <w:t xml:space="preserve"> dan </w:t>
             </w:r>
-            <w:proofErr w:type="spellStart"/>
             <w:r>
               <w:rPr>
                 <w:rFonts w:ascii="Arial Nova Cond" w:hAnsi="Arial Nova Cond"/>
@@ -6182,7 +5956,6 @@
               </w:rPr>
               <w:t>resapan</w:t>
             </w:r>
-            <w:proofErr w:type="spellEnd"/>
             <w:r>
               <w:rPr>
                 <w:rFonts w:ascii="Arial Nova Cond" w:hAnsi="Arial Nova Cond"/>
@@ -6214,7 +5987,6 @@
               </w:rPr>
               <w:t>{</w:t>
             </w:r>
-            <w:proofErr w:type="spellStart"/>
             <w:r>
               <w:rPr>
                 <w:rFonts w:ascii="Arial Nova Cond" w:hAnsi="Arial Nova Cond"/>
@@ -6223,7 +5995,6 @@
               </w:rPr>
               <w:t>air_fisik</w:t>
             </w:r>
-            <w:proofErr w:type="spellEnd"/>
             <w:r>
               <w:rPr>
                 <w:rFonts w:ascii="Arial Nova Cond" w:hAnsi="Arial Nova Cond"/>
@@ -6254,7 +6025,6 @@
               </w:rPr>
               <w:t>{</w:t>
             </w:r>
-            <w:proofErr w:type="spellStart"/>
             <w:r>
               <w:rPr>
                 <w:rFonts w:ascii="Arial Nova Cond" w:hAnsi="Arial Nova Cond"/>
@@ -6263,7 +6033,6 @@
               </w:rPr>
               <w:t>ket_air_fisik</w:t>
             </w:r>
-            <w:proofErr w:type="spellEnd"/>
             <w:r>
               <w:rPr>
                 <w:rFonts w:ascii="Arial Nova Cond" w:hAnsi="Arial Nova Cond"/>
@@ -6319,7 +6088,6 @@
               </w:rPr>
               <w:t xml:space="preserve">Data </w:t>
             </w:r>
-            <w:proofErr w:type="spellStart"/>
             <w:r>
               <w:rPr>
                 <w:rFonts w:ascii="Arial Nova Cond" w:hAnsi="Arial Nova Cond"/>
@@ -6328,7 +6096,6 @@
               </w:rPr>
               <w:t>pantau</w:t>
             </w:r>
-            <w:proofErr w:type="spellEnd"/>
             <w:r>
               <w:rPr>
                 <w:rFonts w:ascii="Arial Nova Cond" w:hAnsi="Arial Nova Cond"/>
@@ -6337,7 +6104,6 @@
               </w:rPr>
               <w:t xml:space="preserve"> </w:t>
             </w:r>
-            <w:proofErr w:type="spellStart"/>
             <w:r>
               <w:rPr>
                 <w:rFonts w:ascii="Arial Nova Cond" w:hAnsi="Arial Nova Cond"/>
@@ -6346,7 +6112,6 @@
               </w:rPr>
               <w:t>analisa</w:t>
             </w:r>
-            <w:proofErr w:type="spellEnd"/>
             <w:r>
               <w:rPr>
                 <w:rFonts w:ascii="Arial Nova Cond" w:hAnsi="Arial Nova Cond"/>
@@ -6355,7 +6120,6 @@
               </w:rPr>
               <w:t xml:space="preserve"> air </w:t>
             </w:r>
-            <w:proofErr w:type="spellStart"/>
             <w:r>
               <w:rPr>
                 <w:rFonts w:ascii="Arial Nova Cond" w:hAnsi="Arial Nova Cond"/>
@@ -6364,7 +6128,6 @@
               </w:rPr>
               <w:t>limbah</w:t>
             </w:r>
-            <w:proofErr w:type="spellEnd"/>
             <w:r>
               <w:rPr>
                 <w:rFonts w:ascii="Arial Nova Cond" w:hAnsi="Arial Nova Cond"/>
@@ -6373,7 +6136,6 @@
               </w:rPr>
               <w:t xml:space="preserve"> </w:t>
             </w:r>
-            <w:proofErr w:type="spellStart"/>
             <w:r>
               <w:rPr>
                 <w:rFonts w:ascii="Arial Nova Cond" w:hAnsi="Arial Nova Cond"/>
@@ -6382,7 +6144,6 @@
               </w:rPr>
               <w:t>domestik</w:t>
             </w:r>
-            <w:proofErr w:type="spellEnd"/>
           </w:p>
         </w:tc>
         <w:tc>
@@ -6405,7 +6166,6 @@
               </w:rPr>
               <w:t>{</w:t>
             </w:r>
-            <w:proofErr w:type="spellStart"/>
             <w:r>
               <w:rPr>
                 <w:rFonts w:ascii="Arial Nova Cond" w:hAnsi="Arial Nova Cond"/>
@@ -6414,7 +6174,6 @@
               </w:rPr>
               <w:t>air_pantau</w:t>
             </w:r>
-            <w:proofErr w:type="spellEnd"/>
             <w:r>
               <w:rPr>
                 <w:rFonts w:ascii="Arial Nova Cond" w:hAnsi="Arial Nova Cond"/>
@@ -6463,7 +6222,6 @@
               </w:rPr>
               <w:t>{</w:t>
             </w:r>
-            <w:proofErr w:type="spellStart"/>
             <w:r>
               <w:rPr>
                 <w:rFonts w:ascii="Arial Nova Cond" w:hAnsi="Arial Nova Cond"/>
@@ -6472,7 +6230,6 @@
               </w:rPr>
               <w:t>ket_air_pantau</w:t>
             </w:r>
-            <w:proofErr w:type="spellEnd"/>
             <w:r>
               <w:rPr>
                 <w:rFonts w:ascii="Arial Nova Cond" w:hAnsi="Arial Nova Cond"/>
@@ -6520,7 +6277,6 @@
                 <w:szCs w:val="24"/>
               </w:rPr>
             </w:pPr>
-            <w:proofErr w:type="spellStart"/>
             <w:r>
               <w:rPr>
                 <w:rFonts w:ascii="Arial Nova Cond" w:hAnsi="Arial Nova Cond"/>
@@ -6529,7 +6285,6 @@
               </w:rPr>
               <w:t>Pengelolaan</w:t>
             </w:r>
-            <w:proofErr w:type="spellEnd"/>
             <w:r>
               <w:rPr>
                 <w:rFonts w:ascii="Arial Nova Cond" w:hAnsi="Arial Nova Cond"/>
@@ -6538,7 +6293,6 @@
               </w:rPr>
               <w:t xml:space="preserve"> sludge </w:t>
             </w:r>
-            <w:proofErr w:type="spellStart"/>
             <w:r>
               <w:rPr>
                 <w:rFonts w:ascii="Arial Nova Cond" w:hAnsi="Arial Nova Cond"/>
@@ -6547,7 +6301,6 @@
               </w:rPr>
               <w:t>septictank</w:t>
             </w:r>
-            <w:proofErr w:type="spellEnd"/>
           </w:p>
         </w:tc>
         <w:tc>
@@ -6571,7 +6324,6 @@
               </w:rPr>
               <w:t>{</w:t>
             </w:r>
-            <w:proofErr w:type="spellStart"/>
             <w:r>
               <w:rPr>
                 <w:rFonts w:ascii="Arial Nova Cond" w:hAnsi="Arial Nova Cond"/>
@@ -6580,7 +6332,6 @@
               </w:rPr>
               <w:t>air_sludge</w:t>
             </w:r>
-            <w:proofErr w:type="spellEnd"/>
             <w:r>
               <w:rPr>
                 <w:rFonts w:ascii="Arial Nova Cond" w:hAnsi="Arial Nova Cond"/>
@@ -6611,7 +6362,6 @@
               </w:rPr>
               <w:t>{</w:t>
             </w:r>
-            <w:proofErr w:type="spellStart"/>
             <w:r>
               <w:rPr>
                 <w:rFonts w:ascii="Arial Nova Cond" w:hAnsi="Arial Nova Cond"/>
@@ -6620,7 +6370,6 @@
               </w:rPr>
               <w:t>ket_air_sludge</w:t>
             </w:r>
-            <w:proofErr w:type="spellEnd"/>
             <w:r>
               <w:rPr>
                 <w:rFonts w:ascii="Arial Nova Cond" w:hAnsi="Arial Nova Cond"/>
@@ -6687,7 +6436,6 @@
         </w:rPr>
         <w:t xml:space="preserve">.  </w:t>
       </w:r>
-      <w:proofErr w:type="spellStart"/>
       <w:r>
         <w:rPr>
           <w:rFonts w:ascii="Arial Nova Cond" w:hAnsi="Arial Nova Cond"/>
@@ -6696,7 +6444,6 @@
         </w:rPr>
         <w:t>Pemeriksaan</w:t>
       </w:r>
-      <w:proofErr w:type="spellEnd"/>
       <w:r>
         <w:rPr>
           <w:rFonts w:ascii="Arial Nova Cond" w:hAnsi="Arial Nova Cond"/>
@@ -6705,7 +6452,6 @@
         </w:rPr>
         <w:t xml:space="preserve"> </w:t>
       </w:r>
-      <w:proofErr w:type="spellStart"/>
       <w:r>
         <w:rPr>
           <w:rFonts w:ascii="Arial Nova Cond" w:hAnsi="Arial Nova Cond"/>
@@ -6714,7 +6460,6 @@
         </w:rPr>
         <w:t>Pengelolaan</w:t>
       </w:r>
-      <w:proofErr w:type="spellEnd"/>
       <w:r>
         <w:rPr>
           <w:rFonts w:ascii="Arial Nova Cond" w:hAnsi="Arial Nova Cond"/>
@@ -6723,7 +6468,6 @@
         </w:rPr>
         <w:t xml:space="preserve"> </w:t>
       </w:r>
-      <w:proofErr w:type="spellStart"/>
       <w:r>
         <w:rPr>
           <w:rFonts w:ascii="Arial Nova Cond" w:hAnsi="Arial Nova Cond"/>
@@ -6732,7 +6476,6 @@
         </w:rPr>
         <w:t>Limbah</w:t>
       </w:r>
-      <w:proofErr w:type="spellEnd"/>
       <w:r>
         <w:rPr>
           <w:rFonts w:ascii="Arial Nova Cond" w:hAnsi="Arial Nova Cond"/>
@@ -6741,7 +6484,6 @@
         </w:rPr>
         <w:t xml:space="preserve"> </w:t>
       </w:r>
-      <w:proofErr w:type="spellStart"/>
       <w:r>
         <w:rPr>
           <w:rFonts w:ascii="Arial Nova Cond" w:hAnsi="Arial Nova Cond"/>
@@ -6750,7 +6492,6 @@
         </w:rPr>
         <w:t>Bahan</w:t>
       </w:r>
-      <w:proofErr w:type="spellEnd"/>
       <w:r>
         <w:rPr>
           <w:rFonts w:ascii="Arial Nova Cond" w:hAnsi="Arial Nova Cond"/>
@@ -6759,7 +6500,6 @@
         </w:rPr>
         <w:t xml:space="preserve"> </w:t>
       </w:r>
-      <w:proofErr w:type="spellStart"/>
       <w:r>
         <w:rPr>
           <w:rFonts w:ascii="Arial Nova Cond" w:hAnsi="Arial Nova Cond"/>
@@ -6768,7 +6508,6 @@
         </w:rPr>
         <w:t>Berbahaya</w:t>
       </w:r>
-      <w:proofErr w:type="spellEnd"/>
       <w:r>
         <w:rPr>
           <w:rFonts w:ascii="Arial Nova Cond" w:hAnsi="Arial Nova Cond"/>
@@ -6777,7 +6516,6 @@
         </w:rPr>
         <w:t xml:space="preserve"> dan </w:t>
       </w:r>
-      <w:proofErr w:type="spellStart"/>
       <w:r>
         <w:rPr>
           <w:rFonts w:ascii="Arial Nova Cond" w:hAnsi="Arial Nova Cond"/>
@@ -6786,7 +6524,6 @@
         </w:rPr>
         <w:t>Beracun</w:t>
       </w:r>
-      <w:proofErr w:type="spellEnd"/>
       <w:r>
         <w:rPr>
           <w:rFonts w:ascii="Arial Nova Cond" w:hAnsi="Arial Nova Cond"/>
@@ -6870,7 +6607,6 @@
               </w:rPr>
               <w:t xml:space="preserve">Point </w:t>
             </w:r>
-            <w:proofErr w:type="spellStart"/>
             <w:r>
               <w:rPr>
                 <w:rFonts w:ascii="Arial Nova Cond" w:hAnsi="Arial Nova Cond"/>
@@ -6881,7 +6617,6 @@
               </w:rPr>
               <w:t>Pemeriksaan</w:t>
             </w:r>
-            <w:proofErr w:type="spellEnd"/>
           </w:p>
         </w:tc>
         <w:tc>
@@ -6899,7 +6634,6 @@
                 <w:szCs w:val="24"/>
               </w:rPr>
             </w:pPr>
-            <w:proofErr w:type="spellStart"/>
             <w:r>
               <w:rPr>
                 <w:rFonts w:ascii="Arial Nova Cond" w:hAnsi="Arial Nova Cond"/>
@@ -6910,7 +6644,6 @@
               </w:rPr>
               <w:t>Kondisi</w:t>
             </w:r>
-            <w:proofErr w:type="spellEnd"/>
             <w:r>
               <w:rPr>
                 <w:rFonts w:ascii="Arial Nova Cond" w:hAnsi="Arial Nova Cond"/>
@@ -6921,7 +6654,6 @@
               </w:rPr>
               <w:t xml:space="preserve"> </w:t>
             </w:r>
-            <w:proofErr w:type="spellStart"/>
             <w:r>
               <w:rPr>
                 <w:rFonts w:ascii="Arial Nova Cond" w:hAnsi="Arial Nova Cond"/>
@@ -6932,7 +6664,6 @@
               </w:rPr>
               <w:t>Eksisting</w:t>
             </w:r>
-            <w:proofErr w:type="spellEnd"/>
           </w:p>
         </w:tc>
         <w:tc>
@@ -6950,7 +6681,6 @@
                 <w:szCs w:val="24"/>
               </w:rPr>
             </w:pPr>
-            <w:proofErr w:type="spellStart"/>
             <w:r>
               <w:rPr>
                 <w:rFonts w:ascii="Arial Nova Cond" w:hAnsi="Arial Nova Cond"/>
@@ -6961,7 +6691,6 @@
               </w:rPr>
               <w:t>Keterangan</w:t>
             </w:r>
-            <w:proofErr w:type="spellEnd"/>
           </w:p>
         </w:tc>
       </w:tr>
@@ -7001,7 +6730,6 @@
                 <w:szCs w:val="24"/>
               </w:rPr>
             </w:pPr>
-            <w:proofErr w:type="spellStart"/>
             <w:r>
               <w:rPr>
                 <w:rFonts w:ascii="Arial Nova Cond" w:hAnsi="Arial Nova Cond"/>
@@ -7010,7 +6738,6 @@
               </w:rPr>
               <w:t>Sumber</w:t>
             </w:r>
-            <w:proofErr w:type="spellEnd"/>
             <w:r>
               <w:rPr>
                 <w:rFonts w:ascii="Arial Nova Cond" w:hAnsi="Arial Nova Cond"/>
@@ -7127,7 +6854,6 @@
                 <w:szCs w:val="24"/>
               </w:rPr>
             </w:pPr>
-            <w:proofErr w:type="spellStart"/>
             <w:r>
               <w:rPr>
                 <w:rFonts w:ascii="Arial Nova Cond" w:hAnsi="Arial Nova Cond"/>
@@ -7136,7 +6862,6 @@
               </w:rPr>
               <w:t>Jenis</w:t>
             </w:r>
-            <w:proofErr w:type="spellEnd"/>
             <w:r>
               <w:rPr>
                 <w:rFonts w:ascii="Arial Nova Cond" w:hAnsi="Arial Nova Cond"/>
@@ -7236,7 +6961,6 @@
                 <w:szCs w:val="24"/>
               </w:rPr>
             </w:pPr>
-            <w:proofErr w:type="spellStart"/>
             <w:r>
               <w:rPr>
                 <w:rFonts w:ascii="Arial Nova Cond" w:hAnsi="Arial Nova Cond"/>
@@ -7245,7 +6969,6 @@
               </w:rPr>
               <w:t>Kondisi</w:t>
             </w:r>
-            <w:proofErr w:type="spellEnd"/>
             <w:r>
               <w:rPr>
                 <w:rFonts w:ascii="Arial Nova Cond" w:hAnsi="Arial Nova Cond"/>
@@ -7338,7 +7061,6 @@
                 <w:szCs w:val="24"/>
               </w:rPr>
             </w:pPr>
-            <w:proofErr w:type="spellStart"/>
             <w:r>
               <w:rPr>
                 <w:rFonts w:ascii="Arial Nova Cond" w:hAnsi="Arial Nova Cond"/>
@@ -7347,7 +7069,6 @@
               </w:rPr>
               <w:t>Pengelolaan</w:t>
             </w:r>
-            <w:proofErr w:type="spellEnd"/>
             <w:r>
               <w:rPr>
                 <w:rFonts w:ascii="Arial Nova Cond" w:hAnsi="Arial Nova Cond"/>
@@ -7440,7 +7161,6 @@
         </w:rPr>
         <w:t xml:space="preserve">.  </w:t>
       </w:r>
-      <w:proofErr w:type="spellStart"/>
       <w:r>
         <w:rPr>
           <w:rFonts w:ascii="Arial Nova Cond" w:hAnsi="Arial Nova Cond"/>
@@ -7449,7 +7169,6 @@
         </w:rPr>
         <w:t>Pemeriksaan</w:t>
       </w:r>
-      <w:proofErr w:type="spellEnd"/>
       <w:r>
         <w:rPr>
           <w:rFonts w:ascii="Arial Nova Cond" w:hAnsi="Arial Nova Cond"/>
@@ -7458,7 +7177,6 @@
         </w:rPr>
         <w:t xml:space="preserve"> </w:t>
       </w:r>
-      <w:proofErr w:type="spellStart"/>
       <w:r>
         <w:rPr>
           <w:rFonts w:ascii="Arial Nova Cond" w:hAnsi="Arial Nova Cond"/>
@@ -7467,7 +7185,6 @@
         </w:rPr>
         <w:t>Pengelolaan</w:t>
       </w:r>
-      <w:proofErr w:type="spellEnd"/>
       <w:r>
         <w:rPr>
           <w:rFonts w:ascii="Arial Nova Cond" w:hAnsi="Arial Nova Cond"/>
@@ -7476,7 +7193,6 @@
         </w:rPr>
         <w:t xml:space="preserve"> </w:t>
       </w:r>
-      <w:proofErr w:type="spellStart"/>
       <w:r>
         <w:rPr>
           <w:rFonts w:ascii="Arial Nova Cond" w:hAnsi="Arial Nova Cond"/>
@@ -7485,7 +7201,6 @@
         </w:rPr>
         <w:t>Sampah</w:t>
       </w:r>
-      <w:proofErr w:type="spellEnd"/>
       <w:r>
         <w:rPr>
           <w:rFonts w:ascii="Arial Nova Cond" w:hAnsi="Arial Nova Cond"/>
@@ -7494,7 +7209,6 @@
         </w:rPr>
         <w:t xml:space="preserve"> </w:t>
       </w:r>
-      <w:proofErr w:type="spellStart"/>
       <w:r>
         <w:rPr>
           <w:rFonts w:ascii="Arial Nova Cond" w:hAnsi="Arial Nova Cond"/>
@@ -7503,7 +7217,6 @@
         </w:rPr>
         <w:t>Domestik</w:t>
       </w:r>
-      <w:proofErr w:type="spellEnd"/>
     </w:p>
     <w:tbl>
       <w:tblPr>
@@ -7571,7 +7284,6 @@
               </w:rPr>
               <w:t xml:space="preserve">Point </w:t>
             </w:r>
-            <w:proofErr w:type="spellStart"/>
             <w:r>
               <w:rPr>
                 <w:rFonts w:ascii="Arial Nova Cond" w:hAnsi="Arial Nova Cond"/>
@@ -7582,7 +7294,6 @@
               </w:rPr>
               <w:t>Pemeriksaan</w:t>
             </w:r>
-            <w:proofErr w:type="spellEnd"/>
           </w:p>
         </w:tc>
         <w:tc>
@@ -7600,7 +7311,6 @@
                 <w:szCs w:val="24"/>
               </w:rPr>
             </w:pPr>
-            <w:proofErr w:type="spellStart"/>
             <w:r>
               <w:rPr>
                 <w:rFonts w:ascii="Arial Nova Cond" w:hAnsi="Arial Nova Cond"/>
@@ -7611,7 +7321,6 @@
               </w:rPr>
               <w:t>Kondisi</w:t>
             </w:r>
-            <w:proofErr w:type="spellEnd"/>
             <w:r>
               <w:rPr>
                 <w:rFonts w:ascii="Arial Nova Cond" w:hAnsi="Arial Nova Cond"/>
@@ -7622,7 +7331,6 @@
               </w:rPr>
               <w:t xml:space="preserve"> </w:t>
             </w:r>
-            <w:proofErr w:type="spellStart"/>
             <w:r>
               <w:rPr>
                 <w:rFonts w:ascii="Arial Nova Cond" w:hAnsi="Arial Nova Cond"/>
@@ -7633,7 +7341,6 @@
               </w:rPr>
               <w:t>Eksisting</w:t>
             </w:r>
-            <w:proofErr w:type="spellEnd"/>
           </w:p>
         </w:tc>
         <w:tc>
@@ -7651,7 +7358,6 @@
                 <w:szCs w:val="24"/>
               </w:rPr>
             </w:pPr>
-            <w:proofErr w:type="spellStart"/>
             <w:r>
               <w:rPr>
                 <w:rFonts w:ascii="Arial Nova Cond" w:hAnsi="Arial Nova Cond"/>
@@ -7662,7 +7368,6 @@
               </w:rPr>
               <w:t>Keterangan</w:t>
             </w:r>
-            <w:proofErr w:type="spellEnd"/>
           </w:p>
         </w:tc>
       </w:tr>
@@ -7702,7 +7407,6 @@
                 <w:szCs w:val="24"/>
               </w:rPr>
             </w:pPr>
-            <w:proofErr w:type="spellStart"/>
             <w:r>
               <w:rPr>
                 <w:rFonts w:ascii="Arial Nova Cond" w:hAnsi="Arial Nova Cond"/>
@@ -7711,7 +7415,6 @@
               </w:rPr>
               <w:t>Sumber</w:t>
             </w:r>
-            <w:proofErr w:type="spellEnd"/>
             <w:r>
               <w:rPr>
                 <w:rFonts w:ascii="Arial Nova Cond" w:hAnsi="Arial Nova Cond"/>
@@ -7720,7 +7423,6 @@
               </w:rPr>
               <w:t xml:space="preserve"> </w:t>
             </w:r>
-            <w:proofErr w:type="spellStart"/>
             <w:r>
               <w:rPr>
                 <w:rFonts w:ascii="Arial Nova Cond" w:hAnsi="Arial Nova Cond"/>
@@ -7729,7 +7431,6 @@
               </w:rPr>
               <w:t>Sampah</w:t>
             </w:r>
-            <w:proofErr w:type="spellEnd"/>
             <w:r>
               <w:rPr>
                 <w:rFonts w:ascii="Arial Nova Cond" w:hAnsi="Arial Nova Cond"/>
@@ -7738,7 +7439,6 @@
               </w:rPr>
               <w:t xml:space="preserve"> </w:t>
             </w:r>
-            <w:proofErr w:type="spellStart"/>
             <w:r>
               <w:rPr>
                 <w:rFonts w:ascii="Arial Nova Cond" w:hAnsi="Arial Nova Cond"/>
@@ -7747,7 +7447,6 @@
               </w:rPr>
               <w:t>Domestik</w:t>
             </w:r>
-            <w:proofErr w:type="spellEnd"/>
           </w:p>
         </w:tc>
         <w:tc>
@@ -7771,7 +7470,6 @@
               </w:rPr>
               <w:t>{</w:t>
             </w:r>
-            <w:proofErr w:type="spellStart"/>
             <w:r>
               <w:rPr>
                 <w:rFonts w:ascii="Arial Nova Cond" w:hAnsi="Arial Nova Cond"/>
@@ -7780,7 +7478,6 @@
               </w:rPr>
               <w:t>sampah_sumber</w:t>
             </w:r>
-            <w:proofErr w:type="spellEnd"/>
             <w:r>
               <w:rPr>
                 <w:rFonts w:ascii="Arial Nova Cond" w:hAnsi="Arial Nova Cond"/>
@@ -7811,7 +7508,6 @@
               </w:rPr>
               <w:t>{</w:t>
             </w:r>
-            <w:proofErr w:type="spellStart"/>
             <w:r>
               <w:rPr>
                 <w:rFonts w:ascii="Arial Nova Cond" w:hAnsi="Arial Nova Cond"/>
@@ -7820,7 +7516,6 @@
               </w:rPr>
               <w:t>ket_sampah_sumber</w:t>
             </w:r>
-            <w:proofErr w:type="spellEnd"/>
             <w:r>
               <w:rPr>
                 <w:rFonts w:ascii="Arial Nova Cond" w:hAnsi="Arial Nova Cond"/>
@@ -7868,7 +7563,6 @@
                 <w:szCs w:val="24"/>
               </w:rPr>
             </w:pPr>
-            <w:proofErr w:type="spellStart"/>
             <w:r>
               <w:rPr>
                 <w:rFonts w:ascii="Arial Nova Cond" w:hAnsi="Arial Nova Cond"/>
@@ -7877,7 +7571,6 @@
               </w:rPr>
               <w:t>Jenis</w:t>
             </w:r>
-            <w:proofErr w:type="spellEnd"/>
             <w:r>
               <w:rPr>
                 <w:rFonts w:ascii="Arial Nova Cond" w:hAnsi="Arial Nova Cond"/>
@@ -7886,7 +7579,6 @@
               </w:rPr>
               <w:t xml:space="preserve"> </w:t>
             </w:r>
-            <w:proofErr w:type="spellStart"/>
             <w:r>
               <w:rPr>
                 <w:rFonts w:ascii="Arial Nova Cond" w:hAnsi="Arial Nova Cond"/>
@@ -7895,7 +7587,6 @@
               </w:rPr>
               <w:t>Sampah</w:t>
             </w:r>
-            <w:proofErr w:type="spellEnd"/>
             <w:r>
               <w:rPr>
                 <w:rFonts w:ascii="Arial Nova Cond" w:hAnsi="Arial Nova Cond"/>
@@ -7904,7 +7595,6 @@
               </w:rPr>
               <w:t xml:space="preserve"> </w:t>
             </w:r>
-            <w:proofErr w:type="spellStart"/>
             <w:r>
               <w:rPr>
                 <w:rFonts w:ascii="Arial Nova Cond" w:hAnsi="Arial Nova Cond"/>
@@ -7913,7 +7603,6 @@
               </w:rPr>
               <w:t>Domestik</w:t>
             </w:r>
-            <w:proofErr w:type="spellEnd"/>
           </w:p>
         </w:tc>
         <w:tc>
@@ -7937,7 +7626,6 @@
               </w:rPr>
               <w:t>{</w:t>
             </w:r>
-            <w:proofErr w:type="spellStart"/>
             <w:r>
               <w:rPr>
                 <w:rFonts w:ascii="Arial Nova Cond" w:hAnsi="Arial Nova Cond"/>
@@ -7946,7 +7634,6 @@
               </w:rPr>
               <w:t>sampah_jenis</w:t>
             </w:r>
-            <w:proofErr w:type="spellEnd"/>
             <w:r>
               <w:rPr>
                 <w:rFonts w:ascii="Arial Nova Cond" w:hAnsi="Arial Nova Cond"/>
@@ -7977,7 +7664,6 @@
               </w:rPr>
               <w:t>{</w:t>
             </w:r>
-            <w:proofErr w:type="spellStart"/>
             <w:r>
               <w:rPr>
                 <w:rFonts w:ascii="Arial Nova Cond" w:hAnsi="Arial Nova Cond"/>
@@ -7986,7 +7672,6 @@
               </w:rPr>
               <w:t>ket_sampah_jenis</w:t>
             </w:r>
-            <w:proofErr w:type="spellEnd"/>
             <w:r>
               <w:rPr>
                 <w:rFonts w:ascii="Arial Nova Cond" w:hAnsi="Arial Nova Cond"/>
@@ -8034,7 +7719,6 @@
                 <w:szCs w:val="24"/>
               </w:rPr>
             </w:pPr>
-            <w:proofErr w:type="spellStart"/>
             <w:r>
               <w:rPr>
                 <w:rFonts w:ascii="Arial Nova Cond" w:hAnsi="Arial Nova Cond"/>
@@ -8043,7 +7727,6 @@
               </w:rPr>
               <w:t>Kondisi</w:t>
             </w:r>
-            <w:proofErr w:type="spellEnd"/>
             <w:r>
               <w:rPr>
                 <w:rFonts w:ascii="Arial Nova Cond" w:hAnsi="Arial Nova Cond"/>
@@ -8052,7 +7735,6 @@
               </w:rPr>
               <w:t xml:space="preserve"> TPS </w:t>
             </w:r>
-            <w:proofErr w:type="spellStart"/>
             <w:r>
               <w:rPr>
                 <w:rFonts w:ascii="Arial Nova Cond" w:hAnsi="Arial Nova Cond"/>
@@ -8061,7 +7743,6 @@
               </w:rPr>
               <w:t>Sampah</w:t>
             </w:r>
-            <w:proofErr w:type="spellEnd"/>
             <w:r>
               <w:rPr>
                 <w:rFonts w:ascii="Arial Nova Cond" w:hAnsi="Arial Nova Cond"/>
@@ -8070,7 +7751,6 @@
               </w:rPr>
               <w:t xml:space="preserve"> </w:t>
             </w:r>
-            <w:proofErr w:type="spellStart"/>
             <w:r>
               <w:rPr>
                 <w:rFonts w:ascii="Arial Nova Cond" w:hAnsi="Arial Nova Cond"/>
@@ -8079,7 +7759,6 @@
               </w:rPr>
               <w:t>Domestik</w:t>
             </w:r>
-            <w:proofErr w:type="spellEnd"/>
           </w:p>
         </w:tc>
         <w:tc>
@@ -8103,7 +7782,6 @@
               </w:rPr>
               <w:t>{</w:t>
             </w:r>
-            <w:proofErr w:type="spellStart"/>
             <w:r>
               <w:rPr>
                 <w:rFonts w:ascii="Arial Nova Cond" w:hAnsi="Arial Nova Cond"/>
@@ -8112,7 +7790,6 @@
               </w:rPr>
               <w:t>sampah_tps</w:t>
             </w:r>
-            <w:proofErr w:type="spellEnd"/>
             <w:r>
               <w:rPr>
                 <w:rFonts w:ascii="Arial Nova Cond" w:hAnsi="Arial Nova Cond"/>
@@ -8143,7 +7820,6 @@
               </w:rPr>
               <w:t>{</w:t>
             </w:r>
-            <w:proofErr w:type="spellStart"/>
             <w:r>
               <w:rPr>
                 <w:rFonts w:ascii="Arial Nova Cond" w:hAnsi="Arial Nova Cond"/>
@@ -8152,7 +7828,6 @@
               </w:rPr>
               <w:t>ket_sampah_tps</w:t>
             </w:r>
-            <w:proofErr w:type="spellEnd"/>
             <w:r>
               <w:rPr>
                 <w:rFonts w:ascii="Arial Nova Cond" w:hAnsi="Arial Nova Cond"/>
@@ -8200,7 +7875,6 @@
                 <w:szCs w:val="24"/>
               </w:rPr>
             </w:pPr>
-            <w:proofErr w:type="spellStart"/>
             <w:r>
               <w:rPr>
                 <w:rFonts w:ascii="Arial Nova Cond" w:hAnsi="Arial Nova Cond"/>
@@ -8209,7 +7883,6 @@
               </w:rPr>
               <w:t>Pengelolaan</w:t>
             </w:r>
-            <w:proofErr w:type="spellEnd"/>
             <w:r>
               <w:rPr>
                 <w:rFonts w:ascii="Arial Nova Cond" w:hAnsi="Arial Nova Cond"/>
@@ -8218,7 +7891,6 @@
               </w:rPr>
               <w:t xml:space="preserve"> </w:t>
             </w:r>
-            <w:proofErr w:type="spellStart"/>
             <w:r>
               <w:rPr>
                 <w:rFonts w:ascii="Arial Nova Cond" w:hAnsi="Arial Nova Cond"/>
@@ -8227,7 +7899,6 @@
               </w:rPr>
               <w:t>sampah</w:t>
             </w:r>
-            <w:proofErr w:type="spellEnd"/>
             <w:r>
               <w:rPr>
                 <w:rFonts w:ascii="Arial Nova Cond" w:hAnsi="Arial Nova Cond"/>
@@ -8236,7 +7907,6 @@
               </w:rPr>
               <w:t xml:space="preserve"> </w:t>
             </w:r>
-            <w:proofErr w:type="spellStart"/>
             <w:r>
               <w:rPr>
                 <w:rFonts w:ascii="Arial Nova Cond" w:hAnsi="Arial Nova Cond"/>
@@ -8245,7 +7915,6 @@
               </w:rPr>
               <w:t>domestik</w:t>
             </w:r>
-            <w:proofErr w:type="spellEnd"/>
           </w:p>
         </w:tc>
         <w:tc>
@@ -8269,7 +7938,6 @@
               </w:rPr>
               <w:t>{</w:t>
             </w:r>
-            <w:proofErr w:type="spellStart"/>
             <w:r>
               <w:rPr>
                 <w:rFonts w:ascii="Arial Nova Cond" w:hAnsi="Arial Nova Cond"/>
@@ -8278,7 +7946,6 @@
               </w:rPr>
               <w:t>sampah_kelola</w:t>
             </w:r>
-            <w:proofErr w:type="spellEnd"/>
             <w:r>
               <w:rPr>
                 <w:rFonts w:ascii="Arial Nova Cond" w:hAnsi="Arial Nova Cond"/>
@@ -8309,7 +7976,6 @@
               </w:rPr>
               <w:t>{</w:t>
             </w:r>
-            <w:proofErr w:type="spellStart"/>
             <w:r>
               <w:rPr>
                 <w:rFonts w:ascii="Arial Nova Cond" w:hAnsi="Arial Nova Cond"/>
@@ -8318,7 +7984,6 @@
               </w:rPr>
               <w:t>ket_sampah_kelola</w:t>
             </w:r>
-            <w:proofErr w:type="spellEnd"/>
             <w:r>
               <w:rPr>
                 <w:rFonts w:ascii="Arial Nova Cond" w:hAnsi="Arial Nova Cond"/>
@@ -8562,7 +8227,6 @@
         </w:rPr>
         <w:t xml:space="preserve">. </w:t>
       </w:r>
-      <w:proofErr w:type="spellStart"/>
       <w:r>
         <w:rPr>
           <w:rFonts w:ascii="Arial Nova Cond" w:hAnsi="Arial Nova Cond"/>
@@ -8571,7 +8235,6 @@
         </w:rPr>
         <w:t>Dokumentasi</w:t>
       </w:r>
-      <w:proofErr w:type="spellEnd"/>
     </w:p>
     <w:p>
       <w:pPr>
@@ -8678,7 +8341,6 @@
               <w:br/>
               <w:t>{ket_2} {/</w:t>
             </w:r>
-            <w:proofErr w:type="spellStart"/>
             <w:r>
               <w:rPr>
                 <w:rFonts w:ascii="Arial Nova Cond" w:hAnsi="Arial Nova Cond"/>
@@ -8687,7 +8349,6 @@
               </w:rPr>
               <w:t>foto_baris</w:t>
             </w:r>
-            <w:proofErr w:type="spellEnd"/>
             <w:r>
               <w:rPr>
                 <w:rFonts w:ascii="Arial Nova Cond" w:hAnsi="Arial Nova Cond"/>
@@ -8764,7 +8425,6 @@
           <w:szCs w:val="24"/>
         </w:rPr>
       </w:pPr>
-      <w:proofErr w:type="spellStart"/>
       <w:r>
         <w:rPr>
           <w:rFonts w:ascii="Arial Nova Cond" w:hAnsi="Arial Nova Cond"/>
@@ -8775,7 +8435,6 @@
         <w:lastRenderedPageBreak/>
         <w:t>Pelaksanaan</w:t>
       </w:r>
-      <w:proofErr w:type="spellEnd"/>
       <w:r>
         <w:rPr>
           <w:rFonts w:ascii="Arial Nova Cond" w:hAnsi="Arial Nova Cond"/>
@@ -8785,7 +8444,6 @@
         </w:rPr>
         <w:t xml:space="preserve"> dan </w:t>
       </w:r>
-      <w:proofErr w:type="spellStart"/>
       <w:r>
         <w:rPr>
           <w:rFonts w:ascii="Arial Nova Cond" w:hAnsi="Arial Nova Cond"/>
@@ -8795,7 +8453,6 @@
         </w:rPr>
         <w:t>temuan</w:t>
       </w:r>
-      <w:proofErr w:type="spellEnd"/>
       <w:r>
         <w:rPr>
           <w:rFonts w:ascii="Arial Nova Cond" w:hAnsi="Arial Nova Cond"/>
@@ -8805,7 +8462,6 @@
         </w:rPr>
         <w:t xml:space="preserve"> </w:t>
       </w:r>
-      <w:proofErr w:type="spellStart"/>
       <w:r>
         <w:rPr>
           <w:rFonts w:ascii="Arial Nova Cond" w:hAnsi="Arial Nova Cond"/>
@@ -8815,7 +8471,6 @@
         </w:rPr>
         <w:t>fakta-fakta</w:t>
       </w:r>
-      <w:proofErr w:type="spellEnd"/>
       <w:r>
         <w:rPr>
           <w:rFonts w:ascii="Arial Nova Cond" w:hAnsi="Arial Nova Cond"/>
@@ -8825,7 +8480,6 @@
         </w:rPr>
         <w:t xml:space="preserve"> </w:t>
       </w:r>
-      <w:proofErr w:type="spellStart"/>
       <w:r>
         <w:rPr>
           <w:rFonts w:ascii="Arial Nova Cond" w:hAnsi="Arial Nova Cond"/>
@@ -8835,7 +8489,6 @@
         </w:rPr>
         <w:t>pengawasan</w:t>
       </w:r>
-      <w:proofErr w:type="spellEnd"/>
       <w:r>
         <w:rPr>
           <w:rFonts w:ascii="Arial Nova Cond" w:hAnsi="Arial Nova Cond"/>
@@ -8845,7 +8498,6 @@
         </w:rPr>
         <w:t xml:space="preserve"> </w:t>
       </w:r>
-      <w:proofErr w:type="spellStart"/>
       <w:r>
         <w:rPr>
           <w:rFonts w:ascii="Arial Nova Cond" w:hAnsi="Arial Nova Cond"/>
@@ -8855,7 +8507,6 @@
         </w:rPr>
         <w:t>lingkungan</w:t>
       </w:r>
-      <w:proofErr w:type="spellEnd"/>
       <w:r>
         <w:rPr>
           <w:rFonts w:ascii="Arial Nova Cond" w:hAnsi="Arial Nova Cond"/>
@@ -8865,7 +8516,6 @@
         </w:rPr>
         <w:t xml:space="preserve"> </w:t>
       </w:r>
-      <w:proofErr w:type="spellStart"/>
       <w:r>
         <w:rPr>
           <w:rFonts w:ascii="Arial Nova Cond" w:hAnsi="Arial Nova Cond"/>
@@ -8875,7 +8525,6 @@
         </w:rPr>
         <w:t>hidup</w:t>
       </w:r>
-      <w:proofErr w:type="spellEnd"/>
       <w:r>
         <w:rPr>
           <w:rFonts w:ascii="Arial Nova Cond" w:hAnsi="Arial Nova Cond"/>
@@ -8885,7 +8534,6 @@
         </w:rPr>
         <w:t xml:space="preserve"> </w:t>
       </w:r>
-      <w:proofErr w:type="spellStart"/>
       <w:r>
         <w:rPr>
           <w:rFonts w:ascii="Arial Nova Cond" w:hAnsi="Arial Nova Cond"/>
@@ -8895,7 +8543,6 @@
         </w:rPr>
         <w:t>ini</w:t>
       </w:r>
-      <w:proofErr w:type="spellEnd"/>
       <w:r>
         <w:rPr>
           <w:rFonts w:ascii="Arial Nova Cond" w:hAnsi="Arial Nova Cond"/>
@@ -8905,7 +8552,6 @@
         </w:rPr>
         <w:t xml:space="preserve"> </w:t>
       </w:r>
-      <w:proofErr w:type="spellStart"/>
       <w:r>
         <w:rPr>
           <w:rFonts w:ascii="Arial Nova Cond" w:hAnsi="Arial Nova Cond"/>
@@ -8915,7 +8561,6 @@
         </w:rPr>
         <w:t>diketahui</w:t>
       </w:r>
-      <w:proofErr w:type="spellEnd"/>
       <w:r>
         <w:rPr>
           <w:rFonts w:ascii="Arial Nova Cond" w:hAnsi="Arial Nova Cond"/>
@@ -8925,7 +8570,6 @@
         </w:rPr>
         <w:t xml:space="preserve"> dan </w:t>
       </w:r>
-      <w:proofErr w:type="spellStart"/>
       <w:r>
         <w:rPr>
           <w:rFonts w:ascii="Arial Nova Cond" w:hAnsi="Arial Nova Cond"/>
@@ -8935,7 +8579,6 @@
         </w:rPr>
         <w:t>dibenarkan</w:t>
       </w:r>
-      <w:proofErr w:type="spellEnd"/>
       <w:r>
         <w:rPr>
           <w:rFonts w:ascii="Arial Nova Cond" w:hAnsi="Arial Nova Cond"/>
@@ -8945,7 +8588,6 @@
         </w:rPr>
         <w:t xml:space="preserve"> oleh </w:t>
       </w:r>
-      <w:proofErr w:type="spellStart"/>
       <w:r>
         <w:rPr>
           <w:rFonts w:ascii="Arial Nova Cond" w:hAnsi="Arial Nova Cond"/>
@@ -8955,7 +8597,6 @@
         </w:rPr>
         <w:t>pihak</w:t>
       </w:r>
-      <w:proofErr w:type="spellEnd"/>
       <w:r>
         <w:rPr>
           <w:rFonts w:ascii="Arial Nova Cond" w:hAnsi="Arial Nova Cond"/>
@@ -8973,7 +8614,6 @@
         </w:rPr>
         <w:t>{</w:t>
       </w:r>
-      <w:proofErr w:type="spellStart"/>
       <w:r>
         <w:rPr>
           <w:rFonts w:ascii="Arial Nova Cond" w:hAnsi="Arial Nova Cond"/>
@@ -8982,7 +8622,6 @@
         </w:rPr>
         <w:t>nama_badan_usaha_kegiatan</w:t>
       </w:r>
-      <w:proofErr w:type="spellEnd"/>
       <w:r>
         <w:rPr>
           <w:rFonts w:ascii="Arial Nova Cond" w:hAnsi="Arial Nova Cond"/>
@@ -8999,7 +8638,6 @@
         </w:rPr>
         <w:t xml:space="preserve">, </w:t>
       </w:r>
-      <w:proofErr w:type="spellStart"/>
       <w:r>
         <w:rPr>
           <w:rFonts w:ascii="Arial Nova Cond" w:hAnsi="Arial Nova Cond"/>
@@ -9009,7 +8647,6 @@
         </w:rPr>
         <w:t>sebagai</w:t>
       </w:r>
-      <w:proofErr w:type="spellEnd"/>
       <w:r>
         <w:rPr>
           <w:rFonts w:ascii="Arial Nova Cond" w:hAnsi="Arial Nova Cond"/>
@@ -9019,7 +8656,6 @@
         </w:rPr>
         <w:t xml:space="preserve"> </w:t>
       </w:r>
-      <w:proofErr w:type="spellStart"/>
       <w:r>
         <w:rPr>
           <w:rFonts w:ascii="Arial Nova Cond" w:hAnsi="Arial Nova Cond"/>
@@ -9029,7 +8665,6 @@
         </w:rPr>
         <w:t>berikut</w:t>
       </w:r>
-      <w:proofErr w:type="spellEnd"/>
       <w:r>
         <w:rPr>
           <w:rFonts w:ascii="Arial Nova Cond" w:hAnsi="Arial Nova Cond"/>
@@ -9141,7 +8776,6 @@
               </w:rPr>
               <w:t>{</w:t>
             </w:r>
-            <w:proofErr w:type="spellStart"/>
             <w:r>
               <w:rPr>
                 <w:rFonts w:ascii="Arial Nova Cond" w:hAnsi="Arial Nova Cond"/>
@@ -9151,7 +8785,6 @@
               </w:rPr>
               <w:t>pj_nama</w:t>
             </w:r>
-            <w:proofErr w:type="spellEnd"/>
             <w:r>
               <w:rPr>
                 <w:rFonts w:ascii="Arial Nova Cond" w:hAnsi="Arial Nova Cond"/>
@@ -9178,7 +8811,6 @@
                 <w:szCs w:val="24"/>
               </w:rPr>
             </w:pPr>
-            <w:proofErr w:type="spellStart"/>
             <w:r>
               <w:rPr>
                 <w:rFonts w:ascii="Arial Nova Cond" w:hAnsi="Arial Nova Cond"/>
@@ -9188,7 +8820,6 @@
               </w:rPr>
               <w:t>Jabatan</w:t>
             </w:r>
-            <w:proofErr w:type="spellEnd"/>
           </w:p>
         </w:tc>
         <w:tc>
@@ -9236,7 +8867,6 @@
               </w:rPr>
               <w:t>{</w:t>
             </w:r>
-            <w:proofErr w:type="spellStart"/>
             <w:r>
               <w:rPr>
                 <w:rFonts w:ascii="Arial Nova Cond" w:hAnsi="Arial Nova Cond"/>
@@ -9245,7 +8875,6 @@
               </w:rPr>
               <w:t>pj_jabatan</w:t>
             </w:r>
-            <w:proofErr w:type="spellEnd"/>
             <w:r>
               <w:rPr>
                 <w:rFonts w:ascii="Arial Nova Cond" w:hAnsi="Arial Nova Cond"/>
@@ -9271,7 +8900,6 @@
                 <w:szCs w:val="24"/>
               </w:rPr>
             </w:pPr>
-            <w:proofErr w:type="spellStart"/>
             <w:r>
               <w:rPr>
                 <w:rFonts w:ascii="Arial Nova Cond" w:hAnsi="Arial Nova Cond"/>
@@ -9281,7 +8909,6 @@
               </w:rPr>
               <w:t>Nomor</w:t>
             </w:r>
-            <w:proofErr w:type="spellEnd"/>
             <w:r>
               <w:rPr>
                 <w:rFonts w:ascii="Arial Nova Cond" w:hAnsi="Arial Nova Cond"/>
@@ -9338,7 +8965,6 @@
               </w:rPr>
               <w:t>{</w:t>
             </w:r>
-            <w:proofErr w:type="spellStart"/>
             <w:r>
               <w:rPr>
                 <w:rFonts w:ascii="Arial Nova Cond" w:hAnsi="Arial Nova Cond"/>
@@ -9347,7 +8973,6 @@
               </w:rPr>
               <w:t>telepon</w:t>
             </w:r>
-            <w:proofErr w:type="spellEnd"/>
             <w:r>
               <w:rPr>
                 <w:rFonts w:ascii="Arial Nova Cond" w:hAnsi="Arial Nova Cond"/>
@@ -9382,7 +9007,6 @@
               </w:rPr>
               <w:t xml:space="preserve">Tanda </w:t>
             </w:r>
-            <w:proofErr w:type="spellStart"/>
             <w:r>
               <w:rPr>
                 <w:rFonts w:ascii="Arial Nova Cond" w:hAnsi="Arial Nova Cond"/>
@@ -9392,7 +9016,6 @@
               </w:rPr>
               <w:t>tangan</w:t>
             </w:r>
-            <w:proofErr w:type="spellEnd"/>
           </w:p>
         </w:tc>
         <w:tc>
@@ -9439,27 +9062,7 @@
                 <w:sz w:val="24"/>
                 <w:szCs w:val="24"/>
               </w:rPr>
-              <w:t>{%</w:t>
-            </w:r>
-            <w:proofErr w:type="spellStart"/>
-            <w:r>
-              <w:rPr>
-                <w:rFonts w:ascii="Arial Nova Cond" w:hAnsi="Arial Nova Cond"/>
-                <w:color w:val="0D0D0D"/>
-                <w:sz w:val="24"/>
-                <w:szCs w:val="24"/>
-              </w:rPr>
-              <w:t>ttd_pemrakarsa</w:t>
-            </w:r>
-            <w:proofErr w:type="spellEnd"/>
-            <w:r>
-              <w:rPr>
-                <w:rFonts w:ascii="Arial Nova Cond" w:hAnsi="Arial Nova Cond"/>
-                <w:color w:val="0D0D0D"/>
-                <w:sz w:val="24"/>
-                <w:szCs w:val="24"/>
-              </w:rPr>
-              <w:t>}</w:t>
+              <w:t>{%ttd_pemrakarsa}</w:t>
             </w:r>
           </w:p>
           <w:p>
@@ -9576,7 +9179,6 @@
           <w:szCs w:val="24"/>
         </w:rPr>
       </w:pPr>
-      <w:proofErr w:type="spellStart"/>
       <w:r>
         <w:rPr>
           <w:rFonts w:ascii="Arial Nova Cond" w:hAnsi="Arial Nova Cond"/>
@@ -9588,7 +9190,6 @@
         </w:rPr>
         <w:t>Demikian</w:t>
       </w:r>
-      <w:proofErr w:type="spellEnd"/>
       <w:r>
         <w:rPr>
           <w:rFonts w:ascii="Arial Nova Cond" w:hAnsi="Arial Nova Cond"/>
@@ -9600,7 +9201,6 @@
         </w:rPr>
         <w:t xml:space="preserve"> </w:t>
       </w:r>
-      <w:proofErr w:type="spellStart"/>
       <w:r>
         <w:rPr>
           <w:rFonts w:ascii="Arial Nova Cond" w:hAnsi="Arial Nova Cond"/>
@@ -9612,7 +9212,6 @@
         </w:rPr>
         <w:t>Berita</w:t>
       </w:r>
-      <w:proofErr w:type="spellEnd"/>
       <w:r>
         <w:rPr>
           <w:rFonts w:ascii="Arial Nova Cond" w:hAnsi="Arial Nova Cond"/>
@@ -9624,7 +9223,6 @@
         </w:rPr>
         <w:t xml:space="preserve"> Acara </w:t>
       </w:r>
-      <w:proofErr w:type="spellStart"/>
       <w:r>
         <w:rPr>
           <w:rFonts w:ascii="Arial Nova Cond" w:hAnsi="Arial Nova Cond"/>
@@ -9636,7 +9234,6 @@
         </w:rPr>
         <w:t>Pengawasan</w:t>
       </w:r>
-      <w:proofErr w:type="spellEnd"/>
       <w:r>
         <w:rPr>
           <w:rFonts w:ascii="Arial Nova Cond" w:hAnsi="Arial Nova Cond"/>
@@ -9648,7 +9245,6 @@
         </w:rPr>
         <w:t xml:space="preserve"> </w:t>
       </w:r>
-      <w:proofErr w:type="spellStart"/>
       <w:r>
         <w:rPr>
           <w:rFonts w:ascii="Arial Nova Cond" w:hAnsi="Arial Nova Cond"/>
@@ -9660,7 +9256,6 @@
         </w:rPr>
         <w:t>Lingkungan</w:t>
       </w:r>
-      <w:proofErr w:type="spellEnd"/>
       <w:r>
         <w:rPr>
           <w:rFonts w:ascii="Arial Nova Cond" w:hAnsi="Arial Nova Cond"/>
@@ -9672,7 +9267,6 @@
         </w:rPr>
         <w:t xml:space="preserve"> </w:t>
       </w:r>
-      <w:proofErr w:type="spellStart"/>
       <w:r>
         <w:rPr>
           <w:rFonts w:ascii="Arial Nova Cond" w:hAnsi="Arial Nova Cond"/>
@@ -9684,7 +9278,6 @@
         </w:rPr>
         <w:t>Hidup</w:t>
       </w:r>
-      <w:proofErr w:type="spellEnd"/>
       <w:r>
         <w:rPr>
           <w:rFonts w:ascii="Arial Nova Cond" w:hAnsi="Arial Nova Cond"/>
@@ -9696,7 +9289,6 @@
         </w:rPr>
         <w:t xml:space="preserve"> pada </w:t>
       </w:r>
-      <w:proofErr w:type="spellStart"/>
       <w:r>
         <w:rPr>
           <w:rFonts w:ascii="Arial Nova Cond" w:hAnsi="Arial Nova Cond"/>
@@ -9708,7 +9300,6 @@
         </w:rPr>
         <w:t>lokasi</w:t>
       </w:r>
-      <w:proofErr w:type="spellEnd"/>
       <w:r>
         <w:rPr>
           <w:rFonts w:ascii="Arial Nova Cond" w:hAnsi="Arial Nova Cond"/>
@@ -9720,7 +9311,6 @@
         </w:rPr>
         <w:t xml:space="preserve"> </w:t>
       </w:r>
-      <w:proofErr w:type="spellStart"/>
       <w:r>
         <w:rPr>
           <w:rFonts w:ascii="Arial Nova Cond" w:hAnsi="Arial Nova Cond"/>
@@ -9732,7 +9322,6 @@
         </w:rPr>
         <w:t>kegiatan</w:t>
       </w:r>
-      <w:proofErr w:type="spellEnd"/>
       <w:r>
         <w:rPr>
           <w:rFonts w:ascii="Arial Nova Cond" w:hAnsi="Arial Nova Cond"/>
@@ -9744,7 +9333,6 @@
         </w:rPr>
         <w:t xml:space="preserve"> </w:t>
       </w:r>
-      <w:proofErr w:type="spellStart"/>
       <w:r>
         <w:rPr>
           <w:rFonts w:ascii="Arial Nova Cond" w:hAnsi="Arial Nova Cond"/>
@@ -9756,7 +9344,6 @@
         </w:rPr>
         <w:t>Pengelola</w:t>
       </w:r>
-      <w:proofErr w:type="spellEnd"/>
       <w:r>
         <w:rPr>
           <w:rFonts w:ascii="Arial Nova Cond" w:hAnsi="Arial Nova Cond"/>
@@ -9768,7 +9355,6 @@
         </w:rPr>
         <w:t xml:space="preserve"> Pasar </w:t>
       </w:r>
-      <w:proofErr w:type="spellStart"/>
       <w:r>
         <w:rPr>
           <w:rFonts w:ascii="Arial Nova Cond" w:hAnsi="Arial Nova Cond"/>
@@ -9780,7 +9366,6 @@
         </w:rPr>
         <w:t>Masaran</w:t>
       </w:r>
-      <w:proofErr w:type="spellEnd"/>
       <w:r>
         <w:rPr>
           <w:rFonts w:ascii="Arial Nova Cond" w:hAnsi="Arial Nova Cond"/>
@@ -9792,7 +9377,6 @@
         </w:rPr>
         <w:t xml:space="preserve"> </w:t>
       </w:r>
-      <w:proofErr w:type="spellStart"/>
       <w:r>
         <w:rPr>
           <w:rFonts w:ascii="Arial Nova Cond" w:hAnsi="Arial Nova Cond"/>
@@ -9804,7 +9388,6 @@
         </w:rPr>
         <w:t>dibuat</w:t>
       </w:r>
-      <w:proofErr w:type="spellEnd"/>
       <w:r>
         <w:rPr>
           <w:rFonts w:ascii="Arial Nova Cond" w:hAnsi="Arial Nova Cond"/>
@@ -9816,7 +9399,6 @@
         </w:rPr>
         <w:t xml:space="preserve"> </w:t>
       </w:r>
-      <w:proofErr w:type="spellStart"/>
       <w:r>
         <w:rPr>
           <w:rFonts w:ascii="Arial Nova Cond" w:hAnsi="Arial Nova Cond"/>
@@ -9828,7 +9410,6 @@
         </w:rPr>
         <w:t>dengan</w:t>
       </w:r>
-      <w:proofErr w:type="spellEnd"/>
       <w:r>
         <w:rPr>
           <w:rFonts w:ascii="Arial Nova Cond" w:hAnsi="Arial Nova Cond"/>
@@ -9840,7 +9421,6 @@
         </w:rPr>
         <w:t xml:space="preserve"> </w:t>
       </w:r>
-      <w:proofErr w:type="spellStart"/>
       <w:r>
         <w:rPr>
           <w:rFonts w:ascii="Arial Nova Cond" w:hAnsi="Arial Nova Cond"/>
@@ -9852,7 +9432,6 @@
         </w:rPr>
         <w:t>sebenar-benarnya</w:t>
       </w:r>
-      <w:proofErr w:type="spellEnd"/>
       <w:r>
         <w:rPr>
           <w:rFonts w:ascii="Arial Nova Cond" w:hAnsi="Arial Nova Cond"/>
@@ -9864,7 +9443,6 @@
         </w:rPr>
         <w:t xml:space="preserve"> dan </w:t>
       </w:r>
-      <w:proofErr w:type="spellStart"/>
       <w:r>
         <w:rPr>
           <w:rFonts w:ascii="Arial Nova Cond" w:hAnsi="Arial Nova Cond"/>
@@ -9876,7 +9454,6 @@
         </w:rPr>
         <w:t>mengingat</w:t>
       </w:r>
-      <w:proofErr w:type="spellEnd"/>
       <w:r>
         <w:rPr>
           <w:rFonts w:ascii="Arial Nova Cond" w:hAnsi="Arial Nova Cond"/>
@@ -9888,7 +9465,6 @@
         </w:rPr>
         <w:t xml:space="preserve"> </w:t>
       </w:r>
-      <w:proofErr w:type="spellStart"/>
       <w:r>
         <w:rPr>
           <w:rFonts w:ascii="Arial Nova Cond" w:hAnsi="Arial Nova Cond"/>
@@ -9900,7 +9476,6 @@
         </w:rPr>
         <w:t>sumpah</w:t>
       </w:r>
-      <w:proofErr w:type="spellEnd"/>
       <w:r>
         <w:rPr>
           <w:rFonts w:ascii="Arial Nova Cond" w:hAnsi="Arial Nova Cond"/>
@@ -9912,7 +9487,6 @@
         </w:rPr>
         <w:t xml:space="preserve"> </w:t>
       </w:r>
-      <w:proofErr w:type="spellStart"/>
       <w:r>
         <w:rPr>
           <w:rFonts w:ascii="Arial Nova Cond" w:hAnsi="Arial Nova Cond"/>
@@ -9924,7 +9498,6 @@
         </w:rPr>
         <w:t>jabatan</w:t>
       </w:r>
-      <w:proofErr w:type="spellEnd"/>
       <w:r>
         <w:rPr>
           <w:rFonts w:ascii="Arial Nova Cond" w:hAnsi="Arial Nova Cond"/>
@@ -9973,7 +9546,6 @@
         </w:rPr>
         <w:t xml:space="preserve">Tim </w:t>
       </w:r>
-      <w:proofErr w:type="spellStart"/>
       <w:r>
         <w:rPr>
           <w:rFonts w:ascii="Arial Nova Cond" w:eastAsia="Times New Roman" w:hAnsi="Arial Nova Cond" w:cs="Times New Roman"/>
@@ -9984,7 +9556,6 @@
         </w:rPr>
         <w:t>Pejabat</w:t>
       </w:r>
-      <w:proofErr w:type="spellEnd"/>
       <w:r>
         <w:rPr>
           <w:rFonts w:ascii="Arial Nova Cond" w:eastAsia="Times New Roman" w:hAnsi="Arial Nova Cond" w:cs="Times New Roman"/>
@@ -9995,7 +9566,6 @@
         </w:rPr>
         <w:t xml:space="preserve"> </w:t>
       </w:r>
-      <w:proofErr w:type="spellStart"/>
       <w:r>
         <w:rPr>
           <w:rFonts w:ascii="Arial Nova Cond" w:eastAsia="Times New Roman" w:hAnsi="Arial Nova Cond" w:cs="Times New Roman"/>
@@ -10006,7 +9576,6 @@
         </w:rPr>
         <w:t>Pengawas</w:t>
       </w:r>
-      <w:proofErr w:type="spellEnd"/>
       <w:r>
         <w:rPr>
           <w:rFonts w:ascii="Arial Nova Cond" w:eastAsia="Times New Roman" w:hAnsi="Arial Nova Cond" w:cs="Times New Roman"/>
@@ -10017,7 +9586,6 @@
         </w:rPr>
         <w:t xml:space="preserve"> </w:t>
       </w:r>
-      <w:proofErr w:type="spellStart"/>
       <w:r>
         <w:rPr>
           <w:rFonts w:ascii="Arial Nova Cond" w:eastAsia="Times New Roman" w:hAnsi="Arial Nova Cond" w:cs="Times New Roman"/>
@@ -10028,7 +9596,6 @@
         </w:rPr>
         <w:t>Lingkungan</w:t>
       </w:r>
-      <w:proofErr w:type="spellEnd"/>
       <w:r>
         <w:rPr>
           <w:rFonts w:ascii="Arial Nova Cond" w:eastAsia="Times New Roman" w:hAnsi="Arial Nova Cond" w:cs="Times New Roman"/>
@@ -10039,7 +9606,6 @@
         </w:rPr>
         <w:t xml:space="preserve"> </w:t>
       </w:r>
-      <w:proofErr w:type="spellStart"/>
       <w:r>
         <w:rPr>
           <w:rFonts w:ascii="Arial Nova Cond" w:eastAsia="Times New Roman" w:hAnsi="Arial Nova Cond" w:cs="Times New Roman"/>
@@ -10050,7 +9616,6 @@
         </w:rPr>
         <w:t>Hidup</w:t>
       </w:r>
-      <w:proofErr w:type="spellEnd"/>
     </w:p>
     <w:p>
       <w:pPr>
@@ -10183,7 +9748,6 @@
               </w:rPr>
               <w:t>{</w:t>
             </w:r>
-            <w:proofErr w:type="spellStart"/>
             <w:r>
               <w:rPr>
                 <w:rFonts w:ascii="Arial Nova Cond" w:hAnsi="Arial Nova Cond"/>
@@ -10192,7 +9756,6 @@
               </w:rPr>
               <w:t>nama_pengawas</w:t>
             </w:r>
-            <w:proofErr w:type="spellEnd"/>
             <w:r>
               <w:rPr>
                 <w:rFonts w:ascii="Arial Nova Cond" w:hAnsi="Arial Nova Cond"/>
@@ -10246,7 +9809,6 @@
               </w:rPr>
               <w:t xml:space="preserve">Tanda </w:t>
             </w:r>
-            <w:proofErr w:type="spellStart"/>
             <w:r>
               <w:rPr>
                 <w:rFonts w:ascii="Arial Nova Cond" w:eastAsia="Times New Roman" w:hAnsi="Arial Nova Cond" w:cs="Times New Roman"/>
@@ -10257,7 +9819,6 @@
               </w:rPr>
               <w:t>tangan</w:t>
             </w:r>
-            <w:proofErr w:type="spellEnd"/>
             <w:r>
               <w:rPr>
                 <w:rFonts w:ascii="Arial Nova Cond" w:eastAsia="Times New Roman" w:hAnsi="Arial Nova Cond" w:cs="Times New Roman"/>
@@ -10315,9 +9876,8 @@
                 <w:szCs w:val="24"/>
                 <w:lang w:eastAsia="en-ID"/>
               </w:rPr>
-              <w:t>{%</w:t>
-            </w:r>
-            <w:proofErr w:type="spellStart"/>
+              <w:t>{%ttd_pengawas}</w:t>
+            </w:r>
             <w:r>
               <w:rPr>
                 <w:rFonts w:ascii="Arial Nova Cond" w:eastAsia="Times New Roman" w:hAnsi="Arial Nova Cond" w:cs="Times New Roman"/>
@@ -10326,9 +9886,8 @@
                 <w:szCs w:val="24"/>
                 <w:lang w:eastAsia="en-ID"/>
               </w:rPr>
-              <w:t>ttd_pengawas</w:t>
-            </w:r>
-            <w:proofErr w:type="spellEnd"/>
+              <w:t>{/</w:t>
+            </w:r>
             <w:r>
               <w:rPr>
                 <w:rFonts w:ascii="Arial Nova Cond" w:eastAsia="Times New Roman" w:hAnsi="Arial Nova Cond" w:cs="Times New Roman"/>
@@ -10337,30 +9896,8 @@
                 <w:szCs w:val="24"/>
                 <w:lang w:eastAsia="en-ID"/>
               </w:rPr>
-              <w:t>}</w:t>
-            </w:r>
-            <w:r>
-              <w:rPr>
-                <w:rFonts w:ascii="Arial Nova Cond" w:eastAsia="Times New Roman" w:hAnsi="Arial Nova Cond" w:cs="Times New Roman"/>
-                <w:color w:val="0D0D0D"/>
-                <w:sz w:val="24"/>
-                <w:szCs w:val="24"/>
-                <w:lang w:eastAsia="en-ID"/>
-              </w:rPr>
-              <w:t>{/</w:t>
-            </w:r>
-            <w:proofErr w:type="spellStart"/>
-            <w:r>
-              <w:rPr>
-                <w:rFonts w:ascii="Arial Nova Cond" w:eastAsia="Times New Roman" w:hAnsi="Arial Nova Cond" w:cs="Times New Roman"/>
-                <w:color w:val="0D0D0D"/>
-                <w:sz w:val="24"/>
-                <w:szCs w:val="24"/>
-                <w:lang w:eastAsia="en-ID"/>
-              </w:rPr>
               <w:t>tim_pengawas</w:t>
             </w:r>
-            <w:proofErr w:type="spellEnd"/>
             <w:r>
               <w:rPr>
                 <w:rFonts w:ascii="Arial Nova Cond" w:eastAsia="Times New Roman" w:hAnsi="Arial Nova Cond" w:cs="Times New Roman"/>
@@ -10419,7 +9956,6 @@
           <w:szCs w:val="24"/>
         </w:rPr>
       </w:pPr>
-      <w:proofErr w:type="spellStart"/>
       <w:r>
         <w:rPr>
           <w:rFonts w:ascii="Arial Nova Cond" w:hAnsi="Arial Nova Cond"/>
@@ -10429,7 +9965,6 @@
         </w:rPr>
         <w:t>Saksi</w:t>
       </w:r>
-      <w:proofErr w:type="spellEnd"/>
       <w:r>
         <w:rPr>
           <w:rFonts w:ascii="Arial Nova Cond" w:hAnsi="Arial Nova Cond"/>
@@ -10562,7 +10097,6 @@
               </w:rPr>
               <w:t>{</w:t>
             </w:r>
-            <w:proofErr w:type="spellStart"/>
             <w:r>
               <w:rPr>
                 <w:rFonts w:ascii="Arial Nova Cond" w:eastAsia="Times New Roman" w:hAnsi="Arial Nova Cond" w:cs="Times New Roman"/>
@@ -10573,7 +10107,6 @@
               </w:rPr>
               <w:t>nama_saksi</w:t>
             </w:r>
-            <w:proofErr w:type="spellEnd"/>
             <w:r>
               <w:rPr>
                 <w:rFonts w:ascii="Arial Nova Cond" w:eastAsia="Times New Roman" w:hAnsi="Arial Nova Cond" w:cs="Times New Roman"/>
@@ -10621,7 +10154,6 @@
                 <w:lang w:eastAsia="en-ID"/>
               </w:rPr>
             </w:pPr>
-            <w:proofErr w:type="spellStart"/>
             <w:r>
               <w:rPr>
                 <w:rFonts w:ascii="Arial Nova Cond" w:eastAsia="Times New Roman" w:hAnsi="Arial Nova Cond" w:cs="Times New Roman"/>
@@ -10632,7 +10164,6 @@
               </w:rPr>
               <w:t>Jabatan</w:t>
             </w:r>
-            <w:proofErr w:type="spellEnd"/>
           </w:p>
         </w:tc>
         <w:tc>
@@ -10671,7 +10202,6 @@
               </w:rPr>
               <w:t>{</w:t>
             </w:r>
-            <w:proofErr w:type="spellStart"/>
             <w:r>
               <w:rPr>
                 <w:rFonts w:ascii="Arial Nova Cond" w:eastAsia="Times New Roman" w:hAnsi="Arial Nova Cond" w:cs="Times New Roman"/>
@@ -10682,7 +10212,6 @@
               </w:rPr>
               <w:t>jabatan_saksi</w:t>
             </w:r>
-            <w:proofErr w:type="spellEnd"/>
             <w:r>
               <w:rPr>
                 <w:rFonts w:ascii="Arial Nova Cond" w:eastAsia="Times New Roman" w:hAnsi="Arial Nova Cond" w:cs="Times New Roman"/>
@@ -10785,9 +10314,8 @@
                 <w:szCs w:val="24"/>
                 <w:lang w:eastAsia="en-ID"/>
               </w:rPr>
-              <w:t>{%</w:t>
-            </w:r>
-            <w:proofErr w:type="spellStart"/>
+              <w:t>{%ttd_saksi} {/</w:t>
+            </w:r>
             <w:r>
               <w:rPr>
                 <w:rFonts w:ascii="Arial Nova Cond" w:eastAsia="Times New Roman" w:hAnsi="Arial Nova Cond" w:cs="Times New Roman"/>
@@ -10796,31 +10324,8 @@
                 <w:szCs w:val="24"/>
                 <w:lang w:eastAsia="en-ID"/>
               </w:rPr>
-              <w:t>ttd_saksi</w:t>
-            </w:r>
-            <w:proofErr w:type="spellEnd"/>
-            <w:r>
-              <w:rPr>
-                <w:rFonts w:ascii="Arial Nova Cond" w:eastAsia="Times New Roman" w:hAnsi="Arial Nova Cond" w:cs="Times New Roman"/>
-                <w:color w:val="0D0D0D"/>
-                <w:sz w:val="24"/>
-                <w:szCs w:val="24"/>
-                <w:lang w:eastAsia="en-ID"/>
-              </w:rPr>
-              <w:t>} {/</w:t>
-            </w:r>
-            <w:proofErr w:type="spellStart"/>
-            <w:r>
-              <w:rPr>
-                <w:rFonts w:ascii="Arial Nova Cond" w:eastAsia="Times New Roman" w:hAnsi="Arial Nova Cond" w:cs="Times New Roman"/>
-                <w:color w:val="0D0D0D"/>
-                <w:sz w:val="24"/>
-                <w:szCs w:val="24"/>
-                <w:lang w:eastAsia="en-ID"/>
-              </w:rPr>
               <w:t>saksi</w:t>
             </w:r>
-            <w:proofErr w:type="spellEnd"/>
             <w:r>
               <w:rPr>
                 <w:rFonts w:ascii="Arial Nova Cond" w:eastAsia="Times New Roman" w:hAnsi="Arial Nova Cond" w:cs="Times New Roman"/>
@@ -10892,7 +10397,7 @@
 </w:document>
 </file>
 
-<file path=word/endnotes.xml><?xml version="1.0" encoding="utf-8"?>
+<file path=word\endnotes.xml><?xml version="1.0" encoding="utf-8"?>
 <w:endnotes xmlns:wpc="http://schemas.microsoft.com/office/word/2010/wordprocessingCanvas" xmlns:cx="http://schemas.microsoft.com/office/drawing/2014/chartex" xmlns:cx1="http://schemas.microsoft.com/office/drawing/2015/9/8/chartex" xmlns:cx2="http://schemas.microsoft.com/office/drawing/2015/10/21/chartex" xmlns:cx3="http://schemas.microsoft.com/office/drawing/2016/5/9/chartex" xmlns:cx4="http://schemas.microsoft.com/office/drawing/2016/5/10/chartex" xmlns:cx5="http://schemas.microsoft.com/office/drawing/2016/5/11/chartex" xmlns:cx6="http://schemas.microsoft.com/office/drawing/2016/5/12/chartex" xmlns:cx7="http://schemas.microsoft.com/office/drawing/2016/5/13/chartex" xmlns:cx8="http://schemas.microsoft.com/office/drawing/2016/5/14/chartex" xmlns:mc="http://schemas.openxmlformats.org/markup-compatibility/2006" xmlns:aink="http://schemas.microsoft.com/office/drawing/2016/ink" xmlns:am3d="http://schemas.microsoft.com/office/drawing/2017/model3d" xmlns:o="urn:schemas-microsoft-com:office:office" xmlns:oel="http://schemas.microsoft.com/office/2019/extlst" xmlns:r="http://schemas.openxmlformats.org/officeDocument/2006/relationships" xmlns:m="http://schemas.openxmlformats.org/officeDocument/2006/math" xmlns:v="urn:schemas-microsoft-com:vml" xmlns:wp14="http://schemas.microsoft.com/office/word/2010/wordprocessingDrawing" xmlns:wp="http://schemas.openxmlformats.org/drawingml/2006/wordprocessingDrawing" xmlns:w10="urn:schemas-microsoft-com:office:word" xmlns:w="http://schemas.openxmlformats.org/wordprocessingml/2006/main" xmlns:w14="http://schemas.microsoft.com/office/word/2010/wordml" xmlns:w15="http://schemas.microsoft.com/office/word/2012/wordml" xmlns:w16cex="http://schemas.microsoft.com/office/word/2018/wordml/cex" xmlns:w16cid="http://schemas.microsoft.com/office/word/2016/wordml/cid" xmlns:w16="http://schemas.microsoft.com/office/word/2018/wordml" xmlns:w16sdtdh="http://schemas.microsoft.com/office/word/2020/wordml/sdtdatahash" xmlns:w16se="http://schemas.microsoft.com/office/word/2015/wordml/symex" xmlns:wpg="http://schemas.microsoft.com/office/word/2010/wordprocessingGroup" xmlns:wpi="http://schemas.microsoft.com/office/word/2010/wordprocessingInk" xmlns:wne="http://schemas.microsoft.com/office/word/2006/wordml" xmlns:wps="http://schemas.microsoft.com/office/word/2010/wordprocessingShape" mc:Ignorable="w14 w15 w16se w16cid w16 w16cex w16sdtdh wp14">
   <w:endnote w:type="separator" w:id="-1">
     <w:p>
@@ -10917,7 +10422,99 @@
 </w:endnotes>
 </file>
 
-<file path=word/footer1.xml><?xml version="1.0" encoding="utf-8"?>
+<file path=word\fontTable.xml><?xml version="1.0" encoding="utf-8"?>
+<w:fonts xmlns:mc="http://schemas.openxmlformats.org/markup-compatibility/2006" xmlns:r="http://schemas.openxmlformats.org/officeDocument/2006/relationships" xmlns:w="http://schemas.openxmlformats.org/wordprocessingml/2006/main" xmlns:w14="http://schemas.microsoft.com/office/word/2010/wordml" xmlns:w15="http://schemas.microsoft.com/office/word/2012/wordml" xmlns:w16cex="http://schemas.microsoft.com/office/word/2018/wordml/cex" xmlns:w16cid="http://schemas.microsoft.com/office/word/2016/wordml/cid" xmlns:w16="http://schemas.microsoft.com/office/word/2018/wordml" xmlns:w16sdtdh="http://schemas.microsoft.com/office/word/2020/wordml/sdtdatahash" xmlns:w16se="http://schemas.microsoft.com/office/word/2015/wordml/symex" mc:Ignorable="w14 w15 w16se w16cid w16 w16cex w16sdtdh">
+  <w:font w:name="Times New Roman">
+    <w:panose1 w:val="02020603050405020304"/>
+    <w:charset w:val="00"/>
+    <w:family w:val="roman"/>
+    <w:pitch w:val="variable"/>
+    <w:sig w:usb0="E0002EFF" w:usb1="C000785B" w:usb2="00000009" w:usb3="00000000" w:csb0="000001FF" w:csb1="00000000"/>
+  </w:font>
+  <w:font w:name="Arial Nova Cond">
+    <w:altName w:val="Arial Nova Cond"/>
+    <w:charset w:val="00"/>
+    <w:family w:val="swiss"/>
+    <w:pitch w:val="variable"/>
+    <w:sig w:usb0="0000028F" w:usb1="00000002" w:usb2="00000000" w:usb3="00000000" w:csb0="0000019F" w:csb1="00000000"/>
+  </w:font>
+  <w:font w:name="Calibri">
+    <w:panose1 w:val="020F0502020204030204"/>
+    <w:charset w:val="00"/>
+    <w:family w:val="swiss"/>
+    <w:pitch w:val="variable"/>
+    <w:sig w:usb0="E4002EFF" w:usb1="C200247B" w:usb2="00000009" w:usb3="00000000" w:csb0="000001FF" w:csb1="00000000"/>
+  </w:font>
+  <w:font w:name="Courier New">
+    <w:panose1 w:val="02070309020205020404"/>
+    <w:charset w:val="00"/>
+    <w:family w:val="modern"/>
+    <w:pitch w:val="fixed"/>
+    <w:sig w:usb0="E0002EFF" w:usb1="C0007843" w:usb2="00000009" w:usb3="00000000" w:csb0="000001FF" w:csb1="00000000"/>
+  </w:font>
+  <w:font w:name="Wingdings">
+    <w:panose1 w:val="05000000000000000000"/>
+    <w:charset w:val="02"/>
+    <w:family w:val="auto"/>
+    <w:pitch w:val="variable"/>
+    <w:sig w:usb0="00000000" w:usb1="10000000" w:usb2="00000000" w:usb3="00000000" w:csb0="80000000" w:csb1="00000000"/>
+  </w:font>
+  <w:font w:name="Symbol">
+    <w:panose1 w:val="05050102010706020507"/>
+    <w:charset w:val="02"/>
+    <w:family w:val="roman"/>
+    <w:pitch w:val="variable"/>
+    <w:sig w:usb0="00000000" w:usb1="10000000" w:usb2="00000000" w:usb3="00000000" w:csb0="80000000" w:csb1="00000000"/>
+  </w:font>
+  <w:font w:name="BookmanOldStyle">
+    <w:altName w:val="Cambria"/>
+    <w:panose1 w:val="00000000000000000000"/>
+    <w:charset w:val="00"/>
+    <w:family w:val="roman"/>
+    <w:notTrueType/>
+    <w:pitch w:val="default"/>
+  </w:font>
+  <w:font w:name="BookmanOldStyle-Bold">
+    <w:altName w:val="Cambria"/>
+    <w:panose1 w:val="00000000000000000000"/>
+    <w:charset w:val="00"/>
+    <w:family w:val="roman"/>
+    <w:notTrueType/>
+    <w:pitch w:val="default"/>
+  </w:font>
+  <w:font w:name="BookmanOldStyle-BoldItalic">
+    <w:altName w:val="Cambria"/>
+    <w:panose1 w:val="00000000000000000000"/>
+    <w:charset w:val="00"/>
+    <w:family w:val="roman"/>
+    <w:notTrueType/>
+    <w:pitch w:val="default"/>
+  </w:font>
+  <w:font w:name="Segoe UI">
+    <w:panose1 w:val="020B0502040204020203"/>
+    <w:charset w:val="00"/>
+    <w:family w:val="swiss"/>
+    <w:pitch w:val="variable"/>
+    <w:sig w:usb0="E4002EFF" w:usb1="C000E47F" w:usb2="00000009" w:usb3="00000000" w:csb0="000001FF" w:csb1="00000000"/>
+  </w:font>
+  <w:font w:name="Arial">
+    <w:panose1 w:val="020B0604020202020204"/>
+    <w:charset w:val="00"/>
+    <w:family w:val="swiss"/>
+    <w:pitch w:val="variable"/>
+    <w:sig w:usb0="E0002EFF" w:usb1="C000785B" w:usb2="00000009" w:usb3="00000000" w:csb0="000001FF" w:csb1="00000000"/>
+  </w:font>
+  <w:font w:name="Calibri Light">
+    <w:panose1 w:val="020F0302020204030204"/>
+    <w:charset w:val="00"/>
+    <w:family w:val="swiss"/>
+    <w:pitch w:val="variable"/>
+    <w:sig w:usb0="E4002EFF" w:usb1="C200247B" w:usb2="00000009" w:usb3="00000000" w:csb0="000001FF" w:csb1="00000000"/>
+  </w:font>
+</w:fonts>
+</file>
+
+<file path=word\footer1.xml><?xml version="1.0" encoding="utf-8"?>
 <w:ftr xmlns:wpc="http://schemas.microsoft.com/office/word/2010/wordprocessingCanvas" xmlns:cx="http://schemas.microsoft.com/office/drawing/2014/chartex" xmlns:cx1="http://schemas.microsoft.com/office/drawing/2015/9/8/chartex" xmlns:cx2="http://schemas.microsoft.com/office/drawing/2015/10/21/chartex" xmlns:cx3="http://schemas.microsoft.com/office/drawing/2016/5/9/chartex" xmlns:cx4="http://schemas.microsoft.com/office/drawing/2016/5/10/chartex" xmlns:cx5="http://schemas.microsoft.com/office/drawing/2016/5/11/chartex" xmlns:cx6="http://schemas.microsoft.com/office/drawing/2016/5/12/chartex" xmlns:cx7="http://schemas.microsoft.com/office/drawing/2016/5/13/chartex" xmlns:cx8="http://schemas.microsoft.com/office/drawing/2016/5/14/chartex" xmlns:mc="http://schemas.openxmlformats.org/markup-compatibility/2006" xmlns:aink="http://schemas.microsoft.com/office/drawing/2016/ink" xmlns:am3d="http://schemas.microsoft.com/office/drawing/2017/model3d" xmlns:o="urn:schemas-microsoft-com:office:office" xmlns:oel="http://schemas.microsoft.com/office/2019/extlst" xmlns:r="http://schemas.openxmlformats.org/officeDocument/2006/relationships" xmlns:m="http://schemas.openxmlformats.org/officeDocument/2006/math" xmlns:v="urn:schemas-microsoft-com:vml" xmlns:wp14="http://schemas.microsoft.com/office/word/2010/wordprocessingDrawing" xmlns:wp="http://schemas.openxmlformats.org/drawingml/2006/wordprocessingDrawing" xmlns:w10="urn:schemas-microsoft-com:office:word" xmlns:w="http://schemas.openxmlformats.org/wordprocessingml/2006/main" xmlns:w14="http://schemas.microsoft.com/office/word/2010/wordml" xmlns:w15="http://schemas.microsoft.com/office/word/2012/wordml" xmlns:w16cex="http://schemas.microsoft.com/office/word/2018/wordml/cex" xmlns:w16cid="http://schemas.microsoft.com/office/word/2016/wordml/cid" xmlns:w16="http://schemas.microsoft.com/office/word/2018/wordml" xmlns:w16sdtdh="http://schemas.microsoft.com/office/word/2020/wordml/sdtdatahash" xmlns:w16se="http://schemas.microsoft.com/office/word/2015/wordml/symex" xmlns:wpg="http://schemas.microsoft.com/office/word/2010/wordprocessingGroup" xmlns:wpi="http://schemas.microsoft.com/office/word/2010/wordprocessingInk" xmlns:wne="http://schemas.microsoft.com/office/word/2006/wordml" xmlns:wps="http://schemas.microsoft.com/office/word/2010/wordprocessingShape" mc:Ignorable="w14 w15 w16se w16cid w16 w16cex w16sdtdh wp14">
   <w:p>
     <w:pPr>
@@ -10976,7 +10573,6 @@
                               <w:szCs w:val="20"/>
                             </w:rPr>
                           </w:pPr>
-                          <w:proofErr w:type="spellStart"/>
                           <w:r>
                             <w:rPr>
                               <w:rFonts w:ascii="Arial Nova Cond" w:hAnsi="Arial Nova Cond"/>
@@ -10985,7 +10581,6 @@
                             </w:rPr>
                             <w:t>Paraf</w:t>
                           </w:r>
-                          <w:proofErr w:type="spellEnd"/>
                           <w:r>
                             <w:rPr>
                               <w:rFonts w:ascii="Arial Nova Cond" w:hAnsi="Arial Nova Cond"/>
@@ -10994,7 +10589,6 @@
                             </w:rPr>
                             <w:t xml:space="preserve"> Tim </w:t>
                           </w:r>
-                          <w:proofErr w:type="spellStart"/>
                           <w:r>
                             <w:rPr>
                               <w:rFonts w:ascii="Arial Nova Cond" w:hAnsi="Arial Nova Cond"/>
@@ -11003,7 +10597,6 @@
                             </w:rPr>
                             <w:t>Pengawas</w:t>
                           </w:r>
-                          <w:proofErr w:type="spellEnd"/>
                           <w:r>
                             <w:rPr>
                               <w:rFonts w:ascii="Arial Nova Cond" w:hAnsi="Arial Nova Cond"/>
@@ -11018,27 +10611,8 @@
                               <w:sz w:val="20"/>
                               <w:szCs w:val="20"/>
                             </w:rPr>
-                            <w:t>{#tim_pengawas} {%</w:t>
+                            <w:t>{#tim_pengawas} {%paraf_pengawas} {/</w:t>
                           </w:r>
-                          <w:proofErr w:type="spellStart"/>
-                          <w:r>
-                            <w:rPr>
-                              <w:rFonts w:ascii="Arial Nova Cond" w:hAnsi="Arial Nova Cond"/>
-                              <w:sz w:val="20"/>
-                              <w:szCs w:val="20"/>
-                            </w:rPr>
-                            <w:t>paraf_pengawas</w:t>
-                          </w:r>
-                          <w:proofErr w:type="spellEnd"/>
-                          <w:r>
-                            <w:rPr>
-                              <w:rFonts w:ascii="Arial Nova Cond" w:hAnsi="Arial Nova Cond"/>
-                              <w:sz w:val="20"/>
-                              <w:szCs w:val="20"/>
-                            </w:rPr>
-                            <w:t>} {/</w:t>
-                          </w:r>
-                          <w:proofErr w:type="spellStart"/>
                           <w:r>
                             <w:rPr>
                               <w:rFonts w:ascii="Arial Nova Cond" w:hAnsi="Arial Nova Cond"/>
@@ -11047,7 +10621,6 @@
                             </w:rPr>
                             <w:t>tim_pengawas</w:t>
                           </w:r>
-                          <w:proofErr w:type="spellEnd"/>
                           <w:r>
                             <w:rPr>
                               <w:rFonts w:ascii="Arial Nova Cond" w:hAnsi="Arial Nova Cond"/>
@@ -11094,7 +10667,6 @@
                         <w:szCs w:val="20"/>
                       </w:rPr>
                     </w:pPr>
-                    <w:proofErr w:type="spellStart"/>
                     <w:r>
                       <w:rPr>
                         <w:rFonts w:ascii="Arial Nova Cond" w:hAnsi="Arial Nova Cond"/>
@@ -11103,7 +10675,6 @@
                       </w:rPr>
                       <w:t>Paraf</w:t>
                     </w:r>
-                    <w:proofErr w:type="spellEnd"/>
                     <w:r>
                       <w:rPr>
                         <w:rFonts w:ascii="Arial Nova Cond" w:hAnsi="Arial Nova Cond"/>
@@ -11112,7 +10683,6 @@
                       </w:rPr>
                       <w:t xml:space="preserve"> Tim </w:t>
                     </w:r>
-                    <w:proofErr w:type="spellStart"/>
                     <w:r>
                       <w:rPr>
                         <w:rFonts w:ascii="Arial Nova Cond" w:hAnsi="Arial Nova Cond"/>
@@ -11121,7 +10691,6 @@
                       </w:rPr>
                       <w:t>Pengawas</w:t>
                     </w:r>
-                    <w:proofErr w:type="spellEnd"/>
                     <w:r>
                       <w:rPr>
                         <w:rFonts w:ascii="Arial Nova Cond" w:hAnsi="Arial Nova Cond"/>
@@ -11136,27 +10705,8 @@
                         <w:sz w:val="20"/>
                         <w:szCs w:val="20"/>
                       </w:rPr>
-                      <w:t>{#tim_pengawas} {%</w:t>
+                      <w:t>{#tim_pengawas} {%paraf_pengawas} {/</w:t>
                     </w:r>
-                    <w:proofErr w:type="spellStart"/>
-                    <w:r>
-                      <w:rPr>
-                        <w:rFonts w:ascii="Arial Nova Cond" w:hAnsi="Arial Nova Cond"/>
-                        <w:sz w:val="20"/>
-                        <w:szCs w:val="20"/>
-                      </w:rPr>
-                      <w:t>paraf_pengawas</w:t>
-                    </w:r>
-                    <w:proofErr w:type="spellEnd"/>
-                    <w:r>
-                      <w:rPr>
-                        <w:rFonts w:ascii="Arial Nova Cond" w:hAnsi="Arial Nova Cond"/>
-                        <w:sz w:val="20"/>
-                        <w:szCs w:val="20"/>
-                      </w:rPr>
-                      <w:t>} {/</w:t>
-                    </w:r>
-                    <w:proofErr w:type="spellStart"/>
                     <w:r>
                       <w:rPr>
                         <w:rFonts w:ascii="Arial Nova Cond" w:hAnsi="Arial Nova Cond"/>
@@ -11165,7 +10715,6 @@
                       </w:rPr>
                       <w:t>tim_pengawas</w:t>
                     </w:r>
-                    <w:proofErr w:type="spellEnd"/>
                     <w:r>
                       <w:rPr>
                         <w:rFonts w:ascii="Arial Nova Cond" w:hAnsi="Arial Nova Cond"/>
@@ -11234,7 +10783,6 @@
                               <w:szCs w:val="20"/>
                             </w:rPr>
                           </w:pPr>
-                          <w:proofErr w:type="spellStart"/>
                           <w:r>
                             <w:rPr>
                               <w:rFonts w:ascii="Arial Nova Cond" w:hAnsi="Arial Nova Cond" w:cs="Arial"/>
@@ -11243,43 +10791,6 @@
                             </w:rPr>
                             <w:t>Paraf</w:t>
                           </w:r>
-                          <w:proofErr w:type="spellEnd"/>
-                          <w:r>
-                            <w:rPr>
-                              <w:rFonts w:ascii="Arial Nova Cond" w:hAnsi="Arial Nova Cond" w:cs="Arial"/>
-                              <w:sz w:val="20"/>
-                              <w:szCs w:val="20"/>
-                            </w:rPr>
-                            <w:t xml:space="preserve"> </w:t>
-                          </w:r>
-                          <w:proofErr w:type="spellStart"/>
-                          <w:r>
-                            <w:rPr>
-                              <w:rFonts w:ascii="Arial Nova Cond" w:hAnsi="Arial Nova Cond" w:cs="Arial"/>
-                              <w:sz w:val="20"/>
-                              <w:szCs w:val="20"/>
-                            </w:rPr>
-                            <w:t>Pihak</w:t>
-                          </w:r>
-                          <w:proofErr w:type="spellEnd"/>
-                          <w:r>
-                            <w:rPr>
-                              <w:rFonts w:ascii="Arial Nova Cond" w:hAnsi="Arial Nova Cond" w:cs="Arial"/>
-                              <w:sz w:val="20"/>
-                              <w:szCs w:val="20"/>
-                            </w:rPr>
-                            <w:t xml:space="preserve"> Usaha/ </w:t>
-                          </w:r>
-                          <w:proofErr w:type="spellStart"/>
-                          <w:r>
-                            <w:rPr>
-                              <w:rFonts w:ascii="Arial Nova Cond" w:hAnsi="Arial Nova Cond" w:cs="Arial"/>
-                              <w:sz w:val="20"/>
-                              <w:szCs w:val="20"/>
-                            </w:rPr>
-                            <w:t>Kegiatan</w:t>
-                          </w:r>
-                          <w:proofErr w:type="spellEnd"/>
                           <w:r>
                             <w:rPr>
                               <w:rFonts w:ascii="Arial Nova Cond" w:hAnsi="Arial Nova Cond" w:cs="Arial"/>
@@ -11294,25 +10805,39 @@
                               <w:sz w:val="20"/>
                               <w:szCs w:val="20"/>
                             </w:rPr>
-                            <w:t>{%</w:t>
+                            <w:t>Pihak</w:t>
                           </w:r>
-                          <w:proofErr w:type="spellStart"/>
                           <w:r>
                             <w:rPr>
                               <w:rFonts w:ascii="Arial Nova Cond" w:hAnsi="Arial Nova Cond" w:cs="Arial"/>
                               <w:sz w:val="20"/>
                               <w:szCs w:val="20"/>
                             </w:rPr>
-                            <w:t>paraf_pemrakarsa</w:t>
+                            <w:t xml:space="preserve"> Usaha/ </w:t>
                           </w:r>
-                          <w:proofErr w:type="spellEnd"/>
                           <w:r>
                             <w:rPr>
                               <w:rFonts w:ascii="Arial Nova Cond" w:hAnsi="Arial Nova Cond" w:cs="Arial"/>
                               <w:sz w:val="20"/>
                               <w:szCs w:val="20"/>
                             </w:rPr>
-                            <w:t>}</w:t>
+                            <w:t>Kegiatan</w:t>
+                          </w:r>
+                          <w:r>
+                            <w:rPr>
+                              <w:rFonts w:ascii="Arial Nova Cond" w:hAnsi="Arial Nova Cond" w:cs="Arial"/>
+                              <w:sz w:val="20"/>
+                              <w:szCs w:val="20"/>
+                            </w:rPr>
+                            <w:t xml:space="preserve"> </w:t>
+                          </w:r>
+                          <w:r>
+                            <w:rPr>
+                              <w:rFonts w:ascii="Arial Nova Cond" w:hAnsi="Arial Nova Cond" w:cs="Arial"/>
+                              <w:sz w:val="20"/>
+                              <w:szCs w:val="20"/>
+                            </w:rPr>
+                            <w:t>{%paraf_pemrakarsa}</w:t>
                           </w:r>
                         </w:p>
                       </w:txbxContent>
@@ -11348,7 +10873,6 @@
                         <w:szCs w:val="20"/>
                       </w:rPr>
                     </w:pPr>
-                    <w:proofErr w:type="spellStart"/>
                     <w:r>
                       <w:rPr>
                         <w:rFonts w:ascii="Arial Nova Cond" w:hAnsi="Arial Nova Cond" w:cs="Arial"/>
@@ -11357,43 +10881,6 @@
                       </w:rPr>
                       <w:t>Paraf</w:t>
                     </w:r>
-                    <w:proofErr w:type="spellEnd"/>
-                    <w:r>
-                      <w:rPr>
-                        <w:rFonts w:ascii="Arial Nova Cond" w:hAnsi="Arial Nova Cond" w:cs="Arial"/>
-                        <w:sz w:val="20"/>
-                        <w:szCs w:val="20"/>
-                      </w:rPr>
-                      <w:t xml:space="preserve"> </w:t>
-                    </w:r>
-                    <w:proofErr w:type="spellStart"/>
-                    <w:r>
-                      <w:rPr>
-                        <w:rFonts w:ascii="Arial Nova Cond" w:hAnsi="Arial Nova Cond" w:cs="Arial"/>
-                        <w:sz w:val="20"/>
-                        <w:szCs w:val="20"/>
-                      </w:rPr>
-                      <w:t>Pihak</w:t>
-                    </w:r>
-                    <w:proofErr w:type="spellEnd"/>
-                    <w:r>
-                      <w:rPr>
-                        <w:rFonts w:ascii="Arial Nova Cond" w:hAnsi="Arial Nova Cond" w:cs="Arial"/>
-                        <w:sz w:val="20"/>
-                        <w:szCs w:val="20"/>
-                      </w:rPr>
-                      <w:t xml:space="preserve"> Usaha/ </w:t>
-                    </w:r>
-                    <w:proofErr w:type="spellStart"/>
-                    <w:r>
-                      <w:rPr>
-                        <w:rFonts w:ascii="Arial Nova Cond" w:hAnsi="Arial Nova Cond" w:cs="Arial"/>
-                        <w:sz w:val="20"/>
-                        <w:szCs w:val="20"/>
-                      </w:rPr>
-                      <w:t>Kegiatan</w:t>
-                    </w:r>
-                    <w:proofErr w:type="spellEnd"/>
                     <w:r>
                       <w:rPr>
                         <w:rFonts w:ascii="Arial Nova Cond" w:hAnsi="Arial Nova Cond" w:cs="Arial"/>
@@ -11408,25 +10895,39 @@
                         <w:sz w:val="20"/>
                         <w:szCs w:val="20"/>
                       </w:rPr>
-                      <w:t>{%</w:t>
+                      <w:t>Pihak</w:t>
                     </w:r>
-                    <w:proofErr w:type="spellStart"/>
                     <w:r>
                       <w:rPr>
                         <w:rFonts w:ascii="Arial Nova Cond" w:hAnsi="Arial Nova Cond" w:cs="Arial"/>
                         <w:sz w:val="20"/>
                         <w:szCs w:val="20"/>
                       </w:rPr>
-                      <w:t>paraf_pemrakarsa</w:t>
+                      <w:t xml:space="preserve"> Usaha/ </w:t>
                     </w:r>
-                    <w:proofErr w:type="spellEnd"/>
                     <w:r>
                       <w:rPr>
                         <w:rFonts w:ascii="Arial Nova Cond" w:hAnsi="Arial Nova Cond" w:cs="Arial"/>
                         <w:sz w:val="20"/>
                         <w:szCs w:val="20"/>
                       </w:rPr>
-                      <w:t>}</w:t>
+                      <w:t>Kegiatan</w:t>
+                    </w:r>
+                    <w:r>
+                      <w:rPr>
+                        <w:rFonts w:ascii="Arial Nova Cond" w:hAnsi="Arial Nova Cond" w:cs="Arial"/>
+                        <w:sz w:val="20"/>
+                        <w:szCs w:val="20"/>
+                      </w:rPr>
+                      <w:t xml:space="preserve"> </w:t>
+                    </w:r>
+                    <w:r>
+                      <w:rPr>
+                        <w:rFonts w:ascii="Arial Nova Cond" w:hAnsi="Arial Nova Cond" w:cs="Arial"/>
+                        <w:sz w:val="20"/>
+                        <w:szCs w:val="20"/>
+                      </w:rPr>
+                      <w:t>{%paraf_pemrakarsa}</w:t>
                     </w:r>
                   </w:p>
                 </w:txbxContent>
@@ -11569,7 +11070,7 @@
 </w:ftr>
 </file>
 
-<file path=word/footnotes.xml><?xml version="1.0" encoding="utf-8"?>
+<file path=word\footnotes.xml><?xml version="1.0" encoding="utf-8"?>
 <w:footnotes xmlns:wpc="http://schemas.microsoft.com/office/word/2010/wordprocessingCanvas" xmlns:cx="http://schemas.microsoft.com/office/drawing/2014/chartex" xmlns:cx1="http://schemas.microsoft.com/office/drawing/2015/9/8/chartex" xmlns:cx2="http://schemas.microsoft.com/office/drawing/2015/10/21/chartex" xmlns:cx3="http://schemas.microsoft.com/office/drawing/2016/5/9/chartex" xmlns:cx4="http://schemas.microsoft.com/office/drawing/2016/5/10/chartex" xmlns:cx5="http://schemas.microsoft.com/office/drawing/2016/5/11/chartex" xmlns:cx6="http://schemas.microsoft.com/office/drawing/2016/5/12/chartex" xmlns:cx7="http://schemas.microsoft.com/office/drawing/2016/5/13/chartex" xmlns:cx8="http://schemas.microsoft.com/office/drawing/2016/5/14/chartex" xmlns:mc="http://schemas.openxmlformats.org/markup-compatibility/2006" xmlns:aink="http://schemas.microsoft.com/office/drawing/2016/ink" xmlns:am3d="http://schemas.microsoft.com/office/drawing/2017/model3d" xmlns:o="urn:schemas-microsoft-com:office:office" xmlns:oel="http://schemas.microsoft.com/office/2019/extlst" xmlns:r="http://schemas.openxmlformats.org/officeDocument/2006/relationships" xmlns:m="http://schemas.openxmlformats.org/officeDocument/2006/math" xmlns:v="urn:schemas-microsoft-com:vml" xmlns:wp14="http://schemas.microsoft.com/office/word/2010/wordprocessingDrawing" xmlns:wp="http://schemas.openxmlformats.org/drawingml/2006/wordprocessingDrawing" xmlns:w10="urn:schemas-microsoft-com:office:word" xmlns:w="http://schemas.openxmlformats.org/wordprocessingml/2006/main" xmlns:w14="http://schemas.microsoft.com/office/word/2010/wordml" xmlns:w15="http://schemas.microsoft.com/office/word/2012/wordml" xmlns:w16cex="http://schemas.microsoft.com/office/word/2018/wordml/cex" xmlns:w16cid="http://schemas.microsoft.com/office/word/2016/wordml/cid" xmlns:w16="http://schemas.microsoft.com/office/word/2018/wordml" xmlns:w16sdtdh="http://schemas.microsoft.com/office/word/2020/wordml/sdtdatahash" xmlns:w16se="http://schemas.microsoft.com/office/word/2015/wordml/symex" xmlns:wpg="http://schemas.microsoft.com/office/word/2010/wordprocessingGroup" xmlns:wpi="http://schemas.microsoft.com/office/word/2010/wordprocessingInk" xmlns:wne="http://schemas.microsoft.com/office/word/2006/wordml" xmlns:wps="http://schemas.microsoft.com/office/word/2010/wordprocessingShape" mc:Ignorable="w14 w15 w16se w16cid w16 w16cex w16sdtdh wp14">
   <w:footnote w:type="separator" w:id="-1">
     <w:p>
@@ -11594,7 +11095,7 @@
 </w:footnotes>
 </file>
 
-<file path=word/numbering.xml><?xml version="1.0" encoding="utf-8"?>
+<file path=word\numbering.xml><?xml version="1.0" encoding="utf-8"?>
 <w:numbering xmlns:wpc="http://schemas.microsoft.com/office/word/2010/wordprocessingCanvas" xmlns:cx="http://schemas.microsoft.com/office/drawing/2014/chartex" xmlns:cx1="http://schemas.microsoft.com/office/drawing/2015/9/8/chartex" xmlns:cx2="http://schemas.microsoft.com/office/drawing/2015/10/21/chartex" xmlns:cx3="http://schemas.microsoft.com/office/drawing/2016/5/9/chartex" xmlns:cx4="http://schemas.microsoft.com/office/drawing/2016/5/10/chartex" xmlns:cx5="http://schemas.microsoft.com/office/drawing/2016/5/11/chartex" xmlns:cx6="http://schemas.microsoft.com/office/drawing/2016/5/12/chartex" xmlns:cx7="http://schemas.microsoft.com/office/drawing/2016/5/13/chartex" xmlns:cx8="http://schemas.microsoft.com/office/drawing/2016/5/14/chartex" xmlns:mc="http://schemas.openxmlformats.org/markup-compatibility/2006" xmlns:aink="http://schemas.microsoft.com/office/drawing/2016/ink" xmlns:am3d="http://schemas.microsoft.com/office/drawing/2017/model3d" xmlns:o="urn:schemas-microsoft-com:office:office" xmlns:oel="http://schemas.microsoft.com/office/2019/extlst" xmlns:r="http://schemas.openxmlformats.org/officeDocument/2006/relationships" xmlns:m="http://schemas.openxmlformats.org/officeDocument/2006/math" xmlns:v="urn:schemas-microsoft-com:vml" xmlns:wp14="http://schemas.microsoft.com/office/word/2010/wordprocessingDrawing" xmlns:wp="http://schemas.openxmlformats.org/drawingml/2006/wordprocessingDrawing" xmlns:w10="urn:schemas-microsoft-com:office:word" xmlns:w="http://schemas.openxmlformats.org/wordprocessingml/2006/main" xmlns:w14="http://schemas.microsoft.com/office/word/2010/wordml" xmlns:w15="http://schemas.microsoft.com/office/word/2012/wordml" xmlns:w16cex="http://schemas.microsoft.com/office/word/2018/wordml/cex" xmlns:w16cid="http://schemas.microsoft.com/office/word/2016/wordml/cid" xmlns:w16="http://schemas.microsoft.com/office/word/2018/wordml" xmlns:w16sdtdh="http://schemas.microsoft.com/office/word/2020/wordml/sdtdatahash" xmlns:w16se="http://schemas.microsoft.com/office/word/2015/wordml/symex" xmlns:wpg="http://schemas.microsoft.com/office/word/2010/wordprocessingGroup" xmlns:wpi="http://schemas.microsoft.com/office/word/2010/wordprocessingInk" xmlns:wne="http://schemas.microsoft.com/office/word/2006/wordml" xmlns:wps="http://schemas.microsoft.com/office/word/2010/wordprocessingShape" mc:Ignorable="w14 w15 w16se w16cid w16 w16cex w16sdtdh wp14">
   <w:abstractNum w:abstractNumId="0" w15:restartNumberingAfterBreak="0">
     <w:nsid w:val="017E7A87"/>
@@ -14232,7 +13733,286 @@
 </w:numbering>
 </file>
 
-<file path=word/styles.xml><?xml version="1.0" encoding="utf-8"?>
+<file path=word\settings.xml><?xml version="1.0" encoding="utf-8"?>
+<w:settings xmlns:mc="http://schemas.openxmlformats.org/markup-compatibility/2006" xmlns:o="urn:schemas-microsoft-com:office:office" xmlns:r="http://schemas.openxmlformats.org/officeDocument/2006/relationships" xmlns:m="http://schemas.openxmlformats.org/officeDocument/2006/math" xmlns:v="urn:schemas-microsoft-com:vml" xmlns:w10="urn:schemas-microsoft-com:office:word" xmlns:w="http://schemas.openxmlformats.org/wordprocessingml/2006/main" xmlns:w14="http://schemas.microsoft.com/office/word/2010/wordml" xmlns:w15="http://schemas.microsoft.com/office/word/2012/wordml" xmlns:w16cex="http://schemas.microsoft.com/office/word/2018/wordml/cex" xmlns:w16cid="http://schemas.microsoft.com/office/word/2016/wordml/cid" xmlns:w16="http://schemas.microsoft.com/office/word/2018/wordml" xmlns:w16sdtdh="http://schemas.microsoft.com/office/word/2020/wordml/sdtdatahash" xmlns:w16se="http://schemas.microsoft.com/office/word/2015/wordml/symex" xmlns:sl="http://schemas.openxmlformats.org/schemaLibrary/2006/main" mc:Ignorable="w14 w15 w16se w16cid w16 w16cex w16sdtdh">
+  <w:zoom w:percent="100"/>
+  <w:proofState w:spelling="clean"/>
+  <w:defaultTabStop w:val="720"/>
+  <w:characterSpacingControl w:val="doNotCompress"/>
+  <w:hdrShapeDefaults>
+    <o:shapedefaults v:ext="edit" spidmax="2050"/>
+  </w:hdrShapeDefaults>
+  <w:footnotePr>
+    <w:footnote w:id="-1"/>
+    <w:footnote w:id="0"/>
+  </w:footnotePr>
+  <w:endnotePr>
+    <w:endnote w:id="-1"/>
+    <w:endnote w:id="0"/>
+  </w:endnotePr>
+  <w:compat>
+    <w:compatSetting w:name="compatibilityMode" w:uri="http://schemas.microsoft.com/office/word" w:val="14"/>
+    <w:compatSetting w:name="overrideTableStyleFontSizeAndJustification" w:uri="http://schemas.microsoft.com/office/word" w:val="1"/>
+    <w:compatSetting w:name="enableOpenTypeFeatures" w:uri="http://schemas.microsoft.com/office/word" w:val="1"/>
+    <w:compatSetting w:name="doNotFlipMirrorIndents" w:uri="http://schemas.microsoft.com/office/word" w:val="1"/>
+    <w:compatSetting w:name="useWord2013TrackBottomHyphenation" w:uri="http://schemas.microsoft.com/office/word" w:val="1"/>
+  </w:compat>
+  <w:rsids>
+    <w:rsidRoot w:val="007E0C43"/>
+    <w:rsid w:val="00006079"/>
+    <w:rsid w:val="00012AB5"/>
+    <w:rsid w:val="000248BE"/>
+    <w:rsid w:val="0003342E"/>
+    <w:rsid w:val="000351CC"/>
+    <w:rsid w:val="0004417F"/>
+    <w:rsid w:val="00054383"/>
+    <w:rsid w:val="000550CE"/>
+    <w:rsid w:val="00057F67"/>
+    <w:rsid w:val="000754CE"/>
+    <w:rsid w:val="000B2C4D"/>
+    <w:rsid w:val="000F1A7E"/>
+    <w:rsid w:val="000F2534"/>
+    <w:rsid w:val="000F7E67"/>
+    <w:rsid w:val="001019CE"/>
+    <w:rsid w:val="00103466"/>
+    <w:rsid w:val="0010751E"/>
+    <w:rsid w:val="00147A39"/>
+    <w:rsid w:val="00187C85"/>
+    <w:rsid w:val="001969DA"/>
+    <w:rsid w:val="001B4E65"/>
+    <w:rsid w:val="001C3F3E"/>
+    <w:rsid w:val="001C4278"/>
+    <w:rsid w:val="001C4945"/>
+    <w:rsid w:val="001C517B"/>
+    <w:rsid w:val="001D5ABA"/>
+    <w:rsid w:val="001D5B40"/>
+    <w:rsid w:val="001E2258"/>
+    <w:rsid w:val="001E2610"/>
+    <w:rsid w:val="001F6F7E"/>
+    <w:rsid w:val="002046A8"/>
+    <w:rsid w:val="002056E5"/>
+    <w:rsid w:val="00213134"/>
+    <w:rsid w:val="002313EB"/>
+    <w:rsid w:val="002379C4"/>
+    <w:rsid w:val="00240251"/>
+    <w:rsid w:val="002511A1"/>
+    <w:rsid w:val="002666E3"/>
+    <w:rsid w:val="00266C39"/>
+    <w:rsid w:val="002725BE"/>
+    <w:rsid w:val="00275BB9"/>
+    <w:rsid w:val="002B0718"/>
+    <w:rsid w:val="002B4EFB"/>
+    <w:rsid w:val="002C0BC1"/>
+    <w:rsid w:val="002D614D"/>
+    <w:rsid w:val="002F04B8"/>
+    <w:rsid w:val="002F4D77"/>
+    <w:rsid w:val="002F4E05"/>
+    <w:rsid w:val="002F5E99"/>
+    <w:rsid w:val="0030425F"/>
+    <w:rsid w:val="00327DCB"/>
+    <w:rsid w:val="00340FEA"/>
+    <w:rsid w:val="0037584D"/>
+    <w:rsid w:val="003939D9"/>
+    <w:rsid w:val="003A1ABE"/>
+    <w:rsid w:val="003B0428"/>
+    <w:rsid w:val="003B1A43"/>
+    <w:rsid w:val="003B2902"/>
+    <w:rsid w:val="003C005A"/>
+    <w:rsid w:val="003C067A"/>
+    <w:rsid w:val="003D4601"/>
+    <w:rsid w:val="003D55A2"/>
+    <w:rsid w:val="004204AF"/>
+    <w:rsid w:val="00423F3C"/>
+    <w:rsid w:val="004618A9"/>
+    <w:rsid w:val="00465BF3"/>
+    <w:rsid w:val="004741E5"/>
+    <w:rsid w:val="00485862"/>
+    <w:rsid w:val="004B4D63"/>
+    <w:rsid w:val="004C0D17"/>
+    <w:rsid w:val="004C53BB"/>
+    <w:rsid w:val="004D1A9D"/>
+    <w:rsid w:val="004D321A"/>
+    <w:rsid w:val="004D3FB1"/>
+    <w:rsid w:val="005021F4"/>
+    <w:rsid w:val="0052575F"/>
+    <w:rsid w:val="005258E0"/>
+    <w:rsid w:val="0053119E"/>
+    <w:rsid w:val="00532A9D"/>
+    <w:rsid w:val="00572073"/>
+    <w:rsid w:val="00592993"/>
+    <w:rsid w:val="005A2FE1"/>
+    <w:rsid w:val="005A6DDA"/>
+    <w:rsid w:val="005A7C9F"/>
+    <w:rsid w:val="005C6313"/>
+    <w:rsid w:val="005D5B6A"/>
+    <w:rsid w:val="005E5205"/>
+    <w:rsid w:val="00600E5B"/>
+    <w:rsid w:val="00601EEC"/>
+    <w:rsid w:val="006108FE"/>
+    <w:rsid w:val="00614553"/>
+    <w:rsid w:val="006313A9"/>
+    <w:rsid w:val="006A4AAF"/>
+    <w:rsid w:val="006D3FC8"/>
+    <w:rsid w:val="00702C92"/>
+    <w:rsid w:val="00706300"/>
+    <w:rsid w:val="00712737"/>
+    <w:rsid w:val="007174BD"/>
+    <w:rsid w:val="00717822"/>
+    <w:rsid w:val="007243F1"/>
+    <w:rsid w:val="00726115"/>
+    <w:rsid w:val="00730284"/>
+    <w:rsid w:val="0074690A"/>
+    <w:rsid w:val="00747F55"/>
+    <w:rsid w:val="00773B0E"/>
+    <w:rsid w:val="00783D56"/>
+    <w:rsid w:val="007920BD"/>
+    <w:rsid w:val="007B5A77"/>
+    <w:rsid w:val="007C21B4"/>
+    <w:rsid w:val="007D11D6"/>
+    <w:rsid w:val="007E0C43"/>
+    <w:rsid w:val="007E513A"/>
+    <w:rsid w:val="007F11BD"/>
+    <w:rsid w:val="007F23C4"/>
+    <w:rsid w:val="007F2552"/>
+    <w:rsid w:val="00817BE9"/>
+    <w:rsid w:val="0083533B"/>
+    <w:rsid w:val="008413FB"/>
+    <w:rsid w:val="00846B12"/>
+    <w:rsid w:val="00846FCC"/>
+    <w:rsid w:val="00854D73"/>
+    <w:rsid w:val="0087201D"/>
+    <w:rsid w:val="00874FC3"/>
+    <w:rsid w:val="008965D7"/>
+    <w:rsid w:val="008A0F0A"/>
+    <w:rsid w:val="008A2DD4"/>
+    <w:rsid w:val="008A6D97"/>
+    <w:rsid w:val="008B40B5"/>
+    <w:rsid w:val="008C5714"/>
+    <w:rsid w:val="008D5955"/>
+    <w:rsid w:val="008F227A"/>
+    <w:rsid w:val="008F5E38"/>
+    <w:rsid w:val="009244A4"/>
+    <w:rsid w:val="00932807"/>
+    <w:rsid w:val="00940FD1"/>
+    <w:rsid w:val="00942368"/>
+    <w:rsid w:val="0095546F"/>
+    <w:rsid w:val="00967620"/>
+    <w:rsid w:val="009939B2"/>
+    <w:rsid w:val="0099459C"/>
+    <w:rsid w:val="009A0850"/>
+    <w:rsid w:val="009B7AB3"/>
+    <w:rsid w:val="009C7987"/>
+    <w:rsid w:val="009D3E1C"/>
+    <w:rsid w:val="009F41CD"/>
+    <w:rsid w:val="00A0680A"/>
+    <w:rsid w:val="00A16E64"/>
+    <w:rsid w:val="00A42C9A"/>
+    <w:rsid w:val="00A57B96"/>
+    <w:rsid w:val="00A6223E"/>
+    <w:rsid w:val="00A6647F"/>
+    <w:rsid w:val="00A72C08"/>
+    <w:rsid w:val="00AA1B89"/>
+    <w:rsid w:val="00AC6E49"/>
+    <w:rsid w:val="00AE7F8B"/>
+    <w:rsid w:val="00AF2F7E"/>
+    <w:rsid w:val="00AF6018"/>
+    <w:rsid w:val="00B228FA"/>
+    <w:rsid w:val="00B401BB"/>
+    <w:rsid w:val="00B4319F"/>
+    <w:rsid w:val="00B5538D"/>
+    <w:rsid w:val="00B574F7"/>
+    <w:rsid w:val="00B7009F"/>
+    <w:rsid w:val="00B856EA"/>
+    <w:rsid w:val="00BA7736"/>
+    <w:rsid w:val="00BB6B97"/>
+    <w:rsid w:val="00BD7672"/>
+    <w:rsid w:val="00BE37BC"/>
+    <w:rsid w:val="00C3175B"/>
+    <w:rsid w:val="00C33FF3"/>
+    <w:rsid w:val="00C414EA"/>
+    <w:rsid w:val="00C44A75"/>
+    <w:rsid w:val="00C51E43"/>
+    <w:rsid w:val="00C665AA"/>
+    <w:rsid w:val="00C7311F"/>
+    <w:rsid w:val="00C832F7"/>
+    <w:rsid w:val="00C90273"/>
+    <w:rsid w:val="00C944E5"/>
+    <w:rsid w:val="00CA16A6"/>
+    <w:rsid w:val="00CB6DF3"/>
+    <w:rsid w:val="00CB7A47"/>
+    <w:rsid w:val="00CC03FE"/>
+    <w:rsid w:val="00CC4C0E"/>
+    <w:rsid w:val="00CD4472"/>
+    <w:rsid w:val="00D10C51"/>
+    <w:rsid w:val="00D134A4"/>
+    <w:rsid w:val="00D179D2"/>
+    <w:rsid w:val="00D23CED"/>
+    <w:rsid w:val="00D26BAB"/>
+    <w:rsid w:val="00D31B8E"/>
+    <w:rsid w:val="00D438E9"/>
+    <w:rsid w:val="00D62D67"/>
+    <w:rsid w:val="00D96889"/>
+    <w:rsid w:val="00DA17F6"/>
+    <w:rsid w:val="00DA580F"/>
+    <w:rsid w:val="00DA6581"/>
+    <w:rsid w:val="00DC477A"/>
+    <w:rsid w:val="00DE0A9C"/>
+    <w:rsid w:val="00E23742"/>
+    <w:rsid w:val="00E323A4"/>
+    <w:rsid w:val="00E32464"/>
+    <w:rsid w:val="00E50F91"/>
+    <w:rsid w:val="00E53206"/>
+    <w:rsid w:val="00E5514E"/>
+    <w:rsid w:val="00EC1FA6"/>
+    <w:rsid w:val="00ED1BDA"/>
+    <w:rsid w:val="00EE3584"/>
+    <w:rsid w:val="00EE4624"/>
+    <w:rsid w:val="00EF2CDE"/>
+    <w:rsid w:val="00F02BA3"/>
+    <w:rsid w:val="00F138E6"/>
+    <w:rsid w:val="00F20208"/>
+    <w:rsid w:val="00F21357"/>
+    <w:rsid w:val="00F407EE"/>
+    <w:rsid w:val="00F44E58"/>
+    <w:rsid w:val="00F5142A"/>
+    <w:rsid w:val="00F63F09"/>
+    <w:rsid w:val="00F70D07"/>
+    <w:rsid w:val="00F7769F"/>
+    <w:rsid w:val="00F7795C"/>
+    <w:rsid w:val="00F83D28"/>
+    <w:rsid w:val="00FC1635"/>
+    <w:rsid w:val="00FD6011"/>
+    <w:rsid w:val="00FE6085"/>
+  </w:rsids>
+  <m:mathPr>
+    <m:mathFont m:val="Cambria Math"/>
+    <m:brkBin m:val="before"/>
+    <m:brkBinSub m:val="--"/>
+    <m:smallFrac m:val="0"/>
+    <m:dispDef/>
+    <m:lMargin m:val="0"/>
+    <m:rMargin m:val="0"/>
+    <m:defJc m:val="centerGroup"/>
+    <m:wrapIndent m:val="1440"/>
+    <m:intLim m:val="subSup"/>
+    <m:naryLim m:val="undOvr"/>
+  </m:mathPr>
+  <w:themeFontLang w:val="en-ID"/>
+  <w:clrSchemeMapping w:bg1="light1" w:t1="dark1" w:bg2="light2" w:t2="dark2" w:accent1="accent1" w:accent2="accent2" w:accent3="accent3" w:accent4="accent4" w:accent5="accent5" w:accent6="accent6" w:hyperlink="hyperlink" w:followedHyperlink="followedHyperlink"/>
+  <w:shapeDefaults>
+    <o:shapedefaults v:ext="edit" spidmax="2050"/>
+    <o:shapelayout v:ext="edit">
+      <o:idmap v:ext="edit" data="2"/>
+    </o:shapelayout>
+  </w:shapeDefaults>
+  <w:decimalSymbol w:val=","/>
+  <w:listSeparator w:val=";"/>
+  <w14:docId w14:val="2B31487E"/>
+  <w15:docId w15:val="{F5A01FC5-BD55-430F-894C-1FB237E5BD16}"/>
+</w:settings>
+</file>
+
+<file path=word\styles.xml><?xml version="1.0" encoding="utf-8"?>
 <w:styles xmlns:mc="http://schemas.openxmlformats.org/markup-compatibility/2006" xmlns:r="http://schemas.openxmlformats.org/officeDocument/2006/relationships" xmlns:w="http://schemas.openxmlformats.org/wordprocessingml/2006/main" xmlns:w14="http://schemas.microsoft.com/office/word/2010/wordml" xmlns:w15="http://schemas.microsoft.com/office/word/2012/wordml" xmlns:w16cex="http://schemas.microsoft.com/office/word/2018/wordml/cex" xmlns:w16cid="http://schemas.microsoft.com/office/word/2016/wordml/cid" xmlns:w16="http://schemas.microsoft.com/office/word/2018/wordml" xmlns:w16sdtdh="http://schemas.microsoft.com/office/word/2020/wordml/sdtdatahash" xmlns:w16se="http://schemas.microsoft.com/office/word/2015/wordml/symex" mc:Ignorable="w14 w15 w16se w16cid w16 w16cex w16sdtdh">
   <w:docDefaults>
     <w:rPrDefault>
@@ -14845,7 +14625,7 @@
 </w:styles>
 </file>
 
-<file path=word/theme/theme1.xml><?xml version="1.0" encoding="utf-8"?>
+<file path=word\theme\theme1.xml><?xml version="1.0" encoding="utf-8"?>
 <a:theme xmlns:a="http://schemas.openxmlformats.org/drawingml/2006/main" name="Office Theme">
   <a:themeElements>
     <a:clrScheme name="Office">
@@ -15140,14 +14920,193 @@
 </a:theme>
 </file>
 
-<file path=customXml/item1.xml><?xml version="1.0" encoding="utf-8"?>
-<b:Sources xmlns:b="http://schemas.openxmlformats.org/officeDocument/2006/bibliography" xmlns="http://schemas.openxmlformats.org/officeDocument/2006/bibliography" SelectedStyle="\APASixthEditionOfficeOnline.xsl" StyleName="APA" Version="6"/>
-</file>
-
-<file path=customXml/itemProps1.xml><?xml version="1.0" encoding="utf-8"?>
-<ds:datastoreItem xmlns:ds="http://schemas.openxmlformats.org/officeDocument/2006/customXml" ds:itemID="{F7DA46E9-07F8-4649-9DE7-024B1579CC56}">
-  <ds:schemaRefs>
-    <ds:schemaRef ds:uri="http://schemas.openxmlformats.org/officeDocument/2006/bibliography"/>
-  </ds:schemaRefs>
-</ds:datastoreItem>
+<file path=word\webSettings.xml><?xml version="1.0" encoding="utf-8"?>
+<w:webSettings xmlns:mc="http://schemas.openxmlformats.org/markup-compatibility/2006" xmlns:r="http://schemas.openxmlformats.org/officeDocument/2006/relationships" xmlns:w="http://schemas.openxmlformats.org/wordprocessingml/2006/main" xmlns:w14="http://schemas.microsoft.com/office/word/2010/wordml" xmlns:w15="http://schemas.microsoft.com/office/word/2012/wordml" xmlns:w16cex="http://schemas.microsoft.com/office/word/2018/wordml/cex" xmlns:w16cid="http://schemas.microsoft.com/office/word/2016/wordml/cid" xmlns:w16="http://schemas.microsoft.com/office/word/2018/wordml" xmlns:w16sdtdh="http://schemas.microsoft.com/office/word/2020/wordml/sdtdatahash" xmlns:w16se="http://schemas.microsoft.com/office/word/2015/wordml/symex" mc:Ignorable="w14 w15 w16se w16cid w16 w16cex w16sdtdh">
+  <w:divs>
+    <w:div w:id="369652210">
+      <w:bodyDiv w:val="1"/>
+      <w:marLeft w:val="0"/>
+      <w:marRight w:val="0"/>
+      <w:marTop w:val="0"/>
+      <w:marBottom w:val="0"/>
+      <w:divBdr>
+        <w:top w:val="none" w:sz="0" w:space="0" w:color="auto"/>
+        <w:left w:val="none" w:sz="0" w:space="0" w:color="auto"/>
+        <w:bottom w:val="none" w:sz="0" w:space="0" w:color="auto"/>
+        <w:right w:val="none" w:sz="0" w:space="0" w:color="auto"/>
+      </w:divBdr>
+    </w:div>
+    <w:div w:id="732310634">
+      <w:bodyDiv w:val="1"/>
+      <w:marLeft w:val="0"/>
+      <w:marRight w:val="0"/>
+      <w:marTop w:val="0"/>
+      <w:marBottom w:val="0"/>
+      <w:divBdr>
+        <w:top w:val="none" w:sz="0" w:space="0" w:color="auto"/>
+        <w:left w:val="none" w:sz="0" w:space="0" w:color="auto"/>
+        <w:bottom w:val="none" w:sz="0" w:space="0" w:color="auto"/>
+        <w:right w:val="none" w:sz="0" w:space="0" w:color="auto"/>
+      </w:divBdr>
+    </w:div>
+    <w:div w:id="872881931">
+      <w:bodyDiv w:val="1"/>
+      <w:marLeft w:val="0"/>
+      <w:marRight w:val="0"/>
+      <w:marTop w:val="0"/>
+      <w:marBottom w:val="0"/>
+      <w:divBdr>
+        <w:top w:val="none" w:sz="0" w:space="0" w:color="auto"/>
+        <w:left w:val="none" w:sz="0" w:space="0" w:color="auto"/>
+        <w:bottom w:val="none" w:sz="0" w:space="0" w:color="auto"/>
+        <w:right w:val="none" w:sz="0" w:space="0" w:color="auto"/>
+      </w:divBdr>
+    </w:div>
+    <w:div w:id="875891510">
+      <w:bodyDiv w:val="1"/>
+      <w:marLeft w:val="0"/>
+      <w:marRight w:val="0"/>
+      <w:marTop w:val="0"/>
+      <w:marBottom w:val="0"/>
+      <w:divBdr>
+        <w:top w:val="none" w:sz="0" w:space="0" w:color="auto"/>
+        <w:left w:val="none" w:sz="0" w:space="0" w:color="auto"/>
+        <w:bottom w:val="none" w:sz="0" w:space="0" w:color="auto"/>
+        <w:right w:val="none" w:sz="0" w:space="0" w:color="auto"/>
+      </w:divBdr>
+    </w:div>
+    <w:div w:id="882324686">
+      <w:bodyDiv w:val="1"/>
+      <w:marLeft w:val="0"/>
+      <w:marRight w:val="0"/>
+      <w:marTop w:val="0"/>
+      <w:marBottom w:val="0"/>
+      <w:divBdr>
+        <w:top w:val="none" w:sz="0" w:space="0" w:color="auto"/>
+        <w:left w:val="none" w:sz="0" w:space="0" w:color="auto"/>
+        <w:bottom w:val="none" w:sz="0" w:space="0" w:color="auto"/>
+        <w:right w:val="none" w:sz="0" w:space="0" w:color="auto"/>
+      </w:divBdr>
+    </w:div>
+    <w:div w:id="889732518">
+      <w:bodyDiv w:val="1"/>
+      <w:marLeft w:val="0"/>
+      <w:marRight w:val="0"/>
+      <w:marTop w:val="0"/>
+      <w:marBottom w:val="0"/>
+      <w:divBdr>
+        <w:top w:val="none" w:sz="0" w:space="0" w:color="auto"/>
+        <w:left w:val="none" w:sz="0" w:space="0" w:color="auto"/>
+        <w:bottom w:val="none" w:sz="0" w:space="0" w:color="auto"/>
+        <w:right w:val="none" w:sz="0" w:space="0" w:color="auto"/>
+      </w:divBdr>
+    </w:div>
+    <w:div w:id="1016737439">
+      <w:bodyDiv w:val="1"/>
+      <w:marLeft w:val="0"/>
+      <w:marRight w:val="0"/>
+      <w:marTop w:val="0"/>
+      <w:marBottom w:val="0"/>
+      <w:divBdr>
+        <w:top w:val="none" w:sz="0" w:space="0" w:color="auto"/>
+        <w:left w:val="none" w:sz="0" w:space="0" w:color="auto"/>
+        <w:bottom w:val="none" w:sz="0" w:space="0" w:color="auto"/>
+        <w:right w:val="none" w:sz="0" w:space="0" w:color="auto"/>
+      </w:divBdr>
+    </w:div>
+    <w:div w:id="1038745694">
+      <w:bodyDiv w:val="1"/>
+      <w:marLeft w:val="0"/>
+      <w:marRight w:val="0"/>
+      <w:marTop w:val="0"/>
+      <w:marBottom w:val="0"/>
+      <w:divBdr>
+        <w:top w:val="none" w:sz="0" w:space="0" w:color="auto"/>
+        <w:left w:val="none" w:sz="0" w:space="0" w:color="auto"/>
+        <w:bottom w:val="none" w:sz="0" w:space="0" w:color="auto"/>
+        <w:right w:val="none" w:sz="0" w:space="0" w:color="auto"/>
+      </w:divBdr>
+    </w:div>
+    <w:div w:id="1191457315">
+      <w:bodyDiv w:val="1"/>
+      <w:marLeft w:val="0"/>
+      <w:marRight w:val="0"/>
+      <w:marTop w:val="0"/>
+      <w:marBottom w:val="0"/>
+      <w:divBdr>
+        <w:top w:val="none" w:sz="0" w:space="0" w:color="auto"/>
+        <w:left w:val="none" w:sz="0" w:space="0" w:color="auto"/>
+        <w:bottom w:val="none" w:sz="0" w:space="0" w:color="auto"/>
+        <w:right w:val="none" w:sz="0" w:space="0" w:color="auto"/>
+      </w:divBdr>
+    </w:div>
+    <w:div w:id="1283726794">
+      <w:bodyDiv w:val="1"/>
+      <w:marLeft w:val="0"/>
+      <w:marRight w:val="0"/>
+      <w:marTop w:val="0"/>
+      <w:marBottom w:val="0"/>
+      <w:divBdr>
+        <w:top w:val="none" w:sz="0" w:space="0" w:color="auto"/>
+        <w:left w:val="none" w:sz="0" w:space="0" w:color="auto"/>
+        <w:bottom w:val="none" w:sz="0" w:space="0" w:color="auto"/>
+        <w:right w:val="none" w:sz="0" w:space="0" w:color="auto"/>
+      </w:divBdr>
+    </w:div>
+    <w:div w:id="1572929868">
+      <w:bodyDiv w:val="1"/>
+      <w:marLeft w:val="0"/>
+      <w:marRight w:val="0"/>
+      <w:marTop w:val="0"/>
+      <w:marBottom w:val="0"/>
+      <w:divBdr>
+        <w:top w:val="none" w:sz="0" w:space="0" w:color="auto"/>
+        <w:left w:val="none" w:sz="0" w:space="0" w:color="auto"/>
+        <w:bottom w:val="none" w:sz="0" w:space="0" w:color="auto"/>
+        <w:right w:val="none" w:sz="0" w:space="0" w:color="auto"/>
+      </w:divBdr>
+    </w:div>
+    <w:div w:id="1640259069">
+      <w:bodyDiv w:val="1"/>
+      <w:marLeft w:val="0"/>
+      <w:marRight w:val="0"/>
+      <w:marTop w:val="0"/>
+      <w:marBottom w:val="0"/>
+      <w:divBdr>
+        <w:top w:val="none" w:sz="0" w:space="0" w:color="auto"/>
+        <w:left w:val="none" w:sz="0" w:space="0" w:color="auto"/>
+        <w:bottom w:val="none" w:sz="0" w:space="0" w:color="auto"/>
+        <w:right w:val="none" w:sz="0" w:space="0" w:color="auto"/>
+      </w:divBdr>
+    </w:div>
+    <w:div w:id="1872109267">
+      <w:bodyDiv w:val="1"/>
+      <w:marLeft w:val="0"/>
+      <w:marRight w:val="0"/>
+      <w:marTop w:val="0"/>
+      <w:marBottom w:val="0"/>
+      <w:divBdr>
+        <w:top w:val="none" w:sz="0" w:space="0" w:color="auto"/>
+        <w:left w:val="none" w:sz="0" w:space="0" w:color="auto"/>
+        <w:bottom w:val="none" w:sz="0" w:space="0" w:color="auto"/>
+        <w:right w:val="none" w:sz="0" w:space="0" w:color="auto"/>
+      </w:divBdr>
+    </w:div>
+    <w:div w:id="2076781062">
+      <w:bodyDiv w:val="1"/>
+      <w:marLeft w:val="0"/>
+      <w:marRight w:val="0"/>
+      <w:marTop w:val="0"/>
+      <w:marBottom w:val="0"/>
+      <w:divBdr>
+        <w:top w:val="none" w:sz="0" w:space="0" w:color="auto"/>
+        <w:left w:val="none" w:sz="0" w:space="0" w:color="auto"/>
+        <w:bottom w:val="none" w:sz="0" w:space="0" w:color="auto"/>
+        <w:right w:val="none" w:sz="0" w:space="0" w:color="auto"/>
+      </w:divBdr>
+    </w:div>
+  </w:divs>
+  <w:optimizeForBrowser/>
+  <w:allowPNG/>
+</w:webSettings>
 </file>
--- a/public/templates-bap/bap-toko.docx
+++ b/public/templates-bap/bap-toko.docx
@@ -1,68 +1,5 @@
 
-<file path=customXml\item1.xml><?xml version="1.0" encoding="utf-8"?>
-<b:Sources xmlns:b="http://schemas.openxmlformats.org/officeDocument/2006/bibliography" xmlns="http://schemas.openxmlformats.org/officeDocument/2006/bibliography" SelectedStyle="\APASixthEditionOfficeOnline.xsl" StyleName="APA" Version="6"/>
-</file>
-
-<file path=customXml\itemProps1.xml><?xml version="1.0" encoding="utf-8"?>
-<ds:datastoreItem xmlns:ds="http://schemas.openxmlformats.org/officeDocument/2006/customXml" ds:itemID="{F7DA46E9-07F8-4649-9DE7-024B1579CC56}">
-  <ds:schemaRefs>
-    <ds:schemaRef ds:uri="http://schemas.openxmlformats.org/officeDocument/2006/bibliography"/>
-  </ds:schemaRefs>
-</ds:datastoreItem>
-</file>
-
-<file path=docProps\app.xml><?xml version="1.0" encoding="utf-8"?>
-<Properties xmlns="http://schemas.openxmlformats.org/officeDocument/2006/extended-properties" xmlns:vt="http://schemas.openxmlformats.org/officeDocument/2006/docPropsVTypes">
-  <Template>Normal.dotm</Template>
-  <TotalTime>377</TotalTime>
-  <Pages>5</Pages>
-  <Words>654</Words>
-  <Characters>3734</Characters>
-  <Application>Microsoft Office Word</Application>
-  <DocSecurity>0</DocSecurity>
-  <Lines>31</Lines>
-  <Paragraphs>8</Paragraphs>
-  <ScaleCrop>false</ScaleCrop>
-  <HeadingPairs>
-    <vt:vector size="2" baseType="variant">
-      <vt:variant>
-        <vt:lpstr>Title</vt:lpstr>
-      </vt:variant>
-      <vt:variant>
-        <vt:i4>1</vt:i4>
-      </vt:variant>
-    </vt:vector>
-  </HeadingPairs>
-  <TitlesOfParts>
-    <vt:vector size="1" baseType="lpstr">
-      <vt:lpstr/>
-    </vt:vector>
-  </TitlesOfParts>
-  <Company/>
-  <LinksUpToDate>false</LinksUpToDate>
-  <CharactersWithSpaces>4380</CharactersWithSpaces>
-  <SharedDoc>false</SharedDoc>
-  <HyperlinksChanged>false</HyperlinksChanged>
-  <AppVersion>16.0000</AppVersion>
-</Properties>
-</file>
-
-<file path=docProps\core.xml><?xml version="1.0" encoding="utf-8"?>
-<cp:coreProperties xmlns:cp="http://schemas.openxmlformats.org/package/2006/metadata/core-properties" xmlns:dc="http://purl.org/dc/elements/1.1/" xmlns:dcterms="http://purl.org/dc/terms/" xmlns:dcmitype="http://purl.org/dc/dcmitype/" xmlns:xsi="http://www.w3.org/2001/XMLSchema-instance">
-  <dc:title/>
-  <dc:subject/>
-  <dc:creator>DLH SRAGEN</dc:creator>
-  <cp:keywords/>
-  <dc:description/>
-  <cp:lastModifiedBy>Irfan Delix</cp:lastModifiedBy>
-  <cp:revision>34</cp:revision>
-  <cp:lastPrinted>2026-04-20T02:53:00Z</cp:lastPrinted>
-  <dcterms:created xsi:type="dcterms:W3CDTF">2026-04-02T06:11:00Z</dcterms:created>
-  <dcterms:modified xsi:type="dcterms:W3CDTF">2026-07-15T20:51:00Z</dcterms:modified>
-</cp:coreProperties>
-</file>
-
-<file path=word\document.xml><?xml version="1.0" encoding="utf-8"?>
+<file path=word/document.xml><?xml version="1.0" encoding="utf-8"?>
 <w:document xmlns:wpc="http://schemas.microsoft.com/office/word/2010/wordprocessingCanvas" xmlns:cx="http://schemas.microsoft.com/office/drawing/2014/chartex" xmlns:cx1="http://schemas.microsoft.com/office/drawing/2015/9/8/chartex" xmlns:cx2="http://schemas.microsoft.com/office/drawing/2015/10/21/chartex" xmlns:cx3="http://schemas.microsoft.com/office/drawing/2016/5/9/chartex" xmlns:cx4="http://schemas.microsoft.com/office/drawing/2016/5/10/chartex" xmlns:cx5="http://schemas.microsoft.com/office/drawing/2016/5/11/chartex" xmlns:cx6="http://schemas.microsoft.com/office/drawing/2016/5/12/chartex" xmlns:cx7="http://schemas.microsoft.com/office/drawing/2016/5/13/chartex" xmlns:cx8="http://schemas.microsoft.com/office/drawing/2016/5/14/chartex" xmlns:mc="http://schemas.openxmlformats.org/markup-compatibility/2006" xmlns:aink="http://schemas.microsoft.com/office/drawing/2016/ink" xmlns:am3d="http://schemas.microsoft.com/office/drawing/2017/model3d" xmlns:o="urn:schemas-microsoft-com:office:office" xmlns:oel="http://schemas.microsoft.com/office/2019/extlst" xmlns:r="http://schemas.openxmlformats.org/officeDocument/2006/relationships" xmlns:m="http://schemas.openxmlformats.org/officeDocument/2006/math" xmlns:v="urn:schemas-microsoft-com:vml" xmlns:wp14="http://schemas.microsoft.com/office/word/2010/wordprocessingDrawing" xmlns:wp="http://schemas.openxmlformats.org/drawingml/2006/wordprocessingDrawing" xmlns:w10="urn:schemas-microsoft-com:office:word" xmlns:w="http://schemas.openxmlformats.org/wordprocessingml/2006/main" xmlns:w14="http://schemas.microsoft.com/office/word/2010/wordml" xmlns:w15="http://schemas.microsoft.com/office/word/2012/wordml" xmlns:w16cex="http://schemas.microsoft.com/office/word/2018/wordml/cex" xmlns:w16cid="http://schemas.microsoft.com/office/word/2016/wordml/cid" xmlns:w16="http://schemas.microsoft.com/office/word/2018/wordml" xmlns:w16sdtdh="http://schemas.microsoft.com/office/word/2020/wordml/sdtdatahash" xmlns:w16se="http://schemas.microsoft.com/office/word/2015/wordml/symex" xmlns:wpg="http://schemas.microsoft.com/office/word/2010/wordprocessingGroup" xmlns:wpi="http://schemas.microsoft.com/office/word/2010/wordprocessingInk" xmlns:wne="http://schemas.microsoft.com/office/word/2006/wordml" xmlns:wps="http://schemas.microsoft.com/office/word/2010/wordprocessingShape" mc:Ignorable="w14 w15 w16se w16cid w16 w16cex w16sdtdh wp14">
   <w:body>
     <w:tbl>
@@ -446,23 +383,7 @@
           <w:sz w:val="24"/>
           <w:szCs w:val="24"/>
         </w:rPr>
-        <w:t>{</w:t>
-      </w:r>
-      <w:r>
-        <w:rPr>
-          <w:rFonts w:ascii="Arial Nova Cond" w:hAnsi="Arial Nova Cond"/>
-          <w:sz w:val="24"/>
-          <w:szCs w:val="24"/>
-        </w:rPr>
-        <w:t>tahun_ini</w:t>
-      </w:r>
-      <w:r>
-        <w:rPr>
-          <w:rFonts w:ascii="Arial Nova Cond" w:hAnsi="Arial Nova Cond"/>
-          <w:sz w:val="24"/>
-          <w:szCs w:val="24"/>
-        </w:rPr>
-        <w:t>}</w:t>
+        <w:t>{tahun_ini}</w:t>
       </w:r>
     </w:p>
     <w:p>
@@ -532,23 +453,7 @@
           <w:sz w:val="24"/>
           <w:szCs w:val="24"/>
         </w:rPr>
-        <w:t>{</w:t>
-      </w:r>
-      <w:r>
-        <w:rPr>
-          <w:rFonts w:ascii="Arial Nova Cond" w:hAnsi="Arial Nova Cond"/>
-          <w:sz w:val="24"/>
-          <w:szCs w:val="24"/>
-        </w:rPr>
-        <w:t>hari_ini_nama</w:t>
-      </w:r>
-      <w:r>
-        <w:rPr>
-          <w:rFonts w:ascii="Arial Nova Cond" w:hAnsi="Arial Nova Cond"/>
-          <w:sz w:val="24"/>
-          <w:szCs w:val="24"/>
-        </w:rPr>
-        <w:t>}</w:t>
+        <w:t>{hari_ini_nama}</w:t>
       </w:r>
       <w:r>
         <w:rPr>
@@ -580,23 +485,7 @@
           <w:sz w:val="24"/>
           <w:szCs w:val="24"/>
         </w:rPr>
-        <w:t>{</w:t>
-      </w:r>
-      <w:r>
-        <w:rPr>
-          <w:rFonts w:ascii="Arial Nova Cond" w:hAnsi="Arial Nova Cond"/>
-          <w:sz w:val="24"/>
-          <w:szCs w:val="24"/>
-        </w:rPr>
-        <w:t>hari_ini_tanggal_terbilang</w:t>
-      </w:r>
-      <w:r>
-        <w:rPr>
-          <w:rFonts w:ascii="Arial Nova Cond" w:hAnsi="Arial Nova Cond"/>
-          <w:sz w:val="24"/>
-          <w:szCs w:val="24"/>
-        </w:rPr>
-        <w:t>}</w:t>
+        <w:t>{hari_ini_tanggal_terbilang}</w:t>
       </w:r>
       <w:r>
         <w:rPr>
@@ -628,23 +517,7 @@
           <w:sz w:val="24"/>
           <w:szCs w:val="24"/>
         </w:rPr>
-        <w:t>{</w:t>
-      </w:r>
-      <w:r>
-        <w:rPr>
-          <w:rFonts w:ascii="Arial Nova Cond" w:hAnsi="Arial Nova Cond"/>
-          <w:sz w:val="24"/>
-          <w:szCs w:val="24"/>
-        </w:rPr>
-        <w:t>hari_ini_bulan</w:t>
-      </w:r>
-      <w:r>
-        <w:rPr>
-          <w:rFonts w:ascii="Arial Nova Cond" w:hAnsi="Arial Nova Cond"/>
-          <w:sz w:val="24"/>
-          <w:szCs w:val="24"/>
-        </w:rPr>
-        <w:t>}</w:t>
+        <w:t>{hari_ini_bulan}</w:t>
       </w:r>
       <w:r>
         <w:rPr>
@@ -678,23 +551,7 @@
           <w:sz w:val="24"/>
           <w:szCs w:val="24"/>
         </w:rPr>
-        <w:t>{</w:t>
-      </w:r>
-      <w:r>
-        <w:rPr>
-          <w:rFonts w:ascii="Arial Nova Cond" w:hAnsi="Arial Nova Cond"/>
-          <w:sz w:val="24"/>
-          <w:szCs w:val="24"/>
-        </w:rPr>
-        <w:t>hari_ini_tahun_terbilang</w:t>
-      </w:r>
-      <w:r>
-        <w:rPr>
-          <w:rFonts w:ascii="Arial Nova Cond" w:hAnsi="Arial Nova Cond"/>
-          <w:sz w:val="24"/>
-          <w:szCs w:val="24"/>
-        </w:rPr>
-        <w:t>}</w:t>
+        <w:t>{hari_ini_tahun_terbilang}</w:t>
       </w:r>
       <w:r>
         <w:rPr>
@@ -728,23 +585,7 @@
           <w:sz w:val="24"/>
           <w:szCs w:val="24"/>
         </w:rPr>
-        <w:t>{</w:t>
-      </w:r>
-      <w:r>
-        <w:rPr>
-          <w:rFonts w:ascii="Arial Nova Cond" w:hAnsi="Arial Nova Cond"/>
-          <w:sz w:val="24"/>
-          <w:szCs w:val="24"/>
-        </w:rPr>
-        <w:t>waktu_pengawasan</w:t>
-      </w:r>
-      <w:r>
-        <w:rPr>
-          <w:rFonts w:ascii="Arial Nova Cond" w:hAnsi="Arial Nova Cond"/>
-          <w:sz w:val="24"/>
-          <w:szCs w:val="24"/>
-        </w:rPr>
-        <w:t xml:space="preserve">} </w:t>
+        <w:t>{waktu_pengawasan} </w:t>
       </w:r>
       <w:r>
         <w:rPr>
@@ -776,23 +617,7 @@
           <w:sz w:val="24"/>
           <w:szCs w:val="24"/>
         </w:rPr>
-        <w:t>{</w:t>
-      </w:r>
-      <w:r>
-        <w:rPr>
-          <w:rFonts w:ascii="Arial Nova Cond" w:hAnsi="Arial Nova Cond"/>
-          <w:sz w:val="24"/>
-          <w:szCs w:val="24"/>
-        </w:rPr>
-        <w:t>nama_badan_usaha_kegiatan</w:t>
-      </w:r>
-      <w:r>
-        <w:rPr>
-          <w:rFonts w:ascii="Arial Nova Cond" w:hAnsi="Arial Nova Cond"/>
-          <w:sz w:val="24"/>
-          <w:szCs w:val="24"/>
-        </w:rPr>
-        <w:t>}</w:t>
+        <w:t>{nama_badan_usaha_kegiatan}</w:t>
       </w:r>
       <w:r>
         <w:rPr>
@@ -808,23 +633,7 @@
           <w:sz w:val="24"/>
           <w:szCs w:val="24"/>
         </w:rPr>
-        <w:t>{</w:t>
-      </w:r>
-      <w:r>
-        <w:rPr>
-          <w:rFonts w:ascii="Arial Nova Cond" w:hAnsi="Arial Nova Cond"/>
-          <w:sz w:val="24"/>
-          <w:szCs w:val="24"/>
-        </w:rPr>
-        <w:t>alamat_lokasi</w:t>
-      </w:r>
-      <w:r>
-        <w:rPr>
-          <w:rFonts w:ascii="Arial Nova Cond" w:hAnsi="Arial Nova Cond"/>
-          <w:sz w:val="24"/>
-          <w:szCs w:val="24"/>
-        </w:rPr>
-        <w:t>}</w:t>
+        <w:t>{alamat_lokasi}</w:t>
       </w:r>
       <w:r>
         <w:rPr>
@@ -984,23 +793,7 @@
           <w:sz w:val="24"/>
           <w:szCs w:val="24"/>
         </w:rPr>
-        <w:t>{</w:t>
-      </w:r>
-      <w:r>
-        <w:rPr>
-          <w:rFonts w:ascii="Arial Nova Cond" w:hAnsi="Arial Nova Cond"/>
-          <w:sz w:val="24"/>
-          <w:szCs w:val="24"/>
-        </w:rPr>
-        <w:t>nama_badan_usaha_kegiatan</w:t>
-      </w:r>
-      <w:r>
-        <w:rPr>
-          <w:rFonts w:ascii="Arial Nova Cond" w:hAnsi="Arial Nova Cond"/>
-          <w:sz w:val="24"/>
-          <w:szCs w:val="24"/>
-        </w:rPr>
-        <w:t xml:space="preserve">} </w:t>
+        <w:t>{nama_badan_usaha_kegiatan} </w:t>
       </w:r>
       <w:r>
         <w:rPr>
@@ -1203,23 +996,7 @@
                 <w:sz w:val="24"/>
                 <w:szCs w:val="24"/>
               </w:rPr>
-              <w:t>{#tim_penilai_lengkap} {</w:t>
-            </w:r>
-            <w:r>
-              <w:rPr>
-                <w:rFonts w:ascii="Arial Nova Cond" w:hAnsi="Arial Nova Cond"/>
-                <w:sz w:val="24"/>
-                <w:szCs w:val="24"/>
-              </w:rPr>
-              <w:t>nomor_urut</w:t>
-            </w:r>
-            <w:r>
-              <w:rPr>
-                <w:rFonts w:ascii="Arial Nova Cond" w:hAnsi="Arial Nova Cond"/>
-                <w:sz w:val="24"/>
-                <w:szCs w:val="24"/>
-              </w:rPr>
-              <w:t>}.</w:t>
+              <w:t>{#tim_penilai_lengkap} {nomor_urut}.</w:t>
             </w:r>
           </w:p>
         </w:tc>
@@ -1424,23 +1201,7 @@
                 <w:sz w:val="24"/>
                 <w:szCs w:val="24"/>
               </w:rPr>
-              <w:t>{</w:t>
-            </w:r>
-            <w:r>
-              <w:rPr>
-                <w:rFonts w:ascii="Arial Nova Cond" w:hAnsi="Arial Nova Cond"/>
-                <w:sz w:val="24"/>
-                <w:szCs w:val="24"/>
-              </w:rPr>
-              <w:t>nama</w:t>
-            </w:r>
-            <w:r>
-              <w:rPr>
-                <w:rFonts w:ascii="Arial Nova Cond" w:hAnsi="Arial Nova Cond"/>
-                <w:sz w:val="24"/>
-                <w:szCs w:val="24"/>
-              </w:rPr>
-              <w:t>}</w:t>
+              <w:t>{nama}</w:t>
             </w:r>
           </w:p>
           <w:p>
@@ -1476,23 +1237,7 @@
                 <w:sz w:val="24"/>
                 <w:szCs w:val="24"/>
               </w:rPr>
-              <w:t>{</w:t>
-            </w:r>
-            <w:r>
-              <w:rPr>
-                <w:rFonts w:ascii="Arial Nova Cond" w:hAnsi="Arial Nova Cond"/>
-                <w:sz w:val="24"/>
-                <w:szCs w:val="24"/>
-              </w:rPr>
-              <w:t>pangkat_golongan</w:t>
-            </w:r>
-            <w:r>
-              <w:rPr>
-                <w:rFonts w:ascii="Arial Nova Cond" w:hAnsi="Arial Nova Cond"/>
-                <w:sz w:val="24"/>
-                <w:szCs w:val="24"/>
-              </w:rPr>
-              <w:t>}</w:t>
+              <w:t>{pangkat_golongan}</w:t>
             </w:r>
           </w:p>
           <w:p>
@@ -1510,23 +1255,7 @@
                 <w:sz w:val="24"/>
                 <w:szCs w:val="24"/>
               </w:rPr>
-              <w:t>{</w:t>
-            </w:r>
-            <w:r>
-              <w:rPr>
-                <w:rFonts w:ascii="Arial Nova Cond" w:hAnsi="Arial Nova Cond"/>
-                <w:sz w:val="24"/>
-                <w:szCs w:val="24"/>
-              </w:rPr>
-              <w:t>jabatan</w:t>
-            </w:r>
-            <w:r>
-              <w:rPr>
-                <w:rFonts w:ascii="Arial Nova Cond" w:hAnsi="Arial Nova Cond"/>
-                <w:sz w:val="24"/>
-                <w:szCs w:val="24"/>
-              </w:rPr>
-              <w:t>}</w:t>
+              <w:t>{jabatan}</w:t>
             </w:r>
           </w:p>
           <w:p>
@@ -1618,23 +1347,7 @@
                 <w:sz w:val="24"/>
                 <w:szCs w:val="24"/>
               </w:rPr>
-              <w:t>{/</w:t>
-            </w:r>
-            <w:r>
-              <w:rPr>
-                <w:rFonts w:ascii="Arial Nova Cond" w:hAnsi="Arial Nova Cond"/>
-                <w:sz w:val="24"/>
-                <w:szCs w:val="24"/>
-              </w:rPr>
-              <w:t>tim_penilai_lengkap</w:t>
-            </w:r>
-            <w:r>
-              <w:rPr>
-                <w:rFonts w:ascii="Arial Nova Cond" w:hAnsi="Arial Nova Cond"/>
-                <w:sz w:val="24"/>
-                <w:szCs w:val="24"/>
-              </w:rPr>
-              <w:t>}</w:t>
+              <w:t>{/tim_penilai_lengkap}</w:t>
             </w:r>
           </w:p>
           <w:p>
@@ -1794,23 +1507,7 @@
                 <w:sz w:val="24"/>
                 <w:szCs w:val="24"/>
               </w:rPr>
-              <w:t>{</w:t>
-            </w:r>
-            <w:r>
-              <w:rPr>
-                <w:rFonts w:ascii="Arial Nova Cond" w:hAnsi="Arial Nova Cond"/>
-                <w:sz w:val="24"/>
-                <w:szCs w:val="24"/>
-              </w:rPr>
-              <w:t>nama_badan_usaha_kegiatan</w:t>
-            </w:r>
-            <w:r>
-              <w:rPr>
-                <w:rFonts w:ascii="Arial Nova Cond" w:hAnsi="Arial Nova Cond"/>
-                <w:sz w:val="24"/>
-                <w:szCs w:val="24"/>
-              </w:rPr>
-              <w:t>}</w:t>
+              <w:t>{nama_badan_usaha_kegiatan}</w:t>
             </w:r>
           </w:p>
         </w:tc>
@@ -1926,23 +1623,7 @@
                 <w:sz w:val="24"/>
                 <w:szCs w:val="24"/>
               </w:rPr>
-              <w:t>{</w:t>
-            </w:r>
-            <w:r>
-              <w:rPr>
-                <w:rFonts w:ascii="Arial Nova Cond" w:hAnsi="Arial Nova Cond"/>
-                <w:sz w:val="24"/>
-                <w:szCs w:val="24"/>
-              </w:rPr>
-              <w:t>kbli</w:t>
-            </w:r>
-            <w:r>
-              <w:rPr>
-                <w:rFonts w:ascii="Arial Nova Cond" w:hAnsi="Arial Nova Cond"/>
-                <w:sz w:val="24"/>
-                <w:szCs w:val="24"/>
-              </w:rPr>
-              <w:t>}</w:t>
+              <w:t>{kbli}</w:t>
             </w:r>
           </w:p>
         </w:tc>
@@ -2052,23 +1733,7 @@
                 <w:sz w:val="24"/>
                 <w:szCs w:val="24"/>
               </w:rPr>
-              <w:t>{</w:t>
-            </w:r>
-            <w:r>
-              <w:rPr>
-                <w:rFonts w:ascii="Arial Nova Cond" w:hAnsi="Arial Nova Cond"/>
-                <w:sz w:val="24"/>
-                <w:szCs w:val="24"/>
-              </w:rPr>
-              <w:t>tahun_operasi</w:t>
-            </w:r>
-            <w:r>
-              <w:rPr>
-                <w:rFonts w:ascii="Arial Nova Cond" w:hAnsi="Arial Nova Cond"/>
-                <w:sz w:val="24"/>
-                <w:szCs w:val="24"/>
-              </w:rPr>
-              <w:t>}</w:t>
+              <w:t>{tahun_operasi}</w:t>
             </w:r>
           </w:p>
         </w:tc>
@@ -2170,23 +1835,7 @@
                 <w:sz w:val="24"/>
                 <w:szCs w:val="24"/>
               </w:rPr>
-              <w:t>{</w:t>
-            </w:r>
-            <w:r>
-              <w:rPr>
-                <w:rFonts w:ascii="Arial Nova Cond" w:hAnsi="Arial Nova Cond"/>
-                <w:sz w:val="24"/>
-                <w:szCs w:val="24"/>
-              </w:rPr>
-              <w:t>status_permodalan</w:t>
-            </w:r>
-            <w:r>
-              <w:rPr>
-                <w:rFonts w:ascii="Arial Nova Cond" w:hAnsi="Arial Nova Cond"/>
-                <w:sz w:val="24"/>
-                <w:szCs w:val="24"/>
-              </w:rPr>
-              <w:t>}</w:t>
+              <w:t>{status_permodalan}</w:t>
             </w:r>
           </w:p>
         </w:tc>
@@ -2337,23 +1986,7 @@
                 <w:sz w:val="24"/>
                 <w:szCs w:val="24"/>
               </w:rPr>
-              <w:t>{</w:t>
-            </w:r>
-            <w:r>
-              <w:rPr>
-                <w:rFonts w:ascii="Arial Nova Cond" w:hAnsi="Arial Nova Cond"/>
-                <w:sz w:val="24"/>
-                <w:szCs w:val="24"/>
-              </w:rPr>
-              <w:t>pj_nama</w:t>
-            </w:r>
-            <w:r>
-              <w:rPr>
-                <w:rFonts w:ascii="Arial Nova Cond" w:hAnsi="Arial Nova Cond"/>
-                <w:sz w:val="24"/>
-                <w:szCs w:val="24"/>
-              </w:rPr>
-              <w:t>}</w:t>
+              <w:t>{pj_nama}</w:t>
             </w:r>
           </w:p>
         </w:tc>
@@ -2511,23 +2144,7 @@
                 <w:sz w:val="24"/>
                 <w:szCs w:val="24"/>
               </w:rPr>
-              <w:t>{</w:t>
-            </w:r>
-            <w:r>
-              <w:rPr>
-                <w:rFonts w:ascii="Arial Nova Cond" w:hAnsi="Arial Nova Cond"/>
-                <w:sz w:val="24"/>
-                <w:szCs w:val="24"/>
-              </w:rPr>
-              <w:t>pj_jabatan</w:t>
-            </w:r>
-            <w:r>
-              <w:rPr>
-                <w:rFonts w:ascii="Arial Nova Cond" w:hAnsi="Arial Nova Cond"/>
-                <w:sz w:val="24"/>
-                <w:szCs w:val="24"/>
-              </w:rPr>
-              <w:t>}</w:t>
+              <w:t>{pj_jabatan}</w:t>
             </w:r>
           </w:p>
         </w:tc>
@@ -2623,23 +2240,7 @@
                 <w:sz w:val="24"/>
                 <w:szCs w:val="24"/>
               </w:rPr>
-              <w:t>{</w:t>
-            </w:r>
-            <w:r>
-              <w:rPr>
-                <w:rFonts w:ascii="Arial Nova Cond" w:hAnsi="Arial Nova Cond"/>
-                <w:sz w:val="24"/>
-                <w:szCs w:val="24"/>
-              </w:rPr>
-              <w:t>alamat</w:t>
-            </w:r>
-            <w:r>
-              <w:rPr>
-                <w:rFonts w:ascii="Arial Nova Cond" w:hAnsi="Arial Nova Cond"/>
-                <w:sz w:val="24"/>
-                <w:szCs w:val="24"/>
-              </w:rPr>
-              <w:t>}</w:t>
+              <w:t>{alamat}</w:t>
             </w:r>
           </w:p>
         </w:tc>
@@ -2741,23 +2342,7 @@
                 <w:sz w:val="24"/>
                 <w:szCs w:val="24"/>
               </w:rPr>
-              <w:t>{</w:t>
-            </w:r>
-            <w:r>
-              <w:rPr>
-                <w:rFonts w:ascii="Arial Nova Cond" w:hAnsi="Arial Nova Cond"/>
-                <w:sz w:val="24"/>
-                <w:szCs w:val="24"/>
-              </w:rPr>
-              <w:t>telepon</w:t>
-            </w:r>
-            <w:r>
-              <w:rPr>
-                <w:rFonts w:ascii="Arial Nova Cond" w:hAnsi="Arial Nova Cond"/>
-                <w:sz w:val="24"/>
-                <w:szCs w:val="24"/>
-              </w:rPr>
-              <w:t>}</w:t>
+              <w:t>{telepon}</w:t>
             </w:r>
           </w:p>
         </w:tc>
@@ -2900,23 +2485,7 @@
                 <w:sz w:val="24"/>
                 <w:szCs w:val="24"/>
               </w:rPr>
-              <w:t>{</w:t>
-            </w:r>
-            <w:r>
-              <w:rPr>
-                <w:rFonts w:ascii="Arial Nova Cond" w:hAnsi="Arial Nova Cond"/>
-                <w:sz w:val="24"/>
-                <w:szCs w:val="24"/>
-              </w:rPr>
-              <w:t>koordinat</w:t>
-            </w:r>
-            <w:r>
-              <w:rPr>
-                <w:rFonts w:ascii="Arial Nova Cond" w:hAnsi="Arial Nova Cond"/>
-                <w:sz w:val="24"/>
-                <w:szCs w:val="24"/>
-              </w:rPr>
-              <w:t>}</w:t>
+              <w:t>{koordinat}</w:t>
             </w:r>
           </w:p>
         </w:tc>
@@ -3034,23 +2603,7 @@
                 <w:sz w:val="24"/>
                 <w:szCs w:val="24"/>
               </w:rPr>
-              <w:t>{</w:t>
-            </w:r>
-            <w:r>
-              <w:rPr>
-                <w:rFonts w:ascii="Arial Nova Cond" w:hAnsi="Arial Nova Cond"/>
-                <w:sz w:val="24"/>
-                <w:szCs w:val="24"/>
-              </w:rPr>
-              <w:t>batas_utara</w:t>
-            </w:r>
-            <w:r>
-              <w:rPr>
-                <w:rFonts w:ascii="Arial Nova Cond" w:hAnsi="Arial Nova Cond"/>
-                <w:sz w:val="24"/>
-                <w:szCs w:val="24"/>
-              </w:rPr>
-              <w:t>}</w:t>
+              <w:t>{batas_utara}</w:t>
             </w:r>
           </w:p>
           <w:p>
@@ -3078,23 +2631,7 @@
                 <w:sz w:val="24"/>
                 <w:szCs w:val="24"/>
               </w:rPr>
-              <w:t>{</w:t>
-            </w:r>
-            <w:r>
-              <w:rPr>
-                <w:rFonts w:ascii="Arial Nova Cond" w:hAnsi="Arial Nova Cond"/>
-                <w:sz w:val="24"/>
-                <w:szCs w:val="24"/>
-              </w:rPr>
-              <w:t>batas_timur</w:t>
-            </w:r>
-            <w:r>
-              <w:rPr>
-                <w:rFonts w:ascii="Arial Nova Cond" w:hAnsi="Arial Nova Cond"/>
-                <w:sz w:val="24"/>
-                <w:szCs w:val="24"/>
-              </w:rPr>
-              <w:t>}</w:t>
+              <w:t>{batas_timur}</w:t>
             </w:r>
           </w:p>
           <w:p>
@@ -3122,23 +2659,7 @@
                 <w:sz w:val="24"/>
                 <w:szCs w:val="24"/>
               </w:rPr>
-              <w:t>{</w:t>
-            </w:r>
-            <w:r>
-              <w:rPr>
-                <w:rFonts w:ascii="Arial Nova Cond" w:hAnsi="Arial Nova Cond"/>
-                <w:sz w:val="24"/>
-                <w:szCs w:val="24"/>
-              </w:rPr>
-              <w:t>batas_selatan</w:t>
-            </w:r>
-            <w:r>
-              <w:rPr>
-                <w:rFonts w:ascii="Arial Nova Cond" w:hAnsi="Arial Nova Cond"/>
-                <w:sz w:val="24"/>
-                <w:szCs w:val="24"/>
-              </w:rPr>
-              <w:t>}</w:t>
+              <w:t>{batas_selatan}</w:t>
             </w:r>
           </w:p>
           <w:p>
@@ -3166,23 +2687,7 @@
                 <w:sz w:val="24"/>
                 <w:szCs w:val="24"/>
               </w:rPr>
-              <w:t>{</w:t>
-            </w:r>
-            <w:r>
-              <w:rPr>
-                <w:rFonts w:ascii="Arial Nova Cond" w:hAnsi="Arial Nova Cond"/>
-                <w:sz w:val="24"/>
-                <w:szCs w:val="24"/>
-              </w:rPr>
-              <w:t>batas_barat</w:t>
-            </w:r>
-            <w:r>
-              <w:rPr>
-                <w:rFonts w:ascii="Arial Nova Cond" w:hAnsi="Arial Nova Cond"/>
-                <w:sz w:val="24"/>
-                <w:szCs w:val="24"/>
-              </w:rPr>
-              <w:t>}</w:t>
+              <w:t>{batas_barat}</w:t>
             </w:r>
           </w:p>
         </w:tc>
@@ -3288,23 +2793,7 @@
                 <w:sz w:val="24"/>
                 <w:szCs w:val="24"/>
               </w:rPr>
-              <w:t>{</w:t>
-            </w:r>
-            <w:r>
-              <w:rPr>
-                <w:rFonts w:ascii="Arial Nova Cond" w:hAnsi="Arial Nova Cond"/>
-                <w:sz w:val="24"/>
-                <w:szCs w:val="24"/>
-              </w:rPr>
-              <w:t>luas_lahan</w:t>
-            </w:r>
-            <w:r>
-              <w:rPr>
-                <w:rFonts w:ascii="Arial Nova Cond" w:hAnsi="Arial Nova Cond"/>
-                <w:sz w:val="24"/>
-                <w:szCs w:val="24"/>
-              </w:rPr>
-              <w:t xml:space="preserve">} </w:t>
+              <w:t>{luas_lahan} </w:t>
             </w:r>
             <w:r>
               <w:rPr>
@@ -3485,23 +2974,7 @@
                 <w:sz w:val="24"/>
                 <w:szCs w:val="24"/>
               </w:rPr>
-              <w:t>{</w:t>
-            </w:r>
-            <w:r>
-              <w:rPr>
-                <w:rFonts w:ascii="Arial Nova Cond" w:hAnsi="Arial Nova Cond" w:cs="Arial"/>
-                <w:sz w:val="24"/>
-                <w:szCs w:val="24"/>
-              </w:rPr>
-              <w:t>kapasitas_kegiatan</w:t>
-            </w:r>
-            <w:r>
-              <w:rPr>
-                <w:rFonts w:ascii="Arial Nova Cond" w:hAnsi="Arial Nova Cond" w:cs="Arial"/>
-                <w:sz w:val="24"/>
-                <w:szCs w:val="24"/>
-              </w:rPr>
-              <w:t>}</w:t>
+              <w:t>{kapasitas_kegiatan}</w:t>
             </w:r>
           </w:p>
         </w:tc>
@@ -3627,23 +3100,7 @@
                 <w:sz w:val="24"/>
                 <w:szCs w:val="24"/>
               </w:rPr>
-              <w:t>{</w:t>
-            </w:r>
-            <w:r>
-              <w:rPr>
-                <w:rFonts w:ascii="Arial Nova Cond" w:hAnsi="Arial Nova Cond"/>
-                <w:sz w:val="24"/>
-                <w:szCs w:val="24"/>
-              </w:rPr>
-              <w:t>dokumen_dimiliki</w:t>
-            </w:r>
-            <w:r>
-              <w:rPr>
-                <w:rFonts w:ascii="Arial Nova Cond" w:hAnsi="Arial Nova Cond"/>
-                <w:sz w:val="24"/>
-                <w:szCs w:val="24"/>
-              </w:rPr>
-              <w:t>}</w:t>
+              <w:t>{dokumen_dimiliki}</w:t>
             </w:r>
           </w:p>
         </w:tc>
@@ -3762,23 +3219,7 @@
                 <w:sz w:val="24"/>
                 <w:szCs w:val="24"/>
               </w:rPr>
-              <w:t>{</w:t>
-            </w:r>
-            <w:r>
-              <w:rPr>
-                <w:rFonts w:ascii="Arial Nova Cond" w:hAnsi="Arial Nova Cond"/>
-                <w:sz w:val="24"/>
-                <w:szCs w:val="24"/>
-              </w:rPr>
-              <w:t>persetujuan_lingkungan</w:t>
-            </w:r>
-            <w:r>
-              <w:rPr>
-                <w:rFonts w:ascii="Arial Nova Cond" w:hAnsi="Arial Nova Cond"/>
-                <w:sz w:val="24"/>
-                <w:szCs w:val="24"/>
-              </w:rPr>
-              <w:t>}</w:t>
+              <w:t>{persetujuan_lingkungan}</w:t>
             </w:r>
           </w:p>
         </w:tc>
@@ -3920,23 +3361,7 @@
                 <w:sz w:val="24"/>
                 <w:szCs w:val="24"/>
               </w:rPr>
-              <w:t>{</w:t>
-            </w:r>
-            <w:r>
-              <w:rPr>
-                <w:rFonts w:ascii="Arial Nova Cond" w:hAnsi="Arial Nova Cond" w:cs="Arial"/>
-                <w:sz w:val="24"/>
-                <w:szCs w:val="24"/>
-              </w:rPr>
-              <w:t>teknologi_air_limbah</w:t>
-            </w:r>
-            <w:r>
-              <w:rPr>
-                <w:rFonts w:ascii="Arial Nova Cond" w:hAnsi="Arial Nova Cond" w:cs="Arial"/>
-                <w:sz w:val="24"/>
-                <w:szCs w:val="24"/>
-              </w:rPr>
-              <w:t>}</w:t>
+              <w:t>{teknologi_air_limbah}</w:t>
             </w:r>
           </w:p>
         </w:tc>
@@ -4038,23 +3463,7 @@
                 <w:sz w:val="24"/>
                 <w:szCs w:val="24"/>
               </w:rPr>
-              <w:t>{</w:t>
-            </w:r>
-            <w:r>
-              <w:rPr>
-                <w:rFonts w:ascii="Arial Nova Cond" w:hAnsi="Arial Nova Cond"/>
-                <w:sz w:val="24"/>
-                <w:szCs w:val="24"/>
-              </w:rPr>
-              <w:t>volume_air_limbah</w:t>
-            </w:r>
-            <w:r>
-              <w:rPr>
-                <w:rFonts w:ascii="Arial Nova Cond" w:hAnsi="Arial Nova Cond"/>
-                <w:sz w:val="24"/>
-                <w:szCs w:val="24"/>
-              </w:rPr>
-              <w:t>}</w:t>
+              <w:t>{volume_air_limbah}</w:t>
             </w:r>
           </w:p>
         </w:tc>
@@ -4157,23 +3566,7 @@
                 <w:sz w:val="24"/>
                 <w:szCs w:val="24"/>
               </w:rPr>
-              <w:t>{</w:t>
-            </w:r>
-            <w:r>
-              <w:rPr>
-                <w:rFonts w:ascii="Arial Nova Cond" w:hAnsi="Arial Nova Cond"/>
-                <w:sz w:val="24"/>
-                <w:szCs w:val="24"/>
-              </w:rPr>
-              <w:t>pemanfaatan_air_tanah</w:t>
-            </w:r>
-            <w:r>
-              <w:rPr>
-                <w:rFonts w:ascii="Arial Nova Cond" w:hAnsi="Arial Nova Cond"/>
-                <w:sz w:val="24"/>
-                <w:szCs w:val="24"/>
-              </w:rPr>
-              <w:t>}</w:t>
+              <w:t>{pemanfaatan_air_tanah}</w:t>
             </w:r>
           </w:p>
         </w:tc>
@@ -4324,23 +3717,7 @@
                 <w:sz w:val="24"/>
                 <w:szCs w:val="24"/>
               </w:rPr>
-              <w:t>{</w:t>
-            </w:r>
-            <w:r>
-              <w:rPr>
-                <w:rFonts w:ascii="Arial Nova Cond" w:hAnsi="Arial Nova Cond"/>
-                <w:sz w:val="24"/>
-                <w:szCs w:val="24"/>
-              </w:rPr>
-              <w:t>penggunaan_air_liter</w:t>
-            </w:r>
-            <w:r>
-              <w:rPr>
-                <w:rFonts w:ascii="Arial Nova Cond" w:hAnsi="Arial Nova Cond"/>
-                <w:sz w:val="24"/>
-                <w:szCs w:val="24"/>
-              </w:rPr>
-              <w:t>}</w:t>
+              <w:t>{penggunaan_air_liter}</w:t>
             </w:r>
           </w:p>
         </w:tc>
@@ -4546,23 +3923,7 @@
                 <w:sz w:val="24"/>
                 <w:szCs w:val="24"/>
               </w:rPr>
-              <w:t>{</w:t>
-            </w:r>
-            <w:r>
-              <w:rPr>
-                <w:rFonts w:ascii="Arial Nova Cond" w:hAnsi="Arial Nova Cond"/>
-                <w:sz w:val="24"/>
-                <w:szCs w:val="24"/>
-              </w:rPr>
-              <w:t>jumlah_karyawan_pengunjung</w:t>
-            </w:r>
-            <w:r>
-              <w:rPr>
-                <w:rFonts w:ascii="Arial Nova Cond" w:hAnsi="Arial Nova Cond"/>
-                <w:sz w:val="24"/>
-                <w:szCs w:val="24"/>
-              </w:rPr>
-              <w:t>}</w:t>
+              <w:t>{jumlah_karyawan_pengunjung}</w:t>
             </w:r>
           </w:p>
         </w:tc>
@@ -4729,23 +4090,7 @@
                 <w:sz w:val="24"/>
                 <w:szCs w:val="24"/>
               </w:rPr>
-              <w:t>{</w:t>
-            </w:r>
-            <w:r>
-              <w:rPr>
-                <w:rFonts w:ascii="Arial Nova Cond" w:hAnsi="Arial Nova Cond"/>
-                <w:sz w:val="24"/>
-                <w:szCs w:val="24"/>
-              </w:rPr>
-              <w:t>shift_kerja</w:t>
-            </w:r>
-            <w:r>
-              <w:rPr>
-                <w:rFonts w:ascii="Arial Nova Cond" w:hAnsi="Arial Nova Cond"/>
-                <w:sz w:val="24"/>
-                <w:szCs w:val="24"/>
-              </w:rPr>
-              <w:t>}</w:t>
+              <w:t>{shift_kerja}</w:t>
             </w:r>
           </w:p>
         </w:tc>
@@ -4867,23 +4212,7 @@
                 <w:sz w:val="24"/>
                 <w:szCs w:val="24"/>
               </w:rPr>
-              <w:t>{</w:t>
-            </w:r>
-            <w:r>
-              <w:rPr>
-                <w:rFonts w:ascii="Arial Nova Cond" w:hAnsi="Arial Nova Cond"/>
-                <w:sz w:val="24"/>
-                <w:szCs w:val="24"/>
-              </w:rPr>
-              <w:t>jam_operasional</w:t>
-            </w:r>
-            <w:r>
-              <w:rPr>
-                <w:rFonts w:ascii="Arial Nova Cond" w:hAnsi="Arial Nova Cond"/>
-                <w:sz w:val="24"/>
-                <w:szCs w:val="24"/>
-              </w:rPr>
-              <w:t>}</w:t>
+              <w:t>{jam_operasional}</w:t>
             </w:r>
           </w:p>
         </w:tc>
@@ -5049,23 +4378,7 @@
                 <w:sz w:val="24"/>
                 <w:szCs w:val="24"/>
               </w:rPr>
-              <w:t>{</w:t>
-            </w:r>
-            <w:r>
-              <w:rPr>
-                <w:rFonts w:ascii="Arial Nova Cond" w:hAnsi="Arial Nova Cond"/>
-                <w:sz w:val="24"/>
-                <w:szCs w:val="24"/>
-              </w:rPr>
-              <w:t>hari_kerja_minggu</w:t>
-            </w:r>
-            <w:r>
-              <w:rPr>
-                <w:rFonts w:ascii="Arial Nova Cond" w:hAnsi="Arial Nova Cond"/>
-                <w:sz w:val="24"/>
-                <w:szCs w:val="24"/>
-              </w:rPr>
-              <w:t>}</w:t>
+              <w:t>{hari_kerja_minggu}</w:t>
             </w:r>
           </w:p>
         </w:tc>
@@ -5167,23 +4480,7 @@
                 <w:sz w:val="24"/>
                 <w:szCs w:val="24"/>
               </w:rPr>
-              <w:t>{</w:t>
-            </w:r>
-            <w:r>
-              <w:rPr>
-                <w:rFonts w:ascii="Arial Nova Cond" w:hAnsi="Arial Nova Cond"/>
-                <w:sz w:val="24"/>
-                <w:szCs w:val="24"/>
-              </w:rPr>
-              <w:t>riwayat_ketaatan</w:t>
-            </w:r>
-            <w:r>
-              <w:rPr>
-                <w:rFonts w:ascii="Arial Nova Cond" w:hAnsi="Arial Nova Cond"/>
-                <w:sz w:val="24"/>
-                <w:szCs w:val="24"/>
-              </w:rPr>
-              <w:t>}</w:t>
+              <w:t>{riwayat_ketaatan}</w:t>
             </w:r>
           </w:p>
         </w:tc>
@@ -5293,23 +4590,7 @@
                 <w:sz w:val="24"/>
                 <w:szCs w:val="24"/>
               </w:rPr>
-              <w:t>{</w:t>
-            </w:r>
-            <w:r>
-              <w:rPr>
-                <w:rFonts w:ascii="Arial Nova Cond" w:hAnsi="Arial Nova Cond"/>
-                <w:sz w:val="24"/>
-                <w:szCs w:val="24"/>
-              </w:rPr>
-              <w:t>inspeksi_terakhir</w:t>
-            </w:r>
-            <w:r>
-              <w:rPr>
-                <w:rFonts w:ascii="Arial Nova Cond" w:hAnsi="Arial Nova Cond"/>
-                <w:sz w:val="24"/>
-                <w:szCs w:val="24"/>
-              </w:rPr>
-              <w:t>}</w:t>
+              <w:t>{inspeksi_terakhir}</w:t>
             </w:r>
           </w:p>
         </w:tc>
@@ -5461,23 +4742,7 @@
           <w:sz w:val="24"/>
           <w:szCs w:val="24"/>
         </w:rPr>
-        <w:t>{/</w:t>
-      </w:r>
-      <w:r>
-        <w:rPr>
-          <w:rFonts w:ascii="Arial Nova Cond" w:hAnsi="Arial Nova Cond"/>
-          <w:sz w:val="24"/>
-          <w:szCs w:val="24"/>
-        </w:rPr>
-        <w:t>dokumen_izin</w:t>
-      </w:r>
-      <w:r>
-        <w:rPr>
-          <w:rFonts w:ascii="Arial Nova Cond" w:hAnsi="Arial Nova Cond"/>
-          <w:sz w:val="24"/>
-          <w:szCs w:val="24"/>
-        </w:rPr>
-        <w:t>}</w:t>
+        <w:t>{/dokumen_izin}</w:t>
       </w:r>
     </w:p>
     <w:p>
@@ -5805,23 +5070,7 @@
                 <w:sz w:val="24"/>
                 <w:szCs w:val="24"/>
               </w:rPr>
-              <w:t>{</w:t>
-            </w:r>
-            <w:r>
-              <w:rPr>
-                <w:rFonts w:ascii="Arial Nova Cond" w:hAnsi="Arial Nova Cond"/>
-                <w:sz w:val="24"/>
-                <w:szCs w:val="24"/>
-              </w:rPr>
-              <w:t>air_sumber</w:t>
-            </w:r>
-            <w:r>
-              <w:rPr>
-                <w:rFonts w:ascii="Arial Nova Cond" w:hAnsi="Arial Nova Cond"/>
-                <w:sz w:val="24"/>
-                <w:szCs w:val="24"/>
-              </w:rPr>
-              <w:t>}</w:t>
+              <w:t>{air_sumber}</w:t>
             </w:r>
           </w:p>
         </w:tc>
@@ -5843,23 +5092,7 @@
                 <w:sz w:val="24"/>
                 <w:szCs w:val="24"/>
               </w:rPr>
-              <w:t>{</w:t>
-            </w:r>
-            <w:r>
-              <w:rPr>
-                <w:rFonts w:ascii="Arial Nova Cond" w:hAnsi="Arial Nova Cond"/>
-                <w:sz w:val="24"/>
-                <w:szCs w:val="24"/>
-              </w:rPr>
-              <w:t>ket_air_sumber</w:t>
-            </w:r>
-            <w:r>
-              <w:rPr>
-                <w:rFonts w:ascii="Arial Nova Cond" w:hAnsi="Arial Nova Cond"/>
-                <w:sz w:val="24"/>
-                <w:szCs w:val="24"/>
-              </w:rPr>
-              <w:t>}</w:t>
+              <w:t>{ket_air_sumber}</w:t>
             </w:r>
           </w:p>
         </w:tc>
@@ -5985,23 +5218,7 @@
                 <w:sz w:val="24"/>
                 <w:szCs w:val="24"/>
               </w:rPr>
-              <w:t>{</w:t>
-            </w:r>
-            <w:r>
-              <w:rPr>
-                <w:rFonts w:ascii="Arial Nova Cond" w:hAnsi="Arial Nova Cond"/>
-                <w:sz w:val="24"/>
-                <w:szCs w:val="24"/>
-              </w:rPr>
-              <w:t>air_fisik</w:t>
-            </w:r>
-            <w:r>
-              <w:rPr>
-                <w:rFonts w:ascii="Arial Nova Cond" w:hAnsi="Arial Nova Cond"/>
-                <w:sz w:val="24"/>
-                <w:szCs w:val="24"/>
-              </w:rPr>
-              <w:t>}</w:t>
+              <w:t>{air_fisik}</w:t>
             </w:r>
           </w:p>
         </w:tc>
@@ -6023,23 +5240,7 @@
                 <w:sz w:val="24"/>
                 <w:szCs w:val="24"/>
               </w:rPr>
-              <w:t>{</w:t>
-            </w:r>
-            <w:r>
-              <w:rPr>
-                <w:rFonts w:ascii="Arial Nova Cond" w:hAnsi="Arial Nova Cond"/>
-                <w:sz w:val="24"/>
-                <w:szCs w:val="24"/>
-              </w:rPr>
-              <w:t>ket_air_fisik</w:t>
-            </w:r>
-            <w:r>
-              <w:rPr>
-                <w:rFonts w:ascii="Arial Nova Cond" w:hAnsi="Arial Nova Cond"/>
-                <w:sz w:val="24"/>
-                <w:szCs w:val="24"/>
-              </w:rPr>
-              <w:t>}</w:t>
+              <w:t>{ket_air_fisik}</w:t>
             </w:r>
           </w:p>
         </w:tc>
@@ -6164,23 +5365,7 @@
                 <w:sz w:val="24"/>
                 <w:szCs w:val="24"/>
               </w:rPr>
-              <w:t>{</w:t>
-            </w:r>
-            <w:r>
-              <w:rPr>
-                <w:rFonts w:ascii="Arial Nova Cond" w:hAnsi="Arial Nova Cond"/>
-                <w:sz w:val="24"/>
-                <w:szCs w:val="24"/>
-              </w:rPr>
-              <w:t>air_pantau</w:t>
-            </w:r>
-            <w:r>
-              <w:rPr>
-                <w:rFonts w:ascii="Arial Nova Cond" w:hAnsi="Arial Nova Cond"/>
-                <w:sz w:val="24"/>
-                <w:szCs w:val="24"/>
-              </w:rPr>
-              <w:t>}</w:t>
+              <w:t>{air_pantau}</w:t>
             </w:r>
           </w:p>
           <w:p>
@@ -6220,23 +5405,7 @@
                 <w:sz w:val="24"/>
                 <w:szCs w:val="24"/>
               </w:rPr>
-              <w:t>{</w:t>
-            </w:r>
-            <w:r>
-              <w:rPr>
-                <w:rFonts w:ascii="Arial Nova Cond" w:hAnsi="Arial Nova Cond"/>
-                <w:sz w:val="24"/>
-                <w:szCs w:val="24"/>
-              </w:rPr>
-              <w:t>ket_air_pantau</w:t>
-            </w:r>
-            <w:r>
-              <w:rPr>
-                <w:rFonts w:ascii="Arial Nova Cond" w:hAnsi="Arial Nova Cond"/>
-                <w:sz w:val="24"/>
-                <w:szCs w:val="24"/>
-              </w:rPr>
-              <w:t>}</w:t>
+              <w:t>{ket_air_pantau}</w:t>
             </w:r>
           </w:p>
         </w:tc>
@@ -6322,23 +5491,7 @@
                 <w:sz w:val="24"/>
                 <w:szCs w:val="24"/>
               </w:rPr>
-              <w:t>{</w:t>
-            </w:r>
-            <w:r>
-              <w:rPr>
-                <w:rFonts w:ascii="Arial Nova Cond" w:hAnsi="Arial Nova Cond"/>
-                <w:sz w:val="24"/>
-                <w:szCs w:val="24"/>
-              </w:rPr>
-              <w:t>air_sludge</w:t>
-            </w:r>
-            <w:r>
-              <w:rPr>
-                <w:rFonts w:ascii="Arial Nova Cond" w:hAnsi="Arial Nova Cond"/>
-                <w:sz w:val="24"/>
-                <w:szCs w:val="24"/>
-              </w:rPr>
-              <w:t>}</w:t>
+              <w:t>{air_sludge}</w:t>
             </w:r>
           </w:p>
         </w:tc>
@@ -6360,23 +5513,7 @@
                 <w:sz w:val="24"/>
                 <w:szCs w:val="24"/>
               </w:rPr>
-              <w:t>{</w:t>
-            </w:r>
-            <w:r>
-              <w:rPr>
-                <w:rFonts w:ascii="Arial Nova Cond" w:hAnsi="Arial Nova Cond"/>
-                <w:sz w:val="24"/>
-                <w:szCs w:val="24"/>
-              </w:rPr>
-              <w:t>ket_air_sludge</w:t>
-            </w:r>
-            <w:r>
-              <w:rPr>
-                <w:rFonts w:ascii="Arial Nova Cond" w:hAnsi="Arial Nova Cond"/>
-                <w:sz w:val="24"/>
-                <w:szCs w:val="24"/>
-              </w:rPr>
-              <w:t>}</w:t>
+              <w:t>{ket_air_sludge}</w:t>
             </w:r>
           </w:p>
         </w:tc>
@@ -6917,7 +6054,7 @@
                 <w:sz w:val="24"/>
                 <w:szCs w:val="24"/>
               </w:rPr>
-              <w:t>ket_lb3_jenis}</w:t>
+              <w:t>{ket_lb3_jenis}</w:t>
             </w:r>
           </w:p>
         </w:tc>
@@ -7468,23 +6605,7 @@
                 <w:sz w:val="24"/>
                 <w:szCs w:val="24"/>
               </w:rPr>
-              <w:t>{</w:t>
-            </w:r>
-            <w:r>
-              <w:rPr>
-                <w:rFonts w:ascii="Arial Nova Cond" w:hAnsi="Arial Nova Cond"/>
-                <w:sz w:val="24"/>
-                <w:szCs w:val="24"/>
-              </w:rPr>
-              <w:t>sampah_sumber</w:t>
-            </w:r>
-            <w:r>
-              <w:rPr>
-                <w:rFonts w:ascii="Arial Nova Cond" w:hAnsi="Arial Nova Cond"/>
-                <w:sz w:val="24"/>
-                <w:szCs w:val="24"/>
-              </w:rPr>
-              <w:t>}</w:t>
+              <w:t>{sampah_sumber}</w:t>
             </w:r>
           </w:p>
         </w:tc>
@@ -7506,23 +6627,7 @@
                 <w:sz w:val="24"/>
                 <w:szCs w:val="24"/>
               </w:rPr>
-              <w:t>{</w:t>
-            </w:r>
-            <w:r>
-              <w:rPr>
-                <w:rFonts w:ascii="Arial Nova Cond" w:hAnsi="Arial Nova Cond"/>
-                <w:sz w:val="24"/>
-                <w:szCs w:val="24"/>
-              </w:rPr>
-              <w:t>ket_sampah_sumber</w:t>
-            </w:r>
-            <w:r>
-              <w:rPr>
-                <w:rFonts w:ascii="Arial Nova Cond" w:hAnsi="Arial Nova Cond"/>
-                <w:sz w:val="24"/>
-                <w:szCs w:val="24"/>
-              </w:rPr>
-              <w:t>}</w:t>
+              <w:t>{ket_sampah_sumber}</w:t>
             </w:r>
           </w:p>
         </w:tc>
@@ -7624,23 +6729,7 @@
                 <w:sz w:val="24"/>
                 <w:szCs w:val="24"/>
               </w:rPr>
-              <w:t>{</w:t>
-            </w:r>
-            <w:r>
-              <w:rPr>
-                <w:rFonts w:ascii="Arial Nova Cond" w:hAnsi="Arial Nova Cond"/>
-                <w:sz w:val="24"/>
-                <w:szCs w:val="24"/>
-              </w:rPr>
-              <w:t>sampah_jenis</w:t>
-            </w:r>
-            <w:r>
-              <w:rPr>
-                <w:rFonts w:ascii="Arial Nova Cond" w:hAnsi="Arial Nova Cond"/>
-                <w:sz w:val="24"/>
-                <w:szCs w:val="24"/>
-              </w:rPr>
-              <w:t>}</w:t>
+              <w:t>{sampah_jenis}</w:t>
             </w:r>
           </w:p>
         </w:tc>
@@ -7662,23 +6751,7 @@
                 <w:sz w:val="24"/>
                 <w:szCs w:val="24"/>
               </w:rPr>
-              <w:t>{</w:t>
-            </w:r>
-            <w:r>
-              <w:rPr>
-                <w:rFonts w:ascii="Arial Nova Cond" w:hAnsi="Arial Nova Cond"/>
-                <w:sz w:val="24"/>
-                <w:szCs w:val="24"/>
-              </w:rPr>
-              <w:t>ket_sampah_jenis</w:t>
-            </w:r>
-            <w:r>
-              <w:rPr>
-                <w:rFonts w:ascii="Arial Nova Cond" w:hAnsi="Arial Nova Cond"/>
-                <w:sz w:val="24"/>
-                <w:szCs w:val="24"/>
-              </w:rPr>
-              <w:t>}</w:t>
+              <w:t>{ket_sampah_jenis}</w:t>
             </w:r>
           </w:p>
         </w:tc>
@@ -7780,23 +6853,7 @@
                 <w:sz w:val="24"/>
                 <w:szCs w:val="24"/>
               </w:rPr>
-              <w:t>{</w:t>
-            </w:r>
-            <w:r>
-              <w:rPr>
-                <w:rFonts w:ascii="Arial Nova Cond" w:hAnsi="Arial Nova Cond"/>
-                <w:sz w:val="24"/>
-                <w:szCs w:val="24"/>
-              </w:rPr>
-              <w:t>sampah_tps</w:t>
-            </w:r>
-            <w:r>
-              <w:rPr>
-                <w:rFonts w:ascii="Arial Nova Cond" w:hAnsi="Arial Nova Cond"/>
-                <w:sz w:val="24"/>
-                <w:szCs w:val="24"/>
-              </w:rPr>
-              <w:t>}</w:t>
+              <w:t>{sampah_tps}</w:t>
             </w:r>
           </w:p>
         </w:tc>
@@ -7818,23 +6875,7 @@
                 <w:sz w:val="24"/>
                 <w:szCs w:val="24"/>
               </w:rPr>
-              <w:t>{</w:t>
-            </w:r>
-            <w:r>
-              <w:rPr>
-                <w:rFonts w:ascii="Arial Nova Cond" w:hAnsi="Arial Nova Cond"/>
-                <w:sz w:val="24"/>
-                <w:szCs w:val="24"/>
-              </w:rPr>
-              <w:t>ket_sampah_tps</w:t>
-            </w:r>
-            <w:r>
-              <w:rPr>
-                <w:rFonts w:ascii="Arial Nova Cond" w:hAnsi="Arial Nova Cond"/>
-                <w:sz w:val="24"/>
-                <w:szCs w:val="24"/>
-              </w:rPr>
-              <w:t>}</w:t>
+              <w:t>{ket_sampah_tps}</w:t>
             </w:r>
           </w:p>
         </w:tc>
@@ -7936,23 +6977,7 @@
                 <w:sz w:val="24"/>
                 <w:szCs w:val="24"/>
               </w:rPr>
-              <w:t>{</w:t>
-            </w:r>
-            <w:r>
-              <w:rPr>
-                <w:rFonts w:ascii="Arial Nova Cond" w:hAnsi="Arial Nova Cond"/>
-                <w:sz w:val="24"/>
-                <w:szCs w:val="24"/>
-              </w:rPr>
-              <w:t>sampah_kelola</w:t>
-            </w:r>
-            <w:r>
-              <w:rPr>
-                <w:rFonts w:ascii="Arial Nova Cond" w:hAnsi="Arial Nova Cond"/>
-                <w:sz w:val="24"/>
-                <w:szCs w:val="24"/>
-              </w:rPr>
-              <w:t>}</w:t>
+              <w:t>{sampah_kelola}</w:t>
             </w:r>
           </w:p>
         </w:tc>
@@ -7974,23 +6999,7 @@
                 <w:sz w:val="24"/>
                 <w:szCs w:val="24"/>
               </w:rPr>
-              <w:t>{</w:t>
-            </w:r>
-            <w:r>
-              <w:rPr>
-                <w:rFonts w:ascii="Arial Nova Cond" w:hAnsi="Arial Nova Cond"/>
-                <w:sz w:val="24"/>
-                <w:szCs w:val="24"/>
-              </w:rPr>
-              <w:t>ket_sampah_kelola</w:t>
-            </w:r>
-            <w:r>
-              <w:rPr>
-                <w:rFonts w:ascii="Arial Nova Cond" w:hAnsi="Arial Nova Cond"/>
-                <w:sz w:val="24"/>
-                <w:szCs w:val="24"/>
-              </w:rPr>
-              <w:t>}</w:t>
+              <w:t>{ket_sampah_kelola}</w:t>
             </w:r>
           </w:p>
         </w:tc>
@@ -8339,23 +7348,7 @@
                 <w:szCs w:val="24"/>
               </w:rPr>
               <w:br/>
-              <w:t>{ket_2} {/</w:t>
-            </w:r>
-            <w:r>
-              <w:rPr>
-                <w:rFonts w:ascii="Arial Nova Cond" w:hAnsi="Arial Nova Cond"/>
-                <w:sz w:val="24"/>
-                <w:szCs w:val="24"/>
-              </w:rPr>
-              <w:t>foto_baris</w:t>
-            </w:r>
-            <w:r>
-              <w:rPr>
-                <w:rFonts w:ascii="Arial Nova Cond" w:hAnsi="Arial Nova Cond"/>
-                <w:sz w:val="24"/>
-                <w:szCs w:val="24"/>
-              </w:rPr>
-              <w:t>}</w:t>
+              <w:t>{ket_2} {/foto_baris}</w:t>
             </w:r>
           </w:p>
         </w:tc>
@@ -8612,23 +7605,7 @@
           <w:sz w:val="24"/>
           <w:szCs w:val="24"/>
         </w:rPr>
-        <w:t>{</w:t>
-      </w:r>
-      <w:r>
-        <w:rPr>
-          <w:rFonts w:ascii="Arial Nova Cond" w:hAnsi="Arial Nova Cond"/>
-          <w:sz w:val="24"/>
-          <w:szCs w:val="24"/>
-        </w:rPr>
-        <w:t>nama_badan_usaha_kegiatan</w:t>
-      </w:r>
-      <w:r>
-        <w:rPr>
-          <w:rFonts w:ascii="Arial Nova Cond" w:hAnsi="Arial Nova Cond"/>
-          <w:sz w:val="24"/>
-          <w:szCs w:val="24"/>
-        </w:rPr>
-        <w:t>}</w:t>
+        <w:t>{nama_badan_usaha_kegiatan}</w:t>
       </w:r>
       <w:r>
         <w:rPr>
@@ -8774,25 +7751,7 @@
                 <w:sz w:val="24"/>
                 <w:szCs w:val="24"/>
               </w:rPr>
-              <w:t>{</w:t>
-            </w:r>
-            <w:r>
-              <w:rPr>
-                <w:rFonts w:ascii="Arial Nova Cond" w:hAnsi="Arial Nova Cond"/>
-                <w:color w:val="0D0D0D"/>
-                <w:sz w:val="24"/>
-                <w:szCs w:val="24"/>
-              </w:rPr>
-              <w:t>pj_nama</w:t>
-            </w:r>
-            <w:r>
-              <w:rPr>
-                <w:rFonts w:ascii="Arial Nova Cond" w:hAnsi="Arial Nova Cond"/>
-                <w:color w:val="0D0D0D"/>
-                <w:sz w:val="24"/>
-                <w:szCs w:val="24"/>
-              </w:rPr>
-              <w:t>}</w:t>
+              <w:t>{pj_nama}</w:t>
             </w:r>
           </w:p>
         </w:tc>
@@ -8865,23 +7824,7 @@
                 <w:sz w:val="24"/>
                 <w:szCs w:val="24"/>
               </w:rPr>
-              <w:t>{</w:t>
-            </w:r>
-            <w:r>
-              <w:rPr>
-                <w:rFonts w:ascii="Arial Nova Cond" w:hAnsi="Arial Nova Cond"/>
-                <w:sz w:val="24"/>
-                <w:szCs w:val="24"/>
-              </w:rPr>
-              <w:t>pj_jabatan</w:t>
-            </w:r>
-            <w:r>
-              <w:rPr>
-                <w:rFonts w:ascii="Arial Nova Cond" w:hAnsi="Arial Nova Cond"/>
-                <w:sz w:val="24"/>
-                <w:szCs w:val="24"/>
-              </w:rPr>
-              <w:t>}</w:t>
+              <w:t>{pj_jabatan}</w:t>
             </w:r>
           </w:p>
         </w:tc>
@@ -8963,23 +7906,7 @@
                 <w:sz w:val="24"/>
                 <w:szCs w:val="24"/>
               </w:rPr>
-              <w:t>{</w:t>
-            </w:r>
-            <w:r>
-              <w:rPr>
-                <w:rFonts w:ascii="Arial Nova Cond" w:hAnsi="Arial Nova Cond"/>
-                <w:sz w:val="24"/>
-                <w:szCs w:val="24"/>
-              </w:rPr>
-              <w:t>telepon</w:t>
-            </w:r>
-            <w:r>
-              <w:rPr>
-                <w:rFonts w:ascii="Arial Nova Cond" w:hAnsi="Arial Nova Cond"/>
-                <w:sz w:val="24"/>
-                <w:szCs w:val="24"/>
-              </w:rPr>
-              <w:t>}</w:t>
+              <w:t>{telepon}</w:t>
             </w:r>
           </w:p>
         </w:tc>
@@ -9746,23 +8673,7 @@
                 <w:sz w:val="24"/>
                 <w:szCs w:val="24"/>
               </w:rPr>
-              <w:t>{</w:t>
-            </w:r>
-            <w:r>
-              <w:rPr>
-                <w:rFonts w:ascii="Arial Nova Cond" w:hAnsi="Arial Nova Cond"/>
-                <w:sz w:val="24"/>
-                <w:szCs w:val="24"/>
-              </w:rPr>
-              <w:t>nama_pengawas</w:t>
-            </w:r>
-            <w:r>
-              <w:rPr>
-                <w:rFonts w:ascii="Arial Nova Cond" w:hAnsi="Arial Nova Cond"/>
-                <w:sz w:val="24"/>
-                <w:szCs w:val="24"/>
-              </w:rPr>
-              <w:t>}</w:t>
+              <w:t>{nama_pengawas}</w:t>
             </w:r>
           </w:p>
         </w:tc>
@@ -9886,27 +8797,7 @@
                 <w:szCs w:val="24"/>
                 <w:lang w:eastAsia="en-ID"/>
               </w:rPr>
-              <w:t>{/</w:t>
-            </w:r>
-            <w:r>
-              <w:rPr>
-                <w:rFonts w:ascii="Arial Nova Cond" w:eastAsia="Times New Roman" w:hAnsi="Arial Nova Cond" w:cs="Times New Roman"/>
-                <w:color w:val="0D0D0D"/>
-                <w:sz w:val="24"/>
-                <w:szCs w:val="24"/>
-                <w:lang w:eastAsia="en-ID"/>
-              </w:rPr>
-              <w:t>tim_pengawas</w:t>
-            </w:r>
-            <w:r>
-              <w:rPr>
-                <w:rFonts w:ascii="Arial Nova Cond" w:eastAsia="Times New Roman" w:hAnsi="Arial Nova Cond" w:cs="Times New Roman"/>
-                <w:color w:val="0D0D0D"/>
-                <w:sz w:val="24"/>
-                <w:szCs w:val="24"/>
-                <w:lang w:eastAsia="en-ID"/>
-              </w:rPr>
-              <w:t>}</w:t>
+              <w:t>{/tim_pengawas}</w:t>
             </w:r>
           </w:p>
           <w:p>
@@ -10095,9 +8986,37 @@
                 <w:szCs w:val="24"/>
                 <w:lang w:eastAsia="en-ID"/>
               </w:rPr>
-              <w:t>{</w:t>
-            </w:r>
-            <w:r>
+              <w:t>{nama_saksi}</w:t>
+            </w:r>
+          </w:p>
+        </w:tc>
+      </w:tr>
+      <w:tr>
+        <w:tc>
+          <w:tcPr>
+            <w:tcW w:w="458" w:type="dxa"/>
+            <w:vAlign w:val="center"/>
+          </w:tcPr>
+          <w:p>
+            <w:pPr>
+              <w:spacing w:after="0" w:line="240" w:lineRule="auto"/>
+              <w:rPr>
+                <w:rFonts w:ascii="Arial Nova Cond" w:eastAsia="Times New Roman" w:hAnsi="Arial Nova Cond" w:cs="Times New Roman"/>
+                <w:sz w:val="24"/>
+                <w:szCs w:val="24"/>
+                <w:lang w:eastAsia="en-ID"/>
+              </w:rPr>
+            </w:pPr>
+          </w:p>
+        </w:tc>
+        <w:tc>
+          <w:tcPr>
+            <w:tcW w:w="1842" w:type="dxa"/>
+            <w:vAlign w:val="center"/>
+          </w:tcPr>
+          <w:p>
+            <w:pPr>
+              <w:spacing w:after="0" w:line="240" w:lineRule="auto"/>
               <w:rPr>
                 <w:rFonts w:ascii="Arial Nova Cond" w:eastAsia="Times New Roman" w:hAnsi="Arial Nova Cond" w:cs="Times New Roman"/>
                 <w:color w:val="0D0D0D"/>
@@ -10105,8 +9024,7 @@
                 <w:szCs w:val="24"/>
                 <w:lang w:eastAsia="en-ID"/>
               </w:rPr>
-              <w:t>nama_saksi</w:t>
-            </w:r>
+            </w:pPr>
             <w:r>
               <w:rPr>
                 <w:rFonts w:ascii="Arial Nova Cond" w:eastAsia="Times New Roman" w:hAnsi="Arial Nova Cond" w:cs="Times New Roman"/>
@@ -10115,32 +9033,13 @@
                 <w:szCs w:val="24"/>
                 <w:lang w:eastAsia="en-ID"/>
               </w:rPr>
-              <w:t>}</w:t>
-            </w:r>
-          </w:p>
-        </w:tc>
-      </w:tr>
-      <w:tr>
-        <w:tc>
-          <w:tcPr>
-            <w:tcW w:w="458" w:type="dxa"/>
-            <w:vAlign w:val="center"/>
-          </w:tcPr>
-          <w:p>
-            <w:pPr>
-              <w:spacing w:after="0" w:line="240" w:lineRule="auto"/>
-              <w:rPr>
-                <w:rFonts w:ascii="Arial Nova Cond" w:eastAsia="Times New Roman" w:hAnsi="Arial Nova Cond" w:cs="Times New Roman"/>
-                <w:sz w:val="24"/>
-                <w:szCs w:val="24"/>
-                <w:lang w:eastAsia="en-ID"/>
-              </w:rPr>
-            </w:pPr>
-          </w:p>
-        </w:tc>
-        <w:tc>
-          <w:tcPr>
-            <w:tcW w:w="1842" w:type="dxa"/>
+              <w:t>Jabatan</w:t>
+            </w:r>
+          </w:p>
+        </w:tc>
+        <w:tc>
+          <w:tcPr>
+            <w:tcW w:w="7589" w:type="dxa"/>
             <w:vAlign w:val="center"/>
           </w:tcPr>
           <w:p>
@@ -10162,18 +9061,9 @@
                 <w:szCs w:val="24"/>
                 <w:lang w:eastAsia="en-ID"/>
               </w:rPr>
-              <w:t>Jabatan</w:t>
-            </w:r>
-          </w:p>
-        </w:tc>
-        <w:tc>
-          <w:tcPr>
-            <w:tcW w:w="7589" w:type="dxa"/>
-            <w:vAlign w:val="center"/>
-          </w:tcPr>
-          <w:p>
-            <w:pPr>
-              <w:spacing w:after="0" w:line="240" w:lineRule="auto"/>
+              <w:t xml:space="preserve">: </w:t>
+            </w:r>
+            <w:r>
               <w:rPr>
                 <w:rFonts w:ascii="Arial Nova Cond" w:eastAsia="Times New Roman" w:hAnsi="Arial Nova Cond" w:cs="Times New Roman"/>
                 <w:color w:val="0D0D0D"/>
@@ -10181,46 +9071,7 @@
                 <w:szCs w:val="24"/>
                 <w:lang w:eastAsia="en-ID"/>
               </w:rPr>
-            </w:pPr>
-            <w:r>
-              <w:rPr>
-                <w:rFonts w:ascii="Arial Nova Cond" w:eastAsia="Times New Roman" w:hAnsi="Arial Nova Cond" w:cs="Times New Roman"/>
-                <w:color w:val="0D0D0D"/>
-                <w:sz w:val="24"/>
-                <w:szCs w:val="24"/>
-                <w:lang w:eastAsia="en-ID"/>
-              </w:rPr>
-              <w:t xml:space="preserve">: </w:t>
-            </w:r>
-            <w:r>
-              <w:rPr>
-                <w:rFonts w:ascii="Arial Nova Cond" w:eastAsia="Times New Roman" w:hAnsi="Arial Nova Cond" w:cs="Times New Roman"/>
-                <w:color w:val="0D0D0D"/>
-                <w:sz w:val="24"/>
-                <w:szCs w:val="24"/>
-                <w:lang w:eastAsia="en-ID"/>
-              </w:rPr>
-              <w:t>{</w:t>
-            </w:r>
-            <w:r>
-              <w:rPr>
-                <w:rFonts w:ascii="Arial Nova Cond" w:eastAsia="Times New Roman" w:hAnsi="Arial Nova Cond" w:cs="Times New Roman"/>
-                <w:color w:val="0D0D0D"/>
-                <w:sz w:val="24"/>
-                <w:szCs w:val="24"/>
-                <w:lang w:eastAsia="en-ID"/>
-              </w:rPr>
-              <w:t>jabatan_saksi</w:t>
-            </w:r>
-            <w:r>
-              <w:rPr>
-                <w:rFonts w:ascii="Arial Nova Cond" w:eastAsia="Times New Roman" w:hAnsi="Arial Nova Cond" w:cs="Times New Roman"/>
-                <w:color w:val="0D0D0D"/>
-                <w:sz w:val="24"/>
-                <w:szCs w:val="24"/>
-                <w:lang w:eastAsia="en-ID"/>
-              </w:rPr>
-              <w:t>}</w:t>
+              <w:t>{jabatan_saksi}</w:t>
             </w:r>
           </w:p>
         </w:tc>
@@ -10314,27 +9165,7 @@
                 <w:szCs w:val="24"/>
                 <w:lang w:eastAsia="en-ID"/>
               </w:rPr>
-              <w:t>{%ttd_saksi} {/</w:t>
-            </w:r>
-            <w:r>
-              <w:rPr>
-                <w:rFonts w:ascii="Arial Nova Cond" w:eastAsia="Times New Roman" w:hAnsi="Arial Nova Cond" w:cs="Times New Roman"/>
-                <w:color w:val="0D0D0D"/>
-                <w:sz w:val="24"/>
-                <w:szCs w:val="24"/>
-                <w:lang w:eastAsia="en-ID"/>
-              </w:rPr>
-              <w:t>saksi</w:t>
-            </w:r>
-            <w:r>
-              <w:rPr>
-                <w:rFonts w:ascii="Arial Nova Cond" w:eastAsia="Times New Roman" w:hAnsi="Arial Nova Cond" w:cs="Times New Roman"/>
-                <w:color w:val="0D0D0D"/>
-                <w:sz w:val="24"/>
-                <w:szCs w:val="24"/>
-                <w:lang w:eastAsia="en-ID"/>
-              </w:rPr>
-              <w:t>}</w:t>
+              <w:t>{%ttd_saksi} {/saksi}</w:t>
             </w:r>
           </w:p>
           <w:p>
@@ -10397,7 +9228,7 @@
 </w:document>
 </file>
 
-<file path=word\endnotes.xml><?xml version="1.0" encoding="utf-8"?>
+<file path=word/endnotes.xml><?xml version="1.0" encoding="utf-8"?>
 <w:endnotes xmlns:wpc="http://schemas.microsoft.com/office/word/2010/wordprocessingCanvas" xmlns:cx="http://schemas.microsoft.com/office/drawing/2014/chartex" xmlns:cx1="http://schemas.microsoft.com/office/drawing/2015/9/8/chartex" xmlns:cx2="http://schemas.microsoft.com/office/drawing/2015/10/21/chartex" xmlns:cx3="http://schemas.microsoft.com/office/drawing/2016/5/9/chartex" xmlns:cx4="http://schemas.microsoft.com/office/drawing/2016/5/10/chartex" xmlns:cx5="http://schemas.microsoft.com/office/drawing/2016/5/11/chartex" xmlns:cx6="http://schemas.microsoft.com/office/drawing/2016/5/12/chartex" xmlns:cx7="http://schemas.microsoft.com/office/drawing/2016/5/13/chartex" xmlns:cx8="http://schemas.microsoft.com/office/drawing/2016/5/14/chartex" xmlns:mc="http://schemas.openxmlformats.org/markup-compatibility/2006" xmlns:aink="http://schemas.microsoft.com/office/drawing/2016/ink" xmlns:am3d="http://schemas.microsoft.com/office/drawing/2017/model3d" xmlns:o="urn:schemas-microsoft-com:office:office" xmlns:oel="http://schemas.microsoft.com/office/2019/extlst" xmlns:r="http://schemas.openxmlformats.org/officeDocument/2006/relationships" xmlns:m="http://schemas.openxmlformats.org/officeDocument/2006/math" xmlns:v="urn:schemas-microsoft-com:vml" xmlns:wp14="http://schemas.microsoft.com/office/word/2010/wordprocessingDrawing" xmlns:wp="http://schemas.openxmlformats.org/drawingml/2006/wordprocessingDrawing" xmlns:w10="urn:schemas-microsoft-com:office:word" xmlns:w="http://schemas.openxmlformats.org/wordprocessingml/2006/main" xmlns:w14="http://schemas.microsoft.com/office/word/2010/wordml" xmlns:w15="http://schemas.microsoft.com/office/word/2012/wordml" xmlns:w16cex="http://schemas.microsoft.com/office/word/2018/wordml/cex" xmlns:w16cid="http://schemas.microsoft.com/office/word/2016/wordml/cid" xmlns:w16="http://schemas.microsoft.com/office/word/2018/wordml" xmlns:w16sdtdh="http://schemas.microsoft.com/office/word/2020/wordml/sdtdatahash" xmlns:w16se="http://schemas.microsoft.com/office/word/2015/wordml/symex" xmlns:wpg="http://schemas.microsoft.com/office/word/2010/wordprocessingGroup" xmlns:wpi="http://schemas.microsoft.com/office/word/2010/wordprocessingInk" xmlns:wne="http://schemas.microsoft.com/office/word/2006/wordml" xmlns:wps="http://schemas.microsoft.com/office/word/2010/wordprocessingShape" mc:Ignorable="w14 w15 w16se w16cid w16 w16cex w16sdtdh wp14">
   <w:endnote w:type="separator" w:id="-1">
     <w:p>
@@ -10422,99 +9253,7 @@
 </w:endnotes>
 </file>
 
-<file path=word\fontTable.xml><?xml version="1.0" encoding="utf-8"?>
-<w:fonts xmlns:mc="http://schemas.openxmlformats.org/markup-compatibility/2006" xmlns:r="http://schemas.openxmlformats.org/officeDocument/2006/relationships" xmlns:w="http://schemas.openxmlformats.org/wordprocessingml/2006/main" xmlns:w14="http://schemas.microsoft.com/office/word/2010/wordml" xmlns:w15="http://schemas.microsoft.com/office/word/2012/wordml" xmlns:w16cex="http://schemas.microsoft.com/office/word/2018/wordml/cex" xmlns:w16cid="http://schemas.microsoft.com/office/word/2016/wordml/cid" xmlns:w16="http://schemas.microsoft.com/office/word/2018/wordml" xmlns:w16sdtdh="http://schemas.microsoft.com/office/word/2020/wordml/sdtdatahash" xmlns:w16se="http://schemas.microsoft.com/office/word/2015/wordml/symex" mc:Ignorable="w14 w15 w16se w16cid w16 w16cex w16sdtdh">
-  <w:font w:name="Times New Roman">
-    <w:panose1 w:val="02020603050405020304"/>
-    <w:charset w:val="00"/>
-    <w:family w:val="roman"/>
-    <w:pitch w:val="variable"/>
-    <w:sig w:usb0="E0002EFF" w:usb1="C000785B" w:usb2="00000009" w:usb3="00000000" w:csb0="000001FF" w:csb1="00000000"/>
-  </w:font>
-  <w:font w:name="Arial Nova Cond">
-    <w:altName w:val="Arial Nova Cond"/>
-    <w:charset w:val="00"/>
-    <w:family w:val="swiss"/>
-    <w:pitch w:val="variable"/>
-    <w:sig w:usb0="0000028F" w:usb1="00000002" w:usb2="00000000" w:usb3="00000000" w:csb0="0000019F" w:csb1="00000000"/>
-  </w:font>
-  <w:font w:name="Calibri">
-    <w:panose1 w:val="020F0502020204030204"/>
-    <w:charset w:val="00"/>
-    <w:family w:val="swiss"/>
-    <w:pitch w:val="variable"/>
-    <w:sig w:usb0="E4002EFF" w:usb1="C200247B" w:usb2="00000009" w:usb3="00000000" w:csb0="000001FF" w:csb1="00000000"/>
-  </w:font>
-  <w:font w:name="Courier New">
-    <w:panose1 w:val="02070309020205020404"/>
-    <w:charset w:val="00"/>
-    <w:family w:val="modern"/>
-    <w:pitch w:val="fixed"/>
-    <w:sig w:usb0="E0002EFF" w:usb1="C0007843" w:usb2="00000009" w:usb3="00000000" w:csb0="000001FF" w:csb1="00000000"/>
-  </w:font>
-  <w:font w:name="Wingdings">
-    <w:panose1 w:val="05000000000000000000"/>
-    <w:charset w:val="02"/>
-    <w:family w:val="auto"/>
-    <w:pitch w:val="variable"/>
-    <w:sig w:usb0="00000000" w:usb1="10000000" w:usb2="00000000" w:usb3="00000000" w:csb0="80000000" w:csb1="00000000"/>
-  </w:font>
-  <w:font w:name="Symbol">
-    <w:panose1 w:val="05050102010706020507"/>
-    <w:charset w:val="02"/>
-    <w:family w:val="roman"/>
-    <w:pitch w:val="variable"/>
-    <w:sig w:usb0="00000000" w:usb1="10000000" w:usb2="00000000" w:usb3="00000000" w:csb0="80000000" w:csb1="00000000"/>
-  </w:font>
-  <w:font w:name="BookmanOldStyle">
-    <w:altName w:val="Cambria"/>
-    <w:panose1 w:val="00000000000000000000"/>
-    <w:charset w:val="00"/>
-    <w:family w:val="roman"/>
-    <w:notTrueType/>
-    <w:pitch w:val="default"/>
-  </w:font>
-  <w:font w:name="BookmanOldStyle-Bold">
-    <w:altName w:val="Cambria"/>
-    <w:panose1 w:val="00000000000000000000"/>
-    <w:charset w:val="00"/>
-    <w:family w:val="roman"/>
-    <w:notTrueType/>
-    <w:pitch w:val="default"/>
-  </w:font>
-  <w:font w:name="BookmanOldStyle-BoldItalic">
-    <w:altName w:val="Cambria"/>
-    <w:panose1 w:val="00000000000000000000"/>
-    <w:charset w:val="00"/>
-    <w:family w:val="roman"/>
-    <w:notTrueType/>
-    <w:pitch w:val="default"/>
-  </w:font>
-  <w:font w:name="Segoe UI">
-    <w:panose1 w:val="020B0502040204020203"/>
-    <w:charset w:val="00"/>
-    <w:family w:val="swiss"/>
-    <w:pitch w:val="variable"/>
-    <w:sig w:usb0="E4002EFF" w:usb1="C000E47F" w:usb2="00000009" w:usb3="00000000" w:csb0="000001FF" w:csb1="00000000"/>
-  </w:font>
-  <w:font w:name="Arial">
-    <w:panose1 w:val="020B0604020202020204"/>
-    <w:charset w:val="00"/>
-    <w:family w:val="swiss"/>
-    <w:pitch w:val="variable"/>
-    <w:sig w:usb0="E0002EFF" w:usb1="C000785B" w:usb2="00000009" w:usb3="00000000" w:csb0="000001FF" w:csb1="00000000"/>
-  </w:font>
-  <w:font w:name="Calibri Light">
-    <w:panose1 w:val="020F0302020204030204"/>
-    <w:charset w:val="00"/>
-    <w:family w:val="swiss"/>
-    <w:pitch w:val="variable"/>
-    <w:sig w:usb0="E4002EFF" w:usb1="C200247B" w:usb2="00000009" w:usb3="00000000" w:csb0="000001FF" w:csb1="00000000"/>
-  </w:font>
-</w:fonts>
-</file>
-
-<file path=word\footer1.xml><?xml version="1.0" encoding="utf-8"?>
+<file path=word/footer1.xml><?xml version="1.0" encoding="utf-8"?>
 <w:ftr xmlns:wpc="http://schemas.microsoft.com/office/word/2010/wordprocessingCanvas" xmlns:cx="http://schemas.microsoft.com/office/drawing/2014/chartex" xmlns:cx1="http://schemas.microsoft.com/office/drawing/2015/9/8/chartex" xmlns:cx2="http://schemas.microsoft.com/office/drawing/2015/10/21/chartex" xmlns:cx3="http://schemas.microsoft.com/office/drawing/2016/5/9/chartex" xmlns:cx4="http://schemas.microsoft.com/office/drawing/2016/5/10/chartex" xmlns:cx5="http://schemas.microsoft.com/office/drawing/2016/5/11/chartex" xmlns:cx6="http://schemas.microsoft.com/office/drawing/2016/5/12/chartex" xmlns:cx7="http://schemas.microsoft.com/office/drawing/2016/5/13/chartex" xmlns:cx8="http://schemas.microsoft.com/office/drawing/2016/5/14/chartex" xmlns:mc="http://schemas.openxmlformats.org/markup-compatibility/2006" xmlns:aink="http://schemas.microsoft.com/office/drawing/2016/ink" xmlns:am3d="http://schemas.microsoft.com/office/drawing/2017/model3d" xmlns:o="urn:schemas-microsoft-com:office:office" xmlns:oel="http://schemas.microsoft.com/office/2019/extlst" xmlns:r="http://schemas.openxmlformats.org/officeDocument/2006/relationships" xmlns:m="http://schemas.openxmlformats.org/officeDocument/2006/math" xmlns:v="urn:schemas-microsoft-com:vml" xmlns:wp14="http://schemas.microsoft.com/office/word/2010/wordprocessingDrawing" xmlns:wp="http://schemas.openxmlformats.org/drawingml/2006/wordprocessingDrawing" xmlns:w10="urn:schemas-microsoft-com:office:word" xmlns:w="http://schemas.openxmlformats.org/wordprocessingml/2006/main" xmlns:w14="http://schemas.microsoft.com/office/word/2010/wordml" xmlns:w15="http://schemas.microsoft.com/office/word/2012/wordml" xmlns:w16cex="http://schemas.microsoft.com/office/word/2018/wordml/cex" xmlns:w16cid="http://schemas.microsoft.com/office/word/2016/wordml/cid" xmlns:w16="http://schemas.microsoft.com/office/word/2018/wordml" xmlns:w16sdtdh="http://schemas.microsoft.com/office/word/2020/wordml/sdtdatahash" xmlns:w16se="http://schemas.microsoft.com/office/word/2015/wordml/symex" xmlns:wpg="http://schemas.microsoft.com/office/word/2010/wordprocessingGroup" xmlns:wpi="http://schemas.microsoft.com/office/word/2010/wordprocessingInk" xmlns:wne="http://schemas.microsoft.com/office/word/2006/wordml" xmlns:wps="http://schemas.microsoft.com/office/word/2010/wordprocessingShape" mc:Ignorable="w14 w15 w16se w16cid w16 w16cex w16sdtdh wp14">
   <w:p>
     <w:pPr>
@@ -10611,23 +9350,7 @@
                               <w:sz w:val="20"/>
                               <w:szCs w:val="20"/>
                             </w:rPr>
-                            <w:t>{#tim_pengawas} {%paraf_pengawas} {/</w:t>
-                          </w:r>
-                          <w:r>
-                            <w:rPr>
-                              <w:rFonts w:ascii="Arial Nova Cond" w:hAnsi="Arial Nova Cond"/>
-                              <w:sz w:val="20"/>
-                              <w:szCs w:val="20"/>
-                            </w:rPr>
-                            <w:t>tim_pengawas</w:t>
-                          </w:r>
-                          <w:r>
-                            <w:rPr>
-                              <w:rFonts w:ascii="Arial Nova Cond" w:hAnsi="Arial Nova Cond"/>
-                              <w:sz w:val="20"/>
-                              <w:szCs w:val="20"/>
-                            </w:rPr>
-                            <w:t>}</w:t>
+                            <w:t>{#tim_pengawas} {paraf_pengawas_text} {/tim_pengawas}</w:t>
                           </w:r>
                         </w:p>
                       </w:txbxContent>
@@ -10705,23 +9428,7 @@
                         <w:sz w:val="20"/>
                         <w:szCs w:val="20"/>
                       </w:rPr>
-                      <w:t>{#tim_pengawas} {%paraf_pengawas} {/</w:t>
-                    </w:r>
-                    <w:r>
-                      <w:rPr>
-                        <w:rFonts w:ascii="Arial Nova Cond" w:hAnsi="Arial Nova Cond"/>
-                        <w:sz w:val="20"/>
-                        <w:szCs w:val="20"/>
-                      </w:rPr>
-                      <w:t>tim_pengawas</w:t>
-                    </w:r>
-                    <w:r>
-                      <w:rPr>
-                        <w:rFonts w:ascii="Arial Nova Cond" w:hAnsi="Arial Nova Cond"/>
-                        <w:sz w:val="20"/>
-                        <w:szCs w:val="20"/>
-                      </w:rPr>
-                      <w:t>}</w:t>
+                      <w:t>{#tim_pengawas} {paraf_pengawas_text} {/tim_pengawas}</w:t>
                     </w:r>
                   </w:p>
                 </w:txbxContent>
@@ -10837,7 +9544,7 @@
                               <w:sz w:val="20"/>
                               <w:szCs w:val="20"/>
                             </w:rPr>
-                            <w:t>{%paraf_pemrakarsa}</w:t>
+                            <w:t>{paraf_pemrakarsa_text}</w:t>
                           </w:r>
                         </w:p>
                       </w:txbxContent>
@@ -10927,7 +9634,7 @@
                         <w:sz w:val="20"/>
                         <w:szCs w:val="20"/>
                       </w:rPr>
-                      <w:t>{%paraf_pemrakarsa}</w:t>
+                      <w:t>{paraf_pemrakarsa_text}</w:t>
                     </w:r>
                   </w:p>
                 </w:txbxContent>
@@ -11070,7 +9777,7 @@
 </w:ftr>
 </file>
 
-<file path=word\footnotes.xml><?xml version="1.0" encoding="utf-8"?>
+<file path=word/footnotes.xml><?xml version="1.0" encoding="utf-8"?>
 <w:footnotes xmlns:wpc="http://schemas.microsoft.com/office/word/2010/wordprocessingCanvas" xmlns:cx="http://schemas.microsoft.com/office/drawing/2014/chartex" xmlns:cx1="http://schemas.microsoft.com/office/drawing/2015/9/8/chartex" xmlns:cx2="http://schemas.microsoft.com/office/drawing/2015/10/21/chartex" xmlns:cx3="http://schemas.microsoft.com/office/drawing/2016/5/9/chartex" xmlns:cx4="http://schemas.microsoft.com/office/drawing/2016/5/10/chartex" xmlns:cx5="http://schemas.microsoft.com/office/drawing/2016/5/11/chartex" xmlns:cx6="http://schemas.microsoft.com/office/drawing/2016/5/12/chartex" xmlns:cx7="http://schemas.microsoft.com/office/drawing/2016/5/13/chartex" xmlns:cx8="http://schemas.microsoft.com/office/drawing/2016/5/14/chartex" xmlns:mc="http://schemas.openxmlformats.org/markup-compatibility/2006" xmlns:aink="http://schemas.microsoft.com/office/drawing/2016/ink" xmlns:am3d="http://schemas.microsoft.com/office/drawing/2017/model3d" xmlns:o="urn:schemas-microsoft-com:office:office" xmlns:oel="http://schemas.microsoft.com/office/2019/extlst" xmlns:r="http://schemas.openxmlformats.org/officeDocument/2006/relationships" xmlns:m="http://schemas.openxmlformats.org/officeDocument/2006/math" xmlns:v="urn:schemas-microsoft-com:vml" xmlns:wp14="http://schemas.microsoft.com/office/word/2010/wordprocessingDrawing" xmlns:wp="http://schemas.openxmlformats.org/drawingml/2006/wordprocessingDrawing" xmlns:w10="urn:schemas-microsoft-com:office:word" xmlns:w="http://schemas.openxmlformats.org/wordprocessingml/2006/main" xmlns:w14="http://schemas.microsoft.com/office/word/2010/wordml" xmlns:w15="http://schemas.microsoft.com/office/word/2012/wordml" xmlns:w16cex="http://schemas.microsoft.com/office/word/2018/wordml/cex" xmlns:w16cid="http://schemas.microsoft.com/office/word/2016/wordml/cid" xmlns:w16="http://schemas.microsoft.com/office/word/2018/wordml" xmlns:w16sdtdh="http://schemas.microsoft.com/office/word/2020/wordml/sdtdatahash" xmlns:w16se="http://schemas.microsoft.com/office/word/2015/wordml/symex" xmlns:wpg="http://schemas.microsoft.com/office/word/2010/wordprocessingGroup" xmlns:wpi="http://schemas.microsoft.com/office/word/2010/wordprocessingInk" xmlns:wne="http://schemas.microsoft.com/office/word/2006/wordml" xmlns:wps="http://schemas.microsoft.com/office/word/2010/wordprocessingShape" mc:Ignorable="w14 w15 w16se w16cid w16 w16cex w16sdtdh wp14">
   <w:footnote w:type="separator" w:id="-1">
     <w:p>
@@ -11095,7 +9802,7 @@
 </w:footnotes>
 </file>
 
-<file path=word\numbering.xml><?xml version="1.0" encoding="utf-8"?>
+<file path=word/numbering.xml><?xml version="1.0" encoding="utf-8"?>
 <w:numbering xmlns:wpc="http://schemas.microsoft.com/office/word/2010/wordprocessingCanvas" xmlns:cx="http://schemas.microsoft.com/office/drawing/2014/chartex" xmlns:cx1="http://schemas.microsoft.com/office/drawing/2015/9/8/chartex" xmlns:cx2="http://schemas.microsoft.com/office/drawing/2015/10/21/chartex" xmlns:cx3="http://schemas.microsoft.com/office/drawing/2016/5/9/chartex" xmlns:cx4="http://schemas.microsoft.com/office/drawing/2016/5/10/chartex" xmlns:cx5="http://schemas.microsoft.com/office/drawing/2016/5/11/chartex" xmlns:cx6="http://schemas.microsoft.com/office/drawing/2016/5/12/chartex" xmlns:cx7="http://schemas.microsoft.com/office/drawing/2016/5/13/chartex" xmlns:cx8="http://schemas.microsoft.com/office/drawing/2016/5/14/chartex" xmlns:mc="http://schemas.openxmlformats.org/markup-compatibility/2006" xmlns:aink="http://schemas.microsoft.com/office/drawing/2016/ink" xmlns:am3d="http://schemas.microsoft.com/office/drawing/2017/model3d" xmlns:o="urn:schemas-microsoft-com:office:office" xmlns:oel="http://schemas.microsoft.com/office/2019/extlst" xmlns:r="http://schemas.openxmlformats.org/officeDocument/2006/relationships" xmlns:m="http://schemas.openxmlformats.org/officeDocument/2006/math" xmlns:v="urn:schemas-microsoft-com:vml" xmlns:wp14="http://schemas.microsoft.com/office/word/2010/wordprocessingDrawing" xmlns:wp="http://schemas.openxmlformats.org/drawingml/2006/wordprocessingDrawing" xmlns:w10="urn:schemas-microsoft-com:office:word" xmlns:w="http://schemas.openxmlformats.org/wordprocessingml/2006/main" xmlns:w14="http://schemas.microsoft.com/office/word/2010/wordml" xmlns:w15="http://schemas.microsoft.com/office/word/2012/wordml" xmlns:w16cex="http://schemas.microsoft.com/office/word/2018/wordml/cex" xmlns:w16cid="http://schemas.microsoft.com/office/word/2016/wordml/cid" xmlns:w16="http://schemas.microsoft.com/office/word/2018/wordml" xmlns:w16sdtdh="http://schemas.microsoft.com/office/word/2020/wordml/sdtdatahash" xmlns:w16se="http://schemas.microsoft.com/office/word/2015/wordml/symex" xmlns:wpg="http://schemas.microsoft.com/office/word/2010/wordprocessingGroup" xmlns:wpi="http://schemas.microsoft.com/office/word/2010/wordprocessingInk" xmlns:wne="http://schemas.microsoft.com/office/word/2006/wordml" xmlns:wps="http://schemas.microsoft.com/office/word/2010/wordprocessingShape" mc:Ignorable="w14 w15 w16se w16cid w16 w16cex w16sdtdh wp14">
   <w:abstractNum w:abstractNumId="0" w15:restartNumberingAfterBreak="0">
     <w:nsid w:val="017E7A87"/>
@@ -13733,286 +12440,7 @@
 </w:numbering>
 </file>
 
-<file path=word\settings.xml><?xml version="1.0" encoding="utf-8"?>
-<w:settings xmlns:mc="http://schemas.openxmlformats.org/markup-compatibility/2006" xmlns:o="urn:schemas-microsoft-com:office:office" xmlns:r="http://schemas.openxmlformats.org/officeDocument/2006/relationships" xmlns:m="http://schemas.openxmlformats.org/officeDocument/2006/math" xmlns:v="urn:schemas-microsoft-com:vml" xmlns:w10="urn:schemas-microsoft-com:office:word" xmlns:w="http://schemas.openxmlformats.org/wordprocessingml/2006/main" xmlns:w14="http://schemas.microsoft.com/office/word/2010/wordml" xmlns:w15="http://schemas.microsoft.com/office/word/2012/wordml" xmlns:w16cex="http://schemas.microsoft.com/office/word/2018/wordml/cex" xmlns:w16cid="http://schemas.microsoft.com/office/word/2016/wordml/cid" xmlns:w16="http://schemas.microsoft.com/office/word/2018/wordml" xmlns:w16sdtdh="http://schemas.microsoft.com/office/word/2020/wordml/sdtdatahash" xmlns:w16se="http://schemas.microsoft.com/office/word/2015/wordml/symex" xmlns:sl="http://schemas.openxmlformats.org/schemaLibrary/2006/main" mc:Ignorable="w14 w15 w16se w16cid w16 w16cex w16sdtdh">
-  <w:zoom w:percent="100"/>
-  <w:proofState w:spelling="clean"/>
-  <w:defaultTabStop w:val="720"/>
-  <w:characterSpacingControl w:val="doNotCompress"/>
-  <w:hdrShapeDefaults>
-    <o:shapedefaults v:ext="edit" spidmax="2050"/>
-  </w:hdrShapeDefaults>
-  <w:footnotePr>
-    <w:footnote w:id="-1"/>
-    <w:footnote w:id="0"/>
-  </w:footnotePr>
-  <w:endnotePr>
-    <w:endnote w:id="-1"/>
-    <w:endnote w:id="0"/>
-  </w:endnotePr>
-  <w:compat>
-    <w:compatSetting w:name="compatibilityMode" w:uri="http://schemas.microsoft.com/office/word" w:val="14"/>
-    <w:compatSetting w:name="overrideTableStyleFontSizeAndJustification" w:uri="http://schemas.microsoft.com/office/word" w:val="1"/>
-    <w:compatSetting w:name="enableOpenTypeFeatures" w:uri="http://schemas.microsoft.com/office/word" w:val="1"/>
-    <w:compatSetting w:name="doNotFlipMirrorIndents" w:uri="http://schemas.microsoft.com/office/word" w:val="1"/>
-    <w:compatSetting w:name="useWord2013TrackBottomHyphenation" w:uri="http://schemas.microsoft.com/office/word" w:val="1"/>
-  </w:compat>
-  <w:rsids>
-    <w:rsidRoot w:val="007E0C43"/>
-    <w:rsid w:val="00006079"/>
-    <w:rsid w:val="00012AB5"/>
-    <w:rsid w:val="000248BE"/>
-    <w:rsid w:val="0003342E"/>
-    <w:rsid w:val="000351CC"/>
-    <w:rsid w:val="0004417F"/>
-    <w:rsid w:val="00054383"/>
-    <w:rsid w:val="000550CE"/>
-    <w:rsid w:val="00057F67"/>
-    <w:rsid w:val="000754CE"/>
-    <w:rsid w:val="000B2C4D"/>
-    <w:rsid w:val="000F1A7E"/>
-    <w:rsid w:val="000F2534"/>
-    <w:rsid w:val="000F7E67"/>
-    <w:rsid w:val="001019CE"/>
-    <w:rsid w:val="00103466"/>
-    <w:rsid w:val="0010751E"/>
-    <w:rsid w:val="00147A39"/>
-    <w:rsid w:val="00187C85"/>
-    <w:rsid w:val="001969DA"/>
-    <w:rsid w:val="001B4E65"/>
-    <w:rsid w:val="001C3F3E"/>
-    <w:rsid w:val="001C4278"/>
-    <w:rsid w:val="001C4945"/>
-    <w:rsid w:val="001C517B"/>
-    <w:rsid w:val="001D5ABA"/>
-    <w:rsid w:val="001D5B40"/>
-    <w:rsid w:val="001E2258"/>
-    <w:rsid w:val="001E2610"/>
-    <w:rsid w:val="001F6F7E"/>
-    <w:rsid w:val="002046A8"/>
-    <w:rsid w:val="002056E5"/>
-    <w:rsid w:val="00213134"/>
-    <w:rsid w:val="002313EB"/>
-    <w:rsid w:val="002379C4"/>
-    <w:rsid w:val="00240251"/>
-    <w:rsid w:val="002511A1"/>
-    <w:rsid w:val="002666E3"/>
-    <w:rsid w:val="00266C39"/>
-    <w:rsid w:val="002725BE"/>
-    <w:rsid w:val="00275BB9"/>
-    <w:rsid w:val="002B0718"/>
-    <w:rsid w:val="002B4EFB"/>
-    <w:rsid w:val="002C0BC1"/>
-    <w:rsid w:val="002D614D"/>
-    <w:rsid w:val="002F04B8"/>
-    <w:rsid w:val="002F4D77"/>
-    <w:rsid w:val="002F4E05"/>
-    <w:rsid w:val="002F5E99"/>
-    <w:rsid w:val="0030425F"/>
-    <w:rsid w:val="00327DCB"/>
-    <w:rsid w:val="00340FEA"/>
-    <w:rsid w:val="0037584D"/>
-    <w:rsid w:val="003939D9"/>
-    <w:rsid w:val="003A1ABE"/>
-    <w:rsid w:val="003B0428"/>
-    <w:rsid w:val="003B1A43"/>
-    <w:rsid w:val="003B2902"/>
-    <w:rsid w:val="003C005A"/>
-    <w:rsid w:val="003C067A"/>
-    <w:rsid w:val="003D4601"/>
-    <w:rsid w:val="003D55A2"/>
-    <w:rsid w:val="004204AF"/>
-    <w:rsid w:val="00423F3C"/>
-    <w:rsid w:val="004618A9"/>
-    <w:rsid w:val="00465BF3"/>
-    <w:rsid w:val="004741E5"/>
-    <w:rsid w:val="00485862"/>
-    <w:rsid w:val="004B4D63"/>
-    <w:rsid w:val="004C0D17"/>
-    <w:rsid w:val="004C53BB"/>
-    <w:rsid w:val="004D1A9D"/>
-    <w:rsid w:val="004D321A"/>
-    <w:rsid w:val="004D3FB1"/>
-    <w:rsid w:val="005021F4"/>
-    <w:rsid w:val="0052575F"/>
-    <w:rsid w:val="005258E0"/>
-    <w:rsid w:val="0053119E"/>
-    <w:rsid w:val="00532A9D"/>
-    <w:rsid w:val="00572073"/>
-    <w:rsid w:val="00592993"/>
-    <w:rsid w:val="005A2FE1"/>
-    <w:rsid w:val="005A6DDA"/>
-    <w:rsid w:val="005A7C9F"/>
-    <w:rsid w:val="005C6313"/>
-    <w:rsid w:val="005D5B6A"/>
-    <w:rsid w:val="005E5205"/>
-    <w:rsid w:val="00600E5B"/>
-    <w:rsid w:val="00601EEC"/>
-    <w:rsid w:val="006108FE"/>
-    <w:rsid w:val="00614553"/>
-    <w:rsid w:val="006313A9"/>
-    <w:rsid w:val="006A4AAF"/>
-    <w:rsid w:val="006D3FC8"/>
-    <w:rsid w:val="00702C92"/>
-    <w:rsid w:val="00706300"/>
-    <w:rsid w:val="00712737"/>
-    <w:rsid w:val="007174BD"/>
-    <w:rsid w:val="00717822"/>
-    <w:rsid w:val="007243F1"/>
-    <w:rsid w:val="00726115"/>
-    <w:rsid w:val="00730284"/>
-    <w:rsid w:val="0074690A"/>
-    <w:rsid w:val="00747F55"/>
-    <w:rsid w:val="00773B0E"/>
-    <w:rsid w:val="00783D56"/>
-    <w:rsid w:val="007920BD"/>
-    <w:rsid w:val="007B5A77"/>
-    <w:rsid w:val="007C21B4"/>
-    <w:rsid w:val="007D11D6"/>
-    <w:rsid w:val="007E0C43"/>
-    <w:rsid w:val="007E513A"/>
-    <w:rsid w:val="007F11BD"/>
-    <w:rsid w:val="007F23C4"/>
-    <w:rsid w:val="007F2552"/>
-    <w:rsid w:val="00817BE9"/>
-    <w:rsid w:val="0083533B"/>
-    <w:rsid w:val="008413FB"/>
-    <w:rsid w:val="00846B12"/>
-    <w:rsid w:val="00846FCC"/>
-    <w:rsid w:val="00854D73"/>
-    <w:rsid w:val="0087201D"/>
-    <w:rsid w:val="00874FC3"/>
-    <w:rsid w:val="008965D7"/>
-    <w:rsid w:val="008A0F0A"/>
-    <w:rsid w:val="008A2DD4"/>
-    <w:rsid w:val="008A6D97"/>
-    <w:rsid w:val="008B40B5"/>
-    <w:rsid w:val="008C5714"/>
-    <w:rsid w:val="008D5955"/>
-    <w:rsid w:val="008F227A"/>
-    <w:rsid w:val="008F5E38"/>
-    <w:rsid w:val="009244A4"/>
-    <w:rsid w:val="00932807"/>
-    <w:rsid w:val="00940FD1"/>
-    <w:rsid w:val="00942368"/>
-    <w:rsid w:val="0095546F"/>
-    <w:rsid w:val="00967620"/>
-    <w:rsid w:val="009939B2"/>
-    <w:rsid w:val="0099459C"/>
-    <w:rsid w:val="009A0850"/>
-    <w:rsid w:val="009B7AB3"/>
-    <w:rsid w:val="009C7987"/>
-    <w:rsid w:val="009D3E1C"/>
-    <w:rsid w:val="009F41CD"/>
-    <w:rsid w:val="00A0680A"/>
-    <w:rsid w:val="00A16E64"/>
-    <w:rsid w:val="00A42C9A"/>
-    <w:rsid w:val="00A57B96"/>
-    <w:rsid w:val="00A6223E"/>
-    <w:rsid w:val="00A6647F"/>
-    <w:rsid w:val="00A72C08"/>
-    <w:rsid w:val="00AA1B89"/>
-    <w:rsid w:val="00AC6E49"/>
-    <w:rsid w:val="00AE7F8B"/>
-    <w:rsid w:val="00AF2F7E"/>
-    <w:rsid w:val="00AF6018"/>
-    <w:rsid w:val="00B228FA"/>
-    <w:rsid w:val="00B401BB"/>
-    <w:rsid w:val="00B4319F"/>
-    <w:rsid w:val="00B5538D"/>
-    <w:rsid w:val="00B574F7"/>
-    <w:rsid w:val="00B7009F"/>
-    <w:rsid w:val="00B856EA"/>
-    <w:rsid w:val="00BA7736"/>
-    <w:rsid w:val="00BB6B97"/>
-    <w:rsid w:val="00BD7672"/>
-    <w:rsid w:val="00BE37BC"/>
-    <w:rsid w:val="00C3175B"/>
-    <w:rsid w:val="00C33FF3"/>
-    <w:rsid w:val="00C414EA"/>
-    <w:rsid w:val="00C44A75"/>
-    <w:rsid w:val="00C51E43"/>
-    <w:rsid w:val="00C665AA"/>
-    <w:rsid w:val="00C7311F"/>
-    <w:rsid w:val="00C832F7"/>
-    <w:rsid w:val="00C90273"/>
-    <w:rsid w:val="00C944E5"/>
-    <w:rsid w:val="00CA16A6"/>
-    <w:rsid w:val="00CB6DF3"/>
-    <w:rsid w:val="00CB7A47"/>
-    <w:rsid w:val="00CC03FE"/>
-    <w:rsid w:val="00CC4C0E"/>
-    <w:rsid w:val="00CD4472"/>
-    <w:rsid w:val="00D10C51"/>
-    <w:rsid w:val="00D134A4"/>
-    <w:rsid w:val="00D179D2"/>
-    <w:rsid w:val="00D23CED"/>
-    <w:rsid w:val="00D26BAB"/>
-    <w:rsid w:val="00D31B8E"/>
-    <w:rsid w:val="00D438E9"/>
-    <w:rsid w:val="00D62D67"/>
-    <w:rsid w:val="00D96889"/>
-    <w:rsid w:val="00DA17F6"/>
-    <w:rsid w:val="00DA580F"/>
-    <w:rsid w:val="00DA6581"/>
-    <w:rsid w:val="00DC477A"/>
-    <w:rsid w:val="00DE0A9C"/>
-    <w:rsid w:val="00E23742"/>
-    <w:rsid w:val="00E323A4"/>
-    <w:rsid w:val="00E32464"/>
-    <w:rsid w:val="00E50F91"/>
-    <w:rsid w:val="00E53206"/>
-    <w:rsid w:val="00E5514E"/>
-    <w:rsid w:val="00EC1FA6"/>
-    <w:rsid w:val="00ED1BDA"/>
-    <w:rsid w:val="00EE3584"/>
-    <w:rsid w:val="00EE4624"/>
-    <w:rsid w:val="00EF2CDE"/>
-    <w:rsid w:val="00F02BA3"/>
-    <w:rsid w:val="00F138E6"/>
-    <w:rsid w:val="00F20208"/>
-    <w:rsid w:val="00F21357"/>
-    <w:rsid w:val="00F407EE"/>
-    <w:rsid w:val="00F44E58"/>
-    <w:rsid w:val="00F5142A"/>
-    <w:rsid w:val="00F63F09"/>
-    <w:rsid w:val="00F70D07"/>
-    <w:rsid w:val="00F7769F"/>
-    <w:rsid w:val="00F7795C"/>
-    <w:rsid w:val="00F83D28"/>
-    <w:rsid w:val="00FC1635"/>
-    <w:rsid w:val="00FD6011"/>
-    <w:rsid w:val="00FE6085"/>
-  </w:rsids>
-  <m:mathPr>
-    <m:mathFont m:val="Cambria Math"/>
-    <m:brkBin m:val="before"/>
-    <m:brkBinSub m:val="--"/>
-    <m:smallFrac m:val="0"/>
-    <m:dispDef/>
-    <m:lMargin m:val="0"/>
-    <m:rMargin m:val="0"/>
-    <m:defJc m:val="centerGroup"/>
-    <m:wrapIndent m:val="1440"/>
-    <m:intLim m:val="subSup"/>
-    <m:naryLim m:val="undOvr"/>
-  </m:mathPr>
-  <w:themeFontLang w:val="en-ID"/>
-  <w:clrSchemeMapping w:bg1="light1" w:t1="dark1" w:bg2="light2" w:t2="dark2" w:accent1="accent1" w:accent2="accent2" w:accent3="accent3" w:accent4="accent4" w:accent5="accent5" w:accent6="accent6" w:hyperlink="hyperlink" w:followedHyperlink="followedHyperlink"/>
-  <w:shapeDefaults>
-    <o:shapedefaults v:ext="edit" spidmax="2050"/>
-    <o:shapelayout v:ext="edit">
-      <o:idmap v:ext="edit" data="2"/>
-    </o:shapelayout>
-  </w:shapeDefaults>
-  <w:decimalSymbol w:val=","/>
-  <w:listSeparator w:val=";"/>
-  <w14:docId w14:val="2B31487E"/>
-  <w15:docId w15:val="{F5A01FC5-BD55-430F-894C-1FB237E5BD16}"/>
-</w:settings>
-</file>
-
-<file path=word\styles.xml><?xml version="1.0" encoding="utf-8"?>
+<file path=word/styles.xml><?xml version="1.0" encoding="utf-8"?>
 <w:styles xmlns:mc="http://schemas.openxmlformats.org/markup-compatibility/2006" xmlns:r="http://schemas.openxmlformats.org/officeDocument/2006/relationships" xmlns:w="http://schemas.openxmlformats.org/wordprocessingml/2006/main" xmlns:w14="http://schemas.microsoft.com/office/word/2010/wordml" xmlns:w15="http://schemas.microsoft.com/office/word/2012/wordml" xmlns:w16cex="http://schemas.microsoft.com/office/word/2018/wordml/cex" xmlns:w16cid="http://schemas.microsoft.com/office/word/2016/wordml/cid" xmlns:w16="http://schemas.microsoft.com/office/word/2018/wordml" xmlns:w16sdtdh="http://schemas.microsoft.com/office/word/2020/wordml/sdtdatahash" xmlns:w16se="http://schemas.microsoft.com/office/word/2015/wordml/symex" mc:Ignorable="w14 w15 w16se w16cid w16 w16cex w16sdtdh">
   <w:docDefaults>
     <w:rPrDefault>
@@ -14625,7 +13053,7 @@
 </w:styles>
 </file>
 
-<file path=word\theme\theme1.xml><?xml version="1.0" encoding="utf-8"?>
+<file path=word/theme/theme1.xml><?xml version="1.0" encoding="utf-8"?>
 <a:theme xmlns:a="http://schemas.openxmlformats.org/drawingml/2006/main" name="Office Theme">
   <a:themeElements>
     <a:clrScheme name="Office">
@@ -14920,193 +13348,14 @@
 </a:theme>
 </file>
 
-<file path=word\webSettings.xml><?xml version="1.0" encoding="utf-8"?>
-<w:webSettings xmlns:mc="http://schemas.openxmlformats.org/markup-compatibility/2006" xmlns:r="http://schemas.openxmlformats.org/officeDocument/2006/relationships" xmlns:w="http://schemas.openxmlformats.org/wordprocessingml/2006/main" xmlns:w14="http://schemas.microsoft.com/office/word/2010/wordml" xmlns:w15="http://schemas.microsoft.com/office/word/2012/wordml" xmlns:w16cex="http://schemas.microsoft.com/office/word/2018/wordml/cex" xmlns:w16cid="http://schemas.microsoft.com/office/word/2016/wordml/cid" xmlns:w16="http://schemas.microsoft.com/office/word/2018/wordml" xmlns:w16sdtdh="http://schemas.microsoft.com/office/word/2020/wordml/sdtdatahash" xmlns:w16se="http://schemas.microsoft.com/office/word/2015/wordml/symex" mc:Ignorable="w14 w15 w16se w16cid w16 w16cex w16sdtdh">
-  <w:divs>
-    <w:div w:id="369652210">
-      <w:bodyDiv w:val="1"/>
-      <w:marLeft w:val="0"/>
-      <w:marRight w:val="0"/>
-      <w:marTop w:val="0"/>
-      <w:marBottom w:val="0"/>
-      <w:divBdr>
-        <w:top w:val="none" w:sz="0" w:space="0" w:color="auto"/>
-        <w:left w:val="none" w:sz="0" w:space="0" w:color="auto"/>
-        <w:bottom w:val="none" w:sz="0" w:space="0" w:color="auto"/>
-        <w:right w:val="none" w:sz="0" w:space="0" w:color="auto"/>
-      </w:divBdr>
-    </w:div>
-    <w:div w:id="732310634">
-      <w:bodyDiv w:val="1"/>
-      <w:marLeft w:val="0"/>
-      <w:marRight w:val="0"/>
-      <w:marTop w:val="0"/>
-      <w:marBottom w:val="0"/>
-      <w:divBdr>
-        <w:top w:val="none" w:sz="0" w:space="0" w:color="auto"/>
-        <w:left w:val="none" w:sz="0" w:space="0" w:color="auto"/>
-        <w:bottom w:val="none" w:sz="0" w:space="0" w:color="auto"/>
-        <w:right w:val="none" w:sz="0" w:space="0" w:color="auto"/>
-      </w:divBdr>
-    </w:div>
-    <w:div w:id="872881931">
-      <w:bodyDiv w:val="1"/>
-      <w:marLeft w:val="0"/>
-      <w:marRight w:val="0"/>
-      <w:marTop w:val="0"/>
-      <w:marBottom w:val="0"/>
-      <w:divBdr>
-        <w:top w:val="none" w:sz="0" w:space="0" w:color="auto"/>
-        <w:left w:val="none" w:sz="0" w:space="0" w:color="auto"/>
-        <w:bottom w:val="none" w:sz="0" w:space="0" w:color="auto"/>
-        <w:right w:val="none" w:sz="0" w:space="0" w:color="auto"/>
-      </w:divBdr>
-    </w:div>
-    <w:div w:id="875891510">
-      <w:bodyDiv w:val="1"/>
-      <w:marLeft w:val="0"/>
-      <w:marRight w:val="0"/>
-      <w:marTop w:val="0"/>
-      <w:marBottom w:val="0"/>
-      <w:divBdr>
-        <w:top w:val="none" w:sz="0" w:space="0" w:color="auto"/>
-        <w:left w:val="none" w:sz="0" w:space="0" w:color="auto"/>
-        <w:bottom w:val="none" w:sz="0" w:space="0" w:color="auto"/>
-        <w:right w:val="none" w:sz="0" w:space="0" w:color="auto"/>
-      </w:divBdr>
-    </w:div>
-    <w:div w:id="882324686">
-      <w:bodyDiv w:val="1"/>
-      <w:marLeft w:val="0"/>
-      <w:marRight w:val="0"/>
-      <w:marTop w:val="0"/>
-      <w:marBottom w:val="0"/>
-      <w:divBdr>
-        <w:top w:val="none" w:sz="0" w:space="0" w:color="auto"/>
-        <w:left w:val="none" w:sz="0" w:space="0" w:color="auto"/>
-        <w:bottom w:val="none" w:sz="0" w:space="0" w:color="auto"/>
-        <w:right w:val="none" w:sz="0" w:space="0" w:color="auto"/>
-      </w:divBdr>
-    </w:div>
-    <w:div w:id="889732518">
-      <w:bodyDiv w:val="1"/>
-      <w:marLeft w:val="0"/>
-      <w:marRight w:val="0"/>
-      <w:marTop w:val="0"/>
-      <w:marBottom w:val="0"/>
-      <w:divBdr>
-        <w:top w:val="none" w:sz="0" w:space="0" w:color="auto"/>
-        <w:left w:val="none" w:sz="0" w:space="0" w:color="auto"/>
-        <w:bottom w:val="none" w:sz="0" w:space="0" w:color="auto"/>
-        <w:right w:val="none" w:sz="0" w:space="0" w:color="auto"/>
-      </w:divBdr>
-    </w:div>
-    <w:div w:id="1016737439">
-      <w:bodyDiv w:val="1"/>
-      <w:marLeft w:val="0"/>
-      <w:marRight w:val="0"/>
-      <w:marTop w:val="0"/>
-      <w:marBottom w:val="0"/>
-      <w:divBdr>
-        <w:top w:val="none" w:sz="0" w:space="0" w:color="auto"/>
-        <w:left w:val="none" w:sz="0" w:space="0" w:color="auto"/>
-        <w:bottom w:val="none" w:sz="0" w:space="0" w:color="auto"/>
-        <w:right w:val="none" w:sz="0" w:space="0" w:color="auto"/>
-      </w:divBdr>
-    </w:div>
-    <w:div w:id="1038745694">
-      <w:bodyDiv w:val="1"/>
-      <w:marLeft w:val="0"/>
-      <w:marRight w:val="0"/>
-      <w:marTop w:val="0"/>
-      <w:marBottom w:val="0"/>
-      <w:divBdr>
-        <w:top w:val="none" w:sz="0" w:space="0" w:color="auto"/>
-        <w:left w:val="none" w:sz="0" w:space="0" w:color="auto"/>
-        <w:bottom w:val="none" w:sz="0" w:space="0" w:color="auto"/>
-        <w:right w:val="none" w:sz="0" w:space="0" w:color="auto"/>
-      </w:divBdr>
-    </w:div>
-    <w:div w:id="1191457315">
-      <w:bodyDiv w:val="1"/>
-      <w:marLeft w:val="0"/>
-      <w:marRight w:val="0"/>
-      <w:marTop w:val="0"/>
-      <w:marBottom w:val="0"/>
-      <w:divBdr>
-        <w:top w:val="none" w:sz="0" w:space="0" w:color="auto"/>
-        <w:left w:val="none" w:sz="0" w:space="0" w:color="auto"/>
-        <w:bottom w:val="none" w:sz="0" w:space="0" w:color="auto"/>
-        <w:right w:val="none" w:sz="0" w:space="0" w:color="auto"/>
-      </w:divBdr>
-    </w:div>
-    <w:div w:id="1283726794">
-      <w:bodyDiv w:val="1"/>
-      <w:marLeft w:val="0"/>
-      <w:marRight w:val="0"/>
-      <w:marTop w:val="0"/>
-      <w:marBottom w:val="0"/>
-      <w:divBdr>
-        <w:top w:val="none" w:sz="0" w:space="0" w:color="auto"/>
-        <w:left w:val="none" w:sz="0" w:space="0" w:color="auto"/>
-        <w:bottom w:val="none" w:sz="0" w:space="0" w:color="auto"/>
-        <w:right w:val="none" w:sz="0" w:space="0" w:color="auto"/>
-      </w:divBdr>
-    </w:div>
-    <w:div w:id="1572929868">
-      <w:bodyDiv w:val="1"/>
-      <w:marLeft w:val="0"/>
-      <w:marRight w:val="0"/>
-      <w:marTop w:val="0"/>
-      <w:marBottom w:val="0"/>
-      <w:divBdr>
-        <w:top w:val="none" w:sz="0" w:space="0" w:color="auto"/>
-        <w:left w:val="none" w:sz="0" w:space="0" w:color="auto"/>
-        <w:bottom w:val="none" w:sz="0" w:space="0" w:color="auto"/>
-        <w:right w:val="none" w:sz="0" w:space="0" w:color="auto"/>
-      </w:divBdr>
-    </w:div>
-    <w:div w:id="1640259069">
-      <w:bodyDiv w:val="1"/>
-      <w:marLeft w:val="0"/>
-      <w:marRight w:val="0"/>
-      <w:marTop w:val="0"/>
-      <w:marBottom w:val="0"/>
-      <w:divBdr>
-        <w:top w:val="none" w:sz="0" w:space="0" w:color="auto"/>
-        <w:left w:val="none" w:sz="0" w:space="0" w:color="auto"/>
-        <w:bottom w:val="none" w:sz="0" w:space="0" w:color="auto"/>
-        <w:right w:val="none" w:sz="0" w:space="0" w:color="auto"/>
-      </w:divBdr>
-    </w:div>
-    <w:div w:id="1872109267">
-      <w:bodyDiv w:val="1"/>
-      <w:marLeft w:val="0"/>
-      <w:marRight w:val="0"/>
-      <w:marTop w:val="0"/>
-      <w:marBottom w:val="0"/>
-      <w:divBdr>
-        <w:top w:val="none" w:sz="0" w:space="0" w:color="auto"/>
-        <w:left w:val="none" w:sz="0" w:space="0" w:color="auto"/>
-        <w:bottom w:val="none" w:sz="0" w:space="0" w:color="auto"/>
-        <w:right w:val="none" w:sz="0" w:space="0" w:color="auto"/>
-      </w:divBdr>
-    </w:div>
-    <w:div w:id="2076781062">
-      <w:bodyDiv w:val="1"/>
-      <w:marLeft w:val="0"/>
-      <w:marRight w:val="0"/>
-      <w:marTop w:val="0"/>
-      <w:marBottom w:val="0"/>
-      <w:divBdr>
-        <w:top w:val="none" w:sz="0" w:space="0" w:color="auto"/>
-        <w:left w:val="none" w:sz="0" w:space="0" w:color="auto"/>
-        <w:bottom w:val="none" w:sz="0" w:space="0" w:color="auto"/>
-        <w:right w:val="none" w:sz="0" w:space="0" w:color="auto"/>
-      </w:divBdr>
-    </w:div>
-  </w:divs>
-  <w:optimizeForBrowser/>
-  <w:allowPNG/>
-</w:webSettings>
+<file path=customXml/item1.xml><?xml version="1.0" encoding="utf-8"?>
+<b:Sources xmlns:b="http://schemas.openxmlformats.org/officeDocument/2006/bibliography" xmlns="http://schemas.openxmlformats.org/officeDocument/2006/bibliography" SelectedStyle="\APASixthEditionOfficeOnline.xsl" StyleName="APA" Version="6"/>
+</file>
+
+<file path=customXml/itemProps1.xml><?xml version="1.0" encoding="utf-8"?>
+<ds:datastoreItem xmlns:ds="http://schemas.openxmlformats.org/officeDocument/2006/customXml" ds:itemID="{F7DA46E9-07F8-4649-9DE7-024B1579CC56}">
+  <ds:schemaRefs>
+    <ds:schemaRef ds:uri="http://schemas.openxmlformats.org/officeDocument/2006/bibliography"/>
+  </ds:schemaRefs>
+</ds:datastoreItem>
 </file>
--- a/public/templates-bap/bap-toko.docx
+++ b/public/templates-bap/bap-toko.docx
@@ -9350,7 +9350,7 @@
                               <w:sz w:val="20"/>
                               <w:szCs w:val="20"/>
                             </w:rPr>
-                            <w:t>{#tim_pengawas} {paraf_pengawas_text} {/tim_pengawas}</w:t>
+                            <w:t>{#tim_pengawas} {%paraf_pengawas} {/tim_pengawas}</w:t>
                           </w:r>
                         </w:p>
                       </w:txbxContent>
@@ -9428,7 +9428,7 @@
                         <w:sz w:val="20"/>
                         <w:szCs w:val="20"/>
                       </w:rPr>
-                      <w:t>{#tim_pengawas} {paraf_pengawas_text} {/tim_pengawas}</w:t>
+                      <w:t>{#tim_pengawas} {%paraf_pengawas} {/tim_pengawas}</w:t>
                     </w:r>
                   </w:p>
                 </w:txbxContent>
@@ -9544,7 +9544,7 @@
                               <w:sz w:val="20"/>
                               <w:szCs w:val="20"/>
                             </w:rPr>
-                            <w:t>{paraf_pemrakarsa_text}</w:t>
+                            <w:t>{%paraf_pemrakarsa}</w:t>
                           </w:r>
                         </w:p>
                       </w:txbxContent>
@@ -9634,7 +9634,7 @@
                         <w:sz w:val="20"/>
                         <w:szCs w:val="20"/>
                       </w:rPr>
-                      <w:t>{paraf_pemrakarsa_text}</w:t>
+                      <w:t>{%paraf_pemrakarsa}</w:t>
                     </w:r>
                   </w:p>
                 </w:txbxContent>

--- a/public/templates-bap/bap-toko.docx
+++ b/public/templates-bap/bap-toko.docx
@@ -9350,7 +9350,7 @@
                               <w:sz w:val="20"/>
                               <w:szCs w:val="20"/>
                             </w:rPr>
-                            <w:t>{#tim_pengawas} {%paraf_pengawas} {/tim_pengawas}</w:t>
+                            <w:t>{%paraf_pengawas}</w:t>
                           </w:r>
                         </w:p>
                       </w:txbxContent>
@@ -9428,7 +9428,7 @@
                         <w:sz w:val="20"/>
                         <w:szCs w:val="20"/>
                       </w:rPr>
-                      <w:t>{#tim_pengawas} {%paraf_pengawas} {/tim_pengawas}</w:t>
+                      <w:t>{%paraf_pengawas}</w:t>
                     </w:r>
                   </w:p>
                 </w:txbxContent>

--- a/public/templates-bap/bap-toko.docx
+++ b/public/templates-bap/bap-toko.docx
@@ -44,7 +44,7 @@
                 <w:lang w:val="id-ID" w:eastAsia="id-ID"/>
               </w:rPr>
               <w:drawing>
-                <wp:anchor distT="0" distB="0" distL="114300" distR="114300" simplePos="0" relativeHeight="251658752" behindDoc="0" locked="0" layoutInCell="1" allowOverlap="1" wp14:anchorId="069080DA" wp14:editId="4026907C">
+                <wp:anchor distT="0" distB="0" distL="114300" distR="114300" simplePos="0" relativeHeight="251658752" behindDoc="0" locked="0" layoutInCell="1" allowOverlap="1" wp14:anchorId="069080DA" wp14:editId="4C28484F">
                   <wp:simplePos x="0" y="0"/>
                   <wp:positionH relativeFrom="column">
                     <wp:posOffset>68580</wp:posOffset>
@@ -165,93 +165,39 @@
                 <w:rFonts w:ascii="Arial" w:hAnsi="Arial" w:cs="Arial"/>
                 <w:lang w:val="en-US"/>
               </w:rPr>
-              <w:t xml:space="preserve">Jl. </w:t>
-            </w:r>
-            <w:r>
+              <w:t>Jl. Ronggowarsito No.18b, Sragen Wetan, Sragen, Jawa Tengah</w:t>
+            </w:r>
+          </w:p>
+          <w:p>
+            <w:pPr>
+              <w:jc w:val="center"/>
               <w:rPr>
                 <w:rFonts w:ascii="Arial" w:hAnsi="Arial" w:cs="Arial"/>
                 <w:lang w:val="en-US"/>
               </w:rPr>
-              <w:t>Ronggowarsito</w:t>
-            </w:r>
+            </w:pPr>
             <w:r>
               <w:rPr>
                 <w:rFonts w:ascii="Arial" w:hAnsi="Arial" w:cs="Arial"/>
                 <w:lang w:val="en-US"/>
               </w:rPr>
-              <w:t xml:space="preserve"> No.18b, </w:t>
-            </w:r>
+              <w:t xml:space="preserve">Telp. (0271) </w:t>
+            </w:r>
+            <w:proofErr w:type="gramStart"/>
             <w:r>
               <w:rPr>
                 <w:rFonts w:ascii="Arial" w:hAnsi="Arial" w:cs="Arial"/>
                 <w:lang w:val="en-US"/>
               </w:rPr>
-              <w:t>Sragen</w:t>
-            </w:r>
+              <w:t>891136  Email</w:t>
+            </w:r>
+            <w:proofErr w:type="gramEnd"/>
             <w:r>
               <w:rPr>
                 <w:rFonts w:ascii="Arial" w:hAnsi="Arial" w:cs="Arial"/>
                 <w:lang w:val="en-US"/>
               </w:rPr>
-              <w:t xml:space="preserve"> </w:t>
-            </w:r>
-            <w:r>
-              <w:rPr>
-                <w:rFonts w:ascii="Arial" w:hAnsi="Arial" w:cs="Arial"/>
-                <w:lang w:val="en-US"/>
-              </w:rPr>
-              <w:t>Wetan</w:t>
-            </w:r>
-            <w:r>
-              <w:rPr>
-                <w:rFonts w:ascii="Arial" w:hAnsi="Arial" w:cs="Arial"/>
-                <w:lang w:val="en-US"/>
-              </w:rPr>
-              <w:t xml:space="preserve">, </w:t>
-            </w:r>
-            <w:r>
-              <w:rPr>
-                <w:rFonts w:ascii="Arial" w:hAnsi="Arial" w:cs="Arial"/>
-                <w:lang w:val="en-US"/>
-              </w:rPr>
-              <w:t>Sragen</w:t>
-            </w:r>
-            <w:r>
-              <w:rPr>
-                <w:rFonts w:ascii="Arial" w:hAnsi="Arial" w:cs="Arial"/>
-                <w:lang w:val="en-US"/>
-              </w:rPr>
-              <w:t xml:space="preserve">, </w:t>
-            </w:r>
-            <w:r>
-              <w:rPr>
-                <w:rFonts w:ascii="Arial" w:hAnsi="Arial" w:cs="Arial"/>
-                <w:lang w:val="en-US"/>
-              </w:rPr>
-              <w:t>Jawa</w:t>
-            </w:r>
-            <w:r>
-              <w:rPr>
-                <w:rFonts w:ascii="Arial" w:hAnsi="Arial" w:cs="Arial"/>
-                <w:lang w:val="en-US"/>
-              </w:rPr>
-              <w:t xml:space="preserve"> Tengah</w:t>
-            </w:r>
-          </w:p>
-          <w:p>
-            <w:pPr>
-              <w:jc w:val="center"/>
-              <w:rPr>
-                <w:rFonts w:ascii="Arial" w:hAnsi="Arial" w:cs="Arial"/>
-                <w:lang w:val="en-US"/>
-              </w:rPr>
-            </w:pPr>
-            <w:r>
-              <w:rPr>
-                <w:rFonts w:ascii="Arial" w:hAnsi="Arial" w:cs="Arial"/>
-                <w:lang w:val="en-US"/>
-              </w:rPr>
-              <w:t>Telp. (0271) 891136  Email : dlhsragenkab@gmail.com</w:t>
+              <w:t xml:space="preserve"> : dlhsragenkab@gmail.com</w:t>
             </w:r>
           </w:p>
           <w:p>
@@ -335,23 +281,7 @@
           <w:sz w:val="24"/>
           <w:szCs w:val="24"/>
         </w:rPr>
-        <w:t xml:space="preserve">                                              </w:t>
-      </w:r>
-      <w:r>
-        <w:rPr>
-          <w:rFonts w:ascii="Arial Nova Cond" w:hAnsi="Arial Nova Cond"/>
-          <w:sz w:val="24"/>
-          <w:szCs w:val="24"/>
-        </w:rPr>
-        <w:t>Nomor</w:t>
-      </w:r>
-      <w:r>
-        <w:rPr>
-          <w:rFonts w:ascii="Arial Nova Cond" w:hAnsi="Arial Nova Cond"/>
-          <w:sz w:val="24"/>
-          <w:szCs w:val="24"/>
-        </w:rPr>
-        <w:t>:</w:t>
+        <w:t xml:space="preserve">                                              Nomor:</w:t>
       </w:r>
       <w:r>
         <w:rPr>
@@ -421,11 +351,61 @@
           <w:sz w:val="24"/>
           <w:szCs w:val="24"/>
         </w:rPr>
-        <w:t>hari</w:t>
+        <w:t xml:space="preserve">hari ini </w:t>
       </w:r>
       <w:r>
         <w:rPr>
           <w:rFonts w:ascii="Arial Nova Cond" w:hAnsi="Arial Nova Cond"/>
+          <w:sz w:val="24"/>
+          <w:szCs w:val="24"/>
+        </w:rPr>
+        <w:t>{hari_ini_nama}</w:t>
+      </w:r>
+      <w:r>
+        <w:rPr>
+          <w:rFonts w:ascii="Arial Nova Cond" w:hAnsi="Arial Nova Cond"/>
+          <w:sz w:val="24"/>
+          <w:szCs w:val="24"/>
+        </w:rPr>
+        <w:t xml:space="preserve">, </w:t>
+      </w:r>
+      <w:r>
+        <w:rPr>
+          <w:rFonts w:ascii="Arial Nova Cond" w:hAnsi="Arial Nova Cond"/>
+          <w:sz w:val="24"/>
+          <w:szCs w:val="24"/>
+        </w:rPr>
+        <w:t xml:space="preserve">tanggal </w:t>
+      </w:r>
+      <w:r>
+        <w:rPr>
+          <w:rFonts w:ascii="Arial Nova Cond" w:hAnsi="Arial Nova Cond"/>
+          <w:sz w:val="24"/>
+          <w:szCs w:val="24"/>
+        </w:rPr>
+        <w:t>{hari_ini_tanggal_terbilang}</w:t>
+      </w:r>
+      <w:r>
+        <w:rPr>
+          <w:rFonts w:ascii="Arial Nova Cond" w:hAnsi="Arial Nova Cond"/>
+          <w:sz w:val="24"/>
+          <w:szCs w:val="24"/>
+        </w:rPr>
+        <w:t xml:space="preserve"> bulan </w:t>
+      </w:r>
+      <w:r>
+        <w:rPr>
+          <w:rFonts w:ascii="Arial Nova Cond" w:hAnsi="Arial Nova Cond"/>
+          <w:sz w:val="24"/>
+          <w:szCs w:val="24"/>
+        </w:rPr>
+        <w:t>{hari_ini_bulan}</w:t>
+      </w:r>
+      <w:r>
+        <w:rPr>
+          <w:rFonts w:ascii="Arial Nova Cond" w:hAnsi="Arial Nova Cond"/>
+          <w:b/>
+          <w:bCs/>
           <w:sz w:val="24"/>
           <w:szCs w:val="24"/>
         </w:rPr>
@@ -437,11 +417,21 @@
           <w:sz w:val="24"/>
           <w:szCs w:val="24"/>
         </w:rPr>
-        <w:t>ini</w:t>
+        <w:t xml:space="preserve">tahun </w:t>
       </w:r>
       <w:r>
         <w:rPr>
           <w:rFonts w:ascii="Arial Nova Cond" w:hAnsi="Arial Nova Cond"/>
+          <w:sz w:val="24"/>
+          <w:szCs w:val="24"/>
+        </w:rPr>
+        <w:t>{hari_ini_tahun_terbilang}</w:t>
+      </w:r>
+      <w:r>
+        <w:rPr>
+          <w:rFonts w:ascii="Arial Nova Cond" w:hAnsi="Arial Nova Cond"/>
+          <w:b/>
+          <w:bCs/>
           <w:sz w:val="24"/>
           <w:szCs w:val="24"/>
         </w:rPr>
@@ -453,7 +443,49 @@
           <w:sz w:val="24"/>
           <w:szCs w:val="24"/>
         </w:rPr>
-        <w:t>{hari_ini_nama}</w:t>
+        <w:t xml:space="preserve">pukul </w:t>
+      </w:r>
+      <w:r>
+        <w:rPr>
+          <w:rFonts w:ascii="Arial Nova Cond" w:hAnsi="Arial Nova Cond"/>
+          <w:sz w:val="24"/>
+          <w:szCs w:val="24"/>
+        </w:rPr>
+        <w:t>{waktu_</w:t>
+      </w:r>
+      <w:proofErr w:type="gramStart"/>
+      <w:r>
+        <w:rPr>
+          <w:rFonts w:ascii="Arial Nova Cond" w:hAnsi="Arial Nova Cond"/>
+          <w:sz w:val="24"/>
+          <w:szCs w:val="24"/>
+        </w:rPr>
+        <w:t>pengawasan}</w:t>
+      </w:r>
+      <w:r>
+        <w:rPr>
+          <w:rFonts w:ascii="Arial Nova Cond" w:hAnsi="Arial Nova Cond"/>
+          <w:sz w:val="24"/>
+          <w:szCs w:val="24"/>
+        </w:rPr>
+        <w:t>WIB</w:t>
+      </w:r>
+      <w:proofErr w:type="gramEnd"/>
+      <w:r>
+        <w:rPr>
+          <w:rFonts w:ascii="Arial Nova Cond" w:hAnsi="Arial Nova Cond"/>
+          <w:sz w:val="24"/>
+          <w:szCs w:val="24"/>
+        </w:rPr>
+        <w:t xml:space="preserve">, di lokasi </w:t>
+      </w:r>
+      <w:r>
+        <w:rPr>
+          <w:rFonts w:ascii="Arial Nova Cond" w:hAnsi="Arial Nova Cond"/>
+          <w:sz w:val="24"/>
+          <w:szCs w:val="24"/>
+        </w:rPr>
+        <w:t>{nama_badan_usaha_kegiatan}</w:t>
       </w:r>
       <w:r>
         <w:rPr>
@@ -469,7 +501,7 @@
           <w:sz w:val="24"/>
           <w:szCs w:val="24"/>
         </w:rPr>
-        <w:t>tanggal</w:t>
+        <w:t>{alamat_lokasi}</w:t>
       </w:r>
       <w:r>
         <w:rPr>
@@ -477,7 +509,7 @@
           <w:sz w:val="24"/>
           <w:szCs w:val="24"/>
         </w:rPr>
-        <w:t xml:space="preserve"> </w:t>
+        <w:t xml:space="preserve">, telah dilakukan penandatanganan berita acara pengawasan </w:t>
       </w:r>
       <w:r>
         <w:rPr>
@@ -485,7 +517,7 @@
           <w:sz w:val="24"/>
           <w:szCs w:val="24"/>
         </w:rPr>
-        <w:t>{hari_ini_tanggal_terbilang}</w:t>
+        <w:t>l</w:t>
       </w:r>
       <w:r>
         <w:rPr>
@@ -493,7 +525,7 @@
           <w:sz w:val="24"/>
           <w:szCs w:val="24"/>
         </w:rPr>
-        <w:t xml:space="preserve"> </w:t>
+        <w:t xml:space="preserve">ingkungan </w:t>
       </w:r>
       <w:r>
         <w:rPr>
@@ -501,7 +533,7 @@
           <w:sz w:val="24"/>
           <w:szCs w:val="24"/>
         </w:rPr>
-        <w:t>bulan</w:t>
+        <w:t>h</w:t>
       </w:r>
       <w:r>
         <w:rPr>
@@ -509,107 +541,7 @@
           <w:sz w:val="24"/>
           <w:szCs w:val="24"/>
         </w:rPr>
-        <w:t xml:space="preserve"> </w:t>
-      </w:r>
-      <w:r>
-        <w:rPr>
-          <w:rFonts w:ascii="Arial Nova Cond" w:hAnsi="Arial Nova Cond"/>
-          <w:sz w:val="24"/>
-          <w:szCs w:val="24"/>
-        </w:rPr>
-        <w:t>{hari_ini_bulan}</w:t>
-      </w:r>
-      <w:r>
-        <w:rPr>
-          <w:rFonts w:ascii="Arial Nova Cond" w:hAnsi="Arial Nova Cond"/>
-          <w:b/>
-          <w:bCs/>
-          <w:sz w:val="24"/>
-          <w:szCs w:val="24"/>
-        </w:rPr>
-        <w:t xml:space="preserve"> </w:t>
-      </w:r>
-      <w:r>
-        <w:rPr>
-          <w:rFonts w:ascii="Arial Nova Cond" w:hAnsi="Arial Nova Cond"/>
-          <w:sz w:val="24"/>
-          <w:szCs w:val="24"/>
-        </w:rPr>
-        <w:t>tahun</w:t>
-      </w:r>
-      <w:r>
-        <w:rPr>
-          <w:rFonts w:ascii="Arial Nova Cond" w:hAnsi="Arial Nova Cond"/>
-          <w:sz w:val="24"/>
-          <w:szCs w:val="24"/>
-        </w:rPr>
-        <w:t xml:space="preserve"> </w:t>
-      </w:r>
-      <w:r>
-        <w:rPr>
-          <w:rFonts w:ascii="Arial Nova Cond" w:hAnsi="Arial Nova Cond"/>
-          <w:sz w:val="24"/>
-          <w:szCs w:val="24"/>
-        </w:rPr>
-        <w:t>{hari_ini_tahun_terbilang}</w:t>
-      </w:r>
-      <w:r>
-        <w:rPr>
-          <w:rFonts w:ascii="Arial Nova Cond" w:hAnsi="Arial Nova Cond"/>
-          <w:b/>
-          <w:bCs/>
-          <w:sz w:val="24"/>
-          <w:szCs w:val="24"/>
-        </w:rPr>
-        <w:t xml:space="preserve"> </w:t>
-      </w:r>
-      <w:r>
-        <w:rPr>
-          <w:rFonts w:ascii="Arial Nova Cond" w:hAnsi="Arial Nova Cond"/>
-          <w:sz w:val="24"/>
-          <w:szCs w:val="24"/>
-        </w:rPr>
-        <w:t>pukul</w:t>
-      </w:r>
-      <w:r>
-        <w:rPr>
-          <w:rFonts w:ascii="Arial Nova Cond" w:hAnsi="Arial Nova Cond"/>
-          <w:sz w:val="24"/>
-          <w:szCs w:val="24"/>
-        </w:rPr>
-        <w:t xml:space="preserve"> </w:t>
-      </w:r>
-      <w:r>
-        <w:rPr>
-          <w:rFonts w:ascii="Arial Nova Cond" w:hAnsi="Arial Nova Cond"/>
-          <w:sz w:val="24"/>
-          <w:szCs w:val="24"/>
-        </w:rPr>
-        <w:t>{waktu_pengawasan} </w:t>
-      </w:r>
-      <w:r>
-        <w:rPr>
-          <w:rFonts w:ascii="Arial Nova Cond" w:hAnsi="Arial Nova Cond"/>
-          <w:sz w:val="24"/>
-          <w:szCs w:val="24"/>
-        </w:rPr>
-        <w:t xml:space="preserve">WIB, di </w:t>
-      </w:r>
-      <w:r>
-        <w:rPr>
-          <w:rFonts w:ascii="Arial Nova Cond" w:hAnsi="Arial Nova Cond"/>
-          <w:sz w:val="24"/>
-          <w:szCs w:val="24"/>
-        </w:rPr>
-        <w:t>lokasi</w:t>
-      </w:r>
-      <w:r>
-        <w:rPr>
-          <w:rFonts w:ascii="Arial Nova Cond" w:hAnsi="Arial Nova Cond"/>
-          <w:sz w:val="24"/>
-          <w:szCs w:val="24"/>
-        </w:rPr>
-        <w:t xml:space="preserve"> </w:t>
+        <w:t xml:space="preserve">idup terhadap </w:t>
       </w:r>
       <w:r>
         <w:rPr>
@@ -625,239 +557,7 @@
           <w:sz w:val="24"/>
           <w:szCs w:val="24"/>
         </w:rPr>
-        <w:t xml:space="preserve">, </w:t>
-      </w:r>
-      <w:r>
-        <w:rPr>
-          <w:rFonts w:ascii="Arial Nova Cond" w:hAnsi="Arial Nova Cond"/>
-          <w:sz w:val="24"/>
-          <w:szCs w:val="24"/>
-        </w:rPr>
-        <w:t>{alamat_lokasi}</w:t>
-      </w:r>
-      <w:r>
-        <w:rPr>
-          <w:rFonts w:ascii="Arial Nova Cond" w:hAnsi="Arial Nova Cond"/>
-          <w:sz w:val="24"/>
-          <w:szCs w:val="24"/>
-        </w:rPr>
-        <w:t xml:space="preserve">, </w:t>
-      </w:r>
-      <w:r>
-        <w:rPr>
-          <w:rFonts w:ascii="Arial Nova Cond" w:hAnsi="Arial Nova Cond"/>
-          <w:sz w:val="24"/>
-          <w:szCs w:val="24"/>
-        </w:rPr>
-        <w:t>telah</w:t>
-      </w:r>
-      <w:r>
-        <w:rPr>
-          <w:rFonts w:ascii="Arial Nova Cond" w:hAnsi="Arial Nova Cond"/>
-          <w:sz w:val="24"/>
-          <w:szCs w:val="24"/>
-        </w:rPr>
-        <w:t xml:space="preserve"> </w:t>
-      </w:r>
-      <w:r>
-        <w:rPr>
-          <w:rFonts w:ascii="Arial Nova Cond" w:hAnsi="Arial Nova Cond"/>
-          <w:sz w:val="24"/>
-          <w:szCs w:val="24"/>
-        </w:rPr>
-        <w:t>dilakukan</w:t>
-      </w:r>
-      <w:r>
-        <w:rPr>
-          <w:rFonts w:ascii="Arial Nova Cond" w:hAnsi="Arial Nova Cond"/>
-          <w:sz w:val="24"/>
-          <w:szCs w:val="24"/>
-        </w:rPr>
-        <w:t xml:space="preserve"> </w:t>
-      </w:r>
-      <w:r>
-        <w:rPr>
-          <w:rFonts w:ascii="Arial Nova Cond" w:hAnsi="Arial Nova Cond"/>
-          <w:sz w:val="24"/>
-          <w:szCs w:val="24"/>
-        </w:rPr>
-        <w:t>penandatanganan</w:t>
-      </w:r>
-      <w:r>
-        <w:rPr>
-          <w:rFonts w:ascii="Arial Nova Cond" w:hAnsi="Arial Nova Cond"/>
-          <w:sz w:val="24"/>
-          <w:szCs w:val="24"/>
-        </w:rPr>
-        <w:t xml:space="preserve"> </w:t>
-      </w:r>
-      <w:r>
-        <w:rPr>
-          <w:rFonts w:ascii="Arial Nova Cond" w:hAnsi="Arial Nova Cond"/>
-          <w:sz w:val="24"/>
-          <w:szCs w:val="24"/>
-        </w:rPr>
-        <w:t>berita</w:t>
-      </w:r>
-      <w:r>
-        <w:rPr>
-          <w:rFonts w:ascii="Arial Nova Cond" w:hAnsi="Arial Nova Cond"/>
-          <w:sz w:val="24"/>
-          <w:szCs w:val="24"/>
-        </w:rPr>
-        <w:t xml:space="preserve"> acara </w:t>
-      </w:r>
-      <w:r>
-        <w:rPr>
-          <w:rFonts w:ascii="Arial Nova Cond" w:hAnsi="Arial Nova Cond"/>
-          <w:sz w:val="24"/>
-          <w:szCs w:val="24"/>
-        </w:rPr>
-        <w:t>pengawasan</w:t>
-      </w:r>
-      <w:r>
-        <w:rPr>
-          <w:rFonts w:ascii="Arial Nova Cond" w:hAnsi="Arial Nova Cond"/>
-          <w:sz w:val="24"/>
-          <w:szCs w:val="24"/>
-        </w:rPr>
-        <w:t xml:space="preserve"> </w:t>
-      </w:r>
-      <w:r>
-        <w:rPr>
-          <w:rFonts w:ascii="Arial Nova Cond" w:hAnsi="Arial Nova Cond"/>
-          <w:sz w:val="24"/>
-          <w:szCs w:val="24"/>
-        </w:rPr>
-        <w:t>l</w:t>
-      </w:r>
-      <w:r>
-        <w:rPr>
-          <w:rFonts w:ascii="Arial Nova Cond" w:hAnsi="Arial Nova Cond"/>
-          <w:sz w:val="24"/>
-          <w:szCs w:val="24"/>
-        </w:rPr>
-        <w:t>ingkungan</w:t>
-      </w:r>
-      <w:r>
-        <w:rPr>
-          <w:rFonts w:ascii="Arial Nova Cond" w:hAnsi="Arial Nova Cond"/>
-          <w:sz w:val="24"/>
-          <w:szCs w:val="24"/>
-        </w:rPr>
-        <w:t xml:space="preserve"> </w:t>
-      </w:r>
-      <w:r>
-        <w:rPr>
-          <w:rFonts w:ascii="Arial Nova Cond" w:hAnsi="Arial Nova Cond"/>
-          <w:sz w:val="24"/>
-          <w:szCs w:val="24"/>
-        </w:rPr>
-        <w:t>h</w:t>
-      </w:r>
-      <w:r>
-        <w:rPr>
-          <w:rFonts w:ascii="Arial Nova Cond" w:hAnsi="Arial Nova Cond"/>
-          <w:sz w:val="24"/>
-          <w:szCs w:val="24"/>
-        </w:rPr>
-        <w:t>idup</w:t>
-      </w:r>
-      <w:r>
-        <w:rPr>
-          <w:rFonts w:ascii="Arial Nova Cond" w:hAnsi="Arial Nova Cond"/>
-          <w:sz w:val="24"/>
-          <w:szCs w:val="24"/>
-        </w:rPr>
-        <w:t xml:space="preserve"> </w:t>
-      </w:r>
-      <w:r>
-        <w:rPr>
-          <w:rFonts w:ascii="Arial Nova Cond" w:hAnsi="Arial Nova Cond"/>
-          <w:sz w:val="24"/>
-          <w:szCs w:val="24"/>
-        </w:rPr>
-        <w:t>terhadap</w:t>
-      </w:r>
-      <w:r>
-        <w:rPr>
-          <w:rFonts w:ascii="Arial Nova Cond" w:hAnsi="Arial Nova Cond"/>
-          <w:sz w:val="24"/>
-          <w:szCs w:val="24"/>
-        </w:rPr>
-        <w:t xml:space="preserve"> </w:t>
-      </w:r>
-      <w:r>
-        <w:rPr>
-          <w:rFonts w:ascii="Arial Nova Cond" w:hAnsi="Arial Nova Cond"/>
-          <w:sz w:val="24"/>
-          <w:szCs w:val="24"/>
-        </w:rPr>
-        <w:t>{nama_badan_usaha_kegiatan} </w:t>
-      </w:r>
-      <w:r>
-        <w:rPr>
-          <w:rFonts w:ascii="Arial Nova Cond" w:hAnsi="Arial Nova Cond"/>
-          <w:sz w:val="24"/>
-          <w:szCs w:val="24"/>
-        </w:rPr>
-        <w:t>dengan</w:t>
-      </w:r>
-      <w:r>
-        <w:rPr>
-          <w:rFonts w:ascii="Arial Nova Cond" w:hAnsi="Arial Nova Cond"/>
-          <w:sz w:val="24"/>
-          <w:szCs w:val="24"/>
-        </w:rPr>
-        <w:t xml:space="preserve"> </w:t>
-      </w:r>
-      <w:r>
-        <w:rPr>
-          <w:rFonts w:ascii="Arial Nova Cond" w:hAnsi="Arial Nova Cond"/>
-          <w:sz w:val="24"/>
-          <w:szCs w:val="24"/>
-        </w:rPr>
-        <w:t>hasil</w:t>
-      </w:r>
-      <w:r>
-        <w:rPr>
-          <w:rFonts w:ascii="Arial Nova Cond" w:hAnsi="Arial Nova Cond"/>
-          <w:sz w:val="24"/>
-          <w:szCs w:val="24"/>
-        </w:rPr>
-        <w:t xml:space="preserve"> </w:t>
-      </w:r>
-      <w:r>
-        <w:rPr>
-          <w:rFonts w:ascii="Arial Nova Cond" w:hAnsi="Arial Nova Cond"/>
-          <w:sz w:val="24"/>
-          <w:szCs w:val="24"/>
-        </w:rPr>
-        <w:t>sebagai</w:t>
-      </w:r>
-      <w:r>
-        <w:rPr>
-          <w:rFonts w:ascii="Arial Nova Cond" w:hAnsi="Arial Nova Cond"/>
-          <w:sz w:val="24"/>
-          <w:szCs w:val="24"/>
-        </w:rPr>
-        <w:t xml:space="preserve"> </w:t>
-      </w:r>
-      <w:r>
-        <w:rPr>
-          <w:rFonts w:ascii="Arial Nova Cond" w:hAnsi="Arial Nova Cond"/>
-          <w:sz w:val="24"/>
-          <w:szCs w:val="24"/>
-        </w:rPr>
-        <w:t>berikut</w:t>
-      </w:r>
-      <w:r>
-        <w:rPr>
-          <w:rFonts w:ascii="Arial Nova Cond" w:hAnsi="Arial Nova Cond"/>
-          <w:sz w:val="24"/>
-          <w:szCs w:val="24"/>
-        </w:rPr>
-        <w:t>:</w:t>
+        <w:t>dengan hasil sebagai berikut:</w:t>
       </w:r>
     </w:p>
     <w:p>
@@ -887,23 +587,7 @@
           <w:sz w:val="24"/>
           <w:szCs w:val="24"/>
         </w:rPr>
-        <w:t xml:space="preserve">A. </w:t>
-      </w:r>
-      <w:r>
-        <w:rPr>
-          <w:rFonts w:ascii="Arial Nova Cond" w:hAnsi="Arial Nova Cond"/>
-          <w:sz w:val="24"/>
-          <w:szCs w:val="24"/>
-        </w:rPr>
-        <w:t>Identitas</w:t>
-      </w:r>
-      <w:r>
-        <w:rPr>
-          <w:rFonts w:ascii="Arial Nova Cond" w:hAnsi="Arial Nova Cond"/>
-          <w:sz w:val="24"/>
-          <w:szCs w:val="24"/>
-        </w:rPr>
-        <w:t xml:space="preserve"> </w:t>
+        <w:t xml:space="preserve">A. Identitas </w:t>
       </w:r>
       <w:r>
         <w:rPr>
@@ -919,47 +603,7 @@
           <w:sz w:val="24"/>
           <w:szCs w:val="24"/>
         </w:rPr>
-        <w:t xml:space="preserve"> </w:t>
-      </w:r>
-      <w:r>
-        <w:rPr>
-          <w:rFonts w:ascii="Arial Nova Cond" w:hAnsi="Arial Nova Cond"/>
-          <w:sz w:val="24"/>
-          <w:szCs w:val="24"/>
-        </w:rPr>
-        <w:t>Pengawas</w:t>
-      </w:r>
-      <w:r>
-        <w:rPr>
-          <w:rFonts w:ascii="Arial Nova Cond" w:hAnsi="Arial Nova Cond"/>
-          <w:sz w:val="24"/>
-          <w:szCs w:val="24"/>
-        </w:rPr>
-        <w:t xml:space="preserve"> </w:t>
-      </w:r>
-      <w:r>
-        <w:rPr>
-          <w:rFonts w:ascii="Arial Nova Cond" w:hAnsi="Arial Nova Cond"/>
-          <w:sz w:val="24"/>
-          <w:szCs w:val="24"/>
-        </w:rPr>
-        <w:t>Lingkungan</w:t>
-      </w:r>
-      <w:r>
-        <w:rPr>
-          <w:rFonts w:ascii="Arial Nova Cond" w:hAnsi="Arial Nova Cond"/>
-          <w:sz w:val="24"/>
-          <w:szCs w:val="24"/>
-        </w:rPr>
-        <w:t xml:space="preserve"> </w:t>
-      </w:r>
-      <w:r>
-        <w:rPr>
-          <w:rFonts w:ascii="Arial Nova Cond" w:hAnsi="Arial Nova Cond"/>
-          <w:sz w:val="24"/>
-          <w:szCs w:val="24"/>
-        </w:rPr>
-        <w:t>Hidup</w:t>
+        <w:t xml:space="preserve"> Pengawas Lingkungan Hidup</w:t>
       </w:r>
     </w:p>
     <w:tbl>
@@ -1075,15 +719,7 @@
                 <w:sz w:val="24"/>
                 <w:szCs w:val="24"/>
               </w:rPr>
-              <w:t>Instansi</w:t>
-            </w:r>
-            <w:r>
-              <w:rPr>
-                <w:rFonts w:ascii="Arial Nova Cond" w:hAnsi="Arial Nova Cond"/>
-                <w:sz w:val="24"/>
-                <w:szCs w:val="24"/>
-              </w:rPr>
-              <w:t xml:space="preserve"> </w:t>
+              <w:t xml:space="preserve">Instansi </w:t>
             </w:r>
           </w:p>
         </w:tc>
@@ -1273,63 +909,7 @@
                 <w:sz w:val="24"/>
                 <w:szCs w:val="24"/>
               </w:rPr>
-              <w:t xml:space="preserve">Dinas </w:t>
-            </w:r>
-            <w:r>
-              <w:rPr>
-                <w:rFonts w:ascii="Arial Nova Cond" w:hAnsi="Arial Nova Cond"/>
-                <w:sz w:val="24"/>
-                <w:szCs w:val="24"/>
-              </w:rPr>
-              <w:t>Lingkungan</w:t>
-            </w:r>
-            <w:r>
-              <w:rPr>
-                <w:rFonts w:ascii="Arial Nova Cond" w:hAnsi="Arial Nova Cond"/>
-                <w:sz w:val="24"/>
-                <w:szCs w:val="24"/>
-              </w:rPr>
-              <w:t xml:space="preserve"> </w:t>
-            </w:r>
-            <w:r>
-              <w:rPr>
-                <w:rFonts w:ascii="Arial Nova Cond" w:hAnsi="Arial Nova Cond"/>
-                <w:sz w:val="24"/>
-                <w:szCs w:val="24"/>
-              </w:rPr>
-              <w:t>Hidup</w:t>
-            </w:r>
-            <w:r>
-              <w:rPr>
-                <w:rFonts w:ascii="Arial Nova Cond" w:hAnsi="Arial Nova Cond"/>
-                <w:sz w:val="24"/>
-                <w:szCs w:val="24"/>
-              </w:rPr>
-              <w:t xml:space="preserve"> </w:t>
-            </w:r>
-            <w:r>
-              <w:rPr>
-                <w:rFonts w:ascii="Arial Nova Cond" w:hAnsi="Arial Nova Cond"/>
-                <w:sz w:val="24"/>
-                <w:szCs w:val="24"/>
-              </w:rPr>
-              <w:t>Kabupaten</w:t>
-            </w:r>
-            <w:r>
-              <w:rPr>
-                <w:rFonts w:ascii="Arial Nova Cond" w:hAnsi="Arial Nova Cond"/>
-                <w:sz w:val="24"/>
-                <w:szCs w:val="24"/>
-              </w:rPr>
-              <w:t xml:space="preserve"> </w:t>
-            </w:r>
-            <w:r>
-              <w:rPr>
-                <w:rFonts w:ascii="Arial Nova Cond" w:hAnsi="Arial Nova Cond"/>
-                <w:sz w:val="24"/>
-                <w:szCs w:val="24"/>
-              </w:rPr>
-              <w:t>Sragen</w:t>
+              <w:t>Dinas Lingkungan Hidup Kabupaten Sragen</w:t>
             </w:r>
           </w:p>
           <w:p>
@@ -1671,23 +1251,7 @@
                 <w:sz w:val="24"/>
                 <w:szCs w:val="24"/>
               </w:rPr>
-              <w:t>Tahun</w:t>
-            </w:r>
-            <w:r>
-              <w:rPr>
-                <w:rFonts w:ascii="Arial Nova Cond" w:hAnsi="Arial Nova Cond"/>
-                <w:sz w:val="24"/>
-                <w:szCs w:val="24"/>
-              </w:rPr>
-              <w:t xml:space="preserve"> </w:t>
-            </w:r>
-            <w:r>
-              <w:rPr>
-                <w:rFonts w:ascii="Arial Nova Cond" w:hAnsi="Arial Nova Cond"/>
-                <w:sz w:val="24"/>
-                <w:szCs w:val="24"/>
-              </w:rPr>
-              <w:t>beroperasi</w:t>
+              <w:t>Tahun beroperasi</w:t>
             </w:r>
           </w:p>
         </w:tc>
@@ -1781,15 +1345,7 @@
                 <w:sz w:val="24"/>
                 <w:szCs w:val="24"/>
               </w:rPr>
-              <w:t xml:space="preserve">Status </w:t>
-            </w:r>
-            <w:r>
-              <w:rPr>
-                <w:rFonts w:ascii="Arial Nova Cond" w:hAnsi="Arial Nova Cond"/>
-                <w:sz w:val="24"/>
-                <w:szCs w:val="24"/>
-              </w:rPr>
-              <w:t>permodalan</w:t>
+              <w:t>Status permodalan</w:t>
             </w:r>
           </w:p>
         </w:tc>
@@ -1883,63 +1439,7 @@
                 <w:sz w:val="24"/>
                 <w:szCs w:val="24"/>
               </w:rPr>
-              <w:t xml:space="preserve">Nama </w:t>
-            </w:r>
-            <w:r>
-              <w:rPr>
-                <w:rFonts w:ascii="Arial Nova Cond" w:hAnsi="Arial Nova Cond"/>
-                <w:sz w:val="24"/>
-                <w:szCs w:val="24"/>
-              </w:rPr>
-              <w:t>penanggung</w:t>
-            </w:r>
-            <w:r>
-              <w:rPr>
-                <w:rFonts w:ascii="Arial Nova Cond" w:hAnsi="Arial Nova Cond"/>
-                <w:sz w:val="24"/>
-                <w:szCs w:val="24"/>
-              </w:rPr>
-              <w:t xml:space="preserve"> </w:t>
-            </w:r>
-            <w:r>
-              <w:rPr>
-                <w:rFonts w:ascii="Arial Nova Cond" w:hAnsi="Arial Nova Cond"/>
-                <w:sz w:val="24"/>
-                <w:szCs w:val="24"/>
-              </w:rPr>
-              <w:t>jawab</w:t>
-            </w:r>
-            <w:r>
-              <w:rPr>
-                <w:rFonts w:ascii="Arial Nova Cond" w:hAnsi="Arial Nova Cond"/>
-                <w:sz w:val="24"/>
-                <w:szCs w:val="24"/>
-              </w:rPr>
-              <w:t xml:space="preserve"> Usaha dan/</w:t>
-            </w:r>
-            <w:r>
-              <w:rPr>
-                <w:rFonts w:ascii="Arial Nova Cond" w:hAnsi="Arial Nova Cond"/>
-                <w:sz w:val="24"/>
-                <w:szCs w:val="24"/>
-              </w:rPr>
-              <w:t>atau</w:t>
-            </w:r>
-            <w:r>
-              <w:rPr>
-                <w:rFonts w:ascii="Arial Nova Cond" w:hAnsi="Arial Nova Cond"/>
-                <w:sz w:val="24"/>
-                <w:szCs w:val="24"/>
-              </w:rPr>
-              <w:t xml:space="preserve"> </w:t>
-            </w:r>
-            <w:r>
-              <w:rPr>
-                <w:rFonts w:ascii="Arial Nova Cond" w:hAnsi="Arial Nova Cond"/>
-                <w:sz w:val="24"/>
-                <w:szCs w:val="24"/>
-              </w:rPr>
-              <w:t>Kegiatan</w:t>
+              <w:t>Nama penanggung jawab Usaha dan/atau Kegiatan</w:t>
             </w:r>
           </w:p>
         </w:tc>
@@ -2034,71 +1534,7 @@
                 <w:sz w:val="24"/>
                 <w:szCs w:val="24"/>
               </w:rPr>
-              <w:t>Jabatan</w:t>
-            </w:r>
-            <w:r>
-              <w:rPr>
-                <w:rFonts w:ascii="Arial Nova Cond" w:hAnsi="Arial Nova Cond"/>
-                <w:sz w:val="24"/>
-                <w:szCs w:val="24"/>
-              </w:rPr>
-              <w:t xml:space="preserve"> </w:t>
-            </w:r>
-            <w:r>
-              <w:rPr>
-                <w:rFonts w:ascii="Arial Nova Cond" w:hAnsi="Arial Nova Cond"/>
-                <w:sz w:val="24"/>
-                <w:szCs w:val="24"/>
-              </w:rPr>
-              <w:t>penanggung</w:t>
-            </w:r>
-            <w:r>
-              <w:rPr>
-                <w:rFonts w:ascii="Arial Nova Cond" w:hAnsi="Arial Nova Cond"/>
-                <w:sz w:val="24"/>
-                <w:szCs w:val="24"/>
-              </w:rPr>
-              <w:t xml:space="preserve"> </w:t>
-            </w:r>
-            <w:r>
-              <w:rPr>
-                <w:rFonts w:ascii="Arial Nova Cond" w:hAnsi="Arial Nova Cond"/>
-                <w:sz w:val="24"/>
-                <w:szCs w:val="24"/>
-              </w:rPr>
-              <w:t>jawab</w:t>
-            </w:r>
-            <w:r>
-              <w:rPr>
-                <w:rFonts w:ascii="Arial Nova Cond" w:hAnsi="Arial Nova Cond"/>
-                <w:sz w:val="24"/>
-                <w:szCs w:val="24"/>
-              </w:rPr>
-              <w:t xml:space="preserve"> Usaha dan/</w:t>
-            </w:r>
-            <w:r>
-              <w:rPr>
-                <w:rFonts w:ascii="Arial Nova Cond" w:hAnsi="Arial Nova Cond"/>
-                <w:sz w:val="24"/>
-                <w:szCs w:val="24"/>
-              </w:rPr>
-              <w:t>atau</w:t>
-            </w:r>
-            <w:r>
-              <w:rPr>
-                <w:rFonts w:ascii="Arial Nova Cond" w:hAnsi="Arial Nova Cond"/>
-                <w:sz w:val="24"/>
-                <w:szCs w:val="24"/>
-              </w:rPr>
-              <w:t xml:space="preserve"> </w:t>
-            </w:r>
-            <w:r>
-              <w:rPr>
-                <w:rFonts w:ascii="Arial Nova Cond" w:hAnsi="Arial Nova Cond"/>
-                <w:sz w:val="24"/>
-                <w:szCs w:val="24"/>
-              </w:rPr>
-              <w:t>Kegiatan</w:t>
+              <w:t>Jabatan penanggung jawab Usaha dan/atau Kegiatan</w:t>
             </w:r>
           </w:p>
         </w:tc>
@@ -2288,23 +1724,7 @@
                 <w:sz w:val="24"/>
                 <w:szCs w:val="24"/>
               </w:rPr>
-              <w:t>Nomor</w:t>
-            </w:r>
-            <w:r>
-              <w:rPr>
-                <w:rFonts w:ascii="Arial Nova Cond" w:hAnsi="Arial Nova Cond"/>
-                <w:sz w:val="24"/>
-                <w:szCs w:val="24"/>
-              </w:rPr>
-              <w:t xml:space="preserve"> </w:t>
-            </w:r>
-            <w:r>
-              <w:rPr>
-                <w:rFonts w:ascii="Arial Nova Cond" w:hAnsi="Arial Nova Cond"/>
-                <w:sz w:val="24"/>
-                <w:szCs w:val="24"/>
-              </w:rPr>
-              <w:t>telepon</w:t>
+              <w:t>Nomor telepon</w:t>
             </w:r>
           </w:p>
         </w:tc>
@@ -2390,55 +1810,7 @@
                 <w:sz w:val="24"/>
                 <w:szCs w:val="24"/>
               </w:rPr>
-              <w:t>Koordinat</w:t>
-            </w:r>
-            <w:r>
-              <w:rPr>
-                <w:rFonts w:ascii="Arial Nova Cond" w:hAnsi="Arial Nova Cond"/>
-                <w:sz w:val="24"/>
-                <w:szCs w:val="24"/>
-              </w:rPr>
-              <w:t xml:space="preserve"> </w:t>
-            </w:r>
-            <w:r>
-              <w:rPr>
-                <w:rFonts w:ascii="Arial Nova Cond" w:hAnsi="Arial Nova Cond"/>
-                <w:sz w:val="24"/>
-                <w:szCs w:val="24"/>
-              </w:rPr>
-              <w:t>lokasi</w:t>
-            </w:r>
-            <w:r>
-              <w:rPr>
-                <w:rFonts w:ascii="Arial Nova Cond" w:hAnsi="Arial Nova Cond"/>
-                <w:sz w:val="24"/>
-                <w:szCs w:val="24"/>
-              </w:rPr>
-              <w:t xml:space="preserve"> Usaha dan/</w:t>
-            </w:r>
-            <w:r>
-              <w:rPr>
-                <w:rFonts w:ascii="Arial Nova Cond" w:hAnsi="Arial Nova Cond"/>
-                <w:sz w:val="24"/>
-                <w:szCs w:val="24"/>
-              </w:rPr>
-              <w:t>atau</w:t>
-            </w:r>
-            <w:r>
-              <w:rPr>
-                <w:rFonts w:ascii="Arial Nova Cond" w:hAnsi="Arial Nova Cond"/>
-                <w:sz w:val="24"/>
-                <w:szCs w:val="24"/>
-              </w:rPr>
-              <w:t xml:space="preserve"> </w:t>
-            </w:r>
-            <w:r>
-              <w:rPr>
-                <w:rFonts w:ascii="Arial Nova Cond" w:hAnsi="Arial Nova Cond"/>
-                <w:sz w:val="24"/>
-                <w:szCs w:val="24"/>
-              </w:rPr>
-              <w:t>Kegiatan</w:t>
+              <w:t>Koordinat lokasi Usaha dan/atau Kegiatan</w:t>
             </w:r>
           </w:p>
         </w:tc>
@@ -2579,6 +1951,7 @@
                 <w:lang w:val="en-US"/>
               </w:rPr>
             </w:pPr>
+            <w:proofErr w:type="gramStart"/>
             <w:r>
               <w:rPr>
                 <w:rFonts w:ascii="Arial Nova Cond" w:hAnsi="Arial Nova Cond"/>
@@ -2595,7 +1968,17 @@
                 <w:szCs w:val="24"/>
                 <w:lang w:val="en-US"/>
               </w:rPr>
-              <w:t xml:space="preserve">: </w:t>
+              <w:t>:</w:t>
+            </w:r>
+            <w:proofErr w:type="gramEnd"/>
+            <w:r>
+              <w:rPr>
+                <w:rFonts w:ascii="Arial Nova Cond" w:hAnsi="Arial Nova Cond"/>
+                <w:sz w:val="24"/>
+                <w:szCs w:val="24"/>
+                <w:lang w:val="en-US"/>
+              </w:rPr>
+              <w:t xml:space="preserve"> </w:t>
             </w:r>
             <w:r>
               <w:rPr>
@@ -2616,6 +1999,7 @@
                 <w:lang w:val="en-US"/>
               </w:rPr>
             </w:pPr>
+            <w:proofErr w:type="gramStart"/>
             <w:r>
               <w:rPr>
                 <w:rFonts w:ascii="Arial Nova Cond" w:hAnsi="Arial Nova Cond"/>
@@ -2623,7 +2007,17 @@
                 <w:szCs w:val="24"/>
                 <w:lang w:val="en-US"/>
               </w:rPr>
-              <w:t xml:space="preserve">Timur : </w:t>
+              <w:t>Timur :</w:t>
+            </w:r>
+            <w:proofErr w:type="gramEnd"/>
+            <w:r>
+              <w:rPr>
+                <w:rFonts w:ascii="Arial Nova Cond" w:hAnsi="Arial Nova Cond"/>
+                <w:sz w:val="24"/>
+                <w:szCs w:val="24"/>
+                <w:lang w:val="en-US"/>
+              </w:rPr>
+              <w:t xml:space="preserve"> </w:t>
             </w:r>
             <w:r>
               <w:rPr>
@@ -2644,6 +2038,7 @@
                 <w:lang w:val="en-US"/>
               </w:rPr>
             </w:pPr>
+            <w:proofErr w:type="gramStart"/>
             <w:r>
               <w:rPr>
                 <w:rFonts w:ascii="Arial Nova Cond" w:hAnsi="Arial Nova Cond"/>
@@ -2651,7 +2046,17 @@
                 <w:szCs w:val="24"/>
                 <w:lang w:val="en-US"/>
               </w:rPr>
-              <w:t xml:space="preserve">Selatan : </w:t>
+              <w:t>Selatan :</w:t>
+            </w:r>
+            <w:proofErr w:type="gramEnd"/>
+            <w:r>
+              <w:rPr>
+                <w:rFonts w:ascii="Arial Nova Cond" w:hAnsi="Arial Nova Cond"/>
+                <w:sz w:val="24"/>
+                <w:szCs w:val="24"/>
+                <w:lang w:val="en-US"/>
+              </w:rPr>
+              <w:t xml:space="preserve"> </w:t>
             </w:r>
             <w:r>
               <w:rPr>
@@ -2672,6 +2077,7 @@
                 <w:lang w:val="en-US"/>
               </w:rPr>
             </w:pPr>
+            <w:proofErr w:type="gramStart"/>
             <w:r>
               <w:rPr>
                 <w:rFonts w:ascii="Arial Nova Cond" w:hAnsi="Arial Nova Cond"/>
@@ -2679,7 +2085,17 @@
                 <w:szCs w:val="24"/>
                 <w:lang w:val="en-US"/>
               </w:rPr>
-              <w:t xml:space="preserve">Barat : </w:t>
+              <w:t>Barat :</w:t>
+            </w:r>
+            <w:proofErr w:type="gramEnd"/>
+            <w:r>
+              <w:rPr>
+                <w:rFonts w:ascii="Arial Nova Cond" w:hAnsi="Arial Nova Cond"/>
+                <w:sz w:val="24"/>
+                <w:szCs w:val="24"/>
+                <w:lang w:val="en-US"/>
+              </w:rPr>
+              <w:t xml:space="preserve"> </w:t>
             </w:r>
             <w:r>
               <w:rPr>
@@ -2793,7 +2209,7 @@
                 <w:sz w:val="24"/>
                 <w:szCs w:val="24"/>
               </w:rPr>
-              <w:t>{luas_lahan} </w:t>
+              <w:t>{luas_lahan}</w:t>
             </w:r>
             <w:r>
               <w:rPr>
@@ -3038,23 +2454,7 @@
                 <w:sz w:val="24"/>
                 <w:szCs w:val="24"/>
               </w:rPr>
-              <w:t>Dokumen</w:t>
-            </w:r>
-            <w:r>
-              <w:rPr>
-                <w:rFonts w:ascii="Arial Nova Cond" w:hAnsi="Arial Nova Cond"/>
-                <w:sz w:val="24"/>
-                <w:szCs w:val="24"/>
-              </w:rPr>
-              <w:t xml:space="preserve"> yang </w:t>
-            </w:r>
-            <w:r>
-              <w:rPr>
-                <w:rFonts w:ascii="Arial Nova Cond" w:hAnsi="Arial Nova Cond"/>
-                <w:sz w:val="24"/>
-                <w:szCs w:val="24"/>
-              </w:rPr>
-              <w:t>dimiliki</w:t>
+              <w:t>Dokumen yang dimiliki</w:t>
             </w:r>
           </w:p>
         </w:tc>
@@ -3156,23 +2556,7 @@
                 <w:sz w:val="24"/>
                 <w:szCs w:val="24"/>
               </w:rPr>
-              <w:t>Persetujuan</w:t>
-            </w:r>
-            <w:r>
-              <w:rPr>
-                <w:rFonts w:ascii="Arial Nova Cond" w:hAnsi="Arial Nova Cond"/>
-                <w:sz w:val="24"/>
-                <w:szCs w:val="24"/>
-              </w:rPr>
-              <w:t xml:space="preserve"> </w:t>
-            </w:r>
-            <w:r>
-              <w:rPr>
-                <w:rFonts w:ascii="Arial Nova Cond" w:hAnsi="Arial Nova Cond"/>
-                <w:sz w:val="24"/>
-                <w:szCs w:val="24"/>
-              </w:rPr>
-              <w:t>Lingkungan</w:t>
+              <w:t>Persetujuan Lingkungan</w:t>
             </w:r>
           </w:p>
         </w:tc>
@@ -3267,55 +2651,15 @@
                 <w:sz w:val="24"/>
                 <w:szCs w:val="24"/>
               </w:rPr>
-              <w:t>Teknologi</w:t>
-            </w:r>
-            <w:r>
-              <w:rPr>
-                <w:rFonts w:ascii="Arial Nova Cond" w:hAnsi="Arial Nova Cond"/>
-                <w:sz w:val="24"/>
-                <w:szCs w:val="24"/>
-              </w:rPr>
-              <w:t xml:space="preserve"> </w:t>
-            </w:r>
-            <w:r>
-              <w:rPr>
-                <w:rFonts w:ascii="Arial Nova Cond" w:hAnsi="Arial Nova Cond"/>
-                <w:sz w:val="24"/>
-                <w:szCs w:val="24"/>
-              </w:rPr>
-              <w:t>pengelolaan</w:t>
-            </w:r>
-            <w:r>
-              <w:rPr>
-                <w:rFonts w:ascii="Arial Nova Cond" w:hAnsi="Arial Nova Cond"/>
-                <w:sz w:val="24"/>
-                <w:szCs w:val="24"/>
-              </w:rPr>
-              <w:t xml:space="preserve"> </w:t>
-            </w:r>
-            <w:r>
-              <w:rPr>
-                <w:rFonts w:ascii="Arial Nova Cond" w:hAnsi="Arial Nova Cond"/>
-                <w:sz w:val="24"/>
-                <w:szCs w:val="24"/>
-              </w:rPr>
-              <w:t>Pembuangan</w:t>
-            </w:r>
-            <w:r>
-              <w:rPr>
-                <w:rFonts w:ascii="Arial Nova Cond" w:hAnsi="Arial Nova Cond"/>
-                <w:sz w:val="24"/>
-                <w:szCs w:val="24"/>
-              </w:rPr>
-              <w:t xml:space="preserve"> Air </w:t>
-            </w:r>
-            <w:r>
-              <w:rPr>
-                <w:rFonts w:ascii="Arial Nova Cond" w:hAnsi="Arial Nova Cond"/>
-                <w:sz w:val="24"/>
-                <w:szCs w:val="24"/>
-              </w:rPr>
-              <w:t>Limbah</w:t>
+              <w:t>Teknologi pengelolaan</w:t>
+            </w:r>
+            <w:r>
+              <w:rPr>
+                <w:rFonts w:ascii="Arial Nova Cond" w:hAnsi="Arial Nova Cond"/>
+                <w:sz w:val="24"/>
+                <w:szCs w:val="24"/>
+              </w:rPr>
+              <w:t xml:space="preserve"> Pembuangan Air Limbah</w:t>
             </w:r>
           </w:p>
         </w:tc>
@@ -3409,15 +2753,7 @@
                 <w:sz w:val="24"/>
                 <w:szCs w:val="24"/>
               </w:rPr>
-              <w:t xml:space="preserve">Volume air </w:t>
-            </w:r>
-            <w:r>
-              <w:rPr>
-                <w:rFonts w:ascii="Arial Nova Cond" w:hAnsi="Arial Nova Cond"/>
-                <w:sz w:val="24"/>
-                <w:szCs w:val="24"/>
-              </w:rPr>
-              <w:t>limbah</w:t>
+              <w:t>Volume air limbah</w:t>
             </w:r>
           </w:p>
         </w:tc>
@@ -3512,15 +2848,7 @@
                 <w:sz w:val="24"/>
                 <w:szCs w:val="24"/>
               </w:rPr>
-              <w:t>Pemanfaatan</w:t>
-            </w:r>
-            <w:r>
-              <w:rPr>
-                <w:rFonts w:ascii="Arial Nova Cond" w:hAnsi="Arial Nova Cond"/>
-                <w:sz w:val="24"/>
-                <w:szCs w:val="24"/>
-              </w:rPr>
-              <w:t xml:space="preserve"> Air Tanah</w:t>
+              <w:t>Pemanfaatan Air Tanah</w:t>
             </w:r>
           </w:p>
         </w:tc>
@@ -3614,63 +2942,7 @@
                 <w:sz w:val="24"/>
                 <w:szCs w:val="24"/>
               </w:rPr>
-              <w:t>Jumlah</w:t>
-            </w:r>
-            <w:r>
-              <w:rPr>
-                <w:rFonts w:ascii="Arial Nova Cond" w:hAnsi="Arial Nova Cond"/>
-                <w:sz w:val="24"/>
-                <w:szCs w:val="24"/>
-              </w:rPr>
-              <w:t xml:space="preserve"> </w:t>
-            </w:r>
-            <w:r>
-              <w:rPr>
-                <w:rFonts w:ascii="Arial Nova Cond" w:hAnsi="Arial Nova Cond"/>
-                <w:sz w:val="24"/>
-                <w:szCs w:val="24"/>
-              </w:rPr>
-              <w:t>Penggunaan</w:t>
-            </w:r>
-            <w:r>
-              <w:rPr>
-                <w:rFonts w:ascii="Arial Nova Cond" w:hAnsi="Arial Nova Cond"/>
-                <w:sz w:val="24"/>
-                <w:szCs w:val="24"/>
-              </w:rPr>
-              <w:t xml:space="preserve"> Air </w:t>
-            </w:r>
-            <w:r>
-              <w:rPr>
-                <w:rFonts w:ascii="Arial Nova Cond" w:hAnsi="Arial Nova Cond"/>
-                <w:sz w:val="24"/>
-                <w:szCs w:val="24"/>
-              </w:rPr>
-              <w:t>Dalam</w:t>
-            </w:r>
-            <w:r>
-              <w:rPr>
-                <w:rFonts w:ascii="Arial Nova Cond" w:hAnsi="Arial Nova Cond"/>
-                <w:sz w:val="24"/>
-                <w:szCs w:val="24"/>
-              </w:rPr>
-              <w:t xml:space="preserve"> Satu Hari (m3/</w:t>
-            </w:r>
-            <w:r>
-              <w:rPr>
-                <w:rFonts w:ascii="Arial Nova Cond" w:hAnsi="Arial Nova Cond"/>
-                <w:sz w:val="24"/>
-                <w:szCs w:val="24"/>
-              </w:rPr>
-              <w:t>hari</w:t>
-            </w:r>
-            <w:r>
-              <w:rPr>
-                <w:rFonts w:ascii="Arial Nova Cond" w:hAnsi="Arial Nova Cond"/>
-                <w:sz w:val="24"/>
-                <w:szCs w:val="24"/>
-              </w:rPr>
-              <w:t>)</w:t>
+              <w:t>Jumlah Penggunaan Air Dalam Satu Hari (m3/hari)</w:t>
             </w:r>
           </w:p>
         </w:tc>
@@ -3773,15 +3045,7 @@
                 <w:sz w:val="24"/>
                 <w:szCs w:val="24"/>
               </w:rPr>
-              <w:t>Jumlah</w:t>
-            </w:r>
-            <w:r>
-              <w:rPr>
-                <w:rFonts w:ascii="Arial Nova Cond" w:hAnsi="Arial Nova Cond"/>
-                <w:sz w:val="24"/>
-                <w:szCs w:val="24"/>
-              </w:rPr>
-              <w:t xml:space="preserve"> </w:t>
+              <w:t xml:space="preserve">Jumlah </w:t>
             </w:r>
             <w:r>
               <w:rPr>
@@ -3797,23 +3061,7 @@
                 <w:sz w:val="24"/>
                 <w:szCs w:val="24"/>
               </w:rPr>
-              <w:t xml:space="preserve"> (</w:t>
-            </w:r>
-            <w:r>
-              <w:rPr>
-                <w:rFonts w:ascii="Arial Nova Cond" w:hAnsi="Arial Nova Cond"/>
-                <w:sz w:val="24"/>
-                <w:szCs w:val="24"/>
-              </w:rPr>
-              <w:t>konstruksi</w:t>
-            </w:r>
-            <w:r>
-              <w:rPr>
-                <w:rFonts w:ascii="Arial Nova Cond" w:hAnsi="Arial Nova Cond"/>
-                <w:sz w:val="24"/>
-                <w:szCs w:val="24"/>
-              </w:rPr>
-              <w:t xml:space="preserve">) </w:t>
+              <w:t xml:space="preserve"> (konstruksi) </w:t>
             </w:r>
             <w:r>
               <w:rPr>
@@ -3829,55 +3077,7 @@
                 <w:sz w:val="24"/>
                 <w:szCs w:val="24"/>
               </w:rPr>
-              <w:t xml:space="preserve"> </w:t>
-            </w:r>
-            <w:r>
-              <w:rPr>
-                <w:rFonts w:ascii="Arial Nova Cond" w:hAnsi="Arial Nova Cond"/>
-                <w:sz w:val="24"/>
-                <w:szCs w:val="24"/>
-              </w:rPr>
-              <w:t>Penghuni</w:t>
-            </w:r>
-            <w:r>
-              <w:rPr>
-                <w:rFonts w:ascii="Arial Nova Cond" w:hAnsi="Arial Nova Cond"/>
-                <w:sz w:val="24"/>
-                <w:szCs w:val="24"/>
-              </w:rPr>
-              <w:t xml:space="preserve"> (</w:t>
-            </w:r>
-            <w:r>
-              <w:rPr>
-                <w:rFonts w:ascii="Arial Nova Cond" w:hAnsi="Arial Nova Cond"/>
-                <w:sz w:val="24"/>
-                <w:szCs w:val="24"/>
-              </w:rPr>
-              <w:t>Pasca</w:t>
-            </w:r>
-            <w:r>
-              <w:rPr>
-                <w:rFonts w:ascii="Arial Nova Cond" w:hAnsi="Arial Nova Cond"/>
-                <w:sz w:val="24"/>
-                <w:szCs w:val="24"/>
-              </w:rPr>
-              <w:t xml:space="preserve"> </w:t>
-            </w:r>
-            <w:r>
-              <w:rPr>
-                <w:rFonts w:ascii="Arial Nova Cond" w:hAnsi="Arial Nova Cond"/>
-                <w:sz w:val="24"/>
-                <w:szCs w:val="24"/>
-              </w:rPr>
-              <w:t>konstruksi</w:t>
-            </w:r>
-            <w:r>
-              <w:rPr>
-                <w:rFonts w:ascii="Arial Nova Cond" w:hAnsi="Arial Nova Cond"/>
-                <w:sz w:val="24"/>
-                <w:szCs w:val="24"/>
-              </w:rPr>
-              <w:t>)</w:t>
+              <w:t xml:space="preserve"> Penghuni (Pasca konstruksi)</w:t>
             </w:r>
           </w:p>
         </w:tc>
@@ -3979,23 +3179,7 @@
                 <w:sz w:val="24"/>
                 <w:szCs w:val="24"/>
               </w:rPr>
-              <w:t xml:space="preserve">Jam Shift </w:t>
-            </w:r>
-            <w:r>
-              <w:rPr>
-                <w:rFonts w:ascii="Arial Nova Cond" w:hAnsi="Arial Nova Cond"/>
-                <w:sz w:val="24"/>
-                <w:szCs w:val="24"/>
-              </w:rPr>
-              <w:t>Kerja</w:t>
-            </w:r>
-            <w:r>
-              <w:rPr>
-                <w:rFonts w:ascii="Arial Nova Cond" w:hAnsi="Arial Nova Cond"/>
-                <w:sz w:val="24"/>
-                <w:szCs w:val="24"/>
-              </w:rPr>
-              <w:t>/Hari</w:t>
+              <w:t>Jam Shift Kerja/Hari</w:t>
             </w:r>
             <w:r>
               <w:rPr>
@@ -4011,39 +3195,15 @@
                 <w:sz w:val="24"/>
                 <w:szCs w:val="24"/>
               </w:rPr>
-              <w:t>untuk</w:t>
-            </w:r>
-            <w:r>
-              <w:rPr>
-                <w:rFonts w:ascii="Arial Nova Cond" w:hAnsi="Arial Nova Cond"/>
-                <w:sz w:val="24"/>
-                <w:szCs w:val="24"/>
-              </w:rPr>
-              <w:t xml:space="preserve"> </w:t>
-            </w:r>
-            <w:r>
-              <w:rPr>
-                <w:rFonts w:ascii="Arial Nova Cond" w:hAnsi="Arial Nova Cond"/>
-                <w:sz w:val="24"/>
-                <w:szCs w:val="24"/>
-              </w:rPr>
-              <w:t>pekerjaan</w:t>
-            </w:r>
-            <w:r>
-              <w:rPr>
-                <w:rFonts w:ascii="Arial Nova Cond" w:hAnsi="Arial Nova Cond"/>
-                <w:sz w:val="24"/>
-                <w:szCs w:val="24"/>
-              </w:rPr>
-              <w:t xml:space="preserve"> </w:t>
-            </w:r>
-            <w:r>
-              <w:rPr>
-                <w:rFonts w:ascii="Arial Nova Cond" w:hAnsi="Arial Nova Cond"/>
-                <w:sz w:val="24"/>
-                <w:szCs w:val="24"/>
-              </w:rPr>
-              <w:t>konstruksi</w:t>
+              <w:t xml:space="preserve">untuk </w:t>
+            </w:r>
+            <w:r>
+              <w:rPr>
+                <w:rFonts w:ascii="Arial Nova Cond" w:hAnsi="Arial Nova Cond"/>
+                <w:sz w:val="24"/>
+                <w:szCs w:val="24"/>
+              </w:rPr>
+              <w:t>pekerjaan konstruksi</w:t>
             </w:r>
           </w:p>
         </w:tc>
@@ -4268,71 +3428,7 @@
                 <w:sz w:val="24"/>
                 <w:szCs w:val="24"/>
               </w:rPr>
-              <w:t>Jumlah</w:t>
-            </w:r>
-            <w:r>
-              <w:rPr>
-                <w:rFonts w:ascii="Arial Nova Cond" w:hAnsi="Arial Nova Cond"/>
-                <w:sz w:val="24"/>
-                <w:szCs w:val="24"/>
-              </w:rPr>
-              <w:t xml:space="preserve"> </w:t>
-            </w:r>
-            <w:r>
-              <w:rPr>
-                <w:rFonts w:ascii="Arial Nova Cond" w:hAnsi="Arial Nova Cond"/>
-                <w:sz w:val="24"/>
-                <w:szCs w:val="24"/>
-              </w:rPr>
-              <w:t>hari</w:t>
-            </w:r>
-            <w:r>
-              <w:rPr>
-                <w:rFonts w:ascii="Arial Nova Cond" w:hAnsi="Arial Nova Cond"/>
-                <w:sz w:val="24"/>
-                <w:szCs w:val="24"/>
-              </w:rPr>
-              <w:t xml:space="preserve"> </w:t>
-            </w:r>
-            <w:r>
-              <w:rPr>
-                <w:rFonts w:ascii="Arial Nova Cond" w:hAnsi="Arial Nova Cond"/>
-                <w:sz w:val="24"/>
-                <w:szCs w:val="24"/>
-              </w:rPr>
-              <w:t>kerja</w:t>
-            </w:r>
-            <w:r>
-              <w:rPr>
-                <w:rFonts w:ascii="Arial Nova Cond" w:hAnsi="Arial Nova Cond"/>
-                <w:sz w:val="24"/>
-                <w:szCs w:val="24"/>
-              </w:rPr>
-              <w:t xml:space="preserve"> </w:t>
-            </w:r>
-            <w:r>
-              <w:rPr>
-                <w:rFonts w:ascii="Arial Nova Cond" w:hAnsi="Arial Nova Cond"/>
-                <w:sz w:val="24"/>
-                <w:szCs w:val="24"/>
-              </w:rPr>
-              <w:t>dalam</w:t>
-            </w:r>
-            <w:r>
-              <w:rPr>
-                <w:rFonts w:ascii="Arial Nova Cond" w:hAnsi="Arial Nova Cond"/>
-                <w:sz w:val="24"/>
-                <w:szCs w:val="24"/>
-              </w:rPr>
-              <w:t xml:space="preserve"> 1 </w:t>
-            </w:r>
-            <w:r>
-              <w:rPr>
-                <w:rFonts w:ascii="Arial Nova Cond" w:hAnsi="Arial Nova Cond"/>
-                <w:sz w:val="24"/>
-                <w:szCs w:val="24"/>
-              </w:rPr>
-              <w:t>minggu</w:t>
+              <w:t>Jumlah hari kerja dalam 1 minggu</w:t>
             </w:r>
           </w:p>
         </w:tc>
@@ -4426,15 +3522,7 @@
                 <w:sz w:val="24"/>
                 <w:szCs w:val="24"/>
               </w:rPr>
-              <w:t xml:space="preserve">Riwayat </w:t>
-            </w:r>
-            <w:r>
-              <w:rPr>
-                <w:rFonts w:ascii="Arial Nova Cond" w:hAnsi="Arial Nova Cond"/>
-                <w:sz w:val="24"/>
-                <w:szCs w:val="24"/>
-              </w:rPr>
-              <w:t>ketaatan</w:t>
+              <w:t>Riwayat ketaatan</w:t>
             </w:r>
           </w:p>
         </w:tc>
@@ -4528,23 +3616,7 @@
                 <w:sz w:val="24"/>
                 <w:szCs w:val="24"/>
               </w:rPr>
-              <w:t>Inspeksi</w:t>
-            </w:r>
-            <w:r>
-              <w:rPr>
-                <w:rFonts w:ascii="Arial Nova Cond" w:hAnsi="Arial Nova Cond"/>
-                <w:sz w:val="24"/>
-                <w:szCs w:val="24"/>
-              </w:rPr>
-              <w:t xml:space="preserve"> </w:t>
-            </w:r>
-            <w:r>
-              <w:rPr>
-                <w:rFonts w:ascii="Arial Nova Cond" w:hAnsi="Arial Nova Cond"/>
-                <w:sz w:val="24"/>
-                <w:szCs w:val="24"/>
-              </w:rPr>
-              <w:t>Terakhir</w:t>
+              <w:t>Inspeksi Terakhir</w:t>
             </w:r>
           </w:p>
         </w:tc>
@@ -4621,15 +3693,7 @@
           <w:sz w:val="24"/>
           <w:szCs w:val="24"/>
         </w:rPr>
-        <w:t xml:space="preserve">C. Hasil </w:t>
-      </w:r>
-      <w:r>
-        <w:rPr>
-          <w:rFonts w:ascii="Arial Nova Cond" w:hAnsi="Arial Nova Cond"/>
-          <w:sz w:val="24"/>
-          <w:szCs w:val="24"/>
-        </w:rPr>
-        <w:t>Pengawasan</w:t>
+        <w:t>C. Hasil Pengawasan</w:t>
       </w:r>
     </w:p>
     <w:p>
@@ -4648,31 +3712,7 @@
           <w:sz w:val="24"/>
           <w:szCs w:val="24"/>
         </w:rPr>
-        <w:t xml:space="preserve">1.  </w:t>
-      </w:r>
-      <w:r>
-        <w:rPr>
-          <w:rFonts w:ascii="Arial Nova Cond" w:hAnsi="Arial Nova Cond"/>
-          <w:sz w:val="24"/>
-          <w:szCs w:val="24"/>
-        </w:rPr>
-        <w:t>Persetujuan</w:t>
-      </w:r>
-      <w:r>
-        <w:rPr>
-          <w:rFonts w:ascii="Arial Nova Cond" w:hAnsi="Arial Nova Cond"/>
-          <w:sz w:val="24"/>
-          <w:szCs w:val="24"/>
-        </w:rPr>
-        <w:t xml:space="preserve"> </w:t>
-      </w:r>
-      <w:r>
-        <w:rPr>
-          <w:rFonts w:ascii="Arial Nova Cond" w:hAnsi="Arial Nova Cond"/>
-          <w:sz w:val="24"/>
-          <w:szCs w:val="24"/>
-        </w:rPr>
-        <w:t>Lingkungan</w:t>
+        <w:t>1.  Persetujuan Lingkungan</w:t>
       </w:r>
     </w:p>
     <w:p>
@@ -4769,7 +3809,7 @@
           <w:sz w:val="24"/>
           <w:szCs w:val="24"/>
         </w:rPr>
-        <w:t>Pemeriksaan</w:t>
+        <w:t xml:space="preserve">Pemeriksaan </w:t>
       </w:r>
       <w:r>
         <w:rPr>
@@ -4777,7 +3817,7 @@
           <w:sz w:val="24"/>
           <w:szCs w:val="24"/>
         </w:rPr>
-        <w:t xml:space="preserve"> </w:t>
+        <w:t xml:space="preserve">Pengelolaan </w:t>
       </w:r>
       <w:r>
         <w:rPr>
@@ -4785,7 +3825,7 @@
           <w:sz w:val="24"/>
           <w:szCs w:val="24"/>
         </w:rPr>
-        <w:t>Pengelolaan</w:t>
+        <w:t>Air Limbah</w:t>
       </w:r>
       <w:r>
         <w:rPr>
@@ -4793,39 +3833,7 @@
           <w:sz w:val="24"/>
           <w:szCs w:val="24"/>
         </w:rPr>
-        <w:t xml:space="preserve"> </w:t>
-      </w:r>
-      <w:r>
-        <w:rPr>
-          <w:rFonts w:ascii="Arial Nova Cond" w:hAnsi="Arial Nova Cond"/>
-          <w:sz w:val="24"/>
-          <w:szCs w:val="24"/>
-        </w:rPr>
-        <w:t xml:space="preserve">Air </w:t>
-      </w:r>
-      <w:r>
-        <w:rPr>
-          <w:rFonts w:ascii="Arial Nova Cond" w:hAnsi="Arial Nova Cond"/>
-          <w:sz w:val="24"/>
-          <w:szCs w:val="24"/>
-        </w:rPr>
-        <w:t>Limbah</w:t>
-      </w:r>
-      <w:r>
-        <w:rPr>
-          <w:rFonts w:ascii="Arial Nova Cond" w:hAnsi="Arial Nova Cond"/>
-          <w:sz w:val="24"/>
-          <w:szCs w:val="24"/>
-        </w:rPr>
-        <w:t xml:space="preserve"> </w:t>
-      </w:r>
-      <w:r>
-        <w:rPr>
-          <w:rFonts w:ascii="Arial Nova Cond" w:hAnsi="Arial Nova Cond"/>
-          <w:sz w:val="24"/>
-          <w:szCs w:val="24"/>
-        </w:rPr>
-        <w:t>domestik</w:t>
+        <w:t xml:space="preserve"> domestik</w:t>
       </w:r>
     </w:p>
     <w:tbl>
@@ -4892,9 +3900,17 @@
                 <w:sz w:val="24"/>
                 <w:szCs w:val="24"/>
               </w:rPr>
-              <w:t xml:space="preserve">Point </w:t>
-            </w:r>
-            <w:r>
+              <w:t>Point Pemeriksaan</w:t>
+            </w:r>
+          </w:p>
+        </w:tc>
+        <w:tc>
+          <w:tcPr>
+            <w:tcW w:w="3791" w:type="dxa"/>
+          </w:tcPr>
+          <w:p>
+            <w:pPr>
+              <w:jc w:val="center"/>
               <w:rPr>
                 <w:rFonts w:ascii="Arial Nova Cond" w:hAnsi="Arial Nova Cond"/>
                 <w:b/>
@@ -4902,17 +3918,8 @@
                 <w:sz w:val="24"/>
                 <w:szCs w:val="24"/>
               </w:rPr>
-              <w:t>Pemeriksaan</w:t>
-            </w:r>
-          </w:p>
-        </w:tc>
-        <w:tc>
-          <w:tcPr>
-            <w:tcW w:w="3791" w:type="dxa"/>
-          </w:tcPr>
-          <w:p>
-            <w:pPr>
-              <w:jc w:val="center"/>
+            </w:pPr>
+            <w:r>
               <w:rPr>
                 <w:rFonts w:ascii="Arial Nova Cond" w:hAnsi="Arial Nova Cond"/>
                 <w:b/>
@@ -4920,8 +3927,17 @@
                 <w:sz w:val="24"/>
                 <w:szCs w:val="24"/>
               </w:rPr>
-            </w:pPr>
-            <w:r>
+              <w:t>Kondisi Eksisting</w:t>
+            </w:r>
+          </w:p>
+        </w:tc>
+        <w:tc>
+          <w:tcPr>
+            <w:tcW w:w="3365" w:type="dxa"/>
+          </w:tcPr>
+          <w:p>
+            <w:pPr>
+              <w:jc w:val="center"/>
               <w:rPr>
                 <w:rFonts w:ascii="Arial Nova Cond" w:hAnsi="Arial Nova Cond"/>
                 <w:b/>
@@ -4929,8 +3945,7 @@
                 <w:sz w:val="24"/>
                 <w:szCs w:val="24"/>
               </w:rPr>
-              <w:t>Kondisi</w:t>
-            </w:r>
+            </w:pPr>
             <w:r>
               <w:rPr>
                 <w:rFonts w:ascii="Arial Nova Cond" w:hAnsi="Arial Nova Cond"/>
@@ -4939,43 +3954,6 @@
                 <w:sz w:val="24"/>
                 <w:szCs w:val="24"/>
               </w:rPr>
-              <w:t xml:space="preserve"> </w:t>
-            </w:r>
-            <w:r>
-              <w:rPr>
-                <w:rFonts w:ascii="Arial Nova Cond" w:hAnsi="Arial Nova Cond"/>
-                <w:b/>
-                <w:bCs/>
-                <w:sz w:val="24"/>
-                <w:szCs w:val="24"/>
-              </w:rPr>
-              <w:t>Eksisting</w:t>
-            </w:r>
-          </w:p>
-        </w:tc>
-        <w:tc>
-          <w:tcPr>
-            <w:tcW w:w="3365" w:type="dxa"/>
-          </w:tcPr>
-          <w:p>
-            <w:pPr>
-              <w:jc w:val="center"/>
-              <w:rPr>
-                <w:rFonts w:ascii="Arial Nova Cond" w:hAnsi="Arial Nova Cond"/>
-                <w:b/>
-                <w:bCs/>
-                <w:sz w:val="24"/>
-                <w:szCs w:val="24"/>
-              </w:rPr>
-            </w:pPr>
-            <w:r>
-              <w:rPr>
-                <w:rFonts w:ascii="Arial Nova Cond" w:hAnsi="Arial Nova Cond"/>
-                <w:b/>
-                <w:bCs/>
-                <w:sz w:val="24"/>
-                <w:szCs w:val="24"/>
-              </w:rPr>
               <w:t>Keterangan</w:t>
             </w:r>
           </w:p>
@@ -5031,23 +4009,7 @@
                 <w:sz w:val="24"/>
                 <w:szCs w:val="24"/>
               </w:rPr>
-              <w:t>Sumber</w:t>
-            </w:r>
-            <w:r>
-              <w:rPr>
-                <w:rFonts w:ascii="Arial Nova Cond" w:hAnsi="Arial Nova Cond"/>
-                <w:sz w:val="24"/>
-                <w:szCs w:val="24"/>
-              </w:rPr>
-              <w:t xml:space="preserve"> </w:t>
-            </w:r>
-            <w:r>
-              <w:rPr>
-                <w:rFonts w:ascii="Arial Nova Cond" w:hAnsi="Arial Nova Cond"/>
-                <w:sz w:val="24"/>
-                <w:szCs w:val="24"/>
-              </w:rPr>
-              <w:t>limbah</w:t>
+              <w:t>Sumber limbah</w:t>
             </w:r>
           </w:p>
         </w:tc>
@@ -5139,63 +4101,7 @@
                 <w:sz w:val="24"/>
                 <w:szCs w:val="24"/>
               </w:rPr>
-              <w:t>Kondisi</w:t>
-            </w:r>
-            <w:r>
-              <w:rPr>
-                <w:rFonts w:ascii="Arial Nova Cond" w:hAnsi="Arial Nova Cond"/>
-                <w:sz w:val="24"/>
-                <w:szCs w:val="24"/>
-              </w:rPr>
-              <w:t xml:space="preserve"> </w:t>
-            </w:r>
-            <w:r>
-              <w:rPr>
-                <w:rFonts w:ascii="Arial Nova Cond" w:hAnsi="Arial Nova Cond"/>
-                <w:sz w:val="24"/>
-                <w:szCs w:val="24"/>
-              </w:rPr>
-              <w:t>fisik</w:t>
-            </w:r>
-            <w:r>
-              <w:rPr>
-                <w:rFonts w:ascii="Arial Nova Cond" w:hAnsi="Arial Nova Cond"/>
-                <w:sz w:val="24"/>
-                <w:szCs w:val="24"/>
-              </w:rPr>
-              <w:t xml:space="preserve"> </w:t>
-            </w:r>
-            <w:r>
-              <w:rPr>
-                <w:rFonts w:ascii="Arial Nova Cond" w:hAnsi="Arial Nova Cond"/>
-                <w:sz w:val="24"/>
-                <w:szCs w:val="24"/>
-              </w:rPr>
-              <w:t>septictank</w:t>
-            </w:r>
-            <w:r>
-              <w:rPr>
-                <w:rFonts w:ascii="Arial Nova Cond" w:hAnsi="Arial Nova Cond"/>
-                <w:sz w:val="24"/>
-                <w:szCs w:val="24"/>
-              </w:rPr>
-              <w:t xml:space="preserve"> dan </w:t>
-            </w:r>
-            <w:r>
-              <w:rPr>
-                <w:rFonts w:ascii="Arial Nova Cond" w:hAnsi="Arial Nova Cond"/>
-                <w:sz w:val="24"/>
-                <w:szCs w:val="24"/>
-              </w:rPr>
-              <w:t>resapan</w:t>
-            </w:r>
-            <w:r>
-              <w:rPr>
-                <w:rFonts w:ascii="Arial Nova Cond" w:hAnsi="Arial Nova Cond"/>
-                <w:sz w:val="24"/>
-                <w:szCs w:val="24"/>
-              </w:rPr>
-              <w:t xml:space="preserve"> </w:t>
+              <w:t xml:space="preserve">Kondisi fisik septictank dan resapan </w:t>
             </w:r>
           </w:p>
         </w:tc>
@@ -5287,63 +4193,7 @@
                 <w:sz w:val="24"/>
                 <w:szCs w:val="24"/>
               </w:rPr>
-              <w:t xml:space="preserve">Data </w:t>
-            </w:r>
-            <w:r>
-              <w:rPr>
-                <w:rFonts w:ascii="Arial Nova Cond" w:hAnsi="Arial Nova Cond"/>
-                <w:sz w:val="24"/>
-                <w:szCs w:val="24"/>
-              </w:rPr>
-              <w:t>pantau</w:t>
-            </w:r>
-            <w:r>
-              <w:rPr>
-                <w:rFonts w:ascii="Arial Nova Cond" w:hAnsi="Arial Nova Cond"/>
-                <w:sz w:val="24"/>
-                <w:szCs w:val="24"/>
-              </w:rPr>
-              <w:t xml:space="preserve"> </w:t>
-            </w:r>
-            <w:r>
-              <w:rPr>
-                <w:rFonts w:ascii="Arial Nova Cond" w:hAnsi="Arial Nova Cond"/>
-                <w:sz w:val="24"/>
-                <w:szCs w:val="24"/>
-              </w:rPr>
-              <w:t>analisa</w:t>
-            </w:r>
-            <w:r>
-              <w:rPr>
-                <w:rFonts w:ascii="Arial Nova Cond" w:hAnsi="Arial Nova Cond"/>
-                <w:sz w:val="24"/>
-                <w:szCs w:val="24"/>
-              </w:rPr>
-              <w:t xml:space="preserve"> air </w:t>
-            </w:r>
-            <w:r>
-              <w:rPr>
-                <w:rFonts w:ascii="Arial Nova Cond" w:hAnsi="Arial Nova Cond"/>
-                <w:sz w:val="24"/>
-                <w:szCs w:val="24"/>
-              </w:rPr>
-              <w:t>limbah</w:t>
-            </w:r>
-            <w:r>
-              <w:rPr>
-                <w:rFonts w:ascii="Arial Nova Cond" w:hAnsi="Arial Nova Cond"/>
-                <w:sz w:val="24"/>
-                <w:szCs w:val="24"/>
-              </w:rPr>
-              <w:t xml:space="preserve"> </w:t>
-            </w:r>
-            <w:r>
-              <w:rPr>
-                <w:rFonts w:ascii="Arial Nova Cond" w:hAnsi="Arial Nova Cond"/>
-                <w:sz w:val="24"/>
-                <w:szCs w:val="24"/>
-              </w:rPr>
-              <w:t>domestik</w:t>
+              <w:t>Data pantau analisa air limbah domestik</w:t>
             </w:r>
           </w:p>
         </w:tc>
@@ -5452,23 +4302,7 @@
                 <w:sz w:val="24"/>
                 <w:szCs w:val="24"/>
               </w:rPr>
-              <w:t>Pengelolaan</w:t>
-            </w:r>
-            <w:r>
-              <w:rPr>
-                <w:rFonts w:ascii="Arial Nova Cond" w:hAnsi="Arial Nova Cond"/>
-                <w:sz w:val="24"/>
-                <w:szCs w:val="24"/>
-              </w:rPr>
-              <w:t xml:space="preserve"> sludge </w:t>
-            </w:r>
-            <w:r>
-              <w:rPr>
-                <w:rFonts w:ascii="Arial Nova Cond" w:hAnsi="Arial Nova Cond"/>
-                <w:sz w:val="24"/>
-                <w:szCs w:val="24"/>
-              </w:rPr>
-              <w:t>septictank</w:t>
+              <w:t>Pengelolaan sludge septictank</w:t>
             </w:r>
           </w:p>
         </w:tc>
@@ -5571,103 +4405,7 @@
           <w:sz w:val="24"/>
           <w:szCs w:val="24"/>
         </w:rPr>
-        <w:t xml:space="preserve">.  </w:t>
-      </w:r>
-      <w:r>
-        <w:rPr>
-          <w:rFonts w:ascii="Arial Nova Cond" w:hAnsi="Arial Nova Cond"/>
-          <w:sz w:val="24"/>
-          <w:szCs w:val="24"/>
-        </w:rPr>
-        <w:t>Pemeriksaan</w:t>
-      </w:r>
-      <w:r>
-        <w:rPr>
-          <w:rFonts w:ascii="Arial Nova Cond" w:hAnsi="Arial Nova Cond"/>
-          <w:sz w:val="24"/>
-          <w:szCs w:val="24"/>
-        </w:rPr>
-        <w:t xml:space="preserve"> </w:t>
-      </w:r>
-      <w:r>
-        <w:rPr>
-          <w:rFonts w:ascii="Arial Nova Cond" w:hAnsi="Arial Nova Cond"/>
-          <w:sz w:val="24"/>
-          <w:szCs w:val="24"/>
-        </w:rPr>
-        <w:t>Pengelolaan</w:t>
-      </w:r>
-      <w:r>
-        <w:rPr>
-          <w:rFonts w:ascii="Arial Nova Cond" w:hAnsi="Arial Nova Cond"/>
-          <w:sz w:val="24"/>
-          <w:szCs w:val="24"/>
-        </w:rPr>
-        <w:t xml:space="preserve"> </w:t>
-      </w:r>
-      <w:r>
-        <w:rPr>
-          <w:rFonts w:ascii="Arial Nova Cond" w:hAnsi="Arial Nova Cond"/>
-          <w:sz w:val="24"/>
-          <w:szCs w:val="24"/>
-        </w:rPr>
-        <w:t>Limbah</w:t>
-      </w:r>
-      <w:r>
-        <w:rPr>
-          <w:rFonts w:ascii="Arial Nova Cond" w:hAnsi="Arial Nova Cond"/>
-          <w:sz w:val="24"/>
-          <w:szCs w:val="24"/>
-        </w:rPr>
-        <w:t xml:space="preserve"> </w:t>
-      </w:r>
-      <w:r>
-        <w:rPr>
-          <w:rFonts w:ascii="Arial Nova Cond" w:hAnsi="Arial Nova Cond"/>
-          <w:sz w:val="24"/>
-          <w:szCs w:val="24"/>
-        </w:rPr>
-        <w:t>Bahan</w:t>
-      </w:r>
-      <w:r>
-        <w:rPr>
-          <w:rFonts w:ascii="Arial Nova Cond" w:hAnsi="Arial Nova Cond"/>
-          <w:sz w:val="24"/>
-          <w:szCs w:val="24"/>
-        </w:rPr>
-        <w:t xml:space="preserve"> </w:t>
-      </w:r>
-      <w:r>
-        <w:rPr>
-          <w:rFonts w:ascii="Arial Nova Cond" w:hAnsi="Arial Nova Cond"/>
-          <w:sz w:val="24"/>
-          <w:szCs w:val="24"/>
-        </w:rPr>
-        <w:t>Berbahaya</w:t>
-      </w:r>
-      <w:r>
-        <w:rPr>
-          <w:rFonts w:ascii="Arial Nova Cond" w:hAnsi="Arial Nova Cond"/>
-          <w:sz w:val="24"/>
-          <w:szCs w:val="24"/>
-        </w:rPr>
-        <w:t xml:space="preserve"> dan </w:t>
-      </w:r>
-      <w:r>
-        <w:rPr>
-          <w:rFonts w:ascii="Arial Nova Cond" w:hAnsi="Arial Nova Cond"/>
-          <w:sz w:val="24"/>
-          <w:szCs w:val="24"/>
-        </w:rPr>
-        <w:t>Beracun</w:t>
-      </w:r>
-      <w:r>
-        <w:rPr>
-          <w:rFonts w:ascii="Arial Nova Cond" w:hAnsi="Arial Nova Cond"/>
-          <w:sz w:val="24"/>
-          <w:szCs w:val="24"/>
-        </w:rPr>
-        <w:t xml:space="preserve"> </w:t>
+        <w:t xml:space="preserve">.  Pemeriksaan Pengelolaan Limbah Bahan Berbahaya dan Beracun </w:t>
       </w:r>
       <w:r>
         <w:rPr>
@@ -5742,9 +4480,17 @@
                 <w:sz w:val="24"/>
                 <w:szCs w:val="24"/>
               </w:rPr>
-              <w:t xml:space="preserve">Point </w:t>
-            </w:r>
-            <w:r>
+              <w:t>Point Pemeriksaan</w:t>
+            </w:r>
+          </w:p>
+        </w:tc>
+        <w:tc>
+          <w:tcPr>
+            <w:tcW w:w="3757" w:type="dxa"/>
+          </w:tcPr>
+          <w:p>
+            <w:pPr>
+              <w:jc w:val="center"/>
               <w:rPr>
                 <w:rFonts w:ascii="Arial Nova Cond" w:hAnsi="Arial Nova Cond"/>
                 <w:b/>
@@ -5752,17 +4498,8 @@
                 <w:sz w:val="24"/>
                 <w:szCs w:val="24"/>
               </w:rPr>
-              <w:t>Pemeriksaan</w:t>
-            </w:r>
-          </w:p>
-        </w:tc>
-        <w:tc>
-          <w:tcPr>
-            <w:tcW w:w="3757" w:type="dxa"/>
-          </w:tcPr>
-          <w:p>
-            <w:pPr>
-              <w:jc w:val="center"/>
+            </w:pPr>
+            <w:r>
               <w:rPr>
                 <w:rFonts w:ascii="Arial Nova Cond" w:hAnsi="Arial Nova Cond"/>
                 <w:b/>
@@ -5770,8 +4507,17 @@
                 <w:sz w:val="24"/>
                 <w:szCs w:val="24"/>
               </w:rPr>
-            </w:pPr>
-            <w:r>
+              <w:t>Kondisi Eksisting</w:t>
+            </w:r>
+          </w:p>
+        </w:tc>
+        <w:tc>
+          <w:tcPr>
+            <w:tcW w:w="3397" w:type="dxa"/>
+          </w:tcPr>
+          <w:p>
+            <w:pPr>
+              <w:jc w:val="center"/>
               <w:rPr>
                 <w:rFonts w:ascii="Arial Nova Cond" w:hAnsi="Arial Nova Cond"/>
                 <w:b/>
@@ -5779,8 +4525,7 @@
                 <w:sz w:val="24"/>
                 <w:szCs w:val="24"/>
               </w:rPr>
-              <w:t>Kondisi</w:t>
-            </w:r>
+            </w:pPr>
             <w:r>
               <w:rPr>
                 <w:rFonts w:ascii="Arial Nova Cond" w:hAnsi="Arial Nova Cond"/>
@@ -5789,43 +4534,6 @@
                 <w:sz w:val="24"/>
                 <w:szCs w:val="24"/>
               </w:rPr>
-              <w:t xml:space="preserve"> </w:t>
-            </w:r>
-            <w:r>
-              <w:rPr>
-                <w:rFonts w:ascii="Arial Nova Cond" w:hAnsi="Arial Nova Cond"/>
-                <w:b/>
-                <w:bCs/>
-                <w:sz w:val="24"/>
-                <w:szCs w:val="24"/>
-              </w:rPr>
-              <w:t>Eksisting</w:t>
-            </w:r>
-          </w:p>
-        </w:tc>
-        <w:tc>
-          <w:tcPr>
-            <w:tcW w:w="3397" w:type="dxa"/>
-          </w:tcPr>
-          <w:p>
-            <w:pPr>
-              <w:jc w:val="center"/>
-              <w:rPr>
-                <w:rFonts w:ascii="Arial Nova Cond" w:hAnsi="Arial Nova Cond"/>
-                <w:b/>
-                <w:bCs/>
-                <w:sz w:val="24"/>
-                <w:szCs w:val="24"/>
-              </w:rPr>
-            </w:pPr>
-            <w:r>
-              <w:rPr>
-                <w:rFonts w:ascii="Arial Nova Cond" w:hAnsi="Arial Nova Cond"/>
-                <w:b/>
-                <w:bCs/>
-                <w:sz w:val="24"/>
-                <w:szCs w:val="24"/>
-              </w:rPr>
               <w:t>Keterangan</w:t>
             </w:r>
           </w:p>
@@ -5873,15 +4581,7 @@
                 <w:sz w:val="24"/>
                 <w:szCs w:val="24"/>
               </w:rPr>
-              <w:t>Sumber</w:t>
-            </w:r>
-            <w:r>
-              <w:rPr>
-                <w:rFonts w:ascii="Arial Nova Cond" w:hAnsi="Arial Nova Cond"/>
-                <w:sz w:val="24"/>
-                <w:szCs w:val="24"/>
-              </w:rPr>
-              <w:t xml:space="preserve"> </w:t>
+              <w:t xml:space="preserve">Sumber </w:t>
             </w:r>
             <w:r>
               <w:rPr>
@@ -5997,15 +4697,7 @@
                 <w:sz w:val="24"/>
                 <w:szCs w:val="24"/>
               </w:rPr>
-              <w:t>Jenis</w:t>
-            </w:r>
-            <w:r>
-              <w:rPr>
-                <w:rFonts w:ascii="Arial Nova Cond" w:hAnsi="Arial Nova Cond"/>
-                <w:sz w:val="24"/>
-                <w:szCs w:val="24"/>
-              </w:rPr>
-              <w:t xml:space="preserve"> LB3</w:t>
+              <w:t>Jenis LB3</w:t>
             </w:r>
           </w:p>
         </w:tc>
@@ -6104,15 +4796,7 @@
                 <w:sz w:val="24"/>
                 <w:szCs w:val="24"/>
               </w:rPr>
-              <w:t>Kondisi</w:t>
-            </w:r>
-            <w:r>
-              <w:rPr>
-                <w:rFonts w:ascii="Arial Nova Cond" w:hAnsi="Arial Nova Cond"/>
-                <w:sz w:val="24"/>
-                <w:szCs w:val="24"/>
-              </w:rPr>
-              <w:t xml:space="preserve"> TPS LB3</w:t>
+              <w:t>Kondisi TPS LB3</w:t>
             </w:r>
           </w:p>
         </w:tc>
@@ -6204,15 +4888,7 @@
                 <w:sz w:val="24"/>
                 <w:szCs w:val="24"/>
               </w:rPr>
-              <w:t>Pengelolaan</w:t>
-            </w:r>
-            <w:r>
-              <w:rPr>
-                <w:rFonts w:ascii="Arial Nova Cond" w:hAnsi="Arial Nova Cond"/>
-                <w:sz w:val="24"/>
-                <w:szCs w:val="24"/>
-              </w:rPr>
-              <w:t xml:space="preserve"> LB3 </w:t>
+              <w:t xml:space="preserve">Pengelolaan LB3 </w:t>
             </w:r>
           </w:p>
         </w:tc>
@@ -6296,63 +4972,7 @@
           <w:sz w:val="24"/>
           <w:szCs w:val="24"/>
         </w:rPr>
-        <w:t xml:space="preserve">.  </w:t>
-      </w:r>
-      <w:r>
-        <w:rPr>
-          <w:rFonts w:ascii="Arial Nova Cond" w:hAnsi="Arial Nova Cond"/>
-          <w:sz w:val="24"/>
-          <w:szCs w:val="24"/>
-        </w:rPr>
-        <w:t>Pemeriksaan</w:t>
-      </w:r>
-      <w:r>
-        <w:rPr>
-          <w:rFonts w:ascii="Arial Nova Cond" w:hAnsi="Arial Nova Cond"/>
-          <w:sz w:val="24"/>
-          <w:szCs w:val="24"/>
-        </w:rPr>
-        <w:t xml:space="preserve"> </w:t>
-      </w:r>
-      <w:r>
-        <w:rPr>
-          <w:rFonts w:ascii="Arial Nova Cond" w:hAnsi="Arial Nova Cond"/>
-          <w:sz w:val="24"/>
-          <w:szCs w:val="24"/>
-        </w:rPr>
-        <w:t>Pengelolaan</w:t>
-      </w:r>
-      <w:r>
-        <w:rPr>
-          <w:rFonts w:ascii="Arial Nova Cond" w:hAnsi="Arial Nova Cond"/>
-          <w:sz w:val="24"/>
-          <w:szCs w:val="24"/>
-        </w:rPr>
-        <w:t xml:space="preserve"> </w:t>
-      </w:r>
-      <w:r>
-        <w:rPr>
-          <w:rFonts w:ascii="Arial Nova Cond" w:hAnsi="Arial Nova Cond"/>
-          <w:sz w:val="24"/>
-          <w:szCs w:val="24"/>
-        </w:rPr>
-        <w:t>Sampah</w:t>
-      </w:r>
-      <w:r>
-        <w:rPr>
-          <w:rFonts w:ascii="Arial Nova Cond" w:hAnsi="Arial Nova Cond"/>
-          <w:sz w:val="24"/>
-          <w:szCs w:val="24"/>
-        </w:rPr>
-        <w:t xml:space="preserve"> </w:t>
-      </w:r>
-      <w:r>
-        <w:rPr>
-          <w:rFonts w:ascii="Arial Nova Cond" w:hAnsi="Arial Nova Cond"/>
-          <w:sz w:val="24"/>
-          <w:szCs w:val="24"/>
-        </w:rPr>
-        <w:t>Domestik</w:t>
+        <w:t>.  Pemeriksaan Pengelolaan Sampah Domestik</w:t>
       </w:r>
     </w:p>
     <w:tbl>
@@ -6419,9 +5039,17 @@
                 <w:sz w:val="24"/>
                 <w:szCs w:val="24"/>
               </w:rPr>
-              <w:t xml:space="preserve">Point </w:t>
-            </w:r>
-            <w:r>
+              <w:t>Point Pemeriksaan</w:t>
+            </w:r>
+          </w:p>
+        </w:tc>
+        <w:tc>
+          <w:tcPr>
+            <w:tcW w:w="3757" w:type="dxa"/>
+          </w:tcPr>
+          <w:p>
+            <w:pPr>
+              <w:jc w:val="center"/>
               <w:rPr>
                 <w:rFonts w:ascii="Arial Nova Cond" w:hAnsi="Arial Nova Cond"/>
                 <w:b/>
@@ -6429,17 +5057,8 @@
                 <w:sz w:val="24"/>
                 <w:szCs w:val="24"/>
               </w:rPr>
-              <w:t>Pemeriksaan</w:t>
-            </w:r>
-          </w:p>
-        </w:tc>
-        <w:tc>
-          <w:tcPr>
-            <w:tcW w:w="3757" w:type="dxa"/>
-          </w:tcPr>
-          <w:p>
-            <w:pPr>
-              <w:jc w:val="center"/>
+            </w:pPr>
+            <w:r>
               <w:rPr>
                 <w:rFonts w:ascii="Arial Nova Cond" w:hAnsi="Arial Nova Cond"/>
                 <w:b/>
@@ -6447,8 +5066,17 @@
                 <w:sz w:val="24"/>
                 <w:szCs w:val="24"/>
               </w:rPr>
-            </w:pPr>
-            <w:r>
+              <w:t>Kondisi Eksisting</w:t>
+            </w:r>
+          </w:p>
+        </w:tc>
+        <w:tc>
+          <w:tcPr>
+            <w:tcW w:w="3331" w:type="dxa"/>
+          </w:tcPr>
+          <w:p>
+            <w:pPr>
+              <w:jc w:val="center"/>
               <w:rPr>
                 <w:rFonts w:ascii="Arial Nova Cond" w:hAnsi="Arial Nova Cond"/>
                 <w:b/>
@@ -6456,8 +5084,7 @@
                 <w:sz w:val="24"/>
                 <w:szCs w:val="24"/>
               </w:rPr>
-              <w:t>Kondisi</w:t>
-            </w:r>
+            </w:pPr>
             <w:r>
               <w:rPr>
                 <w:rFonts w:ascii="Arial Nova Cond" w:hAnsi="Arial Nova Cond"/>
@@ -6466,43 +5093,6 @@
                 <w:sz w:val="24"/>
                 <w:szCs w:val="24"/>
               </w:rPr>
-              <w:t xml:space="preserve"> </w:t>
-            </w:r>
-            <w:r>
-              <w:rPr>
-                <w:rFonts w:ascii="Arial Nova Cond" w:hAnsi="Arial Nova Cond"/>
-                <w:b/>
-                <w:bCs/>
-                <w:sz w:val="24"/>
-                <w:szCs w:val="24"/>
-              </w:rPr>
-              <w:t>Eksisting</w:t>
-            </w:r>
-          </w:p>
-        </w:tc>
-        <w:tc>
-          <w:tcPr>
-            <w:tcW w:w="3331" w:type="dxa"/>
-          </w:tcPr>
-          <w:p>
-            <w:pPr>
-              <w:jc w:val="center"/>
-              <w:rPr>
-                <w:rFonts w:ascii="Arial Nova Cond" w:hAnsi="Arial Nova Cond"/>
-                <w:b/>
-                <w:bCs/>
-                <w:sz w:val="24"/>
-                <w:szCs w:val="24"/>
-              </w:rPr>
-            </w:pPr>
-            <w:r>
-              <w:rPr>
-                <w:rFonts w:ascii="Arial Nova Cond" w:hAnsi="Arial Nova Cond"/>
-                <w:b/>
-                <w:bCs/>
-                <w:sz w:val="24"/>
-                <w:szCs w:val="24"/>
-              </w:rPr>
               <w:t>Keterangan</w:t>
             </w:r>
           </w:p>
@@ -6550,39 +5140,7 @@
                 <w:sz w:val="24"/>
                 <w:szCs w:val="24"/>
               </w:rPr>
-              <w:t>Sumber</w:t>
-            </w:r>
-            <w:r>
-              <w:rPr>
-                <w:rFonts w:ascii="Arial Nova Cond" w:hAnsi="Arial Nova Cond"/>
-                <w:sz w:val="24"/>
-                <w:szCs w:val="24"/>
-              </w:rPr>
-              <w:t xml:space="preserve"> </w:t>
-            </w:r>
-            <w:r>
-              <w:rPr>
-                <w:rFonts w:ascii="Arial Nova Cond" w:hAnsi="Arial Nova Cond"/>
-                <w:sz w:val="24"/>
-                <w:szCs w:val="24"/>
-              </w:rPr>
-              <w:t>Sampah</w:t>
-            </w:r>
-            <w:r>
-              <w:rPr>
-                <w:rFonts w:ascii="Arial Nova Cond" w:hAnsi="Arial Nova Cond"/>
-                <w:sz w:val="24"/>
-                <w:szCs w:val="24"/>
-              </w:rPr>
-              <w:t xml:space="preserve"> </w:t>
-            </w:r>
-            <w:r>
-              <w:rPr>
-                <w:rFonts w:ascii="Arial Nova Cond" w:hAnsi="Arial Nova Cond"/>
-                <w:sz w:val="24"/>
-                <w:szCs w:val="24"/>
-              </w:rPr>
-              <w:t>Domestik</w:t>
+              <w:t>Sumber Sampah Domestik</w:t>
             </w:r>
           </w:p>
         </w:tc>
@@ -6674,39 +5232,7 @@
                 <w:sz w:val="24"/>
                 <w:szCs w:val="24"/>
               </w:rPr>
-              <w:t>Jenis</w:t>
-            </w:r>
-            <w:r>
-              <w:rPr>
-                <w:rFonts w:ascii="Arial Nova Cond" w:hAnsi="Arial Nova Cond"/>
-                <w:sz w:val="24"/>
-                <w:szCs w:val="24"/>
-              </w:rPr>
-              <w:t xml:space="preserve"> </w:t>
-            </w:r>
-            <w:r>
-              <w:rPr>
-                <w:rFonts w:ascii="Arial Nova Cond" w:hAnsi="Arial Nova Cond"/>
-                <w:sz w:val="24"/>
-                <w:szCs w:val="24"/>
-              </w:rPr>
-              <w:t>Sampah</w:t>
-            </w:r>
-            <w:r>
-              <w:rPr>
-                <w:rFonts w:ascii="Arial Nova Cond" w:hAnsi="Arial Nova Cond"/>
-                <w:sz w:val="24"/>
-                <w:szCs w:val="24"/>
-              </w:rPr>
-              <w:t xml:space="preserve"> </w:t>
-            </w:r>
-            <w:r>
-              <w:rPr>
-                <w:rFonts w:ascii="Arial Nova Cond" w:hAnsi="Arial Nova Cond"/>
-                <w:sz w:val="24"/>
-                <w:szCs w:val="24"/>
-              </w:rPr>
-              <w:t>Domestik</w:t>
+              <w:t>Jenis Sampah Domestik</w:t>
             </w:r>
           </w:p>
         </w:tc>
@@ -6798,39 +5324,7 @@
                 <w:sz w:val="24"/>
                 <w:szCs w:val="24"/>
               </w:rPr>
-              <w:t>Kondisi</w:t>
-            </w:r>
-            <w:r>
-              <w:rPr>
-                <w:rFonts w:ascii="Arial Nova Cond" w:hAnsi="Arial Nova Cond"/>
-                <w:sz w:val="24"/>
-                <w:szCs w:val="24"/>
-              </w:rPr>
-              <w:t xml:space="preserve"> TPS </w:t>
-            </w:r>
-            <w:r>
-              <w:rPr>
-                <w:rFonts w:ascii="Arial Nova Cond" w:hAnsi="Arial Nova Cond"/>
-                <w:sz w:val="24"/>
-                <w:szCs w:val="24"/>
-              </w:rPr>
-              <w:t>Sampah</w:t>
-            </w:r>
-            <w:r>
-              <w:rPr>
-                <w:rFonts w:ascii="Arial Nova Cond" w:hAnsi="Arial Nova Cond"/>
-                <w:sz w:val="24"/>
-                <w:szCs w:val="24"/>
-              </w:rPr>
-              <w:t xml:space="preserve"> </w:t>
-            </w:r>
-            <w:r>
-              <w:rPr>
-                <w:rFonts w:ascii="Arial Nova Cond" w:hAnsi="Arial Nova Cond"/>
-                <w:sz w:val="24"/>
-                <w:szCs w:val="24"/>
-              </w:rPr>
-              <w:t>Domestik</w:t>
+              <w:t>Kondisi TPS Sampah Domestik</w:t>
             </w:r>
           </w:p>
         </w:tc>
@@ -6922,39 +5416,7 @@
                 <w:sz w:val="24"/>
                 <w:szCs w:val="24"/>
               </w:rPr>
-              <w:t>Pengelolaan</w:t>
-            </w:r>
-            <w:r>
-              <w:rPr>
-                <w:rFonts w:ascii="Arial Nova Cond" w:hAnsi="Arial Nova Cond"/>
-                <w:sz w:val="24"/>
-                <w:szCs w:val="24"/>
-              </w:rPr>
-              <w:t xml:space="preserve"> </w:t>
-            </w:r>
-            <w:r>
-              <w:rPr>
-                <w:rFonts w:ascii="Arial Nova Cond" w:hAnsi="Arial Nova Cond"/>
-                <w:sz w:val="24"/>
-                <w:szCs w:val="24"/>
-              </w:rPr>
-              <w:t>sampah</w:t>
-            </w:r>
-            <w:r>
-              <w:rPr>
-                <w:rFonts w:ascii="Arial Nova Cond" w:hAnsi="Arial Nova Cond"/>
-                <w:sz w:val="24"/>
-                <w:szCs w:val="24"/>
-              </w:rPr>
-              <w:t xml:space="preserve"> </w:t>
-            </w:r>
-            <w:r>
-              <w:rPr>
-                <w:rFonts w:ascii="Arial Nova Cond" w:hAnsi="Arial Nova Cond"/>
-                <w:sz w:val="24"/>
-                <w:szCs w:val="24"/>
-              </w:rPr>
-              <w:t>domestik</w:t>
+              <w:t>Pengelolaan sampah domestik</w:t>
             </w:r>
           </w:p>
         </w:tc>
@@ -7292,23 +5754,6 @@
               </w:rPr>
               <w:t>{#foto_baris} {%foto_1}</w:t>
             </w:r>
-            <w:r>
-              <w:rPr>
-                <w:rFonts w:ascii="Arial Nova Cond" w:hAnsi="Arial Nova Cond"/>
-                <w:sz w:val="24"/>
-                <w:szCs w:val="24"/>
-              </w:rPr>
-              <w:br/>
-            </w:r>
-            <w:r>
-              <w:rPr>
-                <w:rFonts w:ascii="Arial Nova Cond" w:hAnsi="Arial Nova Cond"/>
-                <w:sz w:val="24"/>
-                <w:szCs w:val="24"/>
-              </w:rPr>
-              <w:br/>
-              <w:t>{ket_1}</w:t>
-            </w:r>
           </w:p>
         </w:tc>
         <w:tc>
@@ -7333,22 +5778,76 @@
               </w:rPr>
               <w:t>{%foto_2}</w:t>
             </w:r>
-            <w:r>
-              <w:rPr>
-                <w:rFonts w:ascii="Arial Nova Cond" w:hAnsi="Arial Nova Cond"/>
-                <w:sz w:val="24"/>
-                <w:szCs w:val="24"/>
-              </w:rPr>
-              <w:br/>
-            </w:r>
-            <w:r>
-              <w:rPr>
-                <w:rFonts w:ascii="Arial Nova Cond" w:hAnsi="Arial Nova Cond"/>
-                <w:sz w:val="24"/>
-                <w:szCs w:val="24"/>
-              </w:rPr>
-              <w:br/>
-              <w:t>{ket_2} {/foto_baris}</w:t>
+          </w:p>
+        </w:tc>
+      </w:tr>
+      <w:tr>
+        <w:tc>
+          <w:tcPr>
+            <w:tcW w:w="4786" w:type="dxa"/>
+            <w:vAlign w:val="center"/>
+          </w:tcPr>
+          <w:p>
+            <w:pPr>
+              <w:tabs>
+                <w:tab w:val="left" w:pos="1830"/>
+              </w:tabs>
+              <w:jc w:val="center"/>
+              <w:rPr>
+                <w:rFonts w:ascii="Arial Nova Cond" w:hAnsi="Arial Nova Cond"/>
+                <w:sz w:val="24"/>
+                <w:szCs w:val="24"/>
+              </w:rPr>
+            </w:pPr>
+            <w:r>
+              <w:rPr>
+                <w:rFonts w:ascii="Arial Nova Cond" w:hAnsi="Arial Nova Cond"/>
+                <w:sz w:val="24"/>
+                <w:szCs w:val="24"/>
+              </w:rPr>
+              <w:t>{ket_1}</w:t>
+            </w:r>
+          </w:p>
+        </w:tc>
+        <w:tc>
+          <w:tcPr>
+            <w:tcW w:w="4843" w:type="dxa"/>
+            <w:vAlign w:val="center"/>
+          </w:tcPr>
+          <w:p>
+            <w:pPr>
+              <w:jc w:val="center"/>
+              <w:rPr>
+                <w:rFonts w:ascii="Arial Nova Cond" w:hAnsi="Arial Nova Cond"/>
+                <w:sz w:val="24"/>
+                <w:szCs w:val="24"/>
+              </w:rPr>
+            </w:pPr>
+            <w:r>
+              <w:rPr>
+                <w:rFonts w:ascii="Arial Nova Cond" w:hAnsi="Arial Nova Cond"/>
+                <w:sz w:val="24"/>
+                <w:szCs w:val="24"/>
+              </w:rPr>
+              <w:t>{ket_2} {/</w:t>
+            </w:r>
+            <w:proofErr w:type="spellStart"/>
+            <w:r>
+              <w:rPr>
+                <w:rFonts w:ascii="Arial Nova Cond" w:hAnsi="Arial Nova Cond"/>
+                <w:sz w:val="24"/>
+                <w:szCs w:val="24"/>
+              </w:rPr>
+              <w:t>foto_baris</w:t>
+            </w:r>
+            <w:proofErr w:type="spellEnd"/>
+            <w:r>
+              <w:rPr>
+                <w:rFonts w:ascii="Arial Nova Cond" w:hAnsi="Arial Nova Cond"/>
+                <w:sz w:val="24"/>
+                <w:szCs w:val="24"/>
+              </w:rPr>
+              <w:t>}</w:t>
             </w:r>
           </w:p>
         </w:tc>
@@ -7426,25 +5925,7 @@
           <w:szCs w:val="24"/>
         </w:rPr>
         <w:lastRenderedPageBreak/>
-        <w:t>Pelaksanaan</w:t>
-      </w:r>
-      <w:r>
-        <w:rPr>
-          <w:rFonts w:ascii="Arial Nova Cond" w:hAnsi="Arial Nova Cond"/>
-          <w:color w:val="0D0D0D"/>
-          <w:sz w:val="24"/>
-          <w:szCs w:val="24"/>
-        </w:rPr>
-        <w:t xml:space="preserve"> dan </w:t>
-      </w:r>
-      <w:r>
-        <w:rPr>
-          <w:rFonts w:ascii="Arial Nova Cond" w:hAnsi="Arial Nova Cond"/>
-          <w:color w:val="0D0D0D"/>
-          <w:sz w:val="24"/>
-          <w:szCs w:val="24"/>
-        </w:rPr>
-        <w:t>temuan</w:t>
+        <w:t>Pelaksanaan dan temuan fakta-fakta pengawasan lingkungan hidup ini diketahui dan dibenarkan oleh pihak</w:t>
       </w:r>
       <w:r>
         <w:rPr>
@@ -7458,150 +5939,6 @@
       <w:r>
         <w:rPr>
           <w:rFonts w:ascii="Arial Nova Cond" w:hAnsi="Arial Nova Cond"/>
-          <w:color w:val="0D0D0D"/>
-          <w:sz w:val="24"/>
-          <w:szCs w:val="24"/>
-        </w:rPr>
-        <w:t>fakta-fakta</w:t>
-      </w:r>
-      <w:r>
-        <w:rPr>
-          <w:rFonts w:ascii="Arial Nova Cond" w:hAnsi="Arial Nova Cond"/>
-          <w:color w:val="0D0D0D"/>
-          <w:sz w:val="24"/>
-          <w:szCs w:val="24"/>
-        </w:rPr>
-        <w:t xml:space="preserve"> </w:t>
-      </w:r>
-      <w:r>
-        <w:rPr>
-          <w:rFonts w:ascii="Arial Nova Cond" w:hAnsi="Arial Nova Cond"/>
-          <w:color w:val="0D0D0D"/>
-          <w:sz w:val="24"/>
-          <w:szCs w:val="24"/>
-        </w:rPr>
-        <w:t>pengawasan</w:t>
-      </w:r>
-      <w:r>
-        <w:rPr>
-          <w:rFonts w:ascii="Arial Nova Cond" w:hAnsi="Arial Nova Cond"/>
-          <w:color w:val="0D0D0D"/>
-          <w:sz w:val="24"/>
-          <w:szCs w:val="24"/>
-        </w:rPr>
-        <w:t xml:space="preserve"> </w:t>
-      </w:r>
-      <w:r>
-        <w:rPr>
-          <w:rFonts w:ascii="Arial Nova Cond" w:hAnsi="Arial Nova Cond"/>
-          <w:color w:val="0D0D0D"/>
-          <w:sz w:val="24"/>
-          <w:szCs w:val="24"/>
-        </w:rPr>
-        <w:t>lingkungan</w:t>
-      </w:r>
-      <w:r>
-        <w:rPr>
-          <w:rFonts w:ascii="Arial Nova Cond" w:hAnsi="Arial Nova Cond"/>
-          <w:color w:val="0D0D0D"/>
-          <w:sz w:val="24"/>
-          <w:szCs w:val="24"/>
-        </w:rPr>
-        <w:t xml:space="preserve"> </w:t>
-      </w:r>
-      <w:r>
-        <w:rPr>
-          <w:rFonts w:ascii="Arial Nova Cond" w:hAnsi="Arial Nova Cond"/>
-          <w:color w:val="0D0D0D"/>
-          <w:sz w:val="24"/>
-          <w:szCs w:val="24"/>
-        </w:rPr>
-        <w:t>hidup</w:t>
-      </w:r>
-      <w:r>
-        <w:rPr>
-          <w:rFonts w:ascii="Arial Nova Cond" w:hAnsi="Arial Nova Cond"/>
-          <w:color w:val="0D0D0D"/>
-          <w:sz w:val="24"/>
-          <w:szCs w:val="24"/>
-        </w:rPr>
-        <w:t xml:space="preserve"> </w:t>
-      </w:r>
-      <w:r>
-        <w:rPr>
-          <w:rFonts w:ascii="Arial Nova Cond" w:hAnsi="Arial Nova Cond"/>
-          <w:color w:val="0D0D0D"/>
-          <w:sz w:val="24"/>
-          <w:szCs w:val="24"/>
-        </w:rPr>
-        <w:t>ini</w:t>
-      </w:r>
-      <w:r>
-        <w:rPr>
-          <w:rFonts w:ascii="Arial Nova Cond" w:hAnsi="Arial Nova Cond"/>
-          <w:color w:val="0D0D0D"/>
-          <w:sz w:val="24"/>
-          <w:szCs w:val="24"/>
-        </w:rPr>
-        <w:t xml:space="preserve"> </w:t>
-      </w:r>
-      <w:r>
-        <w:rPr>
-          <w:rFonts w:ascii="Arial Nova Cond" w:hAnsi="Arial Nova Cond"/>
-          <w:color w:val="0D0D0D"/>
-          <w:sz w:val="24"/>
-          <w:szCs w:val="24"/>
-        </w:rPr>
-        <w:t>diketahui</w:t>
-      </w:r>
-      <w:r>
-        <w:rPr>
-          <w:rFonts w:ascii="Arial Nova Cond" w:hAnsi="Arial Nova Cond"/>
-          <w:color w:val="0D0D0D"/>
-          <w:sz w:val="24"/>
-          <w:szCs w:val="24"/>
-        </w:rPr>
-        <w:t xml:space="preserve"> dan </w:t>
-      </w:r>
-      <w:r>
-        <w:rPr>
-          <w:rFonts w:ascii="Arial Nova Cond" w:hAnsi="Arial Nova Cond"/>
-          <w:color w:val="0D0D0D"/>
-          <w:sz w:val="24"/>
-          <w:szCs w:val="24"/>
-        </w:rPr>
-        <w:t>dibenarkan</w:t>
-      </w:r>
-      <w:r>
-        <w:rPr>
-          <w:rFonts w:ascii="Arial Nova Cond" w:hAnsi="Arial Nova Cond"/>
-          <w:color w:val="0D0D0D"/>
-          <w:sz w:val="24"/>
-          <w:szCs w:val="24"/>
-        </w:rPr>
-        <w:t xml:space="preserve"> oleh </w:t>
-      </w:r>
-      <w:r>
-        <w:rPr>
-          <w:rFonts w:ascii="Arial Nova Cond" w:hAnsi="Arial Nova Cond"/>
-          <w:color w:val="0D0D0D"/>
-          <w:sz w:val="24"/>
-          <w:szCs w:val="24"/>
-        </w:rPr>
-        <w:t>pihak</w:t>
-      </w:r>
-      <w:r>
-        <w:rPr>
-          <w:rFonts w:ascii="Arial Nova Cond" w:hAnsi="Arial Nova Cond"/>
-          <w:color w:val="0D0D0D"/>
-          <w:sz w:val="24"/>
-          <w:szCs w:val="24"/>
-        </w:rPr>
-        <w:t xml:space="preserve"> </w:t>
-      </w:r>
-      <w:r>
-        <w:rPr>
-          <w:rFonts w:ascii="Arial Nova Cond" w:hAnsi="Arial Nova Cond"/>
           <w:sz w:val="24"/>
           <w:szCs w:val="24"/>
         </w:rPr>
@@ -7622,8 +5959,9 @@
           <w:sz w:val="24"/>
           <w:szCs w:val="24"/>
         </w:rPr>
-        <w:t>sebagai</w:t>
+        <w:t xml:space="preserve">sebagai </w:t>
       </w:r>
+      <w:proofErr w:type="gramStart"/>
       <w:r>
         <w:rPr>
           <w:rFonts w:ascii="Arial Nova Cond" w:hAnsi="Arial Nova Cond"/>
@@ -7631,26 +5969,9 @@
           <w:sz w:val="24"/>
           <w:szCs w:val="24"/>
         </w:rPr>
-        <w:t xml:space="preserve"> </w:t>
+        <w:t>berikut :</w:t>
       </w:r>
-      <w:r>
-        <w:rPr>
-          <w:rFonts w:ascii="Arial Nova Cond" w:hAnsi="Arial Nova Cond"/>
-          <w:color w:val="0D0D0D"/>
-          <w:sz w:val="24"/>
-          <w:szCs w:val="24"/>
-        </w:rPr>
-        <w:t>berikut</w:t>
-      </w:r>
-      <w:r>
-        <w:rPr>
-          <w:rFonts w:ascii="Arial Nova Cond" w:hAnsi="Arial Nova Cond"/>
-          <w:color w:val="0D0D0D"/>
-          <w:sz w:val="24"/>
-          <w:szCs w:val="24"/>
-        </w:rPr>
-        <w:t xml:space="preserve"> :</w:t>
-      </w:r>
+      <w:proofErr w:type="gramEnd"/>
     </w:p>
     <w:p>
       <w:pPr>
@@ -7667,35 +5988,106 @@
       <w:tblPr>
         <w:tblStyle w:val="TableGrid"/>
         <w:tblW w:w="0" w:type="auto"/>
-        <w:tblBorders>
-          <w:top w:val="none" w:sz="0" w:space="0" w:color="auto"/>
-          <w:left w:val="none" w:sz="0" w:space="0" w:color="auto"/>
-          <w:bottom w:val="none" w:sz="0" w:space="0" w:color="auto"/>
-          <w:right w:val="none" w:sz="0" w:space="0" w:color="auto"/>
-          <w:insideH w:val="none" w:sz="0" w:space="0" w:color="auto"/>
-          <w:insideV w:val="none" w:sz="0" w:space="0" w:color="auto"/>
-        </w:tblBorders>
         <w:tblLook w:val="04A0" w:firstRow="1" w:lastRow="0" w:firstColumn="1" w:lastColumn="0" w:noHBand="0" w:noVBand="1"/>
       </w:tblPr>
       <w:tblGrid>
-        <w:gridCol w:w="2263"/>
-        <w:gridCol w:w="426"/>
-        <w:gridCol w:w="4961"/>
+        <w:gridCol w:w="421"/>
+        <w:gridCol w:w="1984"/>
+        <w:gridCol w:w="284"/>
+        <w:gridCol w:w="6940"/>
       </w:tblGrid>
       <w:tr>
-        <w:tc>
-          <w:tcPr>
-            <w:tcW w:w="2263" w:type="dxa"/>
-          </w:tcPr>
-          <w:p>
-            <w:pPr>
+        <w:trPr>
+          <w:trHeight w:val="258"/>
+        </w:trPr>
+        <w:tc>
+          <w:tcPr>
+            <w:tcW w:w="421" w:type="dxa"/>
+          </w:tcPr>
+          <w:p>
+            <w:pPr>
+              <w:rPr>
+                <w:rFonts w:ascii="Arial Nova Cond" w:hAnsi="Arial Nova Cond"/>
+                <w:sz w:val="24"/>
+                <w:szCs w:val="24"/>
+              </w:rPr>
+            </w:pPr>
+            <w:r>
+              <w:rPr>
+                <w:rFonts w:ascii="Arial Nova Cond" w:hAnsi="Arial Nova Cond"/>
+                <w:sz w:val="24"/>
+                <w:szCs w:val="24"/>
+              </w:rPr>
+              <w:t>1.</w:t>
+            </w:r>
+          </w:p>
+        </w:tc>
+        <w:tc>
+          <w:tcPr>
+            <w:tcW w:w="1984" w:type="dxa"/>
+          </w:tcPr>
+          <w:p>
+            <w:pPr>
+              <w:rPr>
+                <w:rFonts w:ascii="Arial Nova Cond" w:hAnsi="Arial Nova Cond"/>
+                <w:sz w:val="24"/>
+                <w:szCs w:val="24"/>
+              </w:rPr>
+            </w:pPr>
+            <w:r>
+              <w:rPr>
+                <w:rFonts w:ascii="Arial Nova Cond" w:hAnsi="Arial Nova Cond"/>
+                <w:sz w:val="24"/>
+                <w:szCs w:val="24"/>
+              </w:rPr>
+              <w:t>Nama</w:t>
+            </w:r>
+          </w:p>
+        </w:tc>
+        <w:tc>
+          <w:tcPr>
+            <w:tcW w:w="284" w:type="dxa"/>
+          </w:tcPr>
+          <w:p>
+            <w:pPr>
+              <w:rPr>
+                <w:rFonts w:ascii="Arial Nova Cond" w:hAnsi="Arial Nova Cond"/>
+                <w:sz w:val="24"/>
+                <w:szCs w:val="24"/>
+              </w:rPr>
+            </w:pPr>
+            <w:r>
+              <w:rPr>
+                <w:rFonts w:ascii="Arial Nova Cond" w:hAnsi="Arial Nova Cond"/>
+                <w:sz w:val="24"/>
+                <w:szCs w:val="24"/>
+              </w:rPr>
+              <w:t>:</w:t>
+            </w:r>
+          </w:p>
+        </w:tc>
+        <w:tc>
+          <w:tcPr>
+            <w:tcW w:w="6940" w:type="dxa"/>
+          </w:tcPr>
+          <w:p>
+            <w:pPr>
+              <w:rPr>
+                <w:rFonts w:ascii="Arial Nova Cond" w:hAnsi="Arial Nova Cond"/>
+                <w:sz w:val="24"/>
+                <w:szCs w:val="24"/>
+              </w:rPr>
+            </w:pPr>
+            <w:r>
               <w:rPr>
                 <w:rFonts w:ascii="Arial Nova Cond" w:hAnsi="Arial Nova Cond"/>
                 <w:color w:val="0D0D0D"/>
                 <w:sz w:val="24"/>
                 <w:szCs w:val="24"/>
               </w:rPr>
-            </w:pPr>
+              <w:t>{</w:t>
+            </w:r>
+            <w:proofErr w:type="spellStart"/>
             <w:r>
               <w:rPr>
                 <w:rFonts w:ascii="Arial Nova Cond" w:hAnsi="Arial Nova Cond"/>
@@ -7703,101 +6095,78 @@
                 <w:sz w:val="24"/>
                 <w:szCs w:val="24"/>
               </w:rPr>
-              <w:t>Nama</w:t>
-            </w:r>
-          </w:p>
-        </w:tc>
-        <w:tc>
-          <w:tcPr>
-            <w:tcW w:w="426" w:type="dxa"/>
-          </w:tcPr>
-          <w:p>
-            <w:pPr>
+              <w:t>pj_nama</w:t>
+            </w:r>
+            <w:proofErr w:type="spellEnd"/>
+            <w:r>
               <w:rPr>
                 <w:rFonts w:ascii="Arial Nova Cond" w:hAnsi="Arial Nova Cond"/>
                 <w:color w:val="0D0D0D"/>
                 <w:sz w:val="24"/>
                 <w:szCs w:val="24"/>
               </w:rPr>
-            </w:pPr>
-            <w:r>
-              <w:rPr>
-                <w:rFonts w:ascii="Arial Nova Cond" w:hAnsi="Arial Nova Cond"/>
-                <w:color w:val="0D0D0D"/>
-                <w:sz w:val="24"/>
-                <w:szCs w:val="24"/>
-              </w:rPr>
-              <w:t>:</w:t>
-            </w:r>
-          </w:p>
-        </w:tc>
-        <w:tc>
-          <w:tcPr>
-            <w:tcW w:w="4961" w:type="dxa"/>
-          </w:tcPr>
-          <w:p>
-            <w:pPr>
-              <w:rPr>
-                <w:rFonts w:ascii="Arial Nova Cond" w:hAnsi="Arial Nova Cond"/>
-                <w:color w:val="0D0D0D"/>
-                <w:sz w:val="24"/>
-                <w:szCs w:val="24"/>
-              </w:rPr>
-            </w:pPr>
-            <w:r>
-              <w:rPr>
-                <w:rFonts w:ascii="Arial Nova Cond" w:hAnsi="Arial Nova Cond"/>
-                <w:color w:val="0D0D0D"/>
-                <w:sz w:val="24"/>
-                <w:szCs w:val="24"/>
-              </w:rPr>
-              <w:t>{pj_nama}</w:t>
+              <w:t>}</w:t>
             </w:r>
           </w:p>
         </w:tc>
       </w:tr>
       <w:tr>
-        <w:tc>
-          <w:tcPr>
-            <w:tcW w:w="2263" w:type="dxa"/>
-          </w:tcPr>
-          <w:p>
-            <w:pPr>
-              <w:rPr>
-                <w:rFonts w:ascii="Arial Nova Cond" w:hAnsi="Arial Nova Cond"/>
-                <w:color w:val="0D0D0D"/>
-                <w:sz w:val="24"/>
-                <w:szCs w:val="24"/>
-              </w:rPr>
-            </w:pPr>
-            <w:r>
-              <w:rPr>
-                <w:rFonts w:ascii="Arial Nova Cond" w:hAnsi="Arial Nova Cond"/>
-                <w:color w:val="0D0D0D"/>
+        <w:trPr>
+          <w:trHeight w:val="266"/>
+        </w:trPr>
+        <w:tc>
+          <w:tcPr>
+            <w:tcW w:w="421" w:type="dxa"/>
+          </w:tcPr>
+          <w:p>
+            <w:pPr>
+              <w:rPr>
+                <w:rFonts w:ascii="Arial Nova Cond" w:hAnsi="Arial Nova Cond"/>
+                <w:sz w:val="24"/>
+                <w:szCs w:val="24"/>
+              </w:rPr>
+            </w:pPr>
+          </w:p>
+        </w:tc>
+        <w:tc>
+          <w:tcPr>
+            <w:tcW w:w="1984" w:type="dxa"/>
+          </w:tcPr>
+          <w:p>
+            <w:pPr>
+              <w:rPr>
+                <w:rFonts w:ascii="Arial Nova Cond" w:hAnsi="Arial Nova Cond"/>
+                <w:sz w:val="24"/>
+                <w:szCs w:val="24"/>
+              </w:rPr>
+            </w:pPr>
+            <w:proofErr w:type="spellStart"/>
+            <w:r>
+              <w:rPr>
+                <w:rFonts w:ascii="Arial Nova Cond" w:hAnsi="Arial Nova Cond"/>
                 <w:sz w:val="24"/>
                 <w:szCs w:val="24"/>
               </w:rPr>
               <w:t>Jabatan</w:t>
             </w:r>
-          </w:p>
-        </w:tc>
-        <w:tc>
-          <w:tcPr>
-            <w:tcW w:w="426" w:type="dxa"/>
-          </w:tcPr>
-          <w:p>
-            <w:pPr>
-              <w:rPr>
-                <w:rFonts w:ascii="Arial Nova Cond" w:hAnsi="Arial Nova Cond"/>
-                <w:color w:val="0D0D0D"/>
-                <w:sz w:val="24"/>
-                <w:szCs w:val="24"/>
-              </w:rPr>
-            </w:pPr>
-            <w:r>
-              <w:rPr>
-                <w:rFonts w:ascii="Arial Nova Cond" w:hAnsi="Arial Nova Cond"/>
-                <w:color w:val="0D0D0D"/>
+            <w:proofErr w:type="spellEnd"/>
+          </w:p>
+        </w:tc>
+        <w:tc>
+          <w:tcPr>
+            <w:tcW w:w="284" w:type="dxa"/>
+          </w:tcPr>
+          <w:p>
+            <w:pPr>
+              <w:rPr>
+                <w:rFonts w:ascii="Arial Nova Cond" w:hAnsi="Arial Nova Cond"/>
+                <w:sz w:val="24"/>
+                <w:szCs w:val="24"/>
+              </w:rPr>
+            </w:pPr>
+            <w:r>
+              <w:rPr>
+                <w:rFonts w:ascii="Arial Nova Cond" w:hAnsi="Arial Nova Cond"/>
                 <w:sz w:val="24"/>
                 <w:szCs w:val="24"/>
               </w:rPr>
@@ -7807,55 +6176,88 @@
         </w:tc>
         <w:tc>
           <w:tcPr>
-            <w:tcW w:w="4961" w:type="dxa"/>
-          </w:tcPr>
-          <w:p>
-            <w:pPr>
-              <w:rPr>
-                <w:rFonts w:ascii="Arial Nova Cond" w:hAnsi="Arial Nova Cond"/>
-                <w:color w:val="0D0D0D"/>
-                <w:sz w:val="24"/>
-                <w:szCs w:val="24"/>
-              </w:rPr>
-            </w:pPr>
-            <w:r>
-              <w:rPr>
-                <w:rFonts w:ascii="Arial Nova Cond" w:hAnsi="Arial Nova Cond"/>
-                <w:sz w:val="24"/>
-                <w:szCs w:val="24"/>
-              </w:rPr>
-              <w:t>{pj_jabatan}</w:t>
+            <w:tcW w:w="6940" w:type="dxa"/>
+          </w:tcPr>
+          <w:p>
+            <w:pPr>
+              <w:rPr>
+                <w:rFonts w:ascii="Arial Nova Cond" w:hAnsi="Arial Nova Cond"/>
+                <w:sz w:val="24"/>
+                <w:szCs w:val="24"/>
+              </w:rPr>
+            </w:pPr>
+            <w:r>
+              <w:rPr>
+                <w:rFonts w:ascii="Arial Nova Cond" w:hAnsi="Arial Nova Cond"/>
+                <w:sz w:val="24"/>
+                <w:szCs w:val="24"/>
+              </w:rPr>
+              <w:t>{</w:t>
+            </w:r>
+            <w:proofErr w:type="spellStart"/>
+            <w:r>
+              <w:rPr>
+                <w:rFonts w:ascii="Arial Nova Cond" w:hAnsi="Arial Nova Cond"/>
+                <w:sz w:val="24"/>
+                <w:szCs w:val="24"/>
+              </w:rPr>
+              <w:t>pj_jabatan</w:t>
+            </w:r>
+            <w:proofErr w:type="spellEnd"/>
+            <w:r>
+              <w:rPr>
+                <w:rFonts w:ascii="Arial Nova Cond" w:hAnsi="Arial Nova Cond"/>
+                <w:sz w:val="24"/>
+                <w:szCs w:val="24"/>
+              </w:rPr>
+              <w:t>}</w:t>
             </w:r>
           </w:p>
         </w:tc>
       </w:tr>
       <w:tr>
-        <w:tc>
-          <w:tcPr>
-            <w:tcW w:w="2263" w:type="dxa"/>
-          </w:tcPr>
-          <w:p>
-            <w:pPr>
-              <w:rPr>
-                <w:rFonts w:ascii="Arial Nova Cond" w:hAnsi="Arial Nova Cond"/>
-                <w:color w:val="0D0D0D"/>
-                <w:sz w:val="24"/>
-                <w:szCs w:val="24"/>
-              </w:rPr>
-            </w:pPr>
-            <w:r>
-              <w:rPr>
-                <w:rFonts w:ascii="Arial Nova Cond" w:hAnsi="Arial Nova Cond"/>
-                <w:color w:val="0D0D0D"/>
+        <w:trPr>
+          <w:trHeight w:val="258"/>
+        </w:trPr>
+        <w:tc>
+          <w:tcPr>
+            <w:tcW w:w="421" w:type="dxa"/>
+          </w:tcPr>
+          <w:p>
+            <w:pPr>
+              <w:rPr>
+                <w:rFonts w:ascii="Arial Nova Cond" w:hAnsi="Arial Nova Cond"/>
+                <w:sz w:val="24"/>
+                <w:szCs w:val="24"/>
+              </w:rPr>
+            </w:pPr>
+          </w:p>
+        </w:tc>
+        <w:tc>
+          <w:tcPr>
+            <w:tcW w:w="1984" w:type="dxa"/>
+          </w:tcPr>
+          <w:p>
+            <w:pPr>
+              <w:rPr>
+                <w:rFonts w:ascii="Arial Nova Cond" w:hAnsi="Arial Nova Cond"/>
+                <w:sz w:val="24"/>
+                <w:szCs w:val="24"/>
+              </w:rPr>
+            </w:pPr>
+            <w:proofErr w:type="spellStart"/>
+            <w:r>
+              <w:rPr>
+                <w:rFonts w:ascii="Arial Nova Cond" w:hAnsi="Arial Nova Cond"/>
                 <w:sz w:val="24"/>
                 <w:szCs w:val="24"/>
               </w:rPr>
               <w:t>Nomor</w:t>
             </w:r>
-            <w:r>
-              <w:rPr>
-                <w:rFonts w:ascii="Arial Nova Cond" w:hAnsi="Arial Nova Cond"/>
-                <w:color w:val="0D0D0D"/>
+            <w:proofErr w:type="spellEnd"/>
+            <w:r>
+              <w:rPr>
+                <w:rFonts w:ascii="Arial Nova Cond" w:hAnsi="Arial Nova Cond"/>
                 <w:sz w:val="24"/>
                 <w:szCs w:val="24"/>
               </w:rPr>
@@ -7865,21 +6267,19 @@
         </w:tc>
         <w:tc>
           <w:tcPr>
-            <w:tcW w:w="426" w:type="dxa"/>
-          </w:tcPr>
-          <w:p>
-            <w:pPr>
-              <w:rPr>
-                <w:rFonts w:ascii="Arial Nova Cond" w:hAnsi="Arial Nova Cond"/>
-                <w:color w:val="0D0D0D"/>
-                <w:sz w:val="24"/>
-                <w:szCs w:val="24"/>
-              </w:rPr>
-            </w:pPr>
-            <w:r>
-              <w:rPr>
-                <w:rFonts w:ascii="Arial Nova Cond" w:hAnsi="Arial Nova Cond"/>
-                <w:color w:val="0D0D0D"/>
+            <w:tcW w:w="284" w:type="dxa"/>
+          </w:tcPr>
+          <w:p>
+            <w:pPr>
+              <w:rPr>
+                <w:rFonts w:ascii="Arial Nova Cond" w:hAnsi="Arial Nova Cond"/>
+                <w:sz w:val="24"/>
+                <w:szCs w:val="24"/>
+              </w:rPr>
+            </w:pPr>
+            <w:r>
+              <w:rPr>
+                <w:rFonts w:ascii="Arial Nova Cond" w:hAnsi="Arial Nova Cond"/>
                 <w:sz w:val="24"/>
                 <w:szCs w:val="24"/>
               </w:rPr>
@@ -7889,79 +6289,110 @@
         </w:tc>
         <w:tc>
           <w:tcPr>
-            <w:tcW w:w="4961" w:type="dxa"/>
-          </w:tcPr>
-          <w:p>
-            <w:pPr>
-              <w:rPr>
-                <w:rFonts w:ascii="Arial Nova Cond" w:hAnsi="Arial Nova Cond"/>
-                <w:color w:val="0D0D0D"/>
-                <w:sz w:val="24"/>
-                <w:szCs w:val="24"/>
-              </w:rPr>
-            </w:pPr>
-            <w:r>
-              <w:rPr>
-                <w:rFonts w:ascii="Arial Nova Cond" w:hAnsi="Arial Nova Cond"/>
-                <w:sz w:val="24"/>
-                <w:szCs w:val="24"/>
-              </w:rPr>
-              <w:t>{telepon}</w:t>
+            <w:tcW w:w="6940" w:type="dxa"/>
+          </w:tcPr>
+          <w:p>
+            <w:pPr>
+              <w:rPr>
+                <w:rFonts w:ascii="Arial Nova Cond" w:hAnsi="Arial Nova Cond"/>
+                <w:sz w:val="24"/>
+                <w:szCs w:val="24"/>
+              </w:rPr>
+            </w:pPr>
+            <w:r>
+              <w:rPr>
+                <w:rFonts w:ascii="Arial Nova Cond" w:hAnsi="Arial Nova Cond"/>
+                <w:sz w:val="24"/>
+                <w:szCs w:val="24"/>
+              </w:rPr>
+              <w:t>{</w:t>
+            </w:r>
+            <w:proofErr w:type="spellStart"/>
+            <w:r>
+              <w:rPr>
+                <w:rFonts w:ascii="Arial Nova Cond" w:hAnsi="Arial Nova Cond"/>
+                <w:sz w:val="24"/>
+                <w:szCs w:val="24"/>
+              </w:rPr>
+              <w:t>telepon</w:t>
+            </w:r>
+            <w:proofErr w:type="spellEnd"/>
+            <w:r>
+              <w:rPr>
+                <w:rFonts w:ascii="Arial Nova Cond" w:hAnsi="Arial Nova Cond"/>
+                <w:sz w:val="24"/>
+                <w:szCs w:val="24"/>
+              </w:rPr>
+              <w:t>}</w:t>
             </w:r>
           </w:p>
         </w:tc>
       </w:tr>
       <w:tr>
-        <w:tc>
-          <w:tcPr>
-            <w:tcW w:w="2263" w:type="dxa"/>
-          </w:tcPr>
-          <w:p>
-            <w:pPr>
-              <w:rPr>
-                <w:rFonts w:ascii="Arial Nova Cond" w:hAnsi="Arial Nova Cond"/>
-                <w:color w:val="0D0D0D"/>
-                <w:sz w:val="24"/>
-                <w:szCs w:val="24"/>
-              </w:rPr>
-            </w:pPr>
-            <w:r>
-              <w:rPr>
-                <w:rFonts w:ascii="Arial Nova Cond" w:hAnsi="Arial Nova Cond"/>
-                <w:color w:val="0D0D0D"/>
+        <w:trPr>
+          <w:trHeight w:val="526"/>
+        </w:trPr>
+        <w:tc>
+          <w:tcPr>
+            <w:tcW w:w="421" w:type="dxa"/>
+          </w:tcPr>
+          <w:p>
+            <w:pPr>
+              <w:rPr>
+                <w:rFonts w:ascii="Arial Nova Cond" w:hAnsi="Arial Nova Cond"/>
+                <w:sz w:val="24"/>
+                <w:szCs w:val="24"/>
+              </w:rPr>
+            </w:pPr>
+          </w:p>
+        </w:tc>
+        <w:tc>
+          <w:tcPr>
+            <w:tcW w:w="1984" w:type="dxa"/>
+          </w:tcPr>
+          <w:p>
+            <w:pPr>
+              <w:rPr>
+                <w:rFonts w:ascii="Arial Nova Cond" w:hAnsi="Arial Nova Cond"/>
+                <w:sz w:val="24"/>
+                <w:szCs w:val="24"/>
+              </w:rPr>
+            </w:pPr>
+            <w:r>
+              <w:rPr>
+                <w:rFonts w:ascii="Arial Nova Cond" w:hAnsi="Arial Nova Cond"/>
                 <w:sz w:val="24"/>
                 <w:szCs w:val="24"/>
               </w:rPr>
               <w:t xml:space="preserve">Tanda </w:t>
             </w:r>
-            <w:r>
-              <w:rPr>
-                <w:rFonts w:ascii="Arial Nova Cond" w:hAnsi="Arial Nova Cond"/>
-                <w:color w:val="0D0D0D"/>
+            <w:proofErr w:type="spellStart"/>
+            <w:r>
+              <w:rPr>
+                <w:rFonts w:ascii="Arial Nova Cond" w:hAnsi="Arial Nova Cond"/>
                 <w:sz w:val="24"/>
                 <w:szCs w:val="24"/>
               </w:rPr>
               <w:t>tangan</w:t>
             </w:r>
-          </w:p>
-        </w:tc>
-        <w:tc>
-          <w:tcPr>
-            <w:tcW w:w="426" w:type="dxa"/>
-          </w:tcPr>
-          <w:p>
-            <w:pPr>
-              <w:rPr>
-                <w:rFonts w:ascii="Arial Nova Cond" w:hAnsi="Arial Nova Cond"/>
-                <w:color w:val="0D0D0D"/>
-                <w:sz w:val="24"/>
-                <w:szCs w:val="24"/>
-              </w:rPr>
-            </w:pPr>
-            <w:r>
-              <w:rPr>
-                <w:rFonts w:ascii="Arial Nova Cond" w:hAnsi="Arial Nova Cond"/>
-                <w:color w:val="0D0D0D"/>
+            <w:proofErr w:type="spellEnd"/>
+          </w:p>
+        </w:tc>
+        <w:tc>
+          <w:tcPr>
+            <w:tcW w:w="284" w:type="dxa"/>
+          </w:tcPr>
+          <w:p>
+            <w:pPr>
+              <w:rPr>
+                <w:rFonts w:ascii="Arial Nova Cond" w:hAnsi="Arial Nova Cond"/>
+                <w:sz w:val="24"/>
+                <w:szCs w:val="24"/>
+              </w:rPr>
+            </w:pPr>
+            <w:r>
+              <w:rPr>
+                <w:rFonts w:ascii="Arial Nova Cond" w:hAnsi="Arial Nova Cond"/>
                 <w:sz w:val="24"/>
                 <w:szCs w:val="24"/>
               </w:rPr>
@@ -7971,42 +6402,39 @@
         </w:tc>
         <w:tc>
           <w:tcPr>
-            <w:tcW w:w="4961" w:type="dxa"/>
-          </w:tcPr>
-          <w:p>
-            <w:pPr>
-              <w:rPr>
-                <w:rFonts w:ascii="Arial Nova Cond" w:hAnsi="Arial Nova Cond"/>
-                <w:color w:val="0D0D0D"/>
-                <w:sz w:val="24"/>
-                <w:szCs w:val="24"/>
-              </w:rPr>
-            </w:pPr>
-            <w:r>
-              <w:rPr>
-                <w:rFonts w:ascii="Arial Nova Cond" w:hAnsi="Arial Nova Cond"/>
-                <w:color w:val="0D0D0D"/>
-                <w:sz w:val="24"/>
-                <w:szCs w:val="24"/>
-              </w:rPr>
-              <w:t>{%ttd_pemrakarsa}</w:t>
-            </w:r>
-          </w:p>
-          <w:p>
-            <w:pPr>
-              <w:rPr>
-                <w:rFonts w:ascii="Arial Nova Cond" w:hAnsi="Arial Nova Cond"/>
-                <w:color w:val="0D0D0D"/>
-                <w:sz w:val="24"/>
-                <w:szCs w:val="24"/>
-              </w:rPr>
-            </w:pPr>
-          </w:p>
-          <w:p>
-            <w:pPr>
-              <w:rPr>
-                <w:rFonts w:ascii="Arial Nova Cond" w:hAnsi="Arial Nova Cond"/>
-                <w:color w:val="0D0D0D"/>
+            <w:tcW w:w="6940" w:type="dxa"/>
+          </w:tcPr>
+          <w:p>
+            <w:pPr>
+              <w:rPr>
+                <w:rFonts w:ascii="Arial Nova Cond" w:hAnsi="Arial Nova Cond"/>
+                <w:sz w:val="24"/>
+                <w:szCs w:val="24"/>
+              </w:rPr>
+            </w:pPr>
+          </w:p>
+          <w:p>
+            <w:pPr>
+              <w:rPr>
+                <w:rFonts w:ascii="Arial Nova Cond" w:hAnsi="Arial Nova Cond"/>
+                <w:sz w:val="24"/>
+                <w:szCs w:val="24"/>
+              </w:rPr>
+            </w:pPr>
+          </w:p>
+          <w:p>
+            <w:pPr>
+              <w:rPr>
+                <w:rFonts w:ascii="Arial Nova Cond" w:hAnsi="Arial Nova Cond"/>
+                <w:sz w:val="24"/>
+                <w:szCs w:val="24"/>
+              </w:rPr>
+            </w:pPr>
+          </w:p>
+          <w:p>
+            <w:pPr>
+              <w:rPr>
+                <w:rFonts w:ascii="Arial Nova Cond" w:hAnsi="Arial Nova Cond"/>
                 <w:sz w:val="24"/>
                 <w:szCs w:val="24"/>
               </w:rPr>
@@ -8015,68 +6443,436 @@
         </w:tc>
       </w:tr>
       <w:tr>
-        <w:tc>
-          <w:tcPr>
-            <w:tcW w:w="2263" w:type="dxa"/>
-          </w:tcPr>
-          <w:p>
-            <w:pPr>
-              <w:rPr>
-                <w:rFonts w:ascii="Arial Nova Cond" w:hAnsi="Arial Nova Cond"/>
-                <w:color w:val="0D0D0D"/>
-                <w:sz w:val="24"/>
-                <w:szCs w:val="24"/>
-              </w:rPr>
-            </w:pPr>
-          </w:p>
-        </w:tc>
-        <w:tc>
-          <w:tcPr>
-            <w:tcW w:w="426" w:type="dxa"/>
-          </w:tcPr>
-          <w:p>
-            <w:pPr>
-              <w:rPr>
-                <w:rFonts w:ascii="Arial Nova Cond" w:hAnsi="Arial Nova Cond"/>
-                <w:color w:val="0D0D0D"/>
-                <w:sz w:val="24"/>
-                <w:szCs w:val="24"/>
-              </w:rPr>
-            </w:pPr>
-          </w:p>
-          <w:p>
-            <w:pPr>
-              <w:rPr>
-                <w:rFonts w:ascii="Arial Nova Cond" w:hAnsi="Arial Nova Cond"/>
-                <w:color w:val="0D0D0D"/>
-                <w:sz w:val="24"/>
-                <w:szCs w:val="24"/>
-              </w:rPr>
-            </w:pPr>
-          </w:p>
-        </w:tc>
-        <w:tc>
-          <w:tcPr>
-            <w:tcW w:w="4961" w:type="dxa"/>
-          </w:tcPr>
-          <w:p>
-            <w:pPr>
-              <w:rPr>
-                <w:rFonts w:ascii="Arial Nova Cond" w:hAnsi="Arial Nova Cond"/>
-                <w:color w:val="0D0D0D"/>
-                <w:sz w:val="24"/>
-                <w:szCs w:val="24"/>
-              </w:rPr>
-            </w:pPr>
-            <w:r>
-              <w:rPr>
-                <w:rFonts w:ascii="Arial Nova Cond" w:hAnsi="Arial Nova Cond"/>
-                <w:color w:val="0D0D0D"/>
-                <w:sz w:val="24"/>
-                <w:szCs w:val="24"/>
-              </w:rPr>
-              <w:t>……………………………………………</w:t>
-            </w:r>
+        <w:trPr>
+          <w:trHeight w:val="258"/>
+        </w:trPr>
+        <w:tc>
+          <w:tcPr>
+            <w:tcW w:w="421" w:type="dxa"/>
+          </w:tcPr>
+          <w:p>
+            <w:pPr>
+              <w:rPr>
+                <w:rFonts w:ascii="Arial Nova Cond" w:hAnsi="Arial Nova Cond"/>
+                <w:sz w:val="24"/>
+                <w:szCs w:val="24"/>
+              </w:rPr>
+            </w:pPr>
+            <w:r>
+              <w:rPr>
+                <w:rFonts w:ascii="Arial Nova Cond" w:hAnsi="Arial Nova Cond"/>
+                <w:sz w:val="24"/>
+                <w:szCs w:val="24"/>
+              </w:rPr>
+              <w:t>2.</w:t>
+            </w:r>
+          </w:p>
+        </w:tc>
+        <w:tc>
+          <w:tcPr>
+            <w:tcW w:w="1984" w:type="dxa"/>
+          </w:tcPr>
+          <w:p>
+            <w:pPr>
+              <w:rPr>
+                <w:rFonts w:ascii="Arial Nova Cond" w:hAnsi="Arial Nova Cond"/>
+                <w:sz w:val="24"/>
+                <w:szCs w:val="24"/>
+              </w:rPr>
+            </w:pPr>
+            <w:r>
+              <w:rPr>
+                <w:rFonts w:ascii="Arial Nova Cond" w:hAnsi="Arial Nova Cond"/>
+                <w:sz w:val="24"/>
+                <w:szCs w:val="24"/>
+              </w:rPr>
+              <w:t>Nama</w:t>
+            </w:r>
+          </w:p>
+        </w:tc>
+        <w:tc>
+          <w:tcPr>
+            <w:tcW w:w="284" w:type="dxa"/>
+          </w:tcPr>
+          <w:p>
+            <w:pPr>
+              <w:rPr>
+                <w:rFonts w:ascii="Arial Nova Cond" w:hAnsi="Arial Nova Cond"/>
+                <w:sz w:val="24"/>
+                <w:szCs w:val="24"/>
+              </w:rPr>
+            </w:pPr>
+            <w:r>
+              <w:rPr>
+                <w:rFonts w:ascii="Arial Nova Cond" w:hAnsi="Arial Nova Cond"/>
+                <w:sz w:val="24"/>
+                <w:szCs w:val="24"/>
+              </w:rPr>
+              <w:t>:</w:t>
+            </w:r>
+          </w:p>
+        </w:tc>
+        <w:tc>
+          <w:tcPr>
+            <w:tcW w:w="6940" w:type="dxa"/>
+          </w:tcPr>
+          <w:p>
+            <w:pPr>
+              <w:rPr>
+                <w:rFonts w:ascii="Arial Nova Cond" w:hAnsi="Arial Nova Cond"/>
+                <w:sz w:val="24"/>
+                <w:szCs w:val="24"/>
+              </w:rPr>
+            </w:pPr>
+            <w:r>
+              <w:rPr>
+                <w:rFonts w:ascii="Arial Nova Cond" w:hAnsi="Arial Nova Cond"/>
+                <w:sz w:val="24"/>
+                <w:szCs w:val="24"/>
+              </w:rPr>
+              <w:t>{</w:t>
+            </w:r>
+            <w:proofErr w:type="spellStart"/>
+            <w:r>
+              <w:rPr>
+                <w:rFonts w:ascii="Arial Nova Cond" w:hAnsi="Arial Nova Cond"/>
+                <w:sz w:val="24"/>
+                <w:szCs w:val="24"/>
+              </w:rPr>
+              <w:t>nama_perwakilan</w:t>
+            </w:r>
+            <w:proofErr w:type="spellEnd"/>
+            <w:r>
+              <w:rPr>
+                <w:rFonts w:ascii="Arial Nova Cond" w:hAnsi="Arial Nova Cond"/>
+                <w:sz w:val="24"/>
+                <w:szCs w:val="24"/>
+              </w:rPr>
+              <w:t>}</w:t>
+            </w:r>
+          </w:p>
+        </w:tc>
+      </w:tr>
+      <w:tr>
+        <w:trPr>
+          <w:trHeight w:val="266"/>
+        </w:trPr>
+        <w:tc>
+          <w:tcPr>
+            <w:tcW w:w="421" w:type="dxa"/>
+          </w:tcPr>
+          <w:p>
+            <w:pPr>
+              <w:rPr>
+                <w:rFonts w:ascii="Arial Nova Cond" w:hAnsi="Arial Nova Cond"/>
+                <w:sz w:val="24"/>
+                <w:szCs w:val="24"/>
+              </w:rPr>
+            </w:pPr>
+          </w:p>
+        </w:tc>
+        <w:tc>
+          <w:tcPr>
+            <w:tcW w:w="1984" w:type="dxa"/>
+          </w:tcPr>
+          <w:p>
+            <w:pPr>
+              <w:rPr>
+                <w:rFonts w:ascii="Arial Nova Cond" w:hAnsi="Arial Nova Cond"/>
+                <w:sz w:val="24"/>
+                <w:szCs w:val="24"/>
+              </w:rPr>
+            </w:pPr>
+            <w:proofErr w:type="spellStart"/>
+            <w:r>
+              <w:rPr>
+                <w:rFonts w:ascii="Arial Nova Cond" w:hAnsi="Arial Nova Cond"/>
+                <w:sz w:val="24"/>
+                <w:szCs w:val="24"/>
+              </w:rPr>
+              <w:t>Jabatan</w:t>
+            </w:r>
+            <w:proofErr w:type="spellEnd"/>
+          </w:p>
+        </w:tc>
+        <w:tc>
+          <w:tcPr>
+            <w:tcW w:w="284" w:type="dxa"/>
+          </w:tcPr>
+          <w:p>
+            <w:pPr>
+              <w:rPr>
+                <w:rFonts w:ascii="Arial Nova Cond" w:hAnsi="Arial Nova Cond"/>
+                <w:sz w:val="24"/>
+                <w:szCs w:val="24"/>
+              </w:rPr>
+            </w:pPr>
+            <w:r>
+              <w:rPr>
+                <w:rFonts w:ascii="Arial Nova Cond" w:hAnsi="Arial Nova Cond"/>
+                <w:sz w:val="24"/>
+                <w:szCs w:val="24"/>
+              </w:rPr>
+              <w:t>:</w:t>
+            </w:r>
+          </w:p>
+        </w:tc>
+        <w:tc>
+          <w:tcPr>
+            <w:tcW w:w="6940" w:type="dxa"/>
+          </w:tcPr>
+          <w:p>
+            <w:pPr>
+              <w:rPr>
+                <w:rFonts w:ascii="Arial Nova Cond" w:hAnsi="Arial Nova Cond"/>
+                <w:sz w:val="24"/>
+                <w:szCs w:val="24"/>
+              </w:rPr>
+            </w:pPr>
+            <w:r>
+              <w:rPr>
+                <w:rFonts w:ascii="Arial Nova Cond" w:hAnsi="Arial Nova Cond"/>
+                <w:sz w:val="24"/>
+                <w:szCs w:val="24"/>
+              </w:rPr>
+              <w:t>{</w:t>
+            </w:r>
+            <w:proofErr w:type="spellStart"/>
+            <w:r>
+              <w:rPr>
+                <w:rFonts w:ascii="Arial Nova Cond" w:hAnsi="Arial Nova Cond"/>
+                <w:sz w:val="24"/>
+                <w:szCs w:val="24"/>
+              </w:rPr>
+              <w:t>jabatan_perwakilan</w:t>
+            </w:r>
+            <w:proofErr w:type="spellEnd"/>
+            <w:r>
+              <w:rPr>
+                <w:rFonts w:ascii="Arial Nova Cond" w:hAnsi="Arial Nova Cond"/>
+                <w:sz w:val="24"/>
+                <w:szCs w:val="24"/>
+              </w:rPr>
+              <w:t>}</w:t>
+            </w:r>
+          </w:p>
+        </w:tc>
+      </w:tr>
+      <w:tr>
+        <w:trPr>
+          <w:trHeight w:val="258"/>
+        </w:trPr>
+        <w:tc>
+          <w:tcPr>
+            <w:tcW w:w="421" w:type="dxa"/>
+          </w:tcPr>
+          <w:p>
+            <w:pPr>
+              <w:rPr>
+                <w:rFonts w:ascii="Arial Nova Cond" w:hAnsi="Arial Nova Cond"/>
+                <w:sz w:val="24"/>
+                <w:szCs w:val="24"/>
+              </w:rPr>
+            </w:pPr>
+          </w:p>
+        </w:tc>
+        <w:tc>
+          <w:tcPr>
+            <w:tcW w:w="1984" w:type="dxa"/>
+          </w:tcPr>
+          <w:p>
+            <w:pPr>
+              <w:rPr>
+                <w:rFonts w:ascii="Arial Nova Cond" w:hAnsi="Arial Nova Cond"/>
+                <w:sz w:val="24"/>
+                <w:szCs w:val="24"/>
+              </w:rPr>
+            </w:pPr>
+            <w:proofErr w:type="spellStart"/>
+            <w:r>
+              <w:rPr>
+                <w:rFonts w:ascii="Arial Nova Cond" w:hAnsi="Arial Nova Cond"/>
+                <w:sz w:val="24"/>
+                <w:szCs w:val="24"/>
+              </w:rPr>
+              <w:t>Nomor</w:t>
+            </w:r>
+            <w:proofErr w:type="spellEnd"/>
+            <w:r>
+              <w:rPr>
+                <w:rFonts w:ascii="Arial Nova Cond" w:hAnsi="Arial Nova Cond"/>
+                <w:sz w:val="24"/>
+                <w:szCs w:val="24"/>
+              </w:rPr>
+              <w:t xml:space="preserve"> HP</w:t>
+            </w:r>
+          </w:p>
+        </w:tc>
+        <w:tc>
+          <w:tcPr>
+            <w:tcW w:w="284" w:type="dxa"/>
+          </w:tcPr>
+          <w:p>
+            <w:pPr>
+              <w:rPr>
+                <w:rFonts w:ascii="Arial Nova Cond" w:hAnsi="Arial Nova Cond"/>
+                <w:sz w:val="24"/>
+                <w:szCs w:val="24"/>
+              </w:rPr>
+            </w:pPr>
+            <w:r>
+              <w:rPr>
+                <w:rFonts w:ascii="Arial Nova Cond" w:hAnsi="Arial Nova Cond"/>
+                <w:sz w:val="24"/>
+                <w:szCs w:val="24"/>
+              </w:rPr>
+              <w:t>:</w:t>
+            </w:r>
+          </w:p>
+        </w:tc>
+        <w:tc>
+          <w:tcPr>
+            <w:tcW w:w="6940" w:type="dxa"/>
+          </w:tcPr>
+          <w:p>
+            <w:pPr>
+              <w:rPr>
+                <w:rFonts w:ascii="Arial Nova Cond" w:hAnsi="Arial Nova Cond"/>
+                <w:sz w:val="24"/>
+                <w:szCs w:val="24"/>
+              </w:rPr>
+            </w:pPr>
+            <w:r>
+              <w:rPr>
+                <w:rFonts w:ascii="Arial Nova Cond" w:hAnsi="Arial Nova Cond"/>
+                <w:sz w:val="24"/>
+                <w:szCs w:val="24"/>
+              </w:rPr>
+              <w:t>{</w:t>
+            </w:r>
+            <w:proofErr w:type="spellStart"/>
+            <w:r>
+              <w:rPr>
+                <w:rFonts w:ascii="Arial Nova Cond" w:hAnsi="Arial Nova Cond"/>
+                <w:sz w:val="24"/>
+                <w:szCs w:val="24"/>
+              </w:rPr>
+              <w:t>telepon_perwakilan</w:t>
+            </w:r>
+            <w:proofErr w:type="spellEnd"/>
+            <w:r>
+              <w:rPr>
+                <w:rFonts w:ascii="Arial Nova Cond" w:hAnsi="Arial Nova Cond"/>
+                <w:sz w:val="24"/>
+                <w:szCs w:val="24"/>
+              </w:rPr>
+              <w:t>}</w:t>
+            </w:r>
+          </w:p>
+        </w:tc>
+      </w:tr>
+      <w:tr>
+        <w:trPr>
+          <w:trHeight w:val="526"/>
+        </w:trPr>
+        <w:tc>
+          <w:tcPr>
+            <w:tcW w:w="421" w:type="dxa"/>
+          </w:tcPr>
+          <w:p>
+            <w:pPr>
+              <w:rPr>
+                <w:rFonts w:ascii="Arial Nova Cond" w:hAnsi="Arial Nova Cond"/>
+                <w:sz w:val="24"/>
+                <w:szCs w:val="24"/>
+              </w:rPr>
+            </w:pPr>
+          </w:p>
+        </w:tc>
+        <w:tc>
+          <w:tcPr>
+            <w:tcW w:w="1984" w:type="dxa"/>
+          </w:tcPr>
+          <w:p>
+            <w:pPr>
+              <w:rPr>
+                <w:rFonts w:ascii="Arial Nova Cond" w:hAnsi="Arial Nova Cond"/>
+                <w:sz w:val="24"/>
+                <w:szCs w:val="24"/>
+              </w:rPr>
+            </w:pPr>
+            <w:r>
+              <w:rPr>
+                <w:rFonts w:ascii="Arial Nova Cond" w:hAnsi="Arial Nova Cond"/>
+                <w:sz w:val="24"/>
+                <w:szCs w:val="24"/>
+              </w:rPr>
+              <w:t xml:space="preserve">Tanda </w:t>
+            </w:r>
+            <w:proofErr w:type="spellStart"/>
+            <w:r>
+              <w:rPr>
+                <w:rFonts w:ascii="Arial Nova Cond" w:hAnsi="Arial Nova Cond"/>
+                <w:sz w:val="24"/>
+                <w:szCs w:val="24"/>
+              </w:rPr>
+              <w:t>tangan</w:t>
+            </w:r>
+            <w:proofErr w:type="spellEnd"/>
+          </w:p>
+        </w:tc>
+        <w:tc>
+          <w:tcPr>
+            <w:tcW w:w="284" w:type="dxa"/>
+          </w:tcPr>
+          <w:p>
+            <w:pPr>
+              <w:rPr>
+                <w:rFonts w:ascii="Arial Nova Cond" w:hAnsi="Arial Nova Cond"/>
+                <w:sz w:val="24"/>
+                <w:szCs w:val="24"/>
+              </w:rPr>
+            </w:pPr>
+            <w:r>
+              <w:rPr>
+                <w:rFonts w:ascii="Arial Nova Cond" w:hAnsi="Arial Nova Cond"/>
+                <w:sz w:val="24"/>
+                <w:szCs w:val="24"/>
+              </w:rPr>
+              <w:t>:</w:t>
+            </w:r>
+          </w:p>
+        </w:tc>
+        <w:tc>
+          <w:tcPr>
+            <w:tcW w:w="6940" w:type="dxa"/>
+          </w:tcPr>
+          <w:p>
+            <w:pPr>
+              <w:rPr>
+                <w:rFonts w:ascii="Arial Nova Cond" w:hAnsi="Arial Nova Cond"/>
+                <w:sz w:val="24"/>
+                <w:szCs w:val="24"/>
+              </w:rPr>
+            </w:pPr>
+          </w:p>
+          <w:p>
+            <w:pPr>
+              <w:rPr>
+                <w:rFonts w:ascii="Arial Nova Cond" w:hAnsi="Arial Nova Cond"/>
+                <w:sz w:val="24"/>
+                <w:szCs w:val="24"/>
+              </w:rPr>
+            </w:pPr>
+          </w:p>
+          <w:p>
+            <w:pPr>
+              <w:rPr>
+                <w:rFonts w:ascii="Arial Nova Cond" w:hAnsi="Arial Nova Cond"/>
+                <w:sz w:val="24"/>
+                <w:szCs w:val="24"/>
+              </w:rPr>
+            </w:pPr>
           </w:p>
         </w:tc>
       </w:tr>
@@ -8094,6 +6890,39 @@
     </w:p>
     <w:p>
       <w:pPr>
+        <w:spacing w:after="0" w:line="240" w:lineRule="auto"/>
+        <w:rPr>
+          <w:rFonts w:ascii="Arial Nova Cond" w:hAnsi="Arial Nova Cond"/>
+          <w:color w:val="0D0D0D"/>
+          <w:sz w:val="24"/>
+          <w:szCs w:val="24"/>
+        </w:rPr>
+      </w:pPr>
+    </w:p>
+    <w:p>
+      <w:pPr>
+        <w:rPr>
+          <w:rFonts w:ascii="Arial Nova Cond" w:eastAsia="Times New Roman" w:hAnsi="Arial Nova Cond" w:cs="Times New Roman"/>
+          <w:color w:val="0D0D0D"/>
+          <w:sz w:val="24"/>
+          <w:szCs w:val="24"/>
+          <w:lang w:eastAsia="en-ID"/>
+        </w:rPr>
+      </w:pPr>
+      <w:r>
+        <w:rPr>
+          <w:rFonts w:ascii="Arial Nova Cond" w:hAnsi="Arial Nova Cond"/>
+          <w:b/>
+          <w:bCs/>
+          <w:color w:val="0D0D0D"/>
+          <w:sz w:val="24"/>
+          <w:szCs w:val="24"/>
+        </w:rPr>
+        <w:br w:type="page"/>
+      </w:r>
+    </w:p>
+    <w:p>
+      <w:pPr>
         <w:pStyle w:val="Heading2"/>
         <w:shd w:val="clear" w:color="auto" w:fill="FFFFFF"/>
         <w:spacing w:before="0" w:beforeAutospacing="0" w:after="0" w:afterAutospacing="0"/>
@@ -8106,6 +6935,7 @@
           <w:szCs w:val="24"/>
         </w:rPr>
       </w:pPr>
+      <w:proofErr w:type="spellStart"/>
       <w:r>
         <w:rPr>
           <w:rFonts w:ascii="Arial Nova Cond" w:hAnsi="Arial Nova Cond"/>
@@ -8115,8 +6945,10 @@
           <w:sz w:val="24"/>
           <w:szCs w:val="24"/>
         </w:rPr>
+        <w:lastRenderedPageBreak/>
         <w:t>Demikian</w:t>
       </w:r>
+      <w:proofErr w:type="spellEnd"/>
       <w:r>
         <w:rPr>
           <w:rFonts w:ascii="Arial Nova Cond" w:hAnsi="Arial Nova Cond"/>
@@ -8128,6 +6960,7 @@
         </w:rPr>
         <w:t xml:space="preserve"> </w:t>
       </w:r>
+      <w:proofErr w:type="spellStart"/>
       <w:r>
         <w:rPr>
           <w:rFonts w:ascii="Arial Nova Cond" w:hAnsi="Arial Nova Cond"/>
@@ -8139,6 +6972,7 @@
         </w:rPr>
         <w:t>Berita</w:t>
       </w:r>
+      <w:proofErr w:type="spellEnd"/>
       <w:r>
         <w:rPr>
           <w:rFonts w:ascii="Arial Nova Cond" w:hAnsi="Arial Nova Cond"/>
@@ -8150,6 +6984,7 @@
         </w:rPr>
         <w:t xml:space="preserve"> Acara </w:t>
       </w:r>
+      <w:proofErr w:type="spellStart"/>
       <w:r>
         <w:rPr>
           <w:rFonts w:ascii="Arial Nova Cond" w:hAnsi="Arial Nova Cond"/>
@@ -8161,6 +6996,7 @@
         </w:rPr>
         <w:t>Pengawasan</w:t>
       </w:r>
+      <w:proofErr w:type="spellEnd"/>
       <w:r>
         <w:rPr>
           <w:rFonts w:ascii="Arial Nova Cond" w:hAnsi="Arial Nova Cond"/>
@@ -8170,6 +7006,78 @@
           <w:sz w:val="24"/>
           <w:szCs w:val="24"/>
         </w:rPr>
+        <w:t xml:space="preserve"> Lingkungan Hidup pada </w:t>
+      </w:r>
+      <w:proofErr w:type="spellStart"/>
+      <w:r>
+        <w:rPr>
+          <w:rFonts w:ascii="Arial Nova Cond" w:hAnsi="Arial Nova Cond"/>
+          <w:b w:val="0"/>
+          <w:bCs w:val="0"/>
+          <w:color w:val="0D0D0D"/>
+          <w:sz w:val="24"/>
+          <w:szCs w:val="24"/>
+        </w:rPr>
+        <w:t>lokasi</w:t>
+      </w:r>
+      <w:proofErr w:type="spellEnd"/>
+      <w:r>
+        <w:rPr>
+          <w:rFonts w:ascii="Arial Nova Cond" w:hAnsi="Arial Nova Cond"/>
+          <w:b w:val="0"/>
+          <w:bCs w:val="0"/>
+          <w:color w:val="0D0D0D"/>
+          <w:sz w:val="24"/>
+          <w:szCs w:val="24"/>
+        </w:rPr>
+        <w:t xml:space="preserve"> </w:t>
+      </w:r>
+      <w:proofErr w:type="spellStart"/>
+      <w:r>
+        <w:rPr>
+          <w:rFonts w:ascii="Arial Nova Cond" w:hAnsi="Arial Nova Cond"/>
+          <w:b w:val="0"/>
+          <w:bCs w:val="0"/>
+          <w:color w:val="0D0D0D"/>
+          <w:sz w:val="24"/>
+          <w:szCs w:val="24"/>
+        </w:rPr>
+        <w:t>kegiatan</w:t>
+      </w:r>
+      <w:proofErr w:type="spellEnd"/>
+      <w:r>
+        <w:rPr>
+          <w:rFonts w:ascii="Arial Nova Cond" w:hAnsi="Arial Nova Cond"/>
+          <w:b w:val="0"/>
+          <w:bCs w:val="0"/>
+          <w:color w:val="0D0D0D"/>
+          <w:sz w:val="24"/>
+          <w:szCs w:val="24"/>
+        </w:rPr>
+        <w:t xml:space="preserve"> </w:t>
+      </w:r>
+      <w:proofErr w:type="spellStart"/>
+      <w:r>
+        <w:rPr>
+          <w:rFonts w:ascii="Arial Nova Cond" w:hAnsi="Arial Nova Cond"/>
+          <w:b w:val="0"/>
+          <w:bCs w:val="0"/>
+          <w:color w:val="0D0D0D"/>
+          <w:sz w:val="24"/>
+          <w:szCs w:val="24"/>
+        </w:rPr>
+        <w:t>Pengelola</w:t>
+      </w:r>
+      <w:proofErr w:type="spellEnd"/>
+      <w:r>
+        <w:rPr>
+          <w:rFonts w:ascii="Arial Nova Cond" w:hAnsi="Arial Nova Cond"/>
+          <w:b w:val="0"/>
+          <w:bCs w:val="0"/>
+          <w:color w:val="0D0D0D"/>
+          <w:sz w:val="24"/>
+          <w:szCs w:val="24"/>
+        </w:rPr>
         <w:t xml:space="preserve"> </w:t>
       </w:r>
       <w:r>
@@ -8181,8 +7089,9 @@
           <w:sz w:val="24"/>
           <w:szCs w:val="24"/>
         </w:rPr>
-        <w:t>Lingkungan</w:t>
+        <w:t>{</w:t>
       </w:r>
+      <w:proofErr w:type="spellStart"/>
       <w:r>
         <w:rPr>
           <w:rFonts w:ascii="Arial Nova Cond" w:hAnsi="Arial Nova Cond"/>
@@ -8192,8 +7101,9 @@
           <w:sz w:val="24"/>
           <w:szCs w:val="24"/>
         </w:rPr>
-        <w:t xml:space="preserve"> </w:t>
+        <w:t>nama_badan_usaha_kegiatan</w:t>
       </w:r>
+      <w:proofErr w:type="spellEnd"/>
       <w:r>
         <w:rPr>
           <w:rFonts w:ascii="Arial Nova Cond" w:hAnsi="Arial Nova Cond"/>
@@ -8203,7 +7113,7 @@
           <w:sz w:val="24"/>
           <w:szCs w:val="24"/>
         </w:rPr>
-        <w:t>Hidup</w:t>
+        <w:t>}</w:t>
       </w:r>
       <w:r>
         <w:rPr>
@@ -8214,8 +7124,9 @@
           <w:sz w:val="24"/>
           <w:szCs w:val="24"/>
         </w:rPr>
-        <w:t xml:space="preserve"> pada </w:t>
+        <w:t xml:space="preserve"> </w:t>
       </w:r>
+      <w:proofErr w:type="spellStart"/>
       <w:r>
         <w:rPr>
           <w:rFonts w:ascii="Arial Nova Cond" w:hAnsi="Arial Nova Cond"/>
@@ -8225,8 +7136,9 @@
           <w:sz w:val="24"/>
           <w:szCs w:val="24"/>
         </w:rPr>
-        <w:t>lokasi</w:t>
+        <w:t>dibuat</w:t>
       </w:r>
+      <w:proofErr w:type="spellEnd"/>
       <w:r>
         <w:rPr>
           <w:rFonts w:ascii="Arial Nova Cond" w:hAnsi="Arial Nova Cond"/>
@@ -8238,6 +7150,7 @@
         </w:rPr>
         <w:t xml:space="preserve"> </w:t>
       </w:r>
+      <w:proofErr w:type="spellStart"/>
       <w:r>
         <w:rPr>
           <w:rFonts w:ascii="Arial Nova Cond" w:hAnsi="Arial Nova Cond"/>
@@ -8247,8 +7160,9 @@
           <w:sz w:val="24"/>
           <w:szCs w:val="24"/>
         </w:rPr>
-        <w:t>kegiatan</w:t>
+        <w:t>dengan</w:t>
       </w:r>
+      <w:proofErr w:type="spellEnd"/>
       <w:r>
         <w:rPr>
           <w:rFonts w:ascii="Arial Nova Cond" w:hAnsi="Arial Nova Cond"/>
@@ -8260,6 +7174,7 @@
         </w:rPr>
         <w:t xml:space="preserve"> </w:t>
       </w:r>
+      <w:proofErr w:type="spellStart"/>
       <w:r>
         <w:rPr>
           <w:rFonts w:ascii="Arial Nova Cond" w:hAnsi="Arial Nova Cond"/>
@@ -8269,8 +7184,9 @@
           <w:sz w:val="24"/>
           <w:szCs w:val="24"/>
         </w:rPr>
-        <w:t>Pengelola</w:t>
+        <w:t>sebenar-benarnya</w:t>
       </w:r>
+      <w:proofErr w:type="spellEnd"/>
       <w:r>
         <w:rPr>
           <w:rFonts w:ascii="Arial Nova Cond" w:hAnsi="Arial Nova Cond"/>
@@ -8280,9 +7196,14 @@
           <w:sz w:val="24"/>
           <w:szCs w:val="24"/>
         </w:rPr>
-        <w:t xml:space="preserve"> Pasar </w:t>
+        <w:t xml:space="preserve"> dan mengingat sumpah jabatan.</w:t>
       </w:r>
-      <w:r>
+    </w:p>
+    <w:p>
+      <w:pPr>
+        <w:pStyle w:val="Heading2"/>
+        <w:shd w:val="clear" w:color="auto" w:fill="FFFFFF"/>
+        <w:spacing w:before="0" w:beforeAutospacing="0" w:after="0" w:afterAutospacing="0"/>
         <w:rPr>
           <w:rFonts w:ascii="Arial Nova Cond" w:hAnsi="Arial Nova Cond"/>
           <w:b w:val="0"/>
@@ -8291,169 +7212,10 @@
           <w:sz w:val="24"/>
           <w:szCs w:val="24"/>
         </w:rPr>
-        <w:t>Masaran</w:t>
-      </w:r>
-      <w:r>
-        <w:rPr>
-          <w:rFonts w:ascii="Arial Nova Cond" w:hAnsi="Arial Nova Cond"/>
-          <w:b w:val="0"/>
-          <w:bCs w:val="0"/>
-          <w:color w:val="0D0D0D"/>
-          <w:sz w:val="24"/>
-          <w:szCs w:val="24"/>
-        </w:rPr>
-        <w:t xml:space="preserve"> </w:t>
-      </w:r>
-      <w:r>
-        <w:rPr>
-          <w:rFonts w:ascii="Arial Nova Cond" w:hAnsi="Arial Nova Cond"/>
-          <w:b w:val="0"/>
-          <w:bCs w:val="0"/>
-          <w:color w:val="0D0D0D"/>
-          <w:sz w:val="24"/>
-          <w:szCs w:val="24"/>
-        </w:rPr>
-        <w:t>dibuat</w:t>
-      </w:r>
-      <w:r>
-        <w:rPr>
-          <w:rFonts w:ascii="Arial Nova Cond" w:hAnsi="Arial Nova Cond"/>
-          <w:b w:val="0"/>
-          <w:bCs w:val="0"/>
-          <w:color w:val="0D0D0D"/>
-          <w:sz w:val="24"/>
-          <w:szCs w:val="24"/>
-        </w:rPr>
-        <w:t xml:space="preserve"> </w:t>
-      </w:r>
-      <w:r>
-        <w:rPr>
-          <w:rFonts w:ascii="Arial Nova Cond" w:hAnsi="Arial Nova Cond"/>
-          <w:b w:val="0"/>
-          <w:bCs w:val="0"/>
-          <w:color w:val="0D0D0D"/>
-          <w:sz w:val="24"/>
-          <w:szCs w:val="24"/>
-        </w:rPr>
-        <w:t>dengan</w:t>
-      </w:r>
-      <w:r>
-        <w:rPr>
-          <w:rFonts w:ascii="Arial Nova Cond" w:hAnsi="Arial Nova Cond"/>
-          <w:b w:val="0"/>
-          <w:bCs w:val="0"/>
-          <w:color w:val="0D0D0D"/>
-          <w:sz w:val="24"/>
-          <w:szCs w:val="24"/>
-        </w:rPr>
-        <w:t xml:space="preserve"> </w:t>
-      </w:r>
-      <w:r>
-        <w:rPr>
-          <w:rFonts w:ascii="Arial Nova Cond" w:hAnsi="Arial Nova Cond"/>
-          <w:b w:val="0"/>
-          <w:bCs w:val="0"/>
-          <w:color w:val="0D0D0D"/>
-          <w:sz w:val="24"/>
-          <w:szCs w:val="24"/>
-        </w:rPr>
-        <w:t>sebenar-benarnya</w:t>
-      </w:r>
-      <w:r>
-        <w:rPr>
-          <w:rFonts w:ascii="Arial Nova Cond" w:hAnsi="Arial Nova Cond"/>
-          <w:b w:val="0"/>
-          <w:bCs w:val="0"/>
-          <w:color w:val="0D0D0D"/>
-          <w:sz w:val="24"/>
-          <w:szCs w:val="24"/>
-        </w:rPr>
-        <w:t xml:space="preserve"> dan </w:t>
-      </w:r>
-      <w:r>
-        <w:rPr>
-          <w:rFonts w:ascii="Arial Nova Cond" w:hAnsi="Arial Nova Cond"/>
-          <w:b w:val="0"/>
-          <w:bCs w:val="0"/>
-          <w:color w:val="0D0D0D"/>
-          <w:sz w:val="24"/>
-          <w:szCs w:val="24"/>
-        </w:rPr>
-        <w:t>mengingat</w:t>
-      </w:r>
-      <w:r>
-        <w:rPr>
-          <w:rFonts w:ascii="Arial Nova Cond" w:hAnsi="Arial Nova Cond"/>
-          <w:b w:val="0"/>
-          <w:bCs w:val="0"/>
-          <w:color w:val="0D0D0D"/>
-          <w:sz w:val="24"/>
-          <w:szCs w:val="24"/>
-        </w:rPr>
-        <w:t xml:space="preserve"> </w:t>
-      </w:r>
-      <w:r>
-        <w:rPr>
-          <w:rFonts w:ascii="Arial Nova Cond" w:hAnsi="Arial Nova Cond"/>
-          <w:b w:val="0"/>
-          <w:bCs w:val="0"/>
-          <w:color w:val="0D0D0D"/>
-          <w:sz w:val="24"/>
-          <w:szCs w:val="24"/>
-        </w:rPr>
-        <w:t>sumpah</w:t>
-      </w:r>
-      <w:r>
-        <w:rPr>
-          <w:rFonts w:ascii="Arial Nova Cond" w:hAnsi="Arial Nova Cond"/>
-          <w:b w:val="0"/>
-          <w:bCs w:val="0"/>
-          <w:color w:val="0D0D0D"/>
-          <w:sz w:val="24"/>
-          <w:szCs w:val="24"/>
-        </w:rPr>
-        <w:t xml:space="preserve"> </w:t>
-      </w:r>
-      <w:r>
-        <w:rPr>
-          <w:rFonts w:ascii="Arial Nova Cond" w:hAnsi="Arial Nova Cond"/>
-          <w:b w:val="0"/>
-          <w:bCs w:val="0"/>
-          <w:color w:val="0D0D0D"/>
-          <w:sz w:val="24"/>
-          <w:szCs w:val="24"/>
-        </w:rPr>
-        <w:t>jabatan</w:t>
-      </w:r>
-      <w:r>
-        <w:rPr>
-          <w:rFonts w:ascii="Arial Nova Cond" w:hAnsi="Arial Nova Cond"/>
-          <w:b w:val="0"/>
-          <w:bCs w:val="0"/>
-          <w:color w:val="0D0D0D"/>
-          <w:sz w:val="24"/>
-          <w:szCs w:val="24"/>
-        </w:rPr>
-        <w:t>.</w:t>
-      </w:r>
+      </w:pPr>
     </w:p>
     <w:p>
       <w:pPr>
-        <w:pStyle w:val="Heading2"/>
-        <w:shd w:val="clear" w:color="auto" w:fill="FFFFFF"/>
-        <w:spacing w:before="0" w:beforeAutospacing="0" w:after="0" w:afterAutospacing="0"/>
-        <w:rPr>
-          <w:rFonts w:ascii="Arial Nova Cond" w:hAnsi="Arial Nova Cond"/>
-          <w:b w:val="0"/>
-          <w:bCs w:val="0"/>
-          <w:color w:val="0D0D0D"/>
-          <w:sz w:val="24"/>
-          <w:szCs w:val="24"/>
-        </w:rPr>
-      </w:pPr>
-    </w:p>
-    <w:p>
-      <w:pPr>
         <w:spacing w:after="0" w:line="240" w:lineRule="auto"/>
         <w:rPr>
           <w:rFonts w:ascii="Arial Nova Cond" w:eastAsia="Times New Roman" w:hAnsi="Arial Nova Cond" w:cs="Times New Roman"/>
@@ -8471,94 +7233,12 @@
           <w:szCs w:val="24"/>
           <w:lang w:eastAsia="en-ID"/>
         </w:rPr>
-        <w:t xml:space="preserve">Tim </w:t>
+        <w:t>Tim Pejabat Pengawas Lingkungan Hidup</w:t>
       </w:r>
-      <w:r>
-        <w:rPr>
-          <w:rFonts w:ascii="Arial Nova Cond" w:eastAsia="Times New Roman" w:hAnsi="Arial Nova Cond" w:cs="Times New Roman"/>
-          <w:color w:val="0D0D0D"/>
-          <w:sz w:val="24"/>
-          <w:szCs w:val="24"/>
-          <w:lang w:eastAsia="en-ID"/>
-        </w:rPr>
-        <w:t>Pejabat</w:t>
-      </w:r>
-      <w:r>
-        <w:rPr>
-          <w:rFonts w:ascii="Arial Nova Cond" w:eastAsia="Times New Roman" w:hAnsi="Arial Nova Cond" w:cs="Times New Roman"/>
-          <w:color w:val="0D0D0D"/>
-          <w:sz w:val="24"/>
-          <w:szCs w:val="24"/>
-          <w:lang w:eastAsia="en-ID"/>
-        </w:rPr>
-        <w:t xml:space="preserve"> </w:t>
-      </w:r>
-      <w:r>
-        <w:rPr>
-          <w:rFonts w:ascii="Arial Nova Cond" w:eastAsia="Times New Roman" w:hAnsi="Arial Nova Cond" w:cs="Times New Roman"/>
-          <w:color w:val="0D0D0D"/>
-          <w:sz w:val="24"/>
-          <w:szCs w:val="24"/>
-          <w:lang w:eastAsia="en-ID"/>
-        </w:rPr>
-        <w:t>Pengawas</w:t>
-      </w:r>
-      <w:r>
-        <w:rPr>
-          <w:rFonts w:ascii="Arial Nova Cond" w:eastAsia="Times New Roman" w:hAnsi="Arial Nova Cond" w:cs="Times New Roman"/>
-          <w:color w:val="0D0D0D"/>
-          <w:sz w:val="24"/>
-          <w:szCs w:val="24"/>
-          <w:lang w:eastAsia="en-ID"/>
-        </w:rPr>
-        <w:t xml:space="preserve"> </w:t>
-      </w:r>
-      <w:r>
-        <w:rPr>
-          <w:rFonts w:ascii="Arial Nova Cond" w:eastAsia="Times New Roman" w:hAnsi="Arial Nova Cond" w:cs="Times New Roman"/>
-          <w:color w:val="0D0D0D"/>
-          <w:sz w:val="24"/>
-          <w:szCs w:val="24"/>
-          <w:lang w:eastAsia="en-ID"/>
-        </w:rPr>
-        <w:t>Lingkungan</w:t>
-      </w:r>
-      <w:r>
-        <w:rPr>
-          <w:rFonts w:ascii="Arial Nova Cond" w:eastAsia="Times New Roman" w:hAnsi="Arial Nova Cond" w:cs="Times New Roman"/>
-          <w:color w:val="0D0D0D"/>
-          <w:sz w:val="24"/>
-          <w:szCs w:val="24"/>
-          <w:lang w:eastAsia="en-ID"/>
-        </w:rPr>
-        <w:t xml:space="preserve"> </w:t>
-      </w:r>
-      <w:r>
-        <w:rPr>
-          <w:rFonts w:ascii="Arial Nova Cond" w:eastAsia="Times New Roman" w:hAnsi="Arial Nova Cond" w:cs="Times New Roman"/>
-          <w:color w:val="0D0D0D"/>
-          <w:sz w:val="24"/>
-          <w:szCs w:val="24"/>
-          <w:lang w:eastAsia="en-ID"/>
-        </w:rPr>
-        <w:t>Hidup</w:t>
-      </w:r>
-    </w:p>
-    <w:p>
-      <w:pPr>
-        <w:spacing w:after="0" w:line="240" w:lineRule="auto"/>
-        <w:rPr>
-          <w:rFonts w:ascii="Arial Nova Cond" w:eastAsia="Times New Roman" w:hAnsi="Arial Nova Cond" w:cs="Times New Roman"/>
-          <w:color w:val="0D0D0D"/>
-          <w:sz w:val="24"/>
-          <w:szCs w:val="24"/>
-          <w:lang w:eastAsia="en-ID"/>
-        </w:rPr>
-      </w:pPr>
     </w:p>
     <w:tbl>
       <w:tblPr>
-        <w:tblW w:w="9889" w:type="dxa"/>
+        <w:tblW w:w="0" w:type="auto"/>
         <w:tblBorders>
           <w:top w:val="single" w:sz="4" w:space="0" w:color="auto"/>
           <w:left w:val="single" w:sz="4" w:space="0" w:color="auto"/>
@@ -8571,14 +7251,15 @@
         <w:tblLook w:val="04A0" w:firstRow="1" w:lastRow="0" w:firstColumn="1" w:lastColumn="0" w:noHBand="0" w:noVBand="1"/>
       </w:tblPr>
       <w:tblGrid>
-        <w:gridCol w:w="392"/>
-        <w:gridCol w:w="2126"/>
-        <w:gridCol w:w="7371"/>
+        <w:gridCol w:w="421"/>
+        <w:gridCol w:w="1701"/>
+        <w:gridCol w:w="283"/>
+        <w:gridCol w:w="7224"/>
       </w:tblGrid>
       <w:tr>
         <w:tc>
           <w:tcPr>
-            <w:tcW w:w="392" w:type="dxa"/>
+            <w:tcW w:w="421" w:type="dxa"/>
             <w:vAlign w:val="center"/>
             <w:hideMark/>
           </w:tcPr>
@@ -8592,6 +7273,7 @@
                 <w:lang w:eastAsia="en-ID"/>
               </w:rPr>
             </w:pPr>
+            <w:bookmarkStart w:id="0" w:name="_Hlk235068698"/>
             <w:r>
               <w:rPr>
                 <w:rFonts w:ascii="Arial Nova Cond" w:eastAsia="Times New Roman" w:hAnsi="Arial Nova Cond" w:cs="Times New Roman"/>
@@ -8606,7 +7288,7 @@
         </w:tc>
         <w:tc>
           <w:tcPr>
-            <w:tcW w:w="2126" w:type="dxa"/>
+            <w:tcW w:w="1701" w:type="dxa"/>
             <w:vAlign w:val="center"/>
             <w:hideMark/>
           </w:tcPr>
@@ -8634,14 +7316,106 @@
         </w:tc>
         <w:tc>
           <w:tcPr>
-            <w:tcW w:w="7371" w:type="dxa"/>
+            <w:tcW w:w="283" w:type="dxa"/>
+            <w:vAlign w:val="center"/>
+          </w:tcPr>
+          <w:p>
+            <w:pPr>
+              <w:spacing w:after="0" w:line="240" w:lineRule="auto"/>
+              <w:rPr>
+                <w:rFonts w:ascii="Arial Nova Cond" w:eastAsia="Times New Roman" w:hAnsi="Arial Nova Cond" w:cs="Times New Roman"/>
+                <w:color w:val="0D0D0D"/>
+                <w:sz w:val="24"/>
+                <w:szCs w:val="24"/>
+                <w:lang w:eastAsia="en-ID"/>
+              </w:rPr>
+            </w:pPr>
+            <w:r>
+              <w:rPr>
+                <w:rFonts w:ascii="Arial Nova Cond" w:eastAsia="Times New Roman" w:hAnsi="Arial Nova Cond" w:cs="Times New Roman"/>
+                <w:color w:val="0D0D0D"/>
+                <w:sz w:val="24"/>
+                <w:szCs w:val="24"/>
+                <w:lang w:eastAsia="en-ID"/>
+              </w:rPr>
+              <w:t>:</w:t>
+            </w:r>
+          </w:p>
+        </w:tc>
+        <w:tc>
+          <w:tcPr>
+            <w:tcW w:w="7224" w:type="dxa"/>
             <w:vAlign w:val="center"/>
             <w:hideMark/>
           </w:tcPr>
           <w:p>
             <w:pPr>
               <w:spacing w:after="0" w:line="240" w:lineRule="auto"/>
-              <w:jc w:val="both"/>
+              <w:rPr>
+                <w:rFonts w:ascii="Arial Nova Cond" w:eastAsia="Times New Roman" w:hAnsi="Arial Nova Cond" w:cs="Times New Roman"/>
+                <w:sz w:val="24"/>
+                <w:szCs w:val="24"/>
+                <w:lang w:eastAsia="en-ID"/>
+              </w:rPr>
+            </w:pPr>
+            <w:r>
+              <w:rPr>
+                <w:rFonts w:ascii="Arial Nova Cond" w:hAnsi="Arial Nova Cond"/>
+                <w:sz w:val="24"/>
+                <w:szCs w:val="24"/>
+              </w:rPr>
+              <w:t>{</w:t>
+            </w:r>
+            <w:proofErr w:type="spellStart"/>
+            <w:r>
+              <w:rPr>
+                <w:rFonts w:ascii="Arial Nova Cond" w:hAnsi="Arial Nova Cond"/>
+                <w:sz w:val="24"/>
+                <w:szCs w:val="24"/>
+              </w:rPr>
+              <w:t>nama_pengawas</w:t>
+            </w:r>
+            <w:proofErr w:type="spellEnd"/>
+            <w:r>
+              <w:rPr>
+                <w:rFonts w:ascii="Arial Nova Cond" w:hAnsi="Arial Nova Cond"/>
+                <w:sz w:val="24"/>
+                <w:szCs w:val="24"/>
+              </w:rPr>
+              <w:t>}</w:t>
+            </w:r>
+          </w:p>
+        </w:tc>
+      </w:tr>
+      <w:tr>
+        <w:trPr>
+          <w:trHeight w:val="1098"/>
+        </w:trPr>
+        <w:tc>
+          <w:tcPr>
+            <w:tcW w:w="421" w:type="dxa"/>
+            <w:vAlign w:val="center"/>
+          </w:tcPr>
+          <w:p>
+            <w:pPr>
+              <w:spacing w:after="0" w:line="240" w:lineRule="auto"/>
+              <w:rPr>
+                <w:rFonts w:ascii="Arial Nova Cond" w:eastAsia="Times New Roman" w:hAnsi="Arial Nova Cond" w:cs="Times New Roman"/>
+                <w:sz w:val="24"/>
+                <w:szCs w:val="24"/>
+                <w:lang w:eastAsia="en-ID"/>
+              </w:rPr>
+            </w:pPr>
+          </w:p>
+        </w:tc>
+        <w:tc>
+          <w:tcPr>
+            <w:tcW w:w="1701" w:type="dxa"/>
+            <w:vAlign w:val="center"/>
+          </w:tcPr>
+          <w:p>
+            <w:pPr>
+              <w:spacing w:after="0" w:line="240" w:lineRule="auto"/>
               <w:rPr>
                 <w:rFonts w:ascii="Arial Nova Cond" w:eastAsia="Times New Roman" w:hAnsi="Arial Nova Cond" w:cs="Times New Roman"/>
                 <w:sz w:val="24"/>
@@ -8657,59 +7431,9 @@
                 <w:szCs w:val="24"/>
                 <w:lang w:eastAsia="en-ID"/>
               </w:rPr>
-              <w:t>:</w:t>
-            </w:r>
-            <w:r>
-              <w:rPr>
-                <w:rFonts w:ascii="Arial Nova Cond" w:hAnsi="Arial Nova Cond"/>
-                <w:sz w:val="24"/>
-                <w:szCs w:val="24"/>
-              </w:rPr>
-              <w:t xml:space="preserve"> </w:t>
-            </w:r>
-            <w:r>
-              <w:rPr>
-                <w:rFonts w:ascii="Arial Nova Cond" w:hAnsi="Arial Nova Cond"/>
-                <w:sz w:val="24"/>
-                <w:szCs w:val="24"/>
-              </w:rPr>
-              <w:t>{nama_pengawas}</w:t>
-            </w:r>
-          </w:p>
-        </w:tc>
-      </w:tr>
-      <w:tr>
-        <w:tc>
-          <w:tcPr>
-            <w:tcW w:w="392" w:type="dxa"/>
-            <w:vAlign w:val="center"/>
-          </w:tcPr>
-          <w:p>
-            <w:pPr>
-              <w:spacing w:after="0" w:line="240" w:lineRule="auto"/>
-              <w:rPr>
-                <w:rFonts w:ascii="Arial Nova Cond" w:eastAsia="Times New Roman" w:hAnsi="Arial Nova Cond" w:cs="Times New Roman"/>
-                <w:sz w:val="24"/>
-                <w:szCs w:val="24"/>
-                <w:lang w:eastAsia="en-ID"/>
-              </w:rPr>
-            </w:pPr>
-          </w:p>
-        </w:tc>
-        <w:tc>
-          <w:tcPr>
-            <w:tcW w:w="2126" w:type="dxa"/>
-          </w:tcPr>
-          <w:p>
-            <w:pPr>
-              <w:spacing w:after="0" w:line="240" w:lineRule="auto"/>
-              <w:rPr>
-                <w:rFonts w:ascii="Arial Nova Cond" w:eastAsia="Times New Roman" w:hAnsi="Arial Nova Cond" w:cs="Times New Roman"/>
-                <w:sz w:val="24"/>
-                <w:szCs w:val="24"/>
-                <w:lang w:eastAsia="en-ID"/>
-              </w:rPr>
-            </w:pPr>
+              <w:t xml:space="preserve">Tanda </w:t>
+            </w:r>
+            <w:proofErr w:type="spellStart"/>
             <w:r>
               <w:rPr>
                 <w:rFonts w:ascii="Arial Nova Cond" w:eastAsia="Times New Roman" w:hAnsi="Arial Nova Cond" w:cs="Times New Roman"/>
@@ -8718,8 +7442,9 @@
                 <w:szCs w:val="24"/>
                 <w:lang w:eastAsia="en-ID"/>
               </w:rPr>
-              <w:t xml:space="preserve">Tanda </w:t>
-            </w:r>
+              <w:t>tangan</w:t>
+            </w:r>
+            <w:proofErr w:type="spellEnd"/>
             <w:r>
               <w:rPr>
                 <w:rFonts w:ascii="Arial Nova Cond" w:eastAsia="Times New Roman" w:hAnsi="Arial Nova Cond" w:cs="Times New Roman"/>
@@ -8728,9 +7453,18 @@
                 <w:szCs w:val="24"/>
                 <w:lang w:eastAsia="en-ID"/>
               </w:rPr>
-              <w:t>tangan</w:t>
-            </w:r>
-            <w:r>
+              <w:t xml:space="preserve"> </w:t>
+            </w:r>
+          </w:p>
+        </w:tc>
+        <w:tc>
+          <w:tcPr>
+            <w:tcW w:w="283" w:type="dxa"/>
+            <w:vAlign w:val="center"/>
+          </w:tcPr>
+          <w:p>
+            <w:pPr>
+              <w:spacing w:after="0" w:line="240" w:lineRule="auto"/>
               <w:rPr>
                 <w:rFonts w:ascii="Arial Nova Cond" w:eastAsia="Times New Roman" w:hAnsi="Arial Nova Cond" w:cs="Times New Roman"/>
                 <w:color w:val="0D0D0D"/>
@@ -8738,13 +7472,22 @@
                 <w:szCs w:val="24"/>
                 <w:lang w:eastAsia="en-ID"/>
               </w:rPr>
-              <w:t xml:space="preserve"> </w:t>
-            </w:r>
-          </w:p>
-        </w:tc>
-        <w:tc>
-          <w:tcPr>
-            <w:tcW w:w="7371" w:type="dxa"/>
+            </w:pPr>
+            <w:r>
+              <w:rPr>
+                <w:rFonts w:ascii="Arial Nova Cond" w:eastAsia="Times New Roman" w:hAnsi="Arial Nova Cond" w:cs="Times New Roman"/>
+                <w:color w:val="0D0D0D"/>
+                <w:sz w:val="24"/>
+                <w:szCs w:val="24"/>
+                <w:lang w:eastAsia="en-ID"/>
+              </w:rPr>
+              <w:t>:</w:t>
+            </w:r>
+          </w:p>
+        </w:tc>
+        <w:tc>
+          <w:tcPr>
+            <w:tcW w:w="7224" w:type="dxa"/>
             <w:vAlign w:val="center"/>
             <w:hideMark/>
           </w:tcPr>
@@ -8767,8 +7510,9 @@
                 <w:szCs w:val="24"/>
                 <w:lang w:eastAsia="en-ID"/>
               </w:rPr>
-              <w:t>:</w:t>
-            </w:r>
+              <w:t>{/</w:t>
+            </w:r>
+            <w:proofErr w:type="spellStart"/>
             <w:r>
               <w:rPr>
                 <w:rFonts w:ascii="Arial Nova Cond" w:eastAsia="Times New Roman" w:hAnsi="Arial Nova Cond" w:cs="Times New Roman"/>
@@ -8777,8 +7521,9 @@
                 <w:szCs w:val="24"/>
                 <w:lang w:eastAsia="en-ID"/>
               </w:rPr>
-              <w:t xml:space="preserve"> </w:t>
-            </w:r>
+              <w:t>tim_pengawas</w:t>
+            </w:r>
+            <w:proofErr w:type="spellEnd"/>
             <w:r>
               <w:rPr>
                 <w:rFonts w:ascii="Arial Nova Cond" w:eastAsia="Times New Roman" w:hAnsi="Arial Nova Cond" w:cs="Times New Roman"/>
@@ -8787,49 +7532,40 @@
                 <w:szCs w:val="24"/>
                 <w:lang w:eastAsia="en-ID"/>
               </w:rPr>
-              <w:t>{%ttd_pengawas}</w:t>
-            </w:r>
-            <w:r>
+              <w:t>}</w:t>
+            </w:r>
+          </w:p>
+          <w:p>
+            <w:pPr>
+              <w:spacing w:after="0" w:line="240" w:lineRule="auto"/>
               <w:rPr>
                 <w:rFonts w:ascii="Arial Nova Cond" w:eastAsia="Times New Roman" w:hAnsi="Arial Nova Cond" w:cs="Times New Roman"/>
-                <w:color w:val="0D0D0D"/>
                 <w:sz w:val="24"/>
                 <w:szCs w:val="24"/>
                 <w:lang w:eastAsia="en-ID"/>
               </w:rPr>
-              <w:t>{/tim_pengawas}</w:t>
-            </w:r>
-          </w:p>
-          <w:p>
-            <w:pPr>
-              <w:spacing w:after="0" w:line="240" w:lineRule="auto"/>
-              <w:rPr>
-                <w:rFonts w:ascii="Arial Nova Cond" w:eastAsia="Times New Roman" w:hAnsi="Arial Nova Cond" w:cs="Times New Roman"/>
-                <w:color w:val="0D0D0D"/>
-                <w:sz w:val="24"/>
-                <w:szCs w:val="24"/>
-                <w:lang w:eastAsia="en-ID"/>
-              </w:rPr>
-            </w:pPr>
-          </w:p>
-          <w:p>
-            <w:pPr>
-              <w:spacing w:after="0" w:line="240" w:lineRule="auto"/>
-              <w:rPr>
-                <w:rFonts w:ascii="Arial Nova Cond" w:eastAsia="Times New Roman" w:hAnsi="Arial Nova Cond" w:cs="Times New Roman"/>
-                <w:sz w:val="24"/>
-                <w:szCs w:val="24"/>
-                <w:lang w:eastAsia="en-ID"/>
-              </w:rPr>
             </w:pPr>
           </w:p>
         </w:tc>
       </w:tr>
+      <w:bookmarkEnd w:id="0"/>
     </w:tbl>
     <w:p>
       <w:pPr>
         <w:spacing w:after="0" w:line="240" w:lineRule="auto"/>
         <w:rPr>
+          <w:rFonts w:ascii="Arial Nova Cond" w:eastAsia="Times New Roman" w:hAnsi="Arial Nova Cond" w:cs="Times New Roman"/>
+          <w:color w:val="0D0D0D"/>
+          <w:sz w:val="24"/>
+          <w:szCs w:val="24"/>
+          <w:lang w:eastAsia="en-ID"/>
+        </w:rPr>
+      </w:pPr>
+    </w:p>
+    <w:p>
+      <w:pPr>
+        <w:spacing w:after="0" w:line="240" w:lineRule="auto"/>
+        <w:rPr>
           <w:rFonts w:ascii="BookmanOldStyle" w:hAnsi="BookmanOldStyle"/>
           <w:color w:val="0D0D0D"/>
           <w:sz w:val="24"/>
@@ -8854,52 +7590,35 @@
           <w:sz w:val="24"/>
           <w:szCs w:val="24"/>
         </w:rPr>
-        <w:t>Saksi</w:t>
-      </w:r>
-      <w:r>
-        <w:rPr>
-          <w:rFonts w:ascii="Arial Nova Cond" w:hAnsi="Arial Nova Cond"/>
-          <w:color w:val="0D0D0D"/>
-          <w:sz w:val="24"/>
-          <w:szCs w:val="24"/>
-        </w:rPr>
-        <w:t xml:space="preserve"> </w:t>
+        <w:t xml:space="preserve">Saksi </w:t>
       </w:r>
     </w:p>
     <w:tbl>
       <w:tblPr>
-        <w:tblW w:w="9889" w:type="dxa"/>
-        <w:tblBorders>
-          <w:top w:val="single" w:sz="4" w:space="0" w:color="auto"/>
-          <w:left w:val="single" w:sz="4" w:space="0" w:color="auto"/>
-          <w:bottom w:val="single" w:sz="4" w:space="0" w:color="auto"/>
-          <w:right w:val="single" w:sz="4" w:space="0" w:color="auto"/>
-          <w:insideH w:val="single" w:sz="4" w:space="0" w:color="auto"/>
-          <w:insideV w:val="single" w:sz="4" w:space="0" w:color="auto"/>
-        </w:tblBorders>
+        <w:tblStyle w:val="TableGrid"/>
+        <w:tblW w:w="0" w:type="auto"/>
         <w:tblLayout w:type="fixed"/>
         <w:tblLook w:val="04A0" w:firstRow="1" w:lastRow="0" w:firstColumn="1" w:lastColumn="0" w:noHBand="0" w:noVBand="1"/>
       </w:tblPr>
       <w:tblGrid>
-        <w:gridCol w:w="458"/>
-        <w:gridCol w:w="1842"/>
-        <w:gridCol w:w="7589"/>
+        <w:gridCol w:w="421"/>
+        <w:gridCol w:w="1701"/>
+        <w:gridCol w:w="283"/>
+        <w:gridCol w:w="7224"/>
       </w:tblGrid>
       <w:tr>
         <w:tc>
           <w:tcPr>
-            <w:tcW w:w="458" w:type="dxa"/>
+            <w:tcW w:w="421" w:type="dxa"/>
             <w:vAlign w:val="center"/>
-            <w:hideMark/>
-          </w:tcPr>
-          <w:p>
-            <w:pPr>
-              <w:spacing w:after="0" w:line="240" w:lineRule="auto"/>
-              <w:rPr>
-                <w:rFonts w:ascii="Arial Nova Cond" w:eastAsia="Times New Roman" w:hAnsi="Arial Nova Cond" w:cs="Times New Roman"/>
-                <w:sz w:val="24"/>
-                <w:szCs w:val="24"/>
-                <w:lang w:eastAsia="en-ID"/>
+          </w:tcPr>
+          <w:p>
+            <w:pPr>
+              <w:rPr>
+                <w:rFonts w:ascii="Arial Nova Cond" w:hAnsi="Arial Nova Cond"/>
+                <w:color w:val="0D0D0D"/>
+                <w:sz w:val="24"/>
+                <w:szCs w:val="24"/>
               </w:rPr>
             </w:pPr>
             <w:r>
@@ -8910,24 +7629,72 @@
                 <w:szCs w:val="24"/>
                 <w:lang w:eastAsia="en-ID"/>
               </w:rPr>
-              <w:t>{#saksi} {no}.</w:t>
-            </w:r>
-          </w:p>
-        </w:tc>
-        <w:tc>
-          <w:tcPr>
-            <w:tcW w:w="1842" w:type="dxa"/>
+              <w:t>{#saksi} {no}.</w:t>
+            </w:r>
+          </w:p>
+        </w:tc>
+        <w:tc>
+          <w:tcPr>
+            <w:tcW w:w="1701" w:type="dxa"/>
             <w:vAlign w:val="center"/>
-            <w:hideMark/>
-          </w:tcPr>
-          <w:p>
-            <w:pPr>
-              <w:spacing w:after="0" w:line="240" w:lineRule="auto"/>
-              <w:rPr>
-                <w:rFonts w:ascii="Arial Nova Cond" w:eastAsia="Times New Roman" w:hAnsi="Arial Nova Cond" w:cs="Times New Roman"/>
-                <w:sz w:val="24"/>
-                <w:szCs w:val="24"/>
-                <w:lang w:eastAsia="en-ID"/>
+          </w:tcPr>
+          <w:p>
+            <w:pPr>
+              <w:rPr>
+                <w:rFonts w:ascii="Arial Nova Cond" w:hAnsi="Arial Nova Cond"/>
+                <w:color w:val="0D0D0D"/>
+                <w:sz w:val="24"/>
+                <w:szCs w:val="24"/>
+              </w:rPr>
+            </w:pPr>
+            <w:r>
+              <w:rPr>
+                <w:rFonts w:ascii="Arial Nova Cond" w:hAnsi="Arial Nova Cond"/>
+                <w:color w:val="0D0D0D"/>
+                <w:sz w:val="24"/>
+                <w:szCs w:val="24"/>
+              </w:rPr>
+              <w:t>Nama</w:t>
+            </w:r>
+          </w:p>
+        </w:tc>
+        <w:tc>
+          <w:tcPr>
+            <w:tcW w:w="283" w:type="dxa"/>
+            <w:vAlign w:val="center"/>
+          </w:tcPr>
+          <w:p>
+            <w:pPr>
+              <w:rPr>
+                <w:rFonts w:ascii="Arial Nova Cond" w:hAnsi="Arial Nova Cond"/>
+                <w:color w:val="0D0D0D"/>
+                <w:sz w:val="24"/>
+                <w:szCs w:val="24"/>
+              </w:rPr>
+            </w:pPr>
+            <w:r>
+              <w:rPr>
+                <w:rFonts w:ascii="Arial Nova Cond" w:hAnsi="Arial Nova Cond"/>
+                <w:color w:val="0D0D0D"/>
+                <w:sz w:val="24"/>
+                <w:szCs w:val="24"/>
+              </w:rPr>
+              <w:t>:</w:t>
+            </w:r>
+          </w:p>
+        </w:tc>
+        <w:tc>
+          <w:tcPr>
+            <w:tcW w:w="7224" w:type="dxa"/>
+            <w:vAlign w:val="center"/>
+          </w:tcPr>
+          <w:p>
+            <w:pPr>
+              <w:rPr>
+                <w:rFonts w:ascii="Arial Nova Cond" w:hAnsi="Arial Nova Cond"/>
+                <w:color w:val="0D0D0D"/>
+                <w:sz w:val="24"/>
+                <w:szCs w:val="24"/>
               </w:rPr>
             </w:pPr>
             <w:r>
@@ -8938,26 +7705,9 @@
                 <w:szCs w:val="24"/>
                 <w:lang w:eastAsia="en-ID"/>
               </w:rPr>
-              <w:t xml:space="preserve">Nama </w:t>
-            </w:r>
-          </w:p>
-        </w:tc>
-        <w:tc>
-          <w:tcPr>
-            <w:tcW w:w="7589" w:type="dxa"/>
-            <w:vAlign w:val="center"/>
-            <w:hideMark/>
-          </w:tcPr>
-          <w:p>
-            <w:pPr>
-              <w:spacing w:after="0" w:line="240" w:lineRule="auto"/>
-              <w:rPr>
-                <w:rFonts w:ascii="Arial Nova Cond" w:eastAsia="Times New Roman" w:hAnsi="Arial Nova Cond" w:cs="Times New Roman"/>
-                <w:sz w:val="24"/>
-                <w:szCs w:val="24"/>
-                <w:lang w:eastAsia="en-ID"/>
-              </w:rPr>
-            </w:pPr>
+              <w:t>{</w:t>
+            </w:r>
+            <w:proofErr w:type="spellStart"/>
             <w:r>
               <w:rPr>
                 <w:rFonts w:ascii="Arial Nova Cond" w:eastAsia="Times New Roman" w:hAnsi="Arial Nova Cond" w:cs="Times New Roman"/>
@@ -8966,8 +7716,9 @@
                 <w:szCs w:val="24"/>
                 <w:lang w:eastAsia="en-ID"/>
               </w:rPr>
-              <w:t>:</w:t>
-            </w:r>
+              <w:t>nama_saksi</w:t>
+            </w:r>
+            <w:proofErr w:type="spellEnd"/>
             <w:r>
               <w:rPr>
                 <w:rFonts w:ascii="Arial Nova Cond" w:eastAsia="Times New Roman" w:hAnsi="Arial Nova Cond" w:cs="Times New Roman"/>
@@ -8976,8 +7727,43 @@
                 <w:szCs w:val="24"/>
                 <w:lang w:eastAsia="en-ID"/>
               </w:rPr>
-              <w:t xml:space="preserve"> </w:t>
-            </w:r>
+              <w:t>}</w:t>
+            </w:r>
+          </w:p>
+        </w:tc>
+      </w:tr>
+      <w:tr>
+        <w:tc>
+          <w:tcPr>
+            <w:tcW w:w="421" w:type="dxa"/>
+            <w:vAlign w:val="center"/>
+          </w:tcPr>
+          <w:p>
+            <w:pPr>
+              <w:rPr>
+                <w:rFonts w:ascii="Arial Nova Cond" w:hAnsi="Arial Nova Cond"/>
+                <w:color w:val="0D0D0D"/>
+                <w:sz w:val="24"/>
+                <w:szCs w:val="24"/>
+              </w:rPr>
+            </w:pPr>
+          </w:p>
+        </w:tc>
+        <w:tc>
+          <w:tcPr>
+            <w:tcW w:w="1701" w:type="dxa"/>
+            <w:vAlign w:val="center"/>
+          </w:tcPr>
+          <w:p>
+            <w:pPr>
+              <w:rPr>
+                <w:rFonts w:ascii="Arial Nova Cond" w:hAnsi="Arial Nova Cond"/>
+                <w:color w:val="0D0D0D"/>
+                <w:sz w:val="24"/>
+                <w:szCs w:val="24"/>
+              </w:rPr>
+            </w:pPr>
+            <w:proofErr w:type="spellStart"/>
             <w:r>
               <w:rPr>
                 <w:rFonts w:ascii="Arial Nova Cond" w:eastAsia="Times New Roman" w:hAnsi="Arial Nova Cond" w:cs="Times New Roman"/>
@@ -8986,37 +7772,120 @@
                 <w:szCs w:val="24"/>
                 <w:lang w:eastAsia="en-ID"/>
               </w:rPr>
-              <w:t>{nama_saksi}</w:t>
+              <w:t>Jabatan</w:t>
+            </w:r>
+            <w:proofErr w:type="spellEnd"/>
+          </w:p>
+        </w:tc>
+        <w:tc>
+          <w:tcPr>
+            <w:tcW w:w="283" w:type="dxa"/>
+            <w:vAlign w:val="center"/>
+          </w:tcPr>
+          <w:p>
+            <w:pPr>
+              <w:rPr>
+                <w:rFonts w:ascii="Arial Nova Cond" w:hAnsi="Arial Nova Cond"/>
+                <w:color w:val="0D0D0D"/>
+                <w:sz w:val="24"/>
+                <w:szCs w:val="24"/>
+              </w:rPr>
+            </w:pPr>
+            <w:r>
+              <w:rPr>
+                <w:rFonts w:ascii="Arial Nova Cond" w:hAnsi="Arial Nova Cond"/>
+                <w:color w:val="0D0D0D"/>
+                <w:sz w:val="24"/>
+                <w:szCs w:val="24"/>
+              </w:rPr>
+              <w:t>:</w:t>
+            </w:r>
+          </w:p>
+        </w:tc>
+        <w:tc>
+          <w:tcPr>
+            <w:tcW w:w="7224" w:type="dxa"/>
+            <w:vAlign w:val="center"/>
+          </w:tcPr>
+          <w:p>
+            <w:pPr>
+              <w:rPr>
+                <w:rFonts w:ascii="Arial Nova Cond" w:hAnsi="Arial Nova Cond"/>
+                <w:color w:val="0D0D0D"/>
+                <w:sz w:val="24"/>
+                <w:szCs w:val="24"/>
+              </w:rPr>
+            </w:pPr>
+            <w:r>
+              <w:rPr>
+                <w:rFonts w:ascii="Arial Nova Cond" w:eastAsia="Times New Roman" w:hAnsi="Arial Nova Cond" w:cs="Times New Roman"/>
+                <w:color w:val="0D0D0D"/>
+                <w:sz w:val="24"/>
+                <w:szCs w:val="24"/>
+                <w:lang w:eastAsia="en-ID"/>
+              </w:rPr>
+              <w:t>{</w:t>
+            </w:r>
+            <w:proofErr w:type="spellStart"/>
+            <w:r>
+              <w:rPr>
+                <w:rFonts w:ascii="Arial Nova Cond" w:eastAsia="Times New Roman" w:hAnsi="Arial Nova Cond" w:cs="Times New Roman"/>
+                <w:color w:val="0D0D0D"/>
+                <w:sz w:val="24"/>
+                <w:szCs w:val="24"/>
+                <w:lang w:eastAsia="en-ID"/>
+              </w:rPr>
+              <w:t>jabatan_saksi</w:t>
+            </w:r>
+            <w:proofErr w:type="spellEnd"/>
+            <w:r>
+              <w:rPr>
+                <w:rFonts w:ascii="Arial Nova Cond" w:eastAsia="Times New Roman" w:hAnsi="Arial Nova Cond" w:cs="Times New Roman"/>
+                <w:color w:val="0D0D0D"/>
+                <w:sz w:val="24"/>
+                <w:szCs w:val="24"/>
+                <w:lang w:eastAsia="en-ID"/>
+              </w:rPr>
+              <w:t>}</w:t>
             </w:r>
           </w:p>
         </w:tc>
       </w:tr>
       <w:tr>
-        <w:tc>
-          <w:tcPr>
-            <w:tcW w:w="458" w:type="dxa"/>
+        <w:trPr>
+          <w:trHeight w:val="970"/>
+        </w:trPr>
+        <w:tc>
+          <w:tcPr>
+            <w:tcW w:w="421" w:type="dxa"/>
             <w:vAlign w:val="center"/>
           </w:tcPr>
           <w:p>
             <w:pPr>
-              <w:spacing w:after="0" w:line="240" w:lineRule="auto"/>
-              <w:rPr>
-                <w:rFonts w:ascii="Arial Nova Cond" w:eastAsia="Times New Roman" w:hAnsi="Arial Nova Cond" w:cs="Times New Roman"/>
-                <w:sz w:val="24"/>
-                <w:szCs w:val="24"/>
-                <w:lang w:eastAsia="en-ID"/>
-              </w:rPr>
-            </w:pPr>
-          </w:p>
-        </w:tc>
-        <w:tc>
-          <w:tcPr>
-            <w:tcW w:w="1842" w:type="dxa"/>
+              <w:rPr>
+                <w:rFonts w:ascii="Arial Nova Cond" w:hAnsi="Arial Nova Cond"/>
+                <w:color w:val="0D0D0D"/>
+                <w:sz w:val="24"/>
+                <w:szCs w:val="24"/>
+              </w:rPr>
+            </w:pPr>
+          </w:p>
+        </w:tc>
+        <w:tc>
+          <w:tcPr>
+            <w:tcW w:w="1701" w:type="dxa"/>
             <w:vAlign w:val="center"/>
           </w:tcPr>
           <w:p>
             <w:pPr>
-              <w:spacing w:after="0" w:line="240" w:lineRule="auto"/>
+              <w:rPr>
+                <w:rFonts w:ascii="Arial Nova Cond" w:hAnsi="Arial Nova Cond"/>
+                <w:color w:val="0D0D0D"/>
+                <w:sz w:val="24"/>
+                <w:szCs w:val="24"/>
+              </w:rPr>
+            </w:pPr>
+            <w:r>
               <w:rPr>
                 <w:rFonts w:ascii="Arial Nova Cond" w:eastAsia="Times New Roman" w:hAnsi="Arial Nova Cond" w:cs="Times New Roman"/>
                 <w:color w:val="0D0D0D"/>
@@ -9024,7 +7893,9 @@
                 <w:szCs w:val="24"/>
                 <w:lang w:eastAsia="en-ID"/>
               </w:rPr>
-            </w:pPr>
+              <w:t xml:space="preserve">Tanda </w:t>
+            </w:r>
+            <w:proofErr w:type="spellStart"/>
             <w:r>
               <w:rPr>
                 <w:rFonts w:ascii="Arial Nova Cond" w:eastAsia="Times New Roman" w:hAnsi="Arial Nova Cond" w:cs="Times New Roman"/>
@@ -9033,18 +7904,51 @@
                 <w:szCs w:val="24"/>
                 <w:lang w:eastAsia="en-ID"/>
               </w:rPr>
-              <w:t>Jabatan</w:t>
-            </w:r>
-          </w:p>
-        </w:tc>
-        <w:tc>
-          <w:tcPr>
-            <w:tcW w:w="7589" w:type="dxa"/>
+              <w:t>tangan</w:t>
+            </w:r>
+            <w:proofErr w:type="spellEnd"/>
+          </w:p>
+        </w:tc>
+        <w:tc>
+          <w:tcPr>
+            <w:tcW w:w="283" w:type="dxa"/>
             <w:vAlign w:val="center"/>
           </w:tcPr>
           <w:p>
             <w:pPr>
-              <w:spacing w:after="0" w:line="240" w:lineRule="auto"/>
+              <w:rPr>
+                <w:rFonts w:ascii="Arial Nova Cond" w:hAnsi="Arial Nova Cond"/>
+                <w:color w:val="0D0D0D"/>
+                <w:sz w:val="24"/>
+                <w:szCs w:val="24"/>
+              </w:rPr>
+            </w:pPr>
+            <w:r>
+              <w:rPr>
+                <w:rFonts w:ascii="Arial Nova Cond" w:hAnsi="Arial Nova Cond"/>
+                <w:color w:val="0D0D0D"/>
+                <w:sz w:val="24"/>
+                <w:szCs w:val="24"/>
+              </w:rPr>
+              <w:t>:</w:t>
+            </w:r>
+          </w:p>
+        </w:tc>
+        <w:tc>
+          <w:tcPr>
+            <w:tcW w:w="7224" w:type="dxa"/>
+            <w:vAlign w:val="center"/>
+          </w:tcPr>
+          <w:p>
+            <w:pPr>
+              <w:rPr>
+                <w:rFonts w:ascii="Arial Nova Cond" w:hAnsi="Arial Nova Cond"/>
+                <w:color w:val="0D0D0D"/>
+                <w:sz w:val="24"/>
+                <w:szCs w:val="24"/>
+              </w:rPr>
+            </w:pPr>
+            <w:r>
               <w:rPr>
                 <w:rFonts w:ascii="Arial Nova Cond" w:eastAsia="Times New Roman" w:hAnsi="Arial Nova Cond" w:cs="Times New Roman"/>
                 <w:color w:val="0D0D0D"/>
@@ -9052,7 +7956,9 @@
                 <w:szCs w:val="24"/>
                 <w:lang w:eastAsia="en-ID"/>
               </w:rPr>
-            </w:pPr>
+              <w:t>{/</w:t>
+            </w:r>
+            <w:proofErr w:type="spellStart"/>
             <w:r>
               <w:rPr>
                 <w:rFonts w:ascii="Arial Nova Cond" w:eastAsia="Times New Roman" w:hAnsi="Arial Nova Cond" w:cs="Times New Roman"/>
@@ -9061,8 +7967,9 @@
                 <w:szCs w:val="24"/>
                 <w:lang w:eastAsia="en-ID"/>
               </w:rPr>
-              <w:t xml:space="preserve">: </w:t>
-            </w:r>
+              <w:t>saksi</w:t>
+            </w:r>
+            <w:proofErr w:type="spellEnd"/>
             <w:r>
               <w:rPr>
                 <w:rFonts w:ascii="Arial Nova Cond" w:eastAsia="Times New Roman" w:hAnsi="Arial Nova Cond" w:cs="Times New Roman"/>
@@ -9071,141 +7978,23 @@
                 <w:szCs w:val="24"/>
                 <w:lang w:eastAsia="en-ID"/>
               </w:rPr>
-              <w:t>{jabatan_saksi}</w:t>
-            </w:r>
-          </w:p>
-        </w:tc>
-      </w:tr>
-      <w:tr>
-        <w:tc>
-          <w:tcPr>
-            <w:tcW w:w="458" w:type="dxa"/>
-            <w:vAlign w:val="center"/>
-          </w:tcPr>
-          <w:p>
-            <w:pPr>
-              <w:spacing w:after="0" w:line="240" w:lineRule="auto"/>
-              <w:rPr>
-                <w:rFonts w:ascii="Arial Nova Cond" w:eastAsia="Times New Roman" w:hAnsi="Arial Nova Cond" w:cs="Times New Roman"/>
-                <w:sz w:val="24"/>
-                <w:szCs w:val="24"/>
-                <w:lang w:eastAsia="en-ID"/>
-              </w:rPr>
-            </w:pPr>
-          </w:p>
-        </w:tc>
-        <w:tc>
-          <w:tcPr>
-            <w:tcW w:w="1842" w:type="dxa"/>
-          </w:tcPr>
-          <w:p>
-            <w:pPr>
-              <w:spacing w:after="0" w:line="240" w:lineRule="auto"/>
-              <w:rPr>
-                <w:rFonts w:ascii="Arial Nova Cond" w:eastAsia="Times New Roman" w:hAnsi="Arial Nova Cond" w:cs="Times New Roman"/>
-                <w:sz w:val="24"/>
-                <w:szCs w:val="24"/>
-                <w:lang w:eastAsia="en-ID"/>
-              </w:rPr>
-            </w:pPr>
-            <w:r>
-              <w:rPr>
-                <w:rFonts w:ascii="Arial Nova Cond" w:eastAsia="Times New Roman" w:hAnsi="Arial Nova Cond" w:cs="Times New Roman"/>
-                <w:color w:val="0D0D0D"/>
-                <w:sz w:val="24"/>
-                <w:szCs w:val="24"/>
-                <w:lang w:eastAsia="en-ID"/>
-              </w:rPr>
-              <w:t xml:space="preserve">Tanda tangan </w:t>
-            </w:r>
-          </w:p>
-        </w:tc>
-        <w:tc>
-          <w:tcPr>
-            <w:tcW w:w="7589" w:type="dxa"/>
-            <w:vAlign w:val="center"/>
-            <w:hideMark/>
-          </w:tcPr>
-          <w:p>
-            <w:pPr>
-              <w:spacing w:after="0" w:line="240" w:lineRule="auto"/>
-              <w:rPr>
-                <w:rFonts w:ascii="Arial Nova Cond" w:eastAsia="Times New Roman" w:hAnsi="Arial Nova Cond" w:cs="Times New Roman"/>
-                <w:color w:val="0D0D0D"/>
-                <w:sz w:val="24"/>
-                <w:szCs w:val="24"/>
-                <w:lang w:eastAsia="en-ID"/>
-              </w:rPr>
-            </w:pPr>
-            <w:r>
-              <w:rPr>
-                <w:rFonts w:ascii="Arial Nova Cond" w:eastAsia="Times New Roman" w:hAnsi="Arial Nova Cond" w:cs="Times New Roman"/>
-                <w:color w:val="0D0D0D"/>
-                <w:sz w:val="24"/>
-                <w:szCs w:val="24"/>
-                <w:lang w:eastAsia="en-ID"/>
-              </w:rPr>
-              <w:t>:</w:t>
-            </w:r>
-            <w:r>
-              <w:rPr>
-                <w:rFonts w:ascii="Arial Nova Cond" w:eastAsia="Times New Roman" w:hAnsi="Arial Nova Cond" w:cs="Times New Roman"/>
-                <w:color w:val="0D0D0D"/>
-                <w:sz w:val="24"/>
-                <w:szCs w:val="24"/>
-                <w:lang w:eastAsia="en-ID"/>
-              </w:rPr>
-              <w:t xml:space="preserve"> </w:t>
-            </w:r>
-            <w:r>
-              <w:rPr>
-                <w:rFonts w:ascii="Arial Nova Cond" w:eastAsia="Times New Roman" w:hAnsi="Arial Nova Cond" w:cs="Times New Roman"/>
-                <w:color w:val="0D0D0D"/>
-                <w:sz w:val="24"/>
-                <w:szCs w:val="24"/>
-                <w:lang w:eastAsia="en-ID"/>
-              </w:rPr>
-              <w:t>{%ttd_saksi} {/saksi}</w:t>
-            </w:r>
-          </w:p>
-          <w:p>
-            <w:pPr>
-              <w:spacing w:after="0" w:line="240" w:lineRule="auto"/>
-              <w:rPr>
-                <w:rFonts w:ascii="Arial Nova Cond" w:eastAsia="Times New Roman" w:hAnsi="Arial Nova Cond" w:cs="Times New Roman"/>
-                <w:color w:val="0D0D0D"/>
-                <w:sz w:val="24"/>
-                <w:szCs w:val="24"/>
-                <w:lang w:eastAsia="en-ID"/>
-              </w:rPr>
-            </w:pPr>
-          </w:p>
-          <w:p>
-            <w:pPr>
-              <w:spacing w:after="0" w:line="240" w:lineRule="auto"/>
-              <w:rPr>
-                <w:rFonts w:ascii="Arial Nova Cond" w:eastAsia="Times New Roman" w:hAnsi="Arial Nova Cond" w:cs="Times New Roman"/>
-                <w:color w:val="0D0D0D"/>
-                <w:sz w:val="24"/>
-                <w:szCs w:val="24"/>
-                <w:lang w:eastAsia="en-ID"/>
-              </w:rPr>
-            </w:pPr>
-          </w:p>
-          <w:p>
-            <w:pPr>
-              <w:spacing w:after="0" w:line="240" w:lineRule="auto"/>
-              <w:rPr>
-                <w:rFonts w:ascii="Arial Nova Cond" w:eastAsia="Times New Roman" w:hAnsi="Arial Nova Cond" w:cs="Times New Roman"/>
-                <w:sz w:val="24"/>
-                <w:szCs w:val="24"/>
-                <w:lang w:eastAsia="en-ID"/>
-              </w:rPr>
-            </w:pPr>
+              <w:t>}</w:t>
+            </w:r>
           </w:p>
         </w:tc>
       </w:tr>
     </w:tbl>
+    <w:p>
+      <w:pPr>
+        <w:spacing w:after="0" w:line="240" w:lineRule="auto"/>
+        <w:rPr>
+          <w:rFonts w:ascii="Arial Nova Cond" w:hAnsi="Arial Nova Cond"/>
+          <w:color w:val="0D0D0D"/>
+          <w:sz w:val="24"/>
+          <w:szCs w:val="24"/>
+        </w:rPr>
+      </w:pPr>
+    </w:p>
     <w:p>
       <w:pPr>
         <w:spacing w:after="0" w:line="240" w:lineRule="auto"/>
@@ -9312,6 +8101,7 @@
                               <w:szCs w:val="20"/>
                             </w:rPr>
                           </w:pPr>
+                          <w:proofErr w:type="spellStart"/>
                           <w:r>
                             <w:rPr>
                               <w:rFonts w:ascii="Arial Nova Cond" w:hAnsi="Arial Nova Cond"/>
@@ -9320,6 +8110,7 @@
                             </w:rPr>
                             <w:t>Paraf</w:t>
                           </w:r>
+                          <w:proofErr w:type="spellEnd"/>
                           <w:r>
                             <w:rPr>
                               <w:rFonts w:ascii="Arial Nova Cond" w:hAnsi="Arial Nova Cond"/>
@@ -9328,6 +8119,7 @@
                             </w:rPr>
                             <w:t xml:space="preserve"> Tim </w:t>
                           </w:r>
+                          <w:proofErr w:type="spellStart"/>
                           <w:r>
                             <w:rPr>
                               <w:rFonts w:ascii="Arial Nova Cond" w:hAnsi="Arial Nova Cond"/>
@@ -9336,6 +8128,7 @@
                             </w:rPr>
                             <w:t>Pengawas</w:t>
                           </w:r>
+                          <w:proofErr w:type="spellEnd"/>
                           <w:r>
                             <w:rPr>
                               <w:rFonts w:ascii="Arial Nova Cond" w:hAnsi="Arial Nova Cond"/>
@@ -9350,7 +8143,7 @@
                               <w:sz w:val="20"/>
                               <w:szCs w:val="20"/>
                             </w:rPr>
-                            <w:t>{%paraf_pengawas}</w:t>
+                            <w:t>………………</w:t>
                           </w:r>
                         </w:p>
                       </w:txbxContent>
@@ -9390,6 +8183,7 @@
                         <w:szCs w:val="20"/>
                       </w:rPr>
                     </w:pPr>
+                    <w:proofErr w:type="spellStart"/>
                     <w:r>
                       <w:rPr>
                         <w:rFonts w:ascii="Arial Nova Cond" w:hAnsi="Arial Nova Cond"/>
@@ -9398,6 +8192,7 @@
                       </w:rPr>
                       <w:t>Paraf</w:t>
                     </w:r>
+                    <w:proofErr w:type="spellEnd"/>
                     <w:r>
                       <w:rPr>
                         <w:rFonts w:ascii="Arial Nova Cond" w:hAnsi="Arial Nova Cond"/>
@@ -9406,6 +8201,7 @@
                       </w:rPr>
                       <w:t xml:space="preserve"> Tim </w:t>
                     </w:r>
+                    <w:proofErr w:type="spellStart"/>
                     <w:r>
                       <w:rPr>
                         <w:rFonts w:ascii="Arial Nova Cond" w:hAnsi="Arial Nova Cond"/>
@@ -9414,6 +8210,7 @@
                       </w:rPr>
                       <w:t>Pengawas</w:t>
                     </w:r>
+                    <w:proofErr w:type="spellEnd"/>
                     <w:r>
                       <w:rPr>
                         <w:rFonts w:ascii="Arial Nova Cond" w:hAnsi="Arial Nova Cond"/>
@@ -9428,7 +8225,7 @@
                         <w:sz w:val="20"/>
                         <w:szCs w:val="20"/>
                       </w:rPr>
-                      <w:t>{%paraf_pengawas}</w:t>
+                      <w:t>………………</w:t>
                     </w:r>
                   </w:p>
                 </w:txbxContent>
@@ -9496,8 +8293,36 @@
                               <w:sz w:val="20"/>
                               <w:szCs w:val="20"/>
                             </w:rPr>
-                            <w:t>Paraf</w:t>
+                            <w:t xml:space="preserve">Paraf </w:t>
                           </w:r>
+                          <w:proofErr w:type="spellStart"/>
+                          <w:r>
+                            <w:rPr>
+                              <w:rFonts w:ascii="Arial Nova Cond" w:hAnsi="Arial Nova Cond" w:cs="Arial"/>
+                              <w:sz w:val="20"/>
+                              <w:szCs w:val="20"/>
+                            </w:rPr>
+                            <w:t>Pihak</w:t>
+                          </w:r>
+                          <w:proofErr w:type="spellEnd"/>
+                          <w:r>
+                            <w:rPr>
+                              <w:rFonts w:ascii="Arial Nova Cond" w:hAnsi="Arial Nova Cond" w:cs="Arial"/>
+                              <w:sz w:val="20"/>
+                              <w:szCs w:val="20"/>
+                            </w:rPr>
+                            <w:t xml:space="preserve"> Usaha/ </w:t>
+                          </w:r>
+                          <w:proofErr w:type="spellStart"/>
+                          <w:r>
+                            <w:rPr>
+                              <w:rFonts w:ascii="Arial Nova Cond" w:hAnsi="Arial Nova Cond" w:cs="Arial"/>
+                              <w:sz w:val="20"/>
+                              <w:szCs w:val="20"/>
+                            </w:rPr>
+                            <w:t>Kegiatan</w:t>
+                          </w:r>
+                          <w:proofErr w:type="spellEnd"/>
                           <w:r>
                             <w:rPr>
                               <w:rFonts w:ascii="Arial Nova Cond" w:hAnsi="Arial Nova Cond" w:cs="Arial"/>
@@ -9512,39 +8337,7 @@
                               <w:sz w:val="20"/>
                               <w:szCs w:val="20"/>
                             </w:rPr>
-                            <w:t>Pihak</w:t>
-                          </w:r>
-                          <w:r>
-                            <w:rPr>
-                              <w:rFonts w:ascii="Arial Nova Cond" w:hAnsi="Arial Nova Cond" w:cs="Arial"/>
-                              <w:sz w:val="20"/>
-                              <w:szCs w:val="20"/>
-                            </w:rPr>
-                            <w:t xml:space="preserve"> Usaha/ </w:t>
-                          </w:r>
-                          <w:r>
-                            <w:rPr>
-                              <w:rFonts w:ascii="Arial Nova Cond" w:hAnsi="Arial Nova Cond" w:cs="Arial"/>
-                              <w:sz w:val="20"/>
-                              <w:szCs w:val="20"/>
-                            </w:rPr>
-                            <w:t>Kegiatan</w:t>
-                          </w:r>
-                          <w:r>
-                            <w:rPr>
-                              <w:rFonts w:ascii="Arial Nova Cond" w:hAnsi="Arial Nova Cond" w:cs="Arial"/>
-                              <w:sz w:val="20"/>
-                              <w:szCs w:val="20"/>
-                            </w:rPr>
-                            <w:t xml:space="preserve"> </w:t>
-                          </w:r>
-                          <w:r>
-                            <w:rPr>
-                              <w:rFonts w:ascii="Arial Nova Cond" w:hAnsi="Arial Nova Cond" w:cs="Arial"/>
-                              <w:sz w:val="20"/>
-                              <w:szCs w:val="20"/>
-                            </w:rPr>
-                            <w:t>{%paraf_pemrakarsa}</w:t>
+                            <w:t>………….</w:t>
                           </w:r>
                         </w:p>
                       </w:txbxContent>
@@ -9586,8 +8379,36 @@
                         <w:sz w:val="20"/>
                         <w:szCs w:val="20"/>
                       </w:rPr>
-                      <w:t>Paraf</w:t>
+                      <w:t xml:space="preserve">Paraf </w:t>
                     </w:r>
+                    <w:proofErr w:type="spellStart"/>
+                    <w:r>
+                      <w:rPr>
+                        <w:rFonts w:ascii="Arial Nova Cond" w:hAnsi="Arial Nova Cond" w:cs="Arial"/>
+                        <w:sz w:val="20"/>
+                        <w:szCs w:val="20"/>
+                      </w:rPr>
+                      <w:t>Pihak</w:t>
+                    </w:r>
+                    <w:proofErr w:type="spellEnd"/>
+                    <w:r>
+                      <w:rPr>
+                        <w:rFonts w:ascii="Arial Nova Cond" w:hAnsi="Arial Nova Cond" w:cs="Arial"/>
+                        <w:sz w:val="20"/>
+                        <w:szCs w:val="20"/>
+                      </w:rPr>
+                      <w:t xml:space="preserve"> Usaha/ </w:t>
+                    </w:r>
+                    <w:proofErr w:type="spellStart"/>
+                    <w:r>
+                      <w:rPr>
+                        <w:rFonts w:ascii="Arial Nova Cond" w:hAnsi="Arial Nova Cond" w:cs="Arial"/>
+                        <w:sz w:val="20"/>
+                        <w:szCs w:val="20"/>
+                      </w:rPr>
+                      <w:t>Kegiatan</w:t>
+                    </w:r>
+                    <w:proofErr w:type="spellEnd"/>
                     <w:r>
                       <w:rPr>
                         <w:rFonts w:ascii="Arial Nova Cond" w:hAnsi="Arial Nova Cond" w:cs="Arial"/>
@@ -9602,39 +8423,7 @@
                         <w:sz w:val="20"/>
                         <w:szCs w:val="20"/>
                       </w:rPr>
-                      <w:t>Pihak</w:t>
-                    </w:r>
-                    <w:r>
-                      <w:rPr>
-                        <w:rFonts w:ascii="Arial Nova Cond" w:hAnsi="Arial Nova Cond" w:cs="Arial"/>
-                        <w:sz w:val="20"/>
-                        <w:szCs w:val="20"/>
-                      </w:rPr>
-                      <w:t xml:space="preserve"> Usaha/ </w:t>
-                    </w:r>
-                    <w:r>
-                      <w:rPr>
-                        <w:rFonts w:ascii="Arial Nova Cond" w:hAnsi="Arial Nova Cond" w:cs="Arial"/>
-                        <w:sz w:val="20"/>
-                        <w:szCs w:val="20"/>
-                      </w:rPr>
-                      <w:t>Kegiatan</w:t>
-                    </w:r>
-                    <w:r>
-                      <w:rPr>
-                        <w:rFonts w:ascii="Arial Nova Cond" w:hAnsi="Arial Nova Cond" w:cs="Arial"/>
-                        <w:sz w:val="20"/>
-                        <w:szCs w:val="20"/>
-                      </w:rPr>
-                      <w:t xml:space="preserve"> </w:t>
-                    </w:r>
-                    <w:r>
-                      <w:rPr>
-                        <w:rFonts w:ascii="Arial Nova Cond" w:hAnsi="Arial Nova Cond" w:cs="Arial"/>
-                        <w:sz w:val="20"/>
-                        <w:szCs w:val="20"/>
-                      </w:rPr>
-                      <w:t>{%paraf_pemrakarsa}</w:t>
+                      <w:t>………….</w:t>
                     </w:r>
                   </w:p>
                 </w:txbxContent>
@@ -12863,6 +11652,7 @@
   <w:style w:type="character" w:default="1" w:styleId="DefaultParagraphFont">
     <w:name w:val="Default Paragraph Font"/>
     <w:uiPriority w:val="1"/>
+    <w:semiHidden/>
     <w:unhideWhenUsed/>
   </w:style>
   <w:style w:type="table" w:default="1" w:styleId="TableNormal">
